--- a/eng/docx/60.content.docx
+++ b/eng/docx/60.content.docx
@@ -7,6 +7,15 @@
       <w:r/>
     </w:p>
     <w:p>
+      <w:pPr>
+        <w:pStyle w:val="Heading2"/>
+      </w:pPr>
+      <w:r>
+        <w:t>Resource: Study Notes (Tyndale)</w:t>
+      </w:r>
+      <w:r/>
+    </w:p>
+    <w:p>
       <w:r/>
       <w:r>
         <w:rPr>
@@ -46,7 +55,7 @@
         <w:pStyle w:val="Heading1"/>
       </w:pPr>
       <w:r>
-        <w:t>Aquifer Open Study Notes</w:t>
+        <w:t>Study Notes (Tyndale)</w:t>
       </w:r>
     </w:p>
     <w:p>
@@ -55,6 +64,51 @@
           <w:headerReference w:type="even" r:id="rId8"/>
           <w:headerReference w:type="default" r:id="rId9"/>
           <w:footerReference w:type="default" r:id="rId10"/>
+          <w:footnotePr>
+            <w:numRestart w:val="eachSect"/>
+          </w:footnotePr>
+          <w:type w:val="continuous"/>
+          <w:pgSz w:w="12240" w:h="15840" w:code="1"/>
+          <w:pgMar w:top="1440" w:right="1440" w:bottom="1440" w:left="1440" w:header="504" w:footer="504" w:gutter="0"/>
+          <w:cols w:space="708"/>
+          <w:titlePg/>
+          <w:docGrid w:linePitch="360"/>
+        </w:sectPr>
+      </w:pPr>
+    </w:p>
+    <w:p>
+      <w:r/>
+    </w:p>
+    <w:p>
+      <w:pPr>
+        <w:pStyle w:val="Heading2"/>
+      </w:pPr>
+      <w:r>
+        <w:t>1PE</w:t>
+      </w:r>
+      <w:r/>
+    </w:p>
+    <w:p>
+      <w:r/>
+      <w:r>
+        <w:rPr>
+          <w:i/>
+        </w:rPr>
+        <w:t>1 Peter 1:1, 1 Peter 1:2, 1 Peter 1:3, 1 Peter 1:3–9, 1 Peter 1:4, 1 Peter 1:5, 1 Peter 1:7, 1 Peter 1:9, 1 Peter 1:10–12, 1 Peter 1:11, 1 Peter 1:12, 1 Peter 1:13, 1 Peter 1:13–21, 1 Peter 1:15–16, 1 Peter 1:17, 1 Peter 1:18, 1 Peter 1:19, 1 Peter 1:20, 1 Peter 1:22, 1 Peter 1:22–2.3, 1 Peter 2:2, 1 Peter 2:3, 1 Peter 2:4, 1 Peter 2:4–10, 1 Peter 2:5, 1 Peter 2:6–8, 1 Peter 2:8, 1 Peter 2:9, 1 Peter 2:11, 1 Peter 2:11–12, 1 Peter 2:12, 1 Peter 2:13, 1 Peter 2:13–3.7, 1 Peter 2:14, 1 Peter 2:17, 1 Peter 2:18, 1 Peter 2:18–20, 1 Peter 2:21–25, 1 Peter 2:24, 1 Peter 3:1, 1 Peter 3:1–7, 1 Peter 3:3–4, 1 Peter 3:6, 1 Peter 3:7, 1 Peter 3:8–12, 1 Peter 3:9, 1 Peter 3:10–12, 1 Peter 3:13, 1 Peter 3:13–17, 1 Peter 3:14–15, 1 Peter 3:18, 1 Peter 3:18–22, 1 Peter 3:19–20, 1 Peter 3:20, 1 Peter 3:21, 1 Peter 3:22, 1 Peter 4:1, 1 Peter 4:1–6, 1 Peter 4:3, 1 Peter 4:6, 1 Peter 4:7, 1 Peter 4:7–11, 1 Peter 4:8, 1 Peter 4:10, 1 Peter 4:11, 1 Peter 4:12, 1 Peter 4:12–19, 1 Peter 4:13, 1 Peter 4:14, 1 Peter 4:16, 1 Peter 4:17, 1 Peter 5:1–4, 1 Peter 5:1–14, 1 Peter 5:2, 1 Peter 5:5, 1 Peter 5:9, 1 Peter 5:10, 1 Peter 5:12, 1 Peter 5:13, 1 Peter 5:14</w:t>
+      </w:r>
+      <w:r/>
+    </w:p>
+    <w:p>
+      <w:r/>
+      <w:r>
+        <w:t xml:space="preserve"> </w:t>
+      </w:r>
+      <w:r/>
+      <w:r/>
+    </w:p>
+    <w:p>
+      <w:pPr>
+        <w:sectPr>
           <w:footnotePr>
             <w:numRestart w:val="eachSect"/>
           </w:footnotePr>

--- a/eng/docx/60.content.docx
+++ b/eng/docx/60.content.docx
@@ -4,57 +4,114 @@
   <w:body>
     <w:p/>
     <w:p>
-      <w:r/>
+      <w:pPr/>
+      <w:r>
+        <w:rPr>
+          <w:lang w:val="en_US" w:bidi="en_US"/>
+        </w:rPr>
+      </w:r>
     </w:p>
     <w:p>
       <w:pPr>
         <w:pStyle w:val="Heading2"/>
       </w:pPr>
       <w:r>
+        <w:rPr>
+          <w:lang w:val="en_US" w:bidi="en_US"/>
+        </w:rPr>
         <w:t>Resource: Study Notes (Tyndale)</w:t>
       </w:r>
-      <w:r/>
-    </w:p>
-    <w:p>
-      <w:r/>
+      <w:r>
+        <w:rPr>
+          <w:lang w:val="en_US" w:bidi="en_US"/>
+        </w:rPr>
+      </w:r>
+    </w:p>
+    <w:p>
+      <w:pPr/>
+      <w:r>
+        <w:rPr>
+          <w:lang w:val="en_US" w:bidi="en_US"/>
+        </w:rPr>
+      </w:r>
       <w:r>
         <w:rPr>
           <w:b/>
+          <w:lang w:val="en_US" w:bidi="en_US"/>
         </w:rPr>
         <w:t>Aquifer Open Study Notes</w:t>
       </w:r>
     </w:p>
     <w:p>
-      <w:r/>
-      <w:r>
+      <w:pPr/>
+      <w:r>
+        <w:rPr>
+          <w:lang w:val="en_US" w:bidi="en_US"/>
+        </w:rPr>
+      </w:r>
+      <w:r>
+        <w:rPr>
+          <w:lang w:val="en_US" w:bidi="en_US"/>
+        </w:rPr>
         <w:t xml:space="preserve">This work is an adaptation of </w:t>
       </w:r>
       <w:r>
+        <w:rPr>
+          <w:lang w:val="en_US" w:bidi="en_US"/>
+        </w:rPr>
         <w:t>Tyndale Open Study Notes</w:t>
       </w:r>
       <w:r>
+        <w:rPr>
+          <w:lang w:val="en_US" w:bidi="en_US"/>
+        </w:rPr>
         <w:t xml:space="preserve"> © 2023 Tyndale House Publishers, licensed under the CC BY-SA 4.0 license. The adaptation, </w:t>
       </w:r>
       <w:r>
+        <w:rPr>
+          <w:lang w:val="en_US" w:bidi="en_US"/>
+        </w:rPr>
         <w:t>Aquifer Open Study Notes</w:t>
       </w:r>
       <w:r>
+        <w:rPr>
+          <w:lang w:val="en_US" w:bidi="en_US"/>
+        </w:rPr>
         <w:t>, was created by Mission Mutual and is also licensed under CC BY-SA 4.0.</w:t>
       </w:r>
     </w:p>
     <w:p>
-      <w:r/>
-      <w:r>
+      <w:pPr/>
+      <w:r>
+        <w:rPr>
+          <w:lang w:val="en_US" w:bidi="en_US"/>
+        </w:rPr>
+      </w:r>
+      <w:r>
+        <w:rPr>
+          <w:lang w:val="en_US" w:bidi="en_US"/>
+        </w:rPr>
         <w:t>This resource has been adapted into multiple languages, including English, Tok Pisin, Arabic (عربي), French (Français), Hindi (हिंदी), Indonesian (Bahasa Indonesia), Portuguese (Português), Russian (Русский), Spanish (Español), Swahili (Kiswahili), and Simplified Chinese (简体中文).</w:t>
       </w:r>
-      <w:r/>
-      <w:r/>
+      <w:r>
+        <w:rPr>
+          <w:lang w:val="en_US" w:bidi="en_US"/>
+        </w:rPr>
+      </w:r>
+      <w:r>
+        <w:rPr>
+          <w:lang w:val="en_US" w:bidi="en_US"/>
+        </w:rPr>
+      </w:r>
     </w:p>
     <w:p>
       <w:pPr>
         <w:pStyle w:val="Heading1"/>
       </w:pPr>
       <w:r>
+        <w:rPr>
+          <w:lang w:val="en_US" w:bidi="en_US"/>
+        </w:rPr>
         <w:t>Study Notes (Tyndale)</w:t>
       </w:r>
     </w:p>
@@ -77,34 +134,72 @@
       </w:pPr>
     </w:p>
     <w:p>
-      <w:r/>
+      <w:pPr/>
+      <w:r>
+        <w:rPr>
+          <w:lang w:val="en_US" w:bidi="en_US"/>
+        </w:rPr>
+      </w:r>
     </w:p>
     <w:p>
       <w:pPr>
         <w:pStyle w:val="Heading2"/>
       </w:pPr>
       <w:r>
+        <w:rPr>
+          <w:lang w:val="en_US" w:bidi="en_US"/>
+        </w:rPr>
         <w:t>1PE</w:t>
       </w:r>
-      <w:r/>
-    </w:p>
-    <w:p>
-      <w:r/>
+      <w:r>
+        <w:rPr>
+          <w:lang w:val="en_US" w:bidi="en_US"/>
+        </w:rPr>
+      </w:r>
+    </w:p>
+    <w:p>
+      <w:pPr/>
+      <w:r>
+        <w:rPr>
+          <w:lang w:val="en_US" w:bidi="en_US"/>
+        </w:rPr>
+      </w:r>
       <w:r>
         <w:rPr>
           <w:i/>
+          <w:lang w:val="en_US" w:bidi="en_US"/>
         </w:rPr>
         <w:t>1 Peter 1:1, 1 Peter 1:2, 1 Peter 1:3, 1 Peter 1:3–9, 1 Peter 1:4, 1 Peter 1:5, 1 Peter 1:7, 1 Peter 1:9, 1 Peter 1:10–12, 1 Peter 1:11, 1 Peter 1:12, 1 Peter 1:13, 1 Peter 1:13–21, 1 Peter 1:15–16, 1 Peter 1:17, 1 Peter 1:18, 1 Peter 1:19, 1 Peter 1:20, 1 Peter 1:22, 1 Peter 1:22–2.3, 1 Peter 2:2, 1 Peter 2:3, 1 Peter 2:4, 1 Peter 2:4–10, 1 Peter 2:5, 1 Peter 2:6–8, 1 Peter 2:8, 1 Peter 2:9, 1 Peter 2:11, 1 Peter 2:11–12, 1 Peter 2:12, 1 Peter 2:13, 1 Peter 2:13–3.7, 1 Peter 2:14, 1 Peter 2:17, 1 Peter 2:18, 1 Peter 2:18–20, 1 Peter 2:21–25, 1 Peter 2:24, 1 Peter 3:1, 1 Peter 3:1–7, 1 Peter 3:3–4, 1 Peter 3:6, 1 Peter 3:7, 1 Peter 3:8–12, 1 Peter 3:9, 1 Peter 3:10–12, 1 Peter 3:13, 1 Peter 3:13–17, 1 Peter 3:14–15, 1 Peter 3:18, 1 Peter 3:18–22, 1 Peter 3:19–20, 1 Peter 3:20, 1 Peter 3:21, 1 Peter 3:22, 1 Peter 4:1, 1 Peter 4:1–6, 1 Peter 4:3, 1 Peter 4:6, 1 Peter 4:7, 1 Peter 4:7–11, 1 Peter 4:8, 1 Peter 4:10, 1 Peter 4:11, 1 Peter 4:12, 1 Peter 4:12–19, 1 Peter 4:13, 1 Peter 4:14, 1 Peter 4:16, 1 Peter 4:17, 1 Peter 5:1–4, 1 Peter 5:1–14, 1 Peter 5:2, 1 Peter 5:5, 1 Peter 5:9, 1 Peter 5:10, 1 Peter 5:12, 1 Peter 5:13, 1 Peter 5:14</w:t>
       </w:r>
-      <w:r/>
-    </w:p>
-    <w:p>
-      <w:r/>
-      <w:r>
+      <w:r>
+        <w:rPr>
+          <w:lang w:val="en_US" w:bidi="en_US"/>
+        </w:rPr>
+      </w:r>
+    </w:p>
+    <w:p>
+      <w:pPr/>
+      <w:r>
+        <w:rPr>
+          <w:lang w:val="en_US" w:bidi="en_US"/>
+        </w:rPr>
+      </w:r>
+      <w:r>
+        <w:rPr>
+          <w:lang w:val="en_US" w:bidi="en_US"/>
+        </w:rPr>
         <w:t xml:space="preserve"> </w:t>
       </w:r>
-      <w:r/>
-      <w:r/>
+      <w:r>
+        <w:rPr>
+          <w:lang w:val="en_US" w:bidi="en_US"/>
+        </w:rPr>
+      </w:r>
+      <w:r>
+        <w:rPr>
+          <w:lang w:val="en_US" w:bidi="en_US"/>
+        </w:rPr>
+      </w:r>
     </w:p>
     <w:p>
       <w:pPr>
@@ -122,25 +217,48 @@
       </w:pPr>
     </w:p>
     <w:p>
-      <w:r/>
+      <w:pPr/>
+      <w:r>
+        <w:rPr>
+          <w:lang w:val="en_US" w:bidi="en_US"/>
+        </w:rPr>
+      </w:r>
     </w:p>
     <w:p>
       <w:pPr>
         <w:pStyle w:val="Heading2"/>
       </w:pPr>
       <w:r>
+        <w:rPr>
+          <w:lang w:val="en_US" w:bidi="en_US"/>
+        </w:rPr>
         <w:t>1 Peter 1:1</w:t>
       </w:r>
-      <w:r/>
-    </w:p>
-    <w:p>
-      <w:r/>
-      <w:r>
+      <w:r>
+        <w:rPr>
+          <w:lang w:val="en_US" w:bidi="en_US"/>
+        </w:rPr>
+      </w:r>
+    </w:p>
+    <w:p>
+      <w:pPr/>
+      <w:r>
+        <w:rPr>
+          <w:lang w:val="en_US" w:bidi="en_US"/>
+        </w:rPr>
+      </w:r>
+      <w:r>
+        <w:rPr>
+          <w:lang w:val="en_US" w:bidi="en_US"/>
+        </w:rPr>
         <w:t>to God’s chosen people: Peter opens his letter to suffering Christians by reminding them of the status they enjoy because of God’s act on their behalf (</w:t>
       </w:r>
       <w:hyperlink r:id="rId13">
         <w:r>
           <w:rPr>
+            <w:lang w:val="en_US" w:bidi="en_US"/>
+          </w:rPr>
+          <w:rPr>
             <w:color w:val="0000EE"/>
             <w:u w:val="single"/>
           </w:rPr>
@@ -148,40 +266,78 @@
         </w:r>
       </w:hyperlink>
       <w:r>
+        <w:rPr>
+          <w:lang w:val="en_US" w:bidi="en_US"/>
+        </w:rPr>
         <w:t xml:space="preserve">). • living as foreigners (literally </w:t>
       </w:r>
       <w:r>
         <w:rPr>
           <w:i/>
+          <w:lang w:val="en_US" w:bidi="en_US"/>
         </w:rPr>
         <w:t>exiles of the dispersion</w:t>
       </w:r>
       <w:r>
+        <w:rPr>
+          <w:lang w:val="en_US" w:bidi="en_US"/>
+        </w:rPr>
         <w:t>): An exile had been uprooted from his or her homeland and taken to live in a foreign country. Peter uses the concept metaphorically to remind Christians that they are living in a world dominated by anti-Christian values and ways of life. • Pontus, Galatia, Cappadocia, Asia, and Bithynia were Roman provinces in what is now Turkey. They might be listed in the order of the route that a messenger would have followed while carrying the letter to the various churches.</w:t>
       </w:r>
-      <w:r/>
-      <w:r/>
-    </w:p>
-    <w:p>
-      <w:r/>
+      <w:r>
+        <w:rPr>
+          <w:lang w:val="en_US" w:bidi="en_US"/>
+        </w:rPr>
+      </w:r>
+      <w:r>
+        <w:rPr>
+          <w:lang w:val="en_US" w:bidi="en_US"/>
+        </w:rPr>
+      </w:r>
+    </w:p>
+    <w:p>
+      <w:pPr/>
+      <w:r>
+        <w:rPr>
+          <w:lang w:val="en_US" w:bidi="en_US"/>
+        </w:rPr>
+      </w:r>
     </w:p>
     <w:p>
       <w:pPr>
         <w:pStyle w:val="Heading2"/>
       </w:pPr>
       <w:r>
+        <w:rPr>
+          <w:lang w:val="en_US" w:bidi="en_US"/>
+        </w:rPr>
         <w:t>1 Peter 1:2</w:t>
       </w:r>
-      <w:r/>
-    </w:p>
-    <w:p>
-      <w:r/>
-      <w:r>
+      <w:r>
+        <w:rPr>
+          <w:lang w:val="en_US" w:bidi="en_US"/>
+        </w:rPr>
+      </w:r>
+    </w:p>
+    <w:p>
+      <w:pPr/>
+      <w:r>
+        <w:rPr>
+          <w:lang w:val="en_US" w:bidi="en_US"/>
+        </w:rPr>
+      </w:r>
+      <w:r>
+        <w:rPr>
+          <w:lang w:val="en_US" w:bidi="en_US"/>
+        </w:rPr>
         <w:t xml:space="preserve">knew you and chose you: When God knows a person, it means that he chooses that person. He chose to enter into relationship with his people before they knew him (cp. </w:t>
       </w:r>
       <w:hyperlink r:id="rId14">
         <w:r>
           <w:rPr>
+            <w:lang w:val="en_US" w:bidi="en_US"/>
+          </w:rPr>
+          <w:rPr>
             <w:color w:val="0000EE"/>
             <w:u w:val="single"/>
           </w:rPr>
@@ -189,11 +345,17 @@
         </w:r>
       </w:hyperlink>
       <w:r>
+        <w:rPr>
+          <w:lang w:val="en_US" w:bidi="en_US"/>
+        </w:rPr>
         <w:t xml:space="preserve">; </w:t>
       </w:r>
       <w:hyperlink r:id="rId15">
         <w:r>
           <w:rPr>
+            <w:lang w:val="en_US" w:bidi="en_US"/>
+          </w:rPr>
+          <w:rPr>
             <w:color w:val="0000EE"/>
             <w:u w:val="single"/>
           </w:rPr>
@@ -201,31 +363,65 @@
         </w:r>
       </w:hyperlink>
       <w:r>
+        <w:rPr>
+          <w:lang w:val="en_US" w:bidi="en_US"/>
+        </w:rPr>
         <w:t>).</w:t>
       </w:r>
-      <w:r/>
-      <w:r/>
-    </w:p>
-    <w:p>
-      <w:r/>
+      <w:r>
+        <w:rPr>
+          <w:lang w:val="en_US" w:bidi="en_US"/>
+        </w:rPr>
+      </w:r>
+      <w:r>
+        <w:rPr>
+          <w:lang w:val="en_US" w:bidi="en_US"/>
+        </w:rPr>
+      </w:r>
+    </w:p>
+    <w:p>
+      <w:pPr/>
+      <w:r>
+        <w:rPr>
+          <w:lang w:val="en_US" w:bidi="en_US"/>
+        </w:rPr>
+      </w:r>
     </w:p>
     <w:p>
       <w:pPr>
         <w:pStyle w:val="Heading2"/>
       </w:pPr>
       <w:r>
+        <w:rPr>
+          <w:lang w:val="en_US" w:bidi="en_US"/>
+        </w:rPr>
         <w:t>1 Peter 1:3</w:t>
       </w:r>
-      <w:r/>
-    </w:p>
-    <w:p>
-      <w:r/>
-      <w:r>
+      <w:r>
+        <w:rPr>
+          <w:lang w:val="en_US" w:bidi="en_US"/>
+        </w:rPr>
+      </w:r>
+    </w:p>
+    <w:p>
+      <w:pPr/>
+      <w:r>
+        <w:rPr>
+          <w:lang w:val="en_US" w:bidi="en_US"/>
+        </w:rPr>
+      </w:r>
+      <w:r>
+        <w:rPr>
+          <w:lang w:val="en_US" w:bidi="en_US"/>
+        </w:rPr>
         <w:t xml:space="preserve">born again: New birth is a way of describing Christian conversion (cp. </w:t>
       </w:r>
       <w:hyperlink r:id="rId16">
         <w:r>
           <w:rPr>
+            <w:lang w:val="en_US" w:bidi="en_US"/>
+          </w:rPr>
+          <w:rPr>
             <w:color w:val="0000EE"/>
             <w:u w:val="single"/>
           </w:rPr>
@@ -233,11 +429,17 @@
         </w:r>
       </w:hyperlink>
       <w:r>
+        <w:rPr>
+          <w:lang w:val="en_US" w:bidi="en_US"/>
+        </w:rPr>
         <w:t xml:space="preserve">; </w:t>
       </w:r>
       <w:hyperlink r:id="rId17">
         <w:r>
           <w:rPr>
+            <w:lang w:val="en_US" w:bidi="en_US"/>
+          </w:rPr>
+          <w:rPr>
             <w:color w:val="0000EE"/>
             <w:u w:val="single"/>
           </w:rPr>
@@ -245,11 +447,17 @@
         </w:r>
       </w:hyperlink>
       <w:r>
+        <w:rPr>
+          <w:lang w:val="en_US" w:bidi="en_US"/>
+        </w:rPr>
         <w:t xml:space="preserve">; </w:t>
       </w:r>
       <w:hyperlink r:id="rId18">
         <w:r>
           <w:rPr>
+            <w:lang w:val="en_US" w:bidi="en_US"/>
+          </w:rPr>
+          <w:rPr>
             <w:color w:val="0000EE"/>
             <w:u w:val="single"/>
           </w:rPr>
@@ -257,11 +465,17 @@
         </w:r>
       </w:hyperlink>
       <w:r>
+        <w:rPr>
+          <w:lang w:val="en_US" w:bidi="en_US"/>
+        </w:rPr>
         <w:t xml:space="preserve">; </w:t>
       </w:r>
       <w:hyperlink r:id="rId19">
         <w:r>
           <w:rPr>
+            <w:lang w:val="en_US" w:bidi="en_US"/>
+          </w:rPr>
+          <w:rPr>
             <w:color w:val="0000EE"/>
             <w:u w:val="single"/>
           </w:rPr>
@@ -269,11 +483,17 @@
         </w:r>
       </w:hyperlink>
       <w:r>
+        <w:rPr>
+          <w:lang w:val="en_US" w:bidi="en_US"/>
+        </w:rPr>
         <w:t xml:space="preserve">; </w:t>
       </w:r>
       <w:hyperlink r:id="rId20">
         <w:r>
           <w:rPr>
+            <w:lang w:val="en_US" w:bidi="en_US"/>
+          </w:rPr>
+          <w:rPr>
             <w:color w:val="0000EE"/>
             <w:u w:val="single"/>
           </w:rPr>
@@ -281,11 +501,17 @@
         </w:r>
       </w:hyperlink>
       <w:r>
+        <w:rPr>
+          <w:lang w:val="en_US" w:bidi="en_US"/>
+        </w:rPr>
         <w:t xml:space="preserve">; </w:t>
       </w:r>
       <w:hyperlink r:id="rId21">
         <w:r>
           <w:rPr>
+            <w:lang w:val="en_US" w:bidi="en_US"/>
+          </w:rPr>
+          <w:rPr>
             <w:color w:val="0000EE"/>
             <w:u w:val="single"/>
           </w:rPr>
@@ -293,11 +519,17 @@
         </w:r>
       </w:hyperlink>
       <w:r>
+        <w:rPr>
+          <w:lang w:val="en_US" w:bidi="en_US"/>
+        </w:rPr>
         <w:t xml:space="preserve">, </w:t>
       </w:r>
       <w:hyperlink r:id="rId22">
         <w:r>
           <w:rPr>
+            <w:lang w:val="en_US" w:bidi="en_US"/>
+          </w:rPr>
+          <w:rPr>
             <w:color w:val="0000EE"/>
             <w:u w:val="single"/>
           </w:rPr>
@@ -305,11 +537,17 @@
         </w:r>
       </w:hyperlink>
       <w:r>
+        <w:rPr>
+          <w:lang w:val="en_US" w:bidi="en_US"/>
+        </w:rPr>
         <w:t xml:space="preserve">, </w:t>
       </w:r>
       <w:hyperlink r:id="rId23">
         <w:r>
           <w:rPr>
+            <w:lang w:val="en_US" w:bidi="en_US"/>
+          </w:rPr>
+          <w:rPr>
             <w:color w:val="0000EE"/>
             <w:u w:val="single"/>
           </w:rPr>
@@ -317,11 +555,17 @@
         </w:r>
       </w:hyperlink>
       <w:r>
+        <w:rPr>
+          <w:lang w:val="en_US" w:bidi="en_US"/>
+        </w:rPr>
         <w:t xml:space="preserve">). This Greek word, which occurs again in </w:t>
       </w:r>
       <w:hyperlink r:id="rId24">
         <w:r>
           <w:rPr>
+            <w:lang w:val="en_US" w:bidi="en_US"/>
+          </w:rPr>
+          <w:rPr>
             <w:color w:val="0000EE"/>
             <w:u w:val="single"/>
           </w:rPr>
@@ -329,11 +573,17 @@
         </w:r>
       </w:hyperlink>
       <w:r>
+        <w:rPr>
+          <w:lang w:val="en_US" w:bidi="en_US"/>
+        </w:rPr>
         <w:t xml:space="preserve">, brackets the message of </w:t>
       </w:r>
       <w:hyperlink r:id="rId25">
         <w:r>
           <w:rPr>
+            <w:lang w:val="en_US" w:bidi="en_US"/>
+          </w:rPr>
+          <w:rPr>
             <w:color w:val="0000EE"/>
             <w:u w:val="single"/>
           </w:rPr>
@@ -341,51 +591,113 @@
         </w:r>
       </w:hyperlink>
       <w:r>
+        <w:rPr>
+          <w:lang w:val="en_US" w:bidi="en_US"/>
+        </w:rPr>
         <w:t>.</w:t>
       </w:r>
-      <w:r/>
-      <w:r/>
-    </w:p>
-    <w:p>
-      <w:r/>
+      <w:r>
+        <w:rPr>
+          <w:lang w:val="en_US" w:bidi="en_US"/>
+        </w:rPr>
+      </w:r>
+      <w:r>
+        <w:rPr>
+          <w:lang w:val="en_US" w:bidi="en_US"/>
+        </w:rPr>
+      </w:r>
+    </w:p>
+    <w:p>
+      <w:pPr/>
+      <w:r>
+        <w:rPr>
+          <w:lang w:val="en_US" w:bidi="en_US"/>
+        </w:rPr>
+      </w:r>
     </w:p>
     <w:p>
       <w:pPr>
         <w:pStyle w:val="Heading2"/>
       </w:pPr>
       <w:r>
+        <w:rPr>
+          <w:lang w:val="en_US" w:bidi="en_US"/>
+        </w:rPr>
         <w:t>1 Peter 1:3–9</w:t>
       </w:r>
-      <w:r/>
-    </w:p>
-    <w:p>
-      <w:r/>
-      <w:r>
+      <w:r>
+        <w:rPr>
+          <w:lang w:val="en_US" w:bidi="en_US"/>
+        </w:rPr>
+      </w:r>
+    </w:p>
+    <w:p>
+      <w:pPr/>
+      <w:r>
+        <w:rPr>
+          <w:lang w:val="en_US" w:bidi="en_US"/>
+        </w:rPr>
+      </w:r>
+      <w:r>
+        <w:rPr>
+          <w:lang w:val="en_US" w:bidi="en_US"/>
+        </w:rPr>
         <w:t>In most New Testament letters, the greeting is followed by a section of thanksgiving or praise. Peter praises God that his mercy brings new spiritual life, which produces confident expectation about the future despite sufferings in the meantime.</w:t>
       </w:r>
-      <w:r/>
-      <w:r/>
-    </w:p>
-    <w:p>
-      <w:r/>
+      <w:r>
+        <w:rPr>
+          <w:lang w:val="en_US" w:bidi="en_US"/>
+        </w:rPr>
+      </w:r>
+      <w:r>
+        <w:rPr>
+          <w:lang w:val="en_US" w:bidi="en_US"/>
+        </w:rPr>
+      </w:r>
+    </w:p>
+    <w:p>
+      <w:pPr/>
+      <w:r>
+        <w:rPr>
+          <w:lang w:val="en_US" w:bidi="en_US"/>
+        </w:rPr>
+      </w:r>
     </w:p>
     <w:p>
       <w:pPr>
         <w:pStyle w:val="Heading2"/>
       </w:pPr>
       <w:r>
+        <w:rPr>
+          <w:lang w:val="en_US" w:bidi="en_US"/>
+        </w:rPr>
         <w:t>1 Peter 1:4</w:t>
       </w:r>
-      <w:r/>
-    </w:p>
-    <w:p>
-      <w:r/>
-      <w:r>
+      <w:r>
+        <w:rPr>
+          <w:lang w:val="en_US" w:bidi="en_US"/>
+        </w:rPr>
+      </w:r>
+    </w:p>
+    <w:p>
+      <w:pPr/>
+      <w:r>
+        <w:rPr>
+          <w:lang w:val="en_US" w:bidi="en_US"/>
+        </w:rPr>
+      </w:r>
+      <w:r>
+        <w:rPr>
+          <w:lang w:val="en_US" w:bidi="en_US"/>
+        </w:rPr>
         <w:t xml:space="preserve">The language of inheritance frequently refers to what God has promised his people. Originally applied to the land of Israel (see </w:t>
       </w:r>
       <w:hyperlink r:id="rId26">
         <w:r>
           <w:rPr>
+            <w:lang w:val="en_US" w:bidi="en_US"/>
+          </w:rPr>
+          <w:rPr>
             <w:color w:val="0000EE"/>
             <w:u w:val="single"/>
           </w:rPr>
@@ -393,20 +705,30 @@
         </w:r>
       </w:hyperlink>
       <w:r>
+        <w:rPr>
+          <w:lang w:val="en_US" w:bidi="en_US"/>
+        </w:rPr>
         <w:t xml:space="preserve">), the </w:t>
       </w:r>
       <w:r>
         <w:rPr>
           <w:i/>
+          <w:lang w:val="en_US" w:bidi="en_US"/>
         </w:rPr>
         <w:t>inheritance</w:t>
       </w:r>
       <w:r>
+        <w:rPr>
+          <w:lang w:val="en_US" w:bidi="en_US"/>
+        </w:rPr>
         <w:t xml:space="preserve"> came to mean the people of God and God’s presence with them (see </w:t>
       </w:r>
       <w:hyperlink r:id="rId27">
         <w:r>
           <w:rPr>
+            <w:lang w:val="en_US" w:bidi="en_US"/>
+          </w:rPr>
+          <w:rPr>
             <w:color w:val="0000EE"/>
             <w:u w:val="single"/>
           </w:rPr>
@@ -414,11 +736,17 @@
         </w:r>
       </w:hyperlink>
       <w:r>
+        <w:rPr>
+          <w:lang w:val="en_US" w:bidi="en_US"/>
+        </w:rPr>
         <w:t xml:space="preserve">; </w:t>
       </w:r>
       <w:hyperlink r:id="rId28">
         <w:r>
           <w:rPr>
+            <w:lang w:val="en_US" w:bidi="en_US"/>
+          </w:rPr>
+          <w:rPr>
             <w:color w:val="0000EE"/>
             <w:u w:val="single"/>
           </w:rPr>
@@ -426,11 +754,17 @@
         </w:r>
       </w:hyperlink>
       <w:r>
+        <w:rPr>
+          <w:lang w:val="en_US" w:bidi="en_US"/>
+        </w:rPr>
         <w:t xml:space="preserve">). In the New Testament, the inheritance is the spiritual benefit and eternal salvation that God promises to his people (see </w:t>
       </w:r>
       <w:hyperlink r:id="rId29">
         <w:r>
           <w:rPr>
+            <w:lang w:val="en_US" w:bidi="en_US"/>
+          </w:rPr>
+          <w:rPr>
             <w:color w:val="0000EE"/>
             <w:u w:val="single"/>
           </w:rPr>
@@ -438,11 +772,17 @@
         </w:r>
       </w:hyperlink>
       <w:r>
+        <w:rPr>
+          <w:lang w:val="en_US" w:bidi="en_US"/>
+        </w:rPr>
         <w:t xml:space="preserve">; </w:t>
       </w:r>
       <w:hyperlink r:id="rId30">
         <w:r>
           <w:rPr>
+            <w:lang w:val="en_US" w:bidi="en_US"/>
+          </w:rPr>
+          <w:rPr>
             <w:color w:val="0000EE"/>
             <w:u w:val="single"/>
           </w:rPr>
@@ -450,40 +790,78 @@
         </w:r>
       </w:hyperlink>
       <w:r>
+        <w:rPr>
+          <w:lang w:val="en_US" w:bidi="en_US"/>
+        </w:rPr>
         <w:t>).</w:t>
       </w:r>
-      <w:r/>
-      <w:r/>
-    </w:p>
-    <w:p>
-      <w:r/>
+      <w:r>
+        <w:rPr>
+          <w:lang w:val="en_US" w:bidi="en_US"/>
+        </w:rPr>
+      </w:r>
+      <w:r>
+        <w:rPr>
+          <w:lang w:val="en_US" w:bidi="en_US"/>
+        </w:rPr>
+      </w:r>
+    </w:p>
+    <w:p>
+      <w:pPr/>
+      <w:r>
+        <w:rPr>
+          <w:lang w:val="en_US" w:bidi="en_US"/>
+        </w:rPr>
+      </w:r>
     </w:p>
     <w:p>
       <w:pPr>
         <w:pStyle w:val="Heading2"/>
       </w:pPr>
       <w:r>
+        <w:rPr>
+          <w:lang w:val="en_US" w:bidi="en_US"/>
+        </w:rPr>
         <w:t>1 Peter 1:5</w:t>
       </w:r>
-      <w:r/>
-    </w:p>
-    <w:p>
-      <w:r/>
-      <w:r>
+      <w:r>
+        <w:rPr>
+          <w:lang w:val="en_US" w:bidi="en_US"/>
+        </w:rPr>
+      </w:r>
+    </w:p>
+    <w:p>
+      <w:pPr/>
+      <w:r>
+        <w:rPr>
+          <w:lang w:val="en_US" w:bidi="en_US"/>
+        </w:rPr>
+      </w:r>
+      <w:r>
+        <w:rPr>
+          <w:lang w:val="en_US" w:bidi="en_US"/>
+        </w:rPr>
         <w:t xml:space="preserve">until you receive this salvation: In the New Testament, </w:t>
       </w:r>
       <w:r>
         <w:rPr>
           <w:i/>
+          <w:lang w:val="en_US" w:bidi="en_US"/>
         </w:rPr>
         <w:t>salvation</w:t>
       </w:r>
       <w:r>
+        <w:rPr>
+          <w:lang w:val="en_US" w:bidi="en_US"/>
+        </w:rPr>
         <w:t xml:space="preserve"> often refers to final rescue from sin and death at the time of Christ’s return. This hope encourages believers to persevere to the end (see also </w:t>
       </w:r>
       <w:hyperlink r:id="rId31">
         <w:r>
           <w:rPr>
+            <w:lang w:val="en_US" w:bidi="en_US"/>
+          </w:rPr>
+          <w:rPr>
             <w:color w:val="0000EE"/>
             <w:u w:val="single"/>
           </w:rPr>
@@ -491,11 +869,17 @@
         </w:r>
       </w:hyperlink>
       <w:r>
+        <w:rPr>
+          <w:lang w:val="en_US" w:bidi="en_US"/>
+        </w:rPr>
         <w:t xml:space="preserve">, </w:t>
       </w:r>
       <w:hyperlink r:id="rId32">
         <w:r>
           <w:rPr>
+            <w:lang w:val="en_US" w:bidi="en_US"/>
+          </w:rPr>
+          <w:rPr>
             <w:color w:val="0000EE"/>
             <w:u w:val="single"/>
           </w:rPr>
@@ -503,11 +887,17 @@
         </w:r>
       </w:hyperlink>
       <w:r>
+        <w:rPr>
+          <w:lang w:val="en_US" w:bidi="en_US"/>
+        </w:rPr>
         <w:t xml:space="preserve">; </w:t>
       </w:r>
       <w:hyperlink r:id="rId33">
         <w:r>
           <w:rPr>
+            <w:lang w:val="en_US" w:bidi="en_US"/>
+          </w:rPr>
+          <w:rPr>
             <w:color w:val="0000EE"/>
             <w:u w:val="single"/>
           </w:rPr>
@@ -515,11 +905,17 @@
         </w:r>
       </w:hyperlink>
       <w:r>
+        <w:rPr>
+          <w:lang w:val="en_US" w:bidi="en_US"/>
+        </w:rPr>
         <w:t xml:space="preserve">; </w:t>
       </w:r>
       <w:hyperlink r:id="rId34">
         <w:r>
           <w:rPr>
+            <w:lang w:val="en_US" w:bidi="en_US"/>
+          </w:rPr>
+          <w:rPr>
             <w:color w:val="0000EE"/>
             <w:u w:val="single"/>
           </w:rPr>
@@ -527,11 +923,17 @@
         </w:r>
       </w:hyperlink>
       <w:r>
+        <w:rPr>
+          <w:lang w:val="en_US" w:bidi="en_US"/>
+        </w:rPr>
         <w:t xml:space="preserve">). • ready to be revealed: The future revealing of God’s salvation contrasts with the present hiddenness of God and his purposes (see also </w:t>
       </w:r>
       <w:hyperlink r:id="rId35">
         <w:r>
           <w:rPr>
+            <w:lang w:val="en_US" w:bidi="en_US"/>
+          </w:rPr>
+          <w:rPr>
             <w:color w:val="0000EE"/>
             <w:u w:val="single"/>
           </w:rPr>
@@ -539,11 +941,17 @@
         </w:r>
       </w:hyperlink>
       <w:r>
+        <w:rPr>
+          <w:lang w:val="en_US" w:bidi="en_US"/>
+        </w:rPr>
         <w:t xml:space="preserve">, </w:t>
       </w:r>
       <w:hyperlink r:id="rId36">
         <w:r>
           <w:rPr>
+            <w:lang w:val="en_US" w:bidi="en_US"/>
+          </w:rPr>
+          <w:rPr>
             <w:color w:val="0000EE"/>
             <w:u w:val="single"/>
           </w:rPr>
@@ -551,78 +959,152 @@
         </w:r>
       </w:hyperlink>
       <w:r>
+        <w:rPr>
+          <w:lang w:val="en_US" w:bidi="en_US"/>
+        </w:rPr>
         <w:t>).</w:t>
       </w:r>
-      <w:r/>
-      <w:r/>
-    </w:p>
-    <w:p>
-      <w:r/>
+      <w:r>
+        <w:rPr>
+          <w:lang w:val="en_US" w:bidi="en_US"/>
+        </w:rPr>
+      </w:r>
+      <w:r>
+        <w:rPr>
+          <w:lang w:val="en_US" w:bidi="en_US"/>
+        </w:rPr>
+      </w:r>
+    </w:p>
+    <w:p>
+      <w:pPr/>
+      <w:r>
+        <w:rPr>
+          <w:lang w:val="en_US" w:bidi="en_US"/>
+        </w:rPr>
+      </w:r>
     </w:p>
     <w:p>
       <w:pPr>
         <w:pStyle w:val="Heading2"/>
       </w:pPr>
       <w:r>
+        <w:rPr>
+          <w:lang w:val="en_US" w:bidi="en_US"/>
+        </w:rPr>
         <w:t>1 Peter 1:7</w:t>
       </w:r>
-      <w:r/>
-    </w:p>
-    <w:p>
-      <w:r/>
-      <w:r>
+      <w:r>
+        <w:rPr>
+          <w:lang w:val="en_US" w:bidi="en_US"/>
+        </w:rPr>
+      </w:r>
+    </w:p>
+    <w:p>
+      <w:pPr/>
+      <w:r>
+        <w:rPr>
+          <w:lang w:val="en_US" w:bidi="en_US"/>
+        </w:rPr>
+      </w:r>
+      <w:r>
+        <w:rPr>
+          <w:lang w:val="en_US" w:bidi="en_US"/>
+        </w:rPr>
         <w:t>will show that your faith is genuine: Faith, like gold</w:t>
       </w:r>
       <w:r>
         <w:rPr>
           <w:i/>
+          <w:lang w:val="en_US" w:bidi="en_US"/>
         </w:rPr>
         <w:t>,</w:t>
       </w:r>
       <w:r>
+        <w:rPr>
+          <w:lang w:val="en_US" w:bidi="en_US"/>
+        </w:rPr>
         <w:t xml:space="preserve"> is purified as it is tested. • The NLT understands praise and glory and honor as being given by God to the faithful Christian. The phrase could also mean that a faithful Christian life brings </w:t>
       </w:r>
       <w:r>
         <w:rPr>
           <w:i/>
+          <w:lang w:val="en_US" w:bidi="en_US"/>
         </w:rPr>
         <w:t>praise and glory and honor</w:t>
       </w:r>
       <w:r>
+        <w:rPr>
+          <w:lang w:val="en_US" w:bidi="en_US"/>
+        </w:rPr>
         <w:t xml:space="preserve"> to God.</w:t>
       </w:r>
-      <w:r/>
-      <w:r/>
-    </w:p>
-    <w:p>
-      <w:r/>
+      <w:r>
+        <w:rPr>
+          <w:lang w:val="en_US" w:bidi="en_US"/>
+        </w:rPr>
+      </w:r>
+      <w:r>
+        <w:rPr>
+          <w:lang w:val="en_US" w:bidi="en_US"/>
+        </w:rPr>
+      </w:r>
+    </w:p>
+    <w:p>
+      <w:pPr/>
+      <w:r>
+        <w:rPr>
+          <w:lang w:val="en_US" w:bidi="en_US"/>
+        </w:rPr>
+      </w:r>
     </w:p>
     <w:p>
       <w:pPr>
         <w:pStyle w:val="Heading2"/>
       </w:pPr>
       <w:r>
+        <w:rPr>
+          <w:lang w:val="en_US" w:bidi="en_US"/>
+        </w:rPr>
         <w:t>1 Peter 1:9</w:t>
       </w:r>
-      <w:r/>
-    </w:p>
-    <w:p>
-      <w:r/>
-      <w:r>
+      <w:r>
+        <w:rPr>
+          <w:lang w:val="en_US" w:bidi="en_US"/>
+        </w:rPr>
+      </w:r>
+    </w:p>
+    <w:p>
+      <w:pPr/>
+      <w:r>
+        <w:rPr>
+          <w:lang w:val="en_US" w:bidi="en_US"/>
+        </w:rPr>
+      </w:r>
+      <w:r>
+        <w:rPr>
+          <w:lang w:val="en_US" w:bidi="en_US"/>
+        </w:rPr>
         <w:t xml:space="preserve">salvation of your souls: The Greek word translated </w:t>
       </w:r>
       <w:r>
         <w:rPr>
           <w:i/>
+          <w:lang w:val="en_US" w:bidi="en_US"/>
         </w:rPr>
         <w:t>souls</w:t>
       </w:r>
       <w:r>
+        <w:rPr>
+          <w:lang w:val="en_US" w:bidi="en_US"/>
+        </w:rPr>
         <w:t xml:space="preserve"> often refers to the whole person and not just to some part or aspect of the person (</w:t>
       </w:r>
       <w:hyperlink r:id="rId37">
         <w:r>
           <w:rPr>
+            <w:lang w:val="en_US" w:bidi="en_US"/>
+          </w:rPr>
+          <w:rPr>
             <w:color w:val="0000EE"/>
             <w:u w:val="single"/>
           </w:rPr>
@@ -630,11 +1112,17 @@
         </w:r>
       </w:hyperlink>
       <w:r>
+        <w:rPr>
+          <w:lang w:val="en_US" w:bidi="en_US"/>
+        </w:rPr>
         <w:t xml:space="preserve">; </w:t>
       </w:r>
       <w:hyperlink r:id="rId38">
         <w:r>
           <w:rPr>
+            <w:lang w:val="en_US" w:bidi="en_US"/>
+          </w:rPr>
+          <w:rPr>
             <w:color w:val="0000EE"/>
             <w:u w:val="single"/>
           </w:rPr>
@@ -642,80 +1130,174 @@
         </w:r>
       </w:hyperlink>
       <w:r>
+        <w:rPr>
+          <w:lang w:val="en_US" w:bidi="en_US"/>
+        </w:rPr>
         <w:t>). Salvation affects our whole person, not the inner person only.</w:t>
       </w:r>
-      <w:r/>
-      <w:r/>
-    </w:p>
-    <w:p>
-      <w:r/>
+      <w:r>
+        <w:rPr>
+          <w:lang w:val="en_US" w:bidi="en_US"/>
+        </w:rPr>
+      </w:r>
+      <w:r>
+        <w:rPr>
+          <w:lang w:val="en_US" w:bidi="en_US"/>
+        </w:rPr>
+      </w:r>
+    </w:p>
+    <w:p>
+      <w:pPr/>
+      <w:r>
+        <w:rPr>
+          <w:lang w:val="en_US" w:bidi="en_US"/>
+        </w:rPr>
+      </w:r>
     </w:p>
     <w:p>
       <w:pPr>
         <w:pStyle w:val="Heading2"/>
       </w:pPr>
       <w:r>
+        <w:rPr>
+          <w:lang w:val="en_US" w:bidi="en_US"/>
+        </w:rPr>
         <w:t>1 Peter 1:10–12</w:t>
       </w:r>
-      <w:r/>
-    </w:p>
-    <w:p>
-      <w:r/>
-      <w:r>
+      <w:r>
+        <w:rPr>
+          <w:lang w:val="en_US" w:bidi="en_US"/>
+        </w:rPr>
+      </w:r>
+    </w:p>
+    <w:p>
+      <w:pPr/>
+      <w:r>
+        <w:rPr>
+          <w:lang w:val="en_US" w:bidi="en_US"/>
+        </w:rPr>
+      </w:r>
+      <w:r>
+        <w:rPr>
+          <w:lang w:val="en_US" w:bidi="en_US"/>
+        </w:rPr>
         <w:t>Our salvation is very great: The Old Testament prophets predicted it, and angels long to investigate it.</w:t>
       </w:r>
-      <w:r/>
-      <w:r/>
-    </w:p>
-    <w:p>
-      <w:r/>
+      <w:r>
+        <w:rPr>
+          <w:lang w:val="en_US" w:bidi="en_US"/>
+        </w:rPr>
+      </w:r>
+      <w:r>
+        <w:rPr>
+          <w:lang w:val="en_US" w:bidi="en_US"/>
+        </w:rPr>
+      </w:r>
+    </w:p>
+    <w:p>
+      <w:pPr/>
+      <w:r>
+        <w:rPr>
+          <w:lang w:val="en_US" w:bidi="en_US"/>
+        </w:rPr>
+      </w:r>
     </w:p>
     <w:p>
       <w:pPr>
         <w:pStyle w:val="Heading2"/>
       </w:pPr>
       <w:r>
+        <w:rPr>
+          <w:lang w:val="en_US" w:bidi="en_US"/>
+        </w:rPr>
         <w:t>1 Peter 1:11</w:t>
       </w:r>
-      <w:r/>
-    </w:p>
-    <w:p>
-      <w:r/>
-      <w:r>
+      <w:r>
+        <w:rPr>
+          <w:lang w:val="en_US" w:bidi="en_US"/>
+        </w:rPr>
+      </w:r>
+    </w:p>
+    <w:p>
+      <w:pPr/>
+      <w:r>
+        <w:rPr>
+          <w:lang w:val="en_US" w:bidi="en_US"/>
+        </w:rPr>
+      </w:r>
+      <w:r>
+        <w:rPr>
+          <w:lang w:val="en_US" w:bidi="en_US"/>
+        </w:rPr>
         <w:t xml:space="preserve">They wondered: Much was revealed about the future to the Old Testament prophets, but they did not know precisely when or how the salvation they predicted would come about. • The Greek translated what time could also mean </w:t>
       </w:r>
       <w:r>
         <w:rPr>
           <w:i/>
+          <w:lang w:val="en_US" w:bidi="en_US"/>
         </w:rPr>
         <w:t>what person.</w:t>
       </w:r>
       <w:r>
+        <w:rPr>
+          <w:lang w:val="en_US" w:bidi="en_US"/>
+        </w:rPr>
         <w:t xml:space="preserve"> The prophets knew that a Messiah would come and that he would suffer before he was glorified, but they did not know who that Messiah would be.</w:t>
       </w:r>
-      <w:r/>
-      <w:r/>
-    </w:p>
-    <w:p>
-      <w:r/>
+      <w:r>
+        <w:rPr>
+          <w:lang w:val="en_US" w:bidi="en_US"/>
+        </w:rPr>
+      </w:r>
+      <w:r>
+        <w:rPr>
+          <w:lang w:val="en_US" w:bidi="en_US"/>
+        </w:rPr>
+      </w:r>
+    </w:p>
+    <w:p>
+      <w:pPr/>
+      <w:r>
+        <w:rPr>
+          <w:lang w:val="en_US" w:bidi="en_US"/>
+        </w:rPr>
+      </w:r>
     </w:p>
     <w:p>
       <w:pPr>
         <w:pStyle w:val="Heading2"/>
       </w:pPr>
       <w:r>
+        <w:rPr>
+          <w:lang w:val="en_US" w:bidi="en_US"/>
+        </w:rPr>
         <w:t>1 Peter 1:12</w:t>
       </w:r>
-      <w:r/>
-    </w:p>
-    <w:p>
-      <w:r/>
-      <w:r>
+      <w:r>
+        <w:rPr>
+          <w:lang w:val="en_US" w:bidi="en_US"/>
+        </w:rPr>
+      </w:r>
+    </w:p>
+    <w:p>
+      <w:pPr/>
+      <w:r>
+        <w:rPr>
+          <w:lang w:val="en_US" w:bidi="en_US"/>
+        </w:rPr>
+      </w:r>
+      <w:r>
+        <w:rPr>
+          <w:lang w:val="en_US" w:bidi="en_US"/>
+        </w:rPr>
         <w:t>eagerly watching: The same Greek word is used of the disciples when they peered into Jesus’ empty tomb (</w:t>
       </w:r>
       <w:hyperlink r:id="rId39">
         <w:r>
           <w:rPr>
+            <w:lang w:val="en_US" w:bidi="en_US"/>
+          </w:rPr>
+          <w:rPr>
             <w:color w:val="0000EE"/>
             <w:u w:val="single"/>
           </w:rPr>
@@ -723,11 +1305,17 @@
         </w:r>
       </w:hyperlink>
       <w:r>
+        <w:rPr>
+          <w:lang w:val="en_US" w:bidi="en_US"/>
+        </w:rPr>
         <w:t xml:space="preserve">; </w:t>
       </w:r>
       <w:hyperlink r:id="rId40">
         <w:r>
           <w:rPr>
+            <w:lang w:val="en_US" w:bidi="en_US"/>
+          </w:rPr>
+          <w:rPr>
             <w:color w:val="0000EE"/>
             <w:u w:val="single"/>
           </w:rPr>
@@ -735,11 +1323,17 @@
         </w:r>
       </w:hyperlink>
       <w:r>
+        <w:rPr>
+          <w:lang w:val="en_US" w:bidi="en_US"/>
+        </w:rPr>
         <w:t xml:space="preserve">, </w:t>
       </w:r>
       <w:hyperlink r:id="rId41">
         <w:r>
           <w:rPr>
+            <w:lang w:val="en_US" w:bidi="en_US"/>
+          </w:rPr>
+          <w:rPr>
             <w:color w:val="0000EE"/>
             <w:u w:val="single"/>
           </w:rPr>
@@ -747,80 +1341,174 @@
         </w:r>
       </w:hyperlink>
       <w:r>
+        <w:rPr>
+          <w:lang w:val="en_US" w:bidi="en_US"/>
+        </w:rPr>
         <w:t>).</w:t>
       </w:r>
-      <w:r/>
-      <w:r/>
-    </w:p>
-    <w:p>
-      <w:r/>
+      <w:r>
+        <w:rPr>
+          <w:lang w:val="en_US" w:bidi="en_US"/>
+        </w:rPr>
+      </w:r>
+      <w:r>
+        <w:rPr>
+          <w:lang w:val="en_US" w:bidi="en_US"/>
+        </w:rPr>
+      </w:r>
+    </w:p>
+    <w:p>
+      <w:pPr/>
+      <w:r>
+        <w:rPr>
+          <w:lang w:val="en_US" w:bidi="en_US"/>
+        </w:rPr>
+      </w:r>
     </w:p>
     <w:p>
       <w:pPr>
         <w:pStyle w:val="Heading2"/>
       </w:pPr>
       <w:r>
+        <w:rPr>
+          <w:lang w:val="en_US" w:bidi="en_US"/>
+        </w:rPr>
         <w:t>1 Peter 1:13</w:t>
       </w:r>
-      <w:r/>
-    </w:p>
-    <w:p>
-      <w:r/>
-      <w:r>
+      <w:r>
+        <w:rPr>
+          <w:lang w:val="en_US" w:bidi="en_US"/>
+        </w:rPr>
+      </w:r>
+    </w:p>
+    <w:p>
+      <w:pPr/>
+      <w:r>
+        <w:rPr>
+          <w:lang w:val="en_US" w:bidi="en_US"/>
+        </w:rPr>
+      </w:r>
+      <w:r>
+        <w:rPr>
+          <w:lang w:val="en_US" w:bidi="en_US"/>
+        </w:rPr>
         <w:t xml:space="preserve">prepare your minds for action (literally </w:t>
       </w:r>
       <w:r>
         <w:rPr>
           <w:i/>
+          <w:lang w:val="en_US" w:bidi="en_US"/>
         </w:rPr>
         <w:t>gird the loins of your mind</w:t>
       </w:r>
       <w:r>
+        <w:rPr>
+          <w:lang w:val="en_US" w:bidi="en_US"/>
+        </w:rPr>
         <w:t>): In Peter’s day, a man had to tuck the hem of his long robe into his belt before he could work or run.</w:t>
       </w:r>
-      <w:r/>
-      <w:r/>
-    </w:p>
-    <w:p>
-      <w:r/>
+      <w:r>
+        <w:rPr>
+          <w:lang w:val="en_US" w:bidi="en_US"/>
+        </w:rPr>
+      </w:r>
+      <w:r>
+        <w:rPr>
+          <w:lang w:val="en_US" w:bidi="en_US"/>
+        </w:rPr>
+      </w:r>
+    </w:p>
+    <w:p>
+      <w:pPr/>
+      <w:r>
+        <w:rPr>
+          <w:lang w:val="en_US" w:bidi="en_US"/>
+        </w:rPr>
+      </w:r>
     </w:p>
     <w:p>
       <w:pPr>
         <w:pStyle w:val="Heading2"/>
       </w:pPr>
       <w:r>
+        <w:rPr>
+          <w:lang w:val="en_US" w:bidi="en_US"/>
+        </w:rPr>
         <w:t>1 Peter 1:13–21</w:t>
       </w:r>
-      <w:r/>
-    </w:p>
-    <w:p>
-      <w:r/>
-      <w:r>
+      <w:r>
+        <w:rPr>
+          <w:lang w:val="en_US" w:bidi="en_US"/>
+        </w:rPr>
+      </w:r>
+    </w:p>
+    <w:p>
+      <w:pPr/>
+      <w:r>
+        <w:rPr>
+          <w:lang w:val="en_US" w:bidi="en_US"/>
+        </w:rPr>
+      </w:r>
+      <w:r>
+        <w:rPr>
+          <w:lang w:val="en_US" w:bidi="en_US"/>
+        </w:rPr>
         <w:t>New birth and the hope of salvation require that Christians live as God’s people, separating themselves from the values of the world and emulating the holiness of God, who redeemed them.</w:t>
       </w:r>
-      <w:r/>
-      <w:r/>
-    </w:p>
-    <w:p>
-      <w:r/>
+      <w:r>
+        <w:rPr>
+          <w:lang w:val="en_US" w:bidi="en_US"/>
+        </w:rPr>
+      </w:r>
+      <w:r>
+        <w:rPr>
+          <w:lang w:val="en_US" w:bidi="en_US"/>
+        </w:rPr>
+      </w:r>
+    </w:p>
+    <w:p>
+      <w:pPr/>
+      <w:r>
+        <w:rPr>
+          <w:lang w:val="en_US" w:bidi="en_US"/>
+        </w:rPr>
+      </w:r>
     </w:p>
     <w:p>
       <w:pPr>
         <w:pStyle w:val="Heading2"/>
       </w:pPr>
       <w:r>
+        <w:rPr>
+          <w:lang w:val="en_US" w:bidi="en_US"/>
+        </w:rPr>
         <w:t>1 Peter 1:15–16</w:t>
       </w:r>
-      <w:r/>
-    </w:p>
-    <w:p>
-      <w:r/>
-      <w:r>
+      <w:r>
+        <w:rPr>
+          <w:lang w:val="en_US" w:bidi="en_US"/>
+        </w:rPr>
+      </w:r>
+    </w:p>
+    <w:p>
+      <w:pPr/>
+      <w:r>
+        <w:rPr>
+          <w:lang w:val="en_US" w:bidi="en_US"/>
+        </w:rPr>
+      </w:r>
+      <w:r>
+        <w:rPr>
+          <w:lang w:val="en_US" w:bidi="en_US"/>
+        </w:rPr>
         <w:t xml:space="preserve">“You must be holy because I am holy”: This is a common refrain in Scripture, that God’s people must be holy as God is holy (see </w:t>
       </w:r>
       <w:hyperlink r:id="rId42">
         <w:r>
           <w:rPr>
+            <w:lang w:val="en_US" w:bidi="en_US"/>
+          </w:rPr>
+          <w:rPr>
             <w:color w:val="0000EE"/>
             <w:u w:val="single"/>
           </w:rPr>
@@ -828,11 +1516,17 @@
         </w:r>
       </w:hyperlink>
       <w:r>
+        <w:rPr>
+          <w:lang w:val="en_US" w:bidi="en_US"/>
+        </w:rPr>
         <w:t xml:space="preserve">; </w:t>
       </w:r>
       <w:hyperlink r:id="rId43">
         <w:r>
           <w:rPr>
+            <w:lang w:val="en_US" w:bidi="en_US"/>
+          </w:rPr>
+          <w:rPr>
             <w:color w:val="0000EE"/>
             <w:u w:val="single"/>
           </w:rPr>
@@ -840,11 +1534,17 @@
         </w:r>
       </w:hyperlink>
       <w:r>
+        <w:rPr>
+          <w:lang w:val="en_US" w:bidi="en_US"/>
+        </w:rPr>
         <w:t xml:space="preserve">; </w:t>
       </w:r>
       <w:hyperlink r:id="rId44">
         <w:r>
           <w:rPr>
+            <w:lang w:val="en_US" w:bidi="en_US"/>
+          </w:rPr>
+          <w:rPr>
             <w:color w:val="0000EE"/>
             <w:u w:val="single"/>
           </w:rPr>
@@ -852,11 +1552,17 @@
         </w:r>
       </w:hyperlink>
       <w:r>
+        <w:rPr>
+          <w:lang w:val="en_US" w:bidi="en_US"/>
+        </w:rPr>
         <w:t xml:space="preserve">; see also </w:t>
       </w:r>
       <w:hyperlink r:id="rId45">
         <w:r>
           <w:rPr>
+            <w:lang w:val="en_US" w:bidi="en_US"/>
+          </w:rPr>
+          <w:rPr>
             <w:color w:val="0000EE"/>
             <w:u w:val="single"/>
           </w:rPr>
@@ -864,11 +1570,17 @@
         </w:r>
       </w:hyperlink>
       <w:r>
+        <w:rPr>
+          <w:lang w:val="en_US" w:bidi="en_US"/>
+        </w:rPr>
         <w:t xml:space="preserve">; </w:t>
       </w:r>
       <w:hyperlink r:id="rId46">
         <w:r>
           <w:rPr>
+            <w:lang w:val="en_US" w:bidi="en_US"/>
+          </w:rPr>
+          <w:rPr>
             <w:color w:val="0000EE"/>
             <w:u w:val="single"/>
           </w:rPr>
@@ -876,11 +1588,17 @@
         </w:r>
       </w:hyperlink>
       <w:r>
+        <w:rPr>
+          <w:lang w:val="en_US" w:bidi="en_US"/>
+        </w:rPr>
         <w:t xml:space="preserve">; </w:t>
       </w:r>
       <w:hyperlink r:id="rId47">
         <w:r>
           <w:rPr>
+            <w:lang w:val="en_US" w:bidi="en_US"/>
+          </w:rPr>
+          <w:rPr>
             <w:color w:val="0000EE"/>
             <w:u w:val="single"/>
           </w:rPr>
@@ -888,11 +1606,17 @@
         </w:r>
       </w:hyperlink>
       <w:r>
+        <w:rPr>
+          <w:lang w:val="en_US" w:bidi="en_US"/>
+        </w:rPr>
         <w:t xml:space="preserve">; </w:t>
       </w:r>
       <w:hyperlink r:id="rId48">
         <w:r>
           <w:rPr>
+            <w:lang w:val="en_US" w:bidi="en_US"/>
+          </w:rPr>
+          <w:rPr>
             <w:color w:val="0000EE"/>
             <w:u w:val="single"/>
           </w:rPr>
@@ -900,31 +1624,65 @@
         </w:r>
       </w:hyperlink>
       <w:r>
+        <w:rPr>
+          <w:lang w:val="en_US" w:bidi="en_US"/>
+        </w:rPr>
         <w:t>).</w:t>
       </w:r>
-      <w:r/>
-      <w:r/>
-    </w:p>
-    <w:p>
-      <w:r/>
+      <w:r>
+        <w:rPr>
+          <w:lang w:val="en_US" w:bidi="en_US"/>
+        </w:rPr>
+      </w:r>
+      <w:r>
+        <w:rPr>
+          <w:lang w:val="en_US" w:bidi="en_US"/>
+        </w:rPr>
+      </w:r>
+    </w:p>
+    <w:p>
+      <w:pPr/>
+      <w:r>
+        <w:rPr>
+          <w:lang w:val="en_US" w:bidi="en_US"/>
+        </w:rPr>
+      </w:r>
     </w:p>
     <w:p>
       <w:pPr>
         <w:pStyle w:val="Heading2"/>
       </w:pPr>
       <w:r>
+        <w:rPr>
+          <w:lang w:val="en_US" w:bidi="en_US"/>
+        </w:rPr>
         <w:t>1 Peter 1:17</w:t>
       </w:r>
-      <w:r/>
-    </w:p>
-    <w:p>
-      <w:r/>
-      <w:r>
+      <w:r>
+        <w:rPr>
+          <w:lang w:val="en_US" w:bidi="en_US"/>
+        </w:rPr>
+      </w:r>
+    </w:p>
+    <w:p>
+      <w:pPr/>
+      <w:r>
+        <w:rPr>
+          <w:lang w:val="en_US" w:bidi="en_US"/>
+        </w:rPr>
+      </w:r>
+      <w:r>
+        <w:rPr>
+          <w:lang w:val="en_US" w:bidi="en_US"/>
+        </w:rPr>
         <w:t>Christians’ citizenship is in heaven (</w:t>
       </w:r>
       <w:hyperlink r:id="rId49">
         <w:r>
           <w:rPr>
+            <w:lang w:val="en_US" w:bidi="en_US"/>
+          </w:rPr>
+          <w:rPr>
             <w:color w:val="0000EE"/>
             <w:u w:val="single"/>
           </w:rPr>
@@ -932,11 +1690,17 @@
         </w:r>
       </w:hyperlink>
       <w:r>
+        <w:rPr>
+          <w:lang w:val="en_US" w:bidi="en_US"/>
+        </w:rPr>
         <w:t xml:space="preserve">; see </w:t>
       </w:r>
       <w:hyperlink r:id="rId50">
         <w:r>
           <w:rPr>
+            <w:lang w:val="en_US" w:bidi="en_US"/>
+          </w:rPr>
+          <w:rPr>
             <w:color w:val="0000EE"/>
             <w:u w:val="single"/>
           </w:rPr>
@@ -944,31 +1708,65 @@
         </w:r>
       </w:hyperlink>
       <w:r>
+        <w:rPr>
+          <w:lang w:val="en_US" w:bidi="en_US"/>
+        </w:rPr>
         <w:t>); they live in this world as “temporary residents” who are uncomfortable with its values and who long for their true home.</w:t>
       </w:r>
-      <w:r/>
-      <w:r/>
-    </w:p>
-    <w:p>
-      <w:r/>
+      <w:r>
+        <w:rPr>
+          <w:lang w:val="en_US" w:bidi="en_US"/>
+        </w:rPr>
+      </w:r>
+      <w:r>
+        <w:rPr>
+          <w:lang w:val="en_US" w:bidi="en_US"/>
+        </w:rPr>
+      </w:r>
+    </w:p>
+    <w:p>
+      <w:pPr/>
+      <w:r>
+        <w:rPr>
+          <w:lang w:val="en_US" w:bidi="en_US"/>
+        </w:rPr>
+      </w:r>
     </w:p>
     <w:p>
       <w:pPr>
         <w:pStyle w:val="Heading2"/>
       </w:pPr>
       <w:r>
+        <w:rPr>
+          <w:lang w:val="en_US" w:bidi="en_US"/>
+        </w:rPr>
         <w:t>1 Peter 1:18</w:t>
       </w:r>
-      <w:r/>
-    </w:p>
-    <w:p>
-      <w:r/>
-      <w:r>
+      <w:r>
+        <w:rPr>
+          <w:lang w:val="en_US" w:bidi="en_US"/>
+        </w:rPr>
+      </w:r>
+    </w:p>
+    <w:p>
+      <w:pPr/>
+      <w:r>
+        <w:rPr>
+          <w:lang w:val="en_US" w:bidi="en_US"/>
+        </w:rPr>
+      </w:r>
+      <w:r>
+        <w:rPr>
+          <w:lang w:val="en_US" w:bidi="en_US"/>
+        </w:rPr>
         <w:t>A ransom is paid for the release of a captive. Slaves could sometimes pay a ransom and be released from their master. Christ’s death is the price God paid to release people from captivity to sin (</w:t>
       </w:r>
       <w:hyperlink r:id="rId51">
         <w:r>
           <w:rPr>
+            <w:lang w:val="en_US" w:bidi="en_US"/>
+          </w:rPr>
+          <w:rPr>
             <w:color w:val="0000EE"/>
             <w:u w:val="single"/>
           </w:rPr>
@@ -976,40 +1774,78 @@
         </w:r>
       </w:hyperlink>
       <w:r>
+        <w:rPr>
+          <w:lang w:val="en_US" w:bidi="en_US"/>
+        </w:rPr>
         <w:t>).</w:t>
       </w:r>
-      <w:r/>
-      <w:r/>
-    </w:p>
-    <w:p>
-      <w:r/>
+      <w:r>
+        <w:rPr>
+          <w:lang w:val="en_US" w:bidi="en_US"/>
+        </w:rPr>
+      </w:r>
+      <w:r>
+        <w:rPr>
+          <w:lang w:val="en_US" w:bidi="en_US"/>
+        </w:rPr>
+      </w:r>
+    </w:p>
+    <w:p>
+      <w:pPr/>
+      <w:r>
+        <w:rPr>
+          <w:lang w:val="en_US" w:bidi="en_US"/>
+        </w:rPr>
+      </w:r>
     </w:p>
     <w:p>
       <w:pPr>
         <w:pStyle w:val="Heading2"/>
       </w:pPr>
       <w:r>
+        <w:rPr>
+          <w:lang w:val="en_US" w:bidi="en_US"/>
+        </w:rPr>
         <w:t>1 Peter 1:19</w:t>
       </w:r>
-      <w:r/>
-    </w:p>
-    <w:p>
-      <w:r/>
-      <w:r>
+      <w:r>
+        <w:rPr>
+          <w:lang w:val="en_US" w:bidi="en_US"/>
+        </w:rPr>
+      </w:r>
+    </w:p>
+    <w:p>
+      <w:pPr/>
+      <w:r>
+        <w:rPr>
+          <w:lang w:val="en_US" w:bidi="en_US"/>
+        </w:rPr>
+      </w:r>
+      <w:r>
+        <w:rPr>
+          <w:lang w:val="en_US" w:bidi="en_US"/>
+        </w:rPr>
         <w:t xml:space="preserve">the sinless, spotless Lamb of God: The Passover </w:t>
       </w:r>
       <w:r>
         <w:rPr>
           <w:i/>
+          <w:lang w:val="en_US" w:bidi="en_US"/>
         </w:rPr>
         <w:t>Lamb</w:t>
       </w:r>
       <w:r>
+        <w:rPr>
+          <w:lang w:val="en_US" w:bidi="en_US"/>
+        </w:rPr>
         <w:t xml:space="preserve"> had to be without defect (</w:t>
       </w:r>
       <w:hyperlink r:id="rId52">
         <w:r>
           <w:rPr>
+            <w:lang w:val="en_US" w:bidi="en_US"/>
+          </w:rPr>
+          <w:rPr>
             <w:color w:val="0000EE"/>
             <w:u w:val="single"/>
           </w:rPr>
@@ -1017,11 +1853,17 @@
         </w:r>
       </w:hyperlink>
       <w:r>
+        <w:rPr>
+          <w:lang w:val="en_US" w:bidi="en_US"/>
+        </w:rPr>
         <w:t xml:space="preserve">); Christ, who fulfills the meaning of the Passover, was without defect or sin (cp. </w:t>
       </w:r>
       <w:hyperlink r:id="rId53">
         <w:r>
           <w:rPr>
+            <w:lang w:val="en_US" w:bidi="en_US"/>
+          </w:rPr>
+          <w:rPr>
             <w:color w:val="0000EE"/>
             <w:u w:val="single"/>
           </w:rPr>
@@ -1029,11 +1871,17 @@
         </w:r>
       </w:hyperlink>
       <w:r>
+        <w:rPr>
+          <w:lang w:val="en_US" w:bidi="en_US"/>
+        </w:rPr>
         <w:t xml:space="preserve">; </w:t>
       </w:r>
       <w:hyperlink r:id="rId54">
         <w:r>
           <w:rPr>
+            <w:lang w:val="en_US" w:bidi="en_US"/>
+          </w:rPr>
+          <w:rPr>
             <w:color w:val="0000EE"/>
             <w:u w:val="single"/>
           </w:rPr>
@@ -1041,86 +1889,186 @@
         </w:r>
       </w:hyperlink>
       <w:r>
+        <w:rPr>
+          <w:lang w:val="en_US" w:bidi="en_US"/>
+        </w:rPr>
         <w:t>).</w:t>
       </w:r>
-      <w:r/>
-      <w:r/>
-    </w:p>
-    <w:p>
-      <w:r/>
+      <w:r>
+        <w:rPr>
+          <w:lang w:val="en_US" w:bidi="en_US"/>
+        </w:rPr>
+      </w:r>
+      <w:r>
+        <w:rPr>
+          <w:lang w:val="en_US" w:bidi="en_US"/>
+        </w:rPr>
+      </w:r>
+    </w:p>
+    <w:p>
+      <w:pPr/>
+      <w:r>
+        <w:rPr>
+          <w:lang w:val="en_US" w:bidi="en_US"/>
+        </w:rPr>
+      </w:r>
     </w:p>
     <w:p>
       <w:pPr>
         <w:pStyle w:val="Heading2"/>
       </w:pPr>
       <w:r>
+        <w:rPr>
+          <w:lang w:val="en_US" w:bidi="en_US"/>
+        </w:rPr>
         <w:t>1 Peter 1:20</w:t>
       </w:r>
-      <w:r/>
-    </w:p>
-    <w:p>
-      <w:r/>
-      <w:r>
+      <w:r>
+        <w:rPr>
+          <w:lang w:val="en_US" w:bidi="en_US"/>
+        </w:rPr>
+      </w:r>
+    </w:p>
+    <w:p>
+      <w:pPr/>
+      <w:r>
+        <w:rPr>
+          <w:lang w:val="en_US" w:bidi="en_US"/>
+        </w:rPr>
+      </w:r>
+      <w:r>
+        <w:rPr>
+          <w:lang w:val="en_US" w:bidi="en_US"/>
+        </w:rPr>
         <w:t>With Christ’s coming, Old Testament promises of redemption are being fulfilled and the last days have begun.</w:t>
       </w:r>
-      <w:r/>
-      <w:r/>
-    </w:p>
-    <w:p>
-      <w:r/>
+      <w:r>
+        <w:rPr>
+          <w:lang w:val="en_US" w:bidi="en_US"/>
+        </w:rPr>
+      </w:r>
+      <w:r>
+        <w:rPr>
+          <w:lang w:val="en_US" w:bidi="en_US"/>
+        </w:rPr>
+      </w:r>
+    </w:p>
+    <w:p>
+      <w:pPr/>
+      <w:r>
+        <w:rPr>
+          <w:lang w:val="en_US" w:bidi="en_US"/>
+        </w:rPr>
+      </w:r>
     </w:p>
     <w:p>
       <w:pPr>
         <w:pStyle w:val="Heading2"/>
       </w:pPr>
       <w:r>
+        <w:rPr>
+          <w:lang w:val="en_US" w:bidi="en_US"/>
+        </w:rPr>
         <w:t>1 Peter 1:22</w:t>
       </w:r>
-      <w:r/>
-    </w:p>
-    <w:p>
-      <w:r/>
-      <w:r>
+      <w:r>
+        <w:rPr>
+          <w:lang w:val="en_US" w:bidi="en_US"/>
+        </w:rPr>
+      </w:r>
+    </w:p>
+    <w:p>
+      <w:pPr/>
+      <w:r>
+        <w:rPr>
+          <w:lang w:val="en_US" w:bidi="en_US"/>
+        </w:rPr>
+      </w:r>
+      <w:r>
+        <w:rPr>
+          <w:lang w:val="en_US" w:bidi="en_US"/>
+        </w:rPr>
         <w:t xml:space="preserve">must show sincere love to each other as brothers and sisters: Literally </w:t>
       </w:r>
       <w:r>
         <w:rPr>
           <w:i/>
+          <w:lang w:val="en_US" w:bidi="en_US"/>
         </w:rPr>
         <w:t>must have brotherly love.</w:t>
       </w:r>
       <w:r>
+        <w:rPr>
+          <w:lang w:val="en_US" w:bidi="en_US"/>
+        </w:rPr>
         <w:t xml:space="preserve"> See </w:t>
       </w:r>
       <w:r>
+        <w:rPr>
+          <w:lang w:val="en_US" w:bidi="en_US"/>
+        </w:rPr>
         <w:t>study note on 5:9</w:t>
       </w:r>
       <w:r>
+        <w:rPr>
+          <w:lang w:val="en_US" w:bidi="en_US"/>
+        </w:rPr>
         <w:t>.</w:t>
       </w:r>
-      <w:r/>
-      <w:r/>
-    </w:p>
-    <w:p>
-      <w:r/>
+      <w:r>
+        <w:rPr>
+          <w:lang w:val="en_US" w:bidi="en_US"/>
+        </w:rPr>
+      </w:r>
+      <w:r>
+        <w:rPr>
+          <w:lang w:val="en_US" w:bidi="en_US"/>
+        </w:rPr>
+      </w:r>
+    </w:p>
+    <w:p>
+      <w:pPr/>
+      <w:r>
+        <w:rPr>
+          <w:lang w:val="en_US" w:bidi="en_US"/>
+        </w:rPr>
+      </w:r>
     </w:p>
     <w:p>
       <w:pPr>
         <w:pStyle w:val="Heading2"/>
       </w:pPr>
       <w:r>
+        <w:rPr>
+          <w:lang w:val="en_US" w:bidi="en_US"/>
+        </w:rPr>
         <w:t>1 Peter 1:22–2.3</w:t>
       </w:r>
-      <w:r/>
-    </w:p>
-    <w:p>
-      <w:r/>
-      <w:r>
+      <w:r>
+        <w:rPr>
+          <w:lang w:val="en_US" w:bidi="en_US"/>
+        </w:rPr>
+      </w:r>
+    </w:p>
+    <w:p>
+      <w:pPr/>
+      <w:r>
+        <w:rPr>
+          <w:lang w:val="en_US" w:bidi="en_US"/>
+        </w:rPr>
+      </w:r>
+      <w:r>
+        <w:rPr>
+          <w:lang w:val="en_US" w:bidi="en_US"/>
+        </w:rPr>
         <w:t>Following his call for holiness (</w:t>
       </w:r>
       <w:hyperlink r:id="rId55">
         <w:r>
           <w:rPr>
+            <w:lang w:val="en_US" w:bidi="en_US"/>
+          </w:rPr>
+          <w:rPr>
             <w:color w:val="0000EE"/>
             <w:u w:val="single"/>
           </w:rPr>
@@ -1128,31 +2076,65 @@
         </w:r>
       </w:hyperlink>
       <w:r>
+        <w:rPr>
+          <w:lang w:val="en_US" w:bidi="en_US"/>
+        </w:rPr>
         <w:t>), Peter specifies how believers must live in a loving way with fellow Christians.</w:t>
       </w:r>
-      <w:r/>
-      <w:r/>
-    </w:p>
-    <w:p>
-      <w:r/>
+      <w:r>
+        <w:rPr>
+          <w:lang w:val="en_US" w:bidi="en_US"/>
+        </w:rPr>
+      </w:r>
+      <w:r>
+        <w:rPr>
+          <w:lang w:val="en_US" w:bidi="en_US"/>
+        </w:rPr>
+      </w:r>
+    </w:p>
+    <w:p>
+      <w:pPr/>
+      <w:r>
+        <w:rPr>
+          <w:lang w:val="en_US" w:bidi="en_US"/>
+        </w:rPr>
+      </w:r>
     </w:p>
     <w:p>
       <w:pPr>
         <w:pStyle w:val="Heading2"/>
       </w:pPr>
       <w:r>
+        <w:rPr>
+          <w:lang w:val="en_US" w:bidi="en_US"/>
+        </w:rPr>
         <w:t>1 Peter 2:2</w:t>
       </w:r>
-      <w:r/>
-    </w:p>
-    <w:p>
-      <w:r/>
-      <w:r>
+      <w:r>
+        <w:rPr>
+          <w:lang w:val="en_US" w:bidi="en_US"/>
+        </w:rPr>
+      </w:r>
+    </w:p>
+    <w:p>
+      <w:pPr/>
+      <w:r>
+        <w:rPr>
+          <w:lang w:val="en_US" w:bidi="en_US"/>
+        </w:rPr>
+      </w:r>
+      <w:r>
+        <w:rPr>
+          <w:lang w:val="en_US" w:bidi="en_US"/>
+        </w:rPr>
         <w:t xml:space="preserve"> Believers, who have been “born again” (</w:t>
       </w:r>
       <w:hyperlink r:id="rId24">
         <w:r>
           <w:rPr>
+            <w:lang w:val="en_US" w:bidi="en_US"/>
+          </w:rPr>
+          <w:rPr>
             <w:color w:val="0000EE"/>
             <w:u w:val="single"/>
           </w:rPr>
@@ -1160,20 +2142,30 @@
         </w:r>
       </w:hyperlink>
       <w:r>
+        <w:rPr>
+          <w:lang w:val="en_US" w:bidi="en_US"/>
+        </w:rPr>
         <w:t xml:space="preserve">), are to be like newborn babies in naturally and regularly craving pure spiritual milk. Elsewhere in the New Testament, </w:t>
       </w:r>
       <w:r>
         <w:rPr>
           <w:i/>
+          <w:lang w:val="en_US" w:bidi="en_US"/>
         </w:rPr>
         <w:t>milk</w:t>
       </w:r>
       <w:r>
+        <w:rPr>
+          <w:lang w:val="en_US" w:bidi="en_US"/>
+        </w:rPr>
         <w:t xml:space="preserve"> (in contrast to solid food) stands for elementary Christian teaching (</w:t>
       </w:r>
       <w:hyperlink r:id="rId56">
         <w:r>
           <w:rPr>
+            <w:lang w:val="en_US" w:bidi="en_US"/>
+          </w:rPr>
+          <w:rPr>
             <w:color w:val="0000EE"/>
             <w:u w:val="single"/>
           </w:rPr>
@@ -1181,11 +2173,17 @@
         </w:r>
       </w:hyperlink>
       <w:r>
+        <w:rPr>
+          <w:lang w:val="en_US" w:bidi="en_US"/>
+        </w:rPr>
         <w:t xml:space="preserve">; </w:t>
       </w:r>
       <w:hyperlink r:id="rId57">
         <w:r>
           <w:rPr>
+            <w:lang w:val="en_US" w:bidi="en_US"/>
+          </w:rPr>
+          <w:rPr>
             <w:color w:val="0000EE"/>
             <w:u w:val="single"/>
           </w:rPr>
@@ -1193,31 +2191,65 @@
         </w:r>
       </w:hyperlink>
       <w:r>
+        <w:rPr>
+          <w:lang w:val="en_US" w:bidi="en_US"/>
+        </w:rPr>
         <w:t>). This does not imply that Peter’s readers are new believers, however; here, it probably refers to God’s word in general.</w:t>
       </w:r>
-      <w:r/>
-      <w:r/>
-    </w:p>
-    <w:p>
-      <w:r/>
+      <w:r>
+        <w:rPr>
+          <w:lang w:val="en_US" w:bidi="en_US"/>
+        </w:rPr>
+      </w:r>
+      <w:r>
+        <w:rPr>
+          <w:lang w:val="en_US" w:bidi="en_US"/>
+        </w:rPr>
+      </w:r>
+    </w:p>
+    <w:p>
+      <w:pPr/>
+      <w:r>
+        <w:rPr>
+          <w:lang w:val="en_US" w:bidi="en_US"/>
+        </w:rPr>
+      </w:r>
     </w:p>
     <w:p>
       <w:pPr>
         <w:pStyle w:val="Heading2"/>
       </w:pPr>
       <w:r>
+        <w:rPr>
+          <w:lang w:val="en_US" w:bidi="en_US"/>
+        </w:rPr>
         <w:t>1 Peter 2:3</w:t>
       </w:r>
-      <w:r/>
-    </w:p>
-    <w:p>
-      <w:r/>
-      <w:r>
+      <w:r>
+        <w:rPr>
+          <w:lang w:val="en_US" w:bidi="en_US"/>
+        </w:rPr>
+      </w:r>
+    </w:p>
+    <w:p>
+      <w:pPr/>
+      <w:r>
+        <w:rPr>
+          <w:lang w:val="en_US" w:bidi="en_US"/>
+        </w:rPr>
+      </w:r>
+      <w:r>
+        <w:rPr>
+          <w:lang w:val="en_US" w:bidi="en_US"/>
+        </w:rPr>
         <w:t xml:space="preserve">now that you have had a taste of the Lord’s kindness: The words are taken from </w:t>
       </w:r>
       <w:hyperlink r:id="rId58">
         <w:r>
           <w:rPr>
+            <w:lang w:val="en_US" w:bidi="en_US"/>
+          </w:rPr>
+          <w:rPr>
             <w:color w:val="0000EE"/>
             <w:u w:val="single"/>
           </w:rPr>
@@ -1225,11 +2257,17 @@
         </w:r>
       </w:hyperlink>
       <w:r>
+        <w:rPr>
+          <w:lang w:val="en_US" w:bidi="en_US"/>
+        </w:rPr>
         <w:t xml:space="preserve">. Peter quotes this psalm again in </w:t>
       </w:r>
       <w:hyperlink r:id="rId59">
         <w:r>
           <w:rPr>
+            <w:lang w:val="en_US" w:bidi="en_US"/>
+          </w:rPr>
+          <w:rPr>
             <w:color w:val="0000EE"/>
             <w:u w:val="single"/>
           </w:rPr>
@@ -1237,31 +2275,65 @@
         </w:r>
       </w:hyperlink>
       <w:r>
+        <w:rPr>
+          <w:lang w:val="en_US" w:bidi="en_US"/>
+        </w:rPr>
         <w:t>.</w:t>
       </w:r>
-      <w:r/>
-      <w:r/>
-    </w:p>
-    <w:p>
-      <w:r/>
+      <w:r>
+        <w:rPr>
+          <w:lang w:val="en_US" w:bidi="en_US"/>
+        </w:rPr>
+      </w:r>
+      <w:r>
+        <w:rPr>
+          <w:lang w:val="en_US" w:bidi="en_US"/>
+        </w:rPr>
+      </w:r>
+    </w:p>
+    <w:p>
+      <w:pPr/>
+      <w:r>
+        <w:rPr>
+          <w:lang w:val="en_US" w:bidi="en_US"/>
+        </w:rPr>
+      </w:r>
     </w:p>
     <w:p>
       <w:pPr>
         <w:pStyle w:val="Heading2"/>
       </w:pPr>
       <w:r>
+        <w:rPr>
+          <w:lang w:val="en_US" w:bidi="en_US"/>
+        </w:rPr>
         <w:t>1 Peter 2:4</w:t>
       </w:r>
-      <w:r/>
-    </w:p>
-    <w:p>
-      <w:r/>
-      <w:r>
+      <w:r>
+        <w:rPr>
+          <w:lang w:val="en_US" w:bidi="en_US"/>
+        </w:rPr>
+      </w:r>
+    </w:p>
+    <w:p>
+      <w:pPr/>
+      <w:r>
+        <w:rPr>
+          <w:lang w:val="en_US" w:bidi="en_US"/>
+        </w:rPr>
+      </w:r>
+      <w:r>
+        <w:rPr>
+          <w:lang w:val="en_US" w:bidi="en_US"/>
+        </w:rPr>
         <w:t xml:space="preserve">rejected by people, but he was chosen by God for great honor: This is an allusion to </w:t>
       </w:r>
       <w:hyperlink r:id="rId60">
         <w:r>
           <w:rPr>
+            <w:lang w:val="en_US" w:bidi="en_US"/>
+          </w:rPr>
+          <w:rPr>
             <w:color w:val="0000EE"/>
             <w:u w:val="single"/>
           </w:rPr>
@@ -1269,11 +2341,17 @@
         </w:r>
       </w:hyperlink>
       <w:r>
+        <w:rPr>
+          <w:lang w:val="en_US" w:bidi="en_US"/>
+        </w:rPr>
         <w:t xml:space="preserve">, which is quoted in </w:t>
       </w:r>
       <w:hyperlink r:id="rId61">
         <w:r>
           <w:rPr>
+            <w:lang w:val="en_US" w:bidi="en_US"/>
+          </w:rPr>
+          <w:rPr>
             <w:color w:val="0000EE"/>
             <w:u w:val="single"/>
           </w:rPr>
@@ -1281,51 +2359,113 @@
         </w:r>
       </w:hyperlink>
       <w:r>
+        <w:rPr>
+          <w:lang w:val="en_US" w:bidi="en_US"/>
+        </w:rPr>
         <w:t>.</w:t>
       </w:r>
-      <w:r/>
-      <w:r/>
-    </w:p>
-    <w:p>
-      <w:r/>
+      <w:r>
+        <w:rPr>
+          <w:lang w:val="en_US" w:bidi="en_US"/>
+        </w:rPr>
+      </w:r>
+      <w:r>
+        <w:rPr>
+          <w:lang w:val="en_US" w:bidi="en_US"/>
+        </w:rPr>
+      </w:r>
+    </w:p>
+    <w:p>
+      <w:pPr/>
+      <w:r>
+        <w:rPr>
+          <w:lang w:val="en_US" w:bidi="en_US"/>
+        </w:rPr>
+      </w:r>
     </w:p>
     <w:p>
       <w:pPr>
         <w:pStyle w:val="Heading2"/>
       </w:pPr>
       <w:r>
+        <w:rPr>
+          <w:lang w:val="en_US" w:bidi="en_US"/>
+        </w:rPr>
         <w:t>1 Peter 2:4–10</w:t>
       </w:r>
-      <w:r/>
-    </w:p>
-    <w:p>
-      <w:r/>
-      <w:r>
+      <w:r>
+        <w:rPr>
+          <w:lang w:val="en_US" w:bidi="en_US"/>
+        </w:rPr>
+      </w:r>
+    </w:p>
+    <w:p>
+      <w:pPr/>
+      <w:r>
+        <w:rPr>
+          <w:lang w:val="en_US" w:bidi="en_US"/>
+        </w:rPr>
+      </w:r>
+      <w:r>
+        <w:rPr>
+          <w:lang w:val="en_US" w:bidi="en_US"/>
+        </w:rPr>
         <w:t>Throughout the letter, Peter encourages the suffering believers by reminding them of their exalted spiritual status. In this paragraph, he presents the Christian community as the new temple built on the foundation of Christ, and as heirs of the blessings granted to God’s covenant people.</w:t>
       </w:r>
-      <w:r/>
-      <w:r/>
-    </w:p>
-    <w:p>
-      <w:r/>
+      <w:r>
+        <w:rPr>
+          <w:lang w:val="en_US" w:bidi="en_US"/>
+        </w:rPr>
+      </w:r>
+      <w:r>
+        <w:rPr>
+          <w:lang w:val="en_US" w:bidi="en_US"/>
+        </w:rPr>
+      </w:r>
+    </w:p>
+    <w:p>
+      <w:pPr/>
+      <w:r>
+        <w:rPr>
+          <w:lang w:val="en_US" w:bidi="en_US"/>
+        </w:rPr>
+      </w:r>
     </w:p>
     <w:p>
       <w:pPr>
         <w:pStyle w:val="Heading2"/>
       </w:pPr>
       <w:r>
+        <w:rPr>
+          <w:lang w:val="en_US" w:bidi="en_US"/>
+        </w:rPr>
         <w:t>1 Peter 2:5</w:t>
       </w:r>
-      <w:r/>
-    </w:p>
-    <w:p>
-      <w:r/>
-      <w:r>
+      <w:r>
+        <w:rPr>
+          <w:lang w:val="en_US" w:bidi="en_US"/>
+        </w:rPr>
+      </w:r>
+    </w:p>
+    <w:p>
+      <w:pPr/>
+      <w:r>
+        <w:rPr>
+          <w:lang w:val="en_US" w:bidi="en_US"/>
+        </w:rPr>
+      </w:r>
+      <w:r>
+        <w:rPr>
+          <w:lang w:val="en_US" w:bidi="en_US"/>
+        </w:rPr>
         <w:t>God’s people themselves constitute the spiritual temple where God dwells (</w:t>
       </w:r>
       <w:hyperlink r:id="rId62">
         <w:r>
           <w:rPr>
+            <w:lang w:val="en_US" w:bidi="en_US"/>
+          </w:rPr>
+          <w:rPr>
             <w:color w:val="0000EE"/>
             <w:u w:val="single"/>
           </w:rPr>
@@ -1333,11 +2473,17 @@
         </w:r>
       </w:hyperlink>
       <w:r>
+        <w:rPr>
+          <w:lang w:val="en_US" w:bidi="en_US"/>
+        </w:rPr>
         <w:t>). Jesus compared his body to a “temple” (</w:t>
       </w:r>
       <w:hyperlink r:id="rId63">
         <w:r>
           <w:rPr>
+            <w:lang w:val="en_US" w:bidi="en_US"/>
+          </w:rPr>
+          <w:rPr>
             <w:color w:val="0000EE"/>
             <w:u w:val="single"/>
           </w:rPr>
@@ -1345,11 +2491,17 @@
         </w:r>
       </w:hyperlink>
       <w:r>
+        <w:rPr>
+          <w:lang w:val="en_US" w:bidi="en_US"/>
+        </w:rPr>
         <w:t>), and the church is called the “body of Christ” (</w:t>
       </w:r>
       <w:hyperlink r:id="rId64">
         <w:r>
           <w:rPr>
+            <w:lang w:val="en_US" w:bidi="en_US"/>
+          </w:rPr>
+          <w:rPr>
             <w:color w:val="0000EE"/>
             <w:u w:val="single"/>
           </w:rPr>
@@ -1357,11 +2509,17 @@
         </w:r>
       </w:hyperlink>
       <w:r>
+        <w:rPr>
+          <w:lang w:val="en_US" w:bidi="en_US"/>
+        </w:rPr>
         <w:t xml:space="preserve">). God no longer manifests himself in a particular place but in the people who belong to him and praise his goodness (see </w:t>
       </w:r>
       <w:hyperlink r:id="rId65">
         <w:r>
           <w:rPr>
+            <w:lang w:val="en_US" w:bidi="en_US"/>
+          </w:rPr>
+          <w:rPr>
             <w:color w:val="0000EE"/>
             <w:u w:val="single"/>
           </w:rPr>
@@ -1369,11 +2527,17 @@
         </w:r>
       </w:hyperlink>
       <w:r>
+        <w:rPr>
+          <w:lang w:val="en_US" w:bidi="en_US"/>
+        </w:rPr>
         <w:t xml:space="preserve">). • As God’s holy priests in the new covenant, Christians offer not animal sacrifices but spiritual sacrifices such as praising God, praying, and doing good (see </w:t>
       </w:r>
       <w:hyperlink r:id="rId66">
         <w:r>
           <w:rPr>
+            <w:lang w:val="en_US" w:bidi="en_US"/>
+          </w:rPr>
+          <w:rPr>
             <w:color w:val="0000EE"/>
             <w:u w:val="single"/>
           </w:rPr>
@@ -1381,11 +2545,17 @@
         </w:r>
       </w:hyperlink>
       <w:r>
+        <w:rPr>
+          <w:lang w:val="en_US" w:bidi="en_US"/>
+        </w:rPr>
         <w:t xml:space="preserve">; </w:t>
       </w:r>
       <w:hyperlink r:id="rId67">
         <w:r>
           <w:rPr>
+            <w:lang w:val="en_US" w:bidi="en_US"/>
+          </w:rPr>
+          <w:rPr>
             <w:color w:val="0000EE"/>
             <w:u w:val="single"/>
           </w:rPr>
@@ -1393,31 +2563,65 @@
         </w:r>
       </w:hyperlink>
       <w:r>
+        <w:rPr>
+          <w:lang w:val="en_US" w:bidi="en_US"/>
+        </w:rPr>
         <w:t>).</w:t>
       </w:r>
-      <w:r/>
-      <w:r/>
-    </w:p>
-    <w:p>
-      <w:r/>
+      <w:r>
+        <w:rPr>
+          <w:lang w:val="en_US" w:bidi="en_US"/>
+        </w:rPr>
+      </w:r>
+      <w:r>
+        <w:rPr>
+          <w:lang w:val="en_US" w:bidi="en_US"/>
+        </w:rPr>
+      </w:r>
+    </w:p>
+    <w:p>
+      <w:pPr/>
+      <w:r>
+        <w:rPr>
+          <w:lang w:val="en_US" w:bidi="en_US"/>
+        </w:rPr>
+      </w:r>
     </w:p>
     <w:p>
       <w:pPr>
         <w:pStyle w:val="Heading2"/>
       </w:pPr>
       <w:r>
+        <w:rPr>
+          <w:lang w:val="en_US" w:bidi="en_US"/>
+        </w:rPr>
         <w:t>1 Peter 2:6–8</w:t>
       </w:r>
-      <w:r/>
-    </w:p>
-    <w:p>
-      <w:r/>
-      <w:r>
+      <w:r>
+        <w:rPr>
+          <w:lang w:val="en_US" w:bidi="en_US"/>
+        </w:rPr>
+      </w:r>
+    </w:p>
+    <w:p>
+      <w:pPr/>
+      <w:r>
+        <w:rPr>
+          <w:lang w:val="en_US" w:bidi="en_US"/>
+        </w:rPr>
+      </w:r>
+      <w:r>
+        <w:rPr>
+          <w:lang w:val="en_US" w:bidi="en_US"/>
+        </w:rPr>
         <w:t>The three Old Testament quotations in these verses each identify Christ as some kind of stone: the cornerstone on which the new temple is built (</w:t>
       </w:r>
       <w:hyperlink r:id="rId68">
         <w:r>
           <w:rPr>
+            <w:lang w:val="en_US" w:bidi="en_US"/>
+          </w:rPr>
+          <w:rPr>
             <w:color w:val="0000EE"/>
             <w:u w:val="single"/>
           </w:rPr>
@@ -1425,11 +2629,17 @@
         </w:r>
       </w:hyperlink>
       <w:r>
+        <w:rPr>
+          <w:lang w:val="en_US" w:bidi="en_US"/>
+        </w:rPr>
         <w:t>); the cornerstone that God, despite peoples’ rejection, has elevated to be the keystone of his redemptive plan (</w:t>
       </w:r>
       <w:hyperlink r:id="rId61">
         <w:r>
           <w:rPr>
+            <w:lang w:val="en_US" w:bidi="en_US"/>
+          </w:rPr>
+          <w:rPr>
             <w:color w:val="0000EE"/>
             <w:u w:val="single"/>
           </w:rPr>
@@ -1437,11 +2647,17 @@
         </w:r>
       </w:hyperlink>
       <w:r>
+        <w:rPr>
+          <w:lang w:val="en_US" w:bidi="en_US"/>
+        </w:rPr>
         <w:t>); and the stone that makes people stumble (</w:t>
       </w:r>
       <w:hyperlink r:id="rId69">
         <w:r>
           <w:rPr>
+            <w:lang w:val="en_US" w:bidi="en_US"/>
+          </w:rPr>
+          <w:rPr>
             <w:color w:val="0000EE"/>
             <w:u w:val="single"/>
           </w:rPr>
@@ -1449,11 +2665,17 @@
         </w:r>
       </w:hyperlink>
       <w:r>
+        <w:rPr>
+          <w:lang w:val="en_US" w:bidi="en_US"/>
+        </w:rPr>
         <w:t xml:space="preserve">). Jesus quotes </w:t>
       </w:r>
       <w:hyperlink r:id="rId60">
         <w:r>
           <w:rPr>
+            <w:lang w:val="en_US" w:bidi="en_US"/>
+          </w:rPr>
+          <w:rPr>
             <w:color w:val="0000EE"/>
             <w:u w:val="single"/>
           </w:rPr>
@@ -1461,11 +2683,17 @@
         </w:r>
       </w:hyperlink>
       <w:r>
+        <w:rPr>
+          <w:lang w:val="en_US" w:bidi="en_US"/>
+        </w:rPr>
         <w:t xml:space="preserve"> (</w:t>
       </w:r>
       <w:hyperlink r:id="rId70">
         <w:r>
           <w:rPr>
+            <w:lang w:val="en_US" w:bidi="en_US"/>
+          </w:rPr>
+          <w:rPr>
             <w:color w:val="0000EE"/>
             <w:u w:val="single"/>
           </w:rPr>
@@ -1473,11 +2701,17 @@
         </w:r>
       </w:hyperlink>
       <w:r>
+        <w:rPr>
+          <w:lang w:val="en_US" w:bidi="en_US"/>
+        </w:rPr>
         <w:t xml:space="preserve">), and Paul quotes both </w:t>
       </w:r>
       <w:hyperlink r:id="rId71">
         <w:r>
           <w:rPr>
+            <w:lang w:val="en_US" w:bidi="en_US"/>
+          </w:rPr>
+          <w:rPr>
             <w:color w:val="0000EE"/>
             <w:u w:val="single"/>
           </w:rPr>
@@ -1485,11 +2719,17 @@
         </w:r>
       </w:hyperlink>
       <w:r>
+        <w:rPr>
+          <w:lang w:val="en_US" w:bidi="en_US"/>
+        </w:rPr>
         <w:t xml:space="preserve"> and </w:t>
       </w:r>
       <w:hyperlink r:id="rId72">
         <w:r>
           <w:rPr>
+            <w:lang w:val="en_US" w:bidi="en_US"/>
+          </w:rPr>
+          <w:rPr>
             <w:color w:val="0000EE"/>
             <w:u w:val="single"/>
           </w:rPr>
@@ -1497,11 +2737,17 @@
         </w:r>
       </w:hyperlink>
       <w:r>
+        <w:rPr>
+          <w:lang w:val="en_US" w:bidi="en_US"/>
+        </w:rPr>
         <w:t xml:space="preserve"> (</w:t>
       </w:r>
       <w:hyperlink r:id="rId73">
         <w:r>
           <w:rPr>
+            <w:lang w:val="en_US" w:bidi="en_US"/>
+          </w:rPr>
+          <w:rPr>
             <w:color w:val="0000EE"/>
             <w:u w:val="single"/>
           </w:rPr>
@@ -1509,60 +2755,126 @@
         </w:r>
       </w:hyperlink>
       <w:r>
+        <w:rPr>
+          <w:lang w:val="en_US" w:bidi="en_US"/>
+        </w:rPr>
         <w:t>). Likely these three quotations were brought together very early as a combined Old Testament testimony to the nature and significance of Jesus the Messiah.</w:t>
       </w:r>
-      <w:r/>
-      <w:r/>
-    </w:p>
-    <w:p>
-      <w:r/>
+      <w:r>
+        <w:rPr>
+          <w:lang w:val="en_US" w:bidi="en_US"/>
+        </w:rPr>
+      </w:r>
+      <w:r>
+        <w:rPr>
+          <w:lang w:val="en_US" w:bidi="en_US"/>
+        </w:rPr>
+      </w:r>
+    </w:p>
+    <w:p>
+      <w:pPr/>
+      <w:r>
+        <w:rPr>
+          <w:lang w:val="en_US" w:bidi="en_US"/>
+        </w:rPr>
+      </w:r>
     </w:p>
     <w:p>
       <w:pPr>
         <w:pStyle w:val="Heading2"/>
       </w:pPr>
       <w:r>
+        <w:rPr>
+          <w:lang w:val="en_US" w:bidi="en_US"/>
+        </w:rPr>
         <w:t>1 Peter 2:8</w:t>
       </w:r>
-      <w:r/>
-    </w:p>
-    <w:p>
-      <w:r/>
-      <w:r>
+      <w:r>
+        <w:rPr>
+          <w:lang w:val="en_US" w:bidi="en_US"/>
+        </w:rPr>
+      </w:r>
+    </w:p>
+    <w:p>
+      <w:pPr/>
+      <w:r>
+        <w:rPr>
+          <w:lang w:val="en_US" w:bidi="en_US"/>
+        </w:rPr>
+      </w:r>
+      <w:r>
+        <w:rPr>
+          <w:lang w:val="en_US" w:bidi="en_US"/>
+        </w:rPr>
         <w:t xml:space="preserve">they meet the fate that was planned for them (literally </w:t>
       </w:r>
       <w:r>
         <w:rPr>
           <w:i/>
+          <w:lang w:val="en_US" w:bidi="en_US"/>
         </w:rPr>
         <w:t>for which they were appointed</w:t>
       </w:r>
       <w:r>
+        <w:rPr>
+          <w:lang w:val="en_US" w:bidi="en_US"/>
+        </w:rPr>
         <w:t>): It is not clear whether these people were appointed by God to unbelief or whether they were, because of their unbelief, appointed by God to suffer condemnation.</w:t>
       </w:r>
-      <w:r/>
-      <w:r/>
-    </w:p>
-    <w:p>
-      <w:r/>
+      <w:r>
+        <w:rPr>
+          <w:lang w:val="en_US" w:bidi="en_US"/>
+        </w:rPr>
+      </w:r>
+      <w:r>
+        <w:rPr>
+          <w:lang w:val="en_US" w:bidi="en_US"/>
+        </w:rPr>
+      </w:r>
+    </w:p>
+    <w:p>
+      <w:pPr/>
+      <w:r>
+        <w:rPr>
+          <w:lang w:val="en_US" w:bidi="en_US"/>
+        </w:rPr>
+      </w:r>
     </w:p>
     <w:p>
       <w:pPr>
         <w:pStyle w:val="Heading2"/>
       </w:pPr>
       <w:r>
+        <w:rPr>
+          <w:lang w:val="en_US" w:bidi="en_US"/>
+        </w:rPr>
         <w:t>1 Peter 2:9</w:t>
       </w:r>
-      <w:r/>
-    </w:p>
-    <w:p>
-      <w:r/>
-      <w:r>
+      <w:r>
+        <w:rPr>
+          <w:lang w:val="en_US" w:bidi="en_US"/>
+        </w:rPr>
+      </w:r>
+    </w:p>
+    <w:p>
+      <w:pPr/>
+      <w:r>
+        <w:rPr>
+          <w:lang w:val="en_US" w:bidi="en_US"/>
+        </w:rPr>
+      </w:r>
+      <w:r>
+        <w:rPr>
+          <w:lang w:val="en_US" w:bidi="en_US"/>
+        </w:rPr>
         <w:t xml:space="preserve">Peter applies descriptions of the Israelites in the Old Testament (see, e.g., </w:t>
       </w:r>
       <w:hyperlink r:id="rId74">
         <w:r>
           <w:rPr>
+            <w:lang w:val="en_US" w:bidi="en_US"/>
+          </w:rPr>
+          <w:rPr>
             <w:color w:val="0000EE"/>
             <w:u w:val="single"/>
           </w:rPr>
@@ -1570,31 +2882,65 @@
         </w:r>
       </w:hyperlink>
       <w:r>
+        <w:rPr>
+          <w:lang w:val="en_US" w:bidi="en_US"/>
+        </w:rPr>
         <w:t>) to his primarily Gentile audience, indicating that they—like all Christians—are truly God’s people in the new covenant era.</w:t>
       </w:r>
-      <w:r/>
-      <w:r/>
-    </w:p>
-    <w:p>
-      <w:r/>
+      <w:r>
+        <w:rPr>
+          <w:lang w:val="en_US" w:bidi="en_US"/>
+        </w:rPr>
+      </w:r>
+      <w:r>
+        <w:rPr>
+          <w:lang w:val="en_US" w:bidi="en_US"/>
+        </w:rPr>
+      </w:r>
+    </w:p>
+    <w:p>
+      <w:pPr/>
+      <w:r>
+        <w:rPr>
+          <w:lang w:val="en_US" w:bidi="en_US"/>
+        </w:rPr>
+      </w:r>
     </w:p>
     <w:p>
       <w:pPr>
         <w:pStyle w:val="Heading2"/>
       </w:pPr>
       <w:r>
+        <w:rPr>
+          <w:lang w:val="en_US" w:bidi="en_US"/>
+        </w:rPr>
         <w:t>1 Peter 2:11</w:t>
       </w:r>
-      <w:r/>
-    </w:p>
-    <w:p>
-      <w:r/>
-      <w:r>
+      <w:r>
+        <w:rPr>
+          <w:lang w:val="en_US" w:bidi="en_US"/>
+        </w:rPr>
+      </w:r>
+    </w:p>
+    <w:p>
+      <w:pPr/>
+      <w:r>
+        <w:rPr>
+          <w:lang w:val="en_US" w:bidi="en_US"/>
+        </w:rPr>
+      </w:r>
+      <w:r>
+        <w:rPr>
+          <w:lang w:val="en_US" w:bidi="en_US"/>
+        </w:rPr>
         <w:t xml:space="preserve">“temporary residents and foreigners”: Believers belong not to this world but to the Kingdom of Heaven (see </w:t>
       </w:r>
       <w:hyperlink r:id="rId49">
         <w:r>
           <w:rPr>
+            <w:lang w:val="en_US" w:bidi="en_US"/>
+          </w:rPr>
+          <w:rPr>
             <w:color w:val="0000EE"/>
             <w:u w:val="single"/>
           </w:rPr>
@@ -1602,69 +2948,139 @@
         </w:r>
       </w:hyperlink>
       <w:r>
+        <w:rPr>
+          <w:lang w:val="en_US" w:bidi="en_US"/>
+        </w:rPr>
         <w:t>, 17).</w:t>
       </w:r>
-      <w:r/>
-      <w:r/>
-    </w:p>
-    <w:p>
-      <w:r/>
+      <w:r>
+        <w:rPr>
+          <w:lang w:val="en_US" w:bidi="en_US"/>
+        </w:rPr>
+      </w:r>
+      <w:r>
+        <w:rPr>
+          <w:lang w:val="en_US" w:bidi="en_US"/>
+        </w:rPr>
+      </w:r>
+    </w:p>
+    <w:p>
+      <w:pPr/>
+      <w:r>
+        <w:rPr>
+          <w:lang w:val="en_US" w:bidi="en_US"/>
+        </w:rPr>
+      </w:r>
     </w:p>
     <w:p>
       <w:pPr>
         <w:pStyle w:val="Heading2"/>
       </w:pPr>
       <w:r>
+        <w:rPr>
+          <w:lang w:val="en_US" w:bidi="en_US"/>
+        </w:rPr>
         <w:t>1 Peter 2:11–12</w:t>
       </w:r>
-      <w:r/>
-    </w:p>
-    <w:p>
-      <w:r/>
-      <w:r>
+      <w:r>
+        <w:rPr>
+          <w:lang w:val="en_US" w:bidi="en_US"/>
+        </w:rPr>
+      </w:r>
+    </w:p>
+    <w:p>
+      <w:pPr/>
+      <w:r>
+        <w:rPr>
+          <w:lang w:val="en_US" w:bidi="en_US"/>
+        </w:rPr>
+      </w:r>
+      <w:r>
+        <w:rPr>
+          <w:lang w:val="en_US" w:bidi="en_US"/>
+        </w:rPr>
         <w:t>These verses are transitional. They can be viewed as the finale to the first section of the letter or as the opening statement of the second section of the letter. They enunciate the letter’s central theme: Christians living in hostile territory need to live out the principles of the Good News so that they can win other people to the Lord.</w:t>
       </w:r>
-      <w:r/>
-      <w:r/>
-    </w:p>
-    <w:p>
-      <w:r/>
+      <w:r>
+        <w:rPr>
+          <w:lang w:val="en_US" w:bidi="en_US"/>
+        </w:rPr>
+      </w:r>
+      <w:r>
+        <w:rPr>
+          <w:lang w:val="en_US" w:bidi="en_US"/>
+        </w:rPr>
+      </w:r>
+    </w:p>
+    <w:p>
+      <w:pPr/>
+      <w:r>
+        <w:rPr>
+          <w:lang w:val="en_US" w:bidi="en_US"/>
+        </w:rPr>
+      </w:r>
     </w:p>
     <w:p>
       <w:pPr>
         <w:pStyle w:val="Heading2"/>
       </w:pPr>
       <w:r>
+        <w:rPr>
+          <w:lang w:val="en_US" w:bidi="en_US"/>
+        </w:rPr>
         <w:t>1 Peter 2:12</w:t>
       </w:r>
-      <w:r/>
-    </w:p>
-    <w:p>
-      <w:r/>
-      <w:r>
+      <w:r>
+        <w:rPr>
+          <w:lang w:val="en_US" w:bidi="en_US"/>
+        </w:rPr>
+      </w:r>
+    </w:p>
+    <w:p>
+      <w:pPr/>
+      <w:r>
+        <w:rPr>
+          <w:lang w:val="en_US" w:bidi="en_US"/>
+        </w:rPr>
+      </w:r>
+      <w:r>
+        <w:rPr>
+          <w:lang w:val="en_US" w:bidi="en_US"/>
+        </w:rPr>
         <w:t xml:space="preserve">when he judges the world (or </w:t>
       </w:r>
       <w:r>
         <w:rPr>
           <w:i/>
+          <w:lang w:val="en_US" w:bidi="en_US"/>
         </w:rPr>
         <w:t>on the day of visitation</w:t>
       </w:r>
       <w:r>
+        <w:rPr>
+          <w:lang w:val="en_US" w:bidi="en_US"/>
+        </w:rPr>
         <w:t xml:space="preserve">): The phrase </w:t>
       </w:r>
       <w:r>
         <w:rPr>
           <w:i/>
+          <w:lang w:val="en_US" w:bidi="en_US"/>
         </w:rPr>
         <w:t>day of visitation</w:t>
       </w:r>
       <w:r>
+        <w:rPr>
+          <w:lang w:val="en_US" w:bidi="en_US"/>
+        </w:rPr>
         <w:t xml:space="preserve"> is used in the Greek Old Testament to describe the time when God will visit his enemies to judge them (</w:t>
       </w:r>
       <w:hyperlink r:id="rId75">
         <w:r>
           <w:rPr>
+            <w:lang w:val="en_US" w:bidi="en_US"/>
+          </w:rPr>
+          <w:rPr>
             <w:color w:val="0000EE"/>
             <w:u w:val="single"/>
           </w:rPr>
@@ -1672,11 +3088,17 @@
         </w:r>
       </w:hyperlink>
       <w:r>
+        <w:rPr>
+          <w:lang w:val="en_US" w:bidi="en_US"/>
+        </w:rPr>
         <w:t xml:space="preserve">; </w:t>
       </w:r>
       <w:hyperlink r:id="rId76">
         <w:r>
           <w:rPr>
+            <w:lang w:val="en_US" w:bidi="en_US"/>
+          </w:rPr>
+          <w:rPr>
             <w:color w:val="0000EE"/>
             <w:u w:val="single"/>
           </w:rPr>
@@ -1684,60 +3106,126 @@
         </w:r>
       </w:hyperlink>
       <w:r>
+        <w:rPr>
+          <w:lang w:val="en_US" w:bidi="en_US"/>
+        </w:rPr>
         <w:t>).</w:t>
       </w:r>
-      <w:r/>
-      <w:r/>
-    </w:p>
-    <w:p>
-      <w:r/>
+      <w:r>
+        <w:rPr>
+          <w:lang w:val="en_US" w:bidi="en_US"/>
+        </w:rPr>
+      </w:r>
+      <w:r>
+        <w:rPr>
+          <w:lang w:val="en_US" w:bidi="en_US"/>
+        </w:rPr>
+      </w:r>
+    </w:p>
+    <w:p>
+      <w:pPr/>
+      <w:r>
+        <w:rPr>
+          <w:lang w:val="en_US" w:bidi="en_US"/>
+        </w:rPr>
+      </w:r>
     </w:p>
     <w:p>
       <w:pPr>
         <w:pStyle w:val="Heading2"/>
       </w:pPr>
       <w:r>
+        <w:rPr>
+          <w:lang w:val="en_US" w:bidi="en_US"/>
+        </w:rPr>
         <w:t>1 Peter 2:13</w:t>
       </w:r>
-      <w:r/>
-    </w:p>
-    <w:p>
-      <w:r/>
-      <w:r>
+      <w:r>
+        <w:rPr>
+          <w:lang w:val="en_US" w:bidi="en_US"/>
+        </w:rPr>
+      </w:r>
+    </w:p>
+    <w:p>
+      <w:pPr/>
+      <w:r>
+        <w:rPr>
+          <w:lang w:val="en_US" w:bidi="en_US"/>
+        </w:rPr>
+      </w:r>
+      <w:r>
+        <w:rPr>
+          <w:lang w:val="en_US" w:bidi="en_US"/>
+        </w:rPr>
         <w:t>In Peter’s day, the king was the Roman emperor. Christians were suffering in the hands of the state and would soon suffer more intensely under Nero.</w:t>
       </w:r>
-      <w:r/>
-      <w:r/>
-    </w:p>
-    <w:p>
-      <w:r/>
+      <w:r>
+        <w:rPr>
+          <w:lang w:val="en_US" w:bidi="en_US"/>
+        </w:rPr>
+      </w:r>
+      <w:r>
+        <w:rPr>
+          <w:lang w:val="en_US" w:bidi="en_US"/>
+        </w:rPr>
+      </w:r>
+    </w:p>
+    <w:p>
+      <w:pPr/>
+      <w:r>
+        <w:rPr>
+          <w:lang w:val="en_US" w:bidi="en_US"/>
+        </w:rPr>
+      </w:r>
     </w:p>
     <w:p>
       <w:pPr>
         <w:pStyle w:val="Heading2"/>
       </w:pPr>
       <w:r>
+        <w:rPr>
+          <w:lang w:val="en_US" w:bidi="en_US"/>
+        </w:rPr>
         <w:t>1 Peter 2:13–3.7</w:t>
       </w:r>
-      <w:r/>
-    </w:p>
-    <w:p>
-      <w:r/>
-      <w:r>
+      <w:r>
+        <w:rPr>
+          <w:lang w:val="en_US" w:bidi="en_US"/>
+        </w:rPr>
+      </w:r>
+    </w:p>
+    <w:p>
+      <w:pPr/>
+      <w:r>
+        <w:rPr>
+          <w:lang w:val="en_US" w:bidi="en_US"/>
+        </w:rPr>
+      </w:r>
+      <w:r>
+        <w:rPr>
+          <w:lang w:val="en_US" w:bidi="en_US"/>
+        </w:rPr>
         <w:t>This section revolves around the key phrase submit to all human authority</w:t>
       </w:r>
       <w:r>
         <w:rPr>
           <w:i/>
+          <w:lang w:val="en_US" w:bidi="en_US"/>
         </w:rPr>
         <w:t>,</w:t>
       </w:r>
       <w:r>
+        <w:rPr>
+          <w:lang w:val="en_US" w:bidi="en_US"/>
+        </w:rPr>
         <w:t xml:space="preserve"> which Peter applies to several relationships: Christians should accept the authority of those in government (</w:t>
       </w:r>
       <w:hyperlink r:id="rId77">
         <w:r>
           <w:rPr>
+            <w:lang w:val="en_US" w:bidi="en_US"/>
+          </w:rPr>
+          <w:rPr>
             <w:color w:val="0000EE"/>
             <w:u w:val="single"/>
           </w:rPr>
@@ -1745,11 +3233,17 @@
         </w:r>
       </w:hyperlink>
       <w:r>
+        <w:rPr>
+          <w:lang w:val="en_US" w:bidi="en_US"/>
+        </w:rPr>
         <w:t>), Christian slaves should accept the authority of their masters (</w:t>
       </w:r>
       <w:hyperlink r:id="rId78">
         <w:r>
           <w:rPr>
+            <w:lang w:val="en_US" w:bidi="en_US"/>
+          </w:rPr>
+          <w:rPr>
             <w:color w:val="0000EE"/>
             <w:u w:val="single"/>
           </w:rPr>
@@ -1757,11 +3251,17 @@
         </w:r>
       </w:hyperlink>
       <w:r>
+        <w:rPr>
+          <w:lang w:val="en_US" w:bidi="en_US"/>
+        </w:rPr>
         <w:t>), and Christian wives should accept the authority of their husbands (</w:t>
       </w:r>
       <w:hyperlink r:id="rId79">
         <w:r>
           <w:rPr>
+            <w:lang w:val="en_US" w:bidi="en_US"/>
+          </w:rPr>
+          <w:rPr>
             <w:color w:val="0000EE"/>
             <w:u w:val="single"/>
           </w:rPr>
@@ -1769,11 +3269,17 @@
         </w:r>
       </w:hyperlink>
       <w:r>
+        <w:rPr>
+          <w:lang w:val="en_US" w:bidi="en_US"/>
+        </w:rPr>
         <w:t xml:space="preserve">). Peter seems to be following an early Christian usage of the traditional household code, in which a series of instructions was given for different members of the household (cp. </w:t>
       </w:r>
       <w:hyperlink r:id="rId80">
         <w:r>
           <w:rPr>
+            <w:lang w:val="en_US" w:bidi="en_US"/>
+          </w:rPr>
+          <w:rPr>
             <w:color w:val="0000EE"/>
             <w:u w:val="single"/>
           </w:rPr>
@@ -1781,11 +3287,17 @@
         </w:r>
       </w:hyperlink>
       <w:r>
+        <w:rPr>
+          <w:lang w:val="en_US" w:bidi="en_US"/>
+        </w:rPr>
         <w:t xml:space="preserve">; </w:t>
       </w:r>
       <w:hyperlink r:id="rId81">
         <w:r>
           <w:rPr>
+            <w:lang w:val="en_US" w:bidi="en_US"/>
+          </w:rPr>
+          <w:rPr>
             <w:color w:val="0000EE"/>
             <w:u w:val="single"/>
           </w:rPr>
@@ -1793,11 +3305,17 @@
         </w:r>
       </w:hyperlink>
       <w:r>
+        <w:rPr>
+          <w:lang w:val="en_US" w:bidi="en_US"/>
+        </w:rPr>
         <w:t xml:space="preserve">; </w:t>
       </w:r>
       <w:hyperlink r:id="rId82">
         <w:r>
           <w:rPr>
+            <w:lang w:val="en_US" w:bidi="en_US"/>
+          </w:rPr>
+          <w:rPr>
             <w:color w:val="0000EE"/>
             <w:u w:val="single"/>
           </w:rPr>
@@ -1805,11 +3323,17 @@
         </w:r>
       </w:hyperlink>
       <w:r>
+        <w:rPr>
+          <w:lang w:val="en_US" w:bidi="en_US"/>
+        </w:rPr>
         <w:t xml:space="preserve">; </w:t>
       </w:r>
       <w:hyperlink r:id="rId83">
         <w:r>
           <w:rPr>
+            <w:lang w:val="en_US" w:bidi="en_US"/>
+          </w:rPr>
+          <w:rPr>
             <w:color w:val="0000EE"/>
             <w:u w:val="single"/>
           </w:rPr>
@@ -1817,31 +3341,65 @@
         </w:r>
       </w:hyperlink>
       <w:r>
+        <w:rPr>
+          <w:lang w:val="en_US" w:bidi="en_US"/>
+        </w:rPr>
         <w:t>).</w:t>
       </w:r>
-      <w:r/>
-      <w:r/>
-    </w:p>
-    <w:p>
-      <w:r/>
+      <w:r>
+        <w:rPr>
+          <w:lang w:val="en_US" w:bidi="en_US"/>
+        </w:rPr>
+      </w:r>
+      <w:r>
+        <w:rPr>
+          <w:lang w:val="en_US" w:bidi="en_US"/>
+        </w:rPr>
+      </w:r>
+    </w:p>
+    <w:p>
+      <w:pPr/>
+      <w:r>
+        <w:rPr>
+          <w:lang w:val="en_US" w:bidi="en_US"/>
+        </w:rPr>
+      </w:r>
     </w:p>
     <w:p>
       <w:pPr>
         <w:pStyle w:val="Heading2"/>
       </w:pPr>
       <w:r>
+        <w:rPr>
+          <w:lang w:val="en_US" w:bidi="en_US"/>
+        </w:rPr>
         <w:t>1 Peter 2:14</w:t>
       </w:r>
-      <w:r/>
-    </w:p>
-    <w:p>
-      <w:r/>
-      <w:r>
+      <w:r>
+        <w:rPr>
+          <w:lang w:val="en_US" w:bidi="en_US"/>
+        </w:rPr>
+      </w:r>
+    </w:p>
+    <w:p>
+      <w:pPr/>
+      <w:r>
+        <w:rPr>
+          <w:lang w:val="en_US" w:bidi="en_US"/>
+        </w:rPr>
+      </w:r>
+      <w:r>
+        <w:rPr>
+          <w:lang w:val="en_US" w:bidi="en_US"/>
+        </w:rPr>
         <w:t xml:space="preserve">to punish those who do wrong and honor those who do right: Cp. </w:t>
       </w:r>
       <w:hyperlink r:id="rId84">
         <w:r>
           <w:rPr>
+            <w:lang w:val="en_US" w:bidi="en_US"/>
+          </w:rPr>
+          <w:rPr>
             <w:color w:val="0000EE"/>
             <w:u w:val="single"/>
           </w:rPr>
@@ -1849,46 +3407,90 @@
         </w:r>
       </w:hyperlink>
       <w:r>
+        <w:rPr>
+          <w:lang w:val="en_US" w:bidi="en_US"/>
+        </w:rPr>
         <w:t>.</w:t>
       </w:r>
-      <w:r/>
-      <w:r/>
-    </w:p>
-    <w:p>
-      <w:r/>
+      <w:r>
+        <w:rPr>
+          <w:lang w:val="en_US" w:bidi="en_US"/>
+        </w:rPr>
+      </w:r>
+      <w:r>
+        <w:rPr>
+          <w:lang w:val="en_US" w:bidi="en_US"/>
+        </w:rPr>
+      </w:r>
+    </w:p>
+    <w:p>
+      <w:pPr/>
+      <w:r>
+        <w:rPr>
+          <w:lang w:val="en_US" w:bidi="en_US"/>
+        </w:rPr>
+      </w:r>
     </w:p>
     <w:p>
       <w:pPr>
         <w:pStyle w:val="Heading2"/>
       </w:pPr>
       <w:r>
+        <w:rPr>
+          <w:lang w:val="en_US" w:bidi="en_US"/>
+        </w:rPr>
         <w:t>1 Peter 2:17</w:t>
       </w:r>
-      <w:r/>
-    </w:p>
-    <w:p>
-      <w:r/>
-      <w:r>
+      <w:r>
+        <w:rPr>
+          <w:lang w:val="en_US" w:bidi="en_US"/>
+        </w:rPr>
+      </w:r>
+    </w:p>
+    <w:p>
+      <w:pPr/>
+      <w:r>
+        <w:rPr>
+          <w:lang w:val="en_US" w:bidi="en_US"/>
+        </w:rPr>
+      </w:r>
+      <w:r>
+        <w:rPr>
+          <w:lang w:val="en_US" w:bidi="en_US"/>
+        </w:rPr>
         <w:t xml:space="preserve">the family of believers: Literally </w:t>
       </w:r>
       <w:r>
         <w:rPr>
           <w:i/>
+          <w:lang w:val="en_US" w:bidi="en_US"/>
         </w:rPr>
         <w:t>the brotherhood;</w:t>
       </w:r>
       <w:r>
+        <w:rPr>
+          <w:lang w:val="en_US" w:bidi="en_US"/>
+        </w:rPr>
         <w:t xml:space="preserve"> see </w:t>
       </w:r>
       <w:r>
+        <w:rPr>
+          <w:lang w:val="en_US" w:bidi="en_US"/>
+        </w:rPr>
         <w:t>study note on 5:9</w:t>
       </w:r>
       <w:r>
+        <w:rPr>
+          <w:lang w:val="en_US" w:bidi="en_US"/>
+        </w:rPr>
         <w:t xml:space="preserve">. • Fear God, and respect the king: Peter might be reflecting on Jesus’ balanced statement about the Christian’s duty to both God and the government (see </w:t>
       </w:r>
       <w:hyperlink r:id="rId85">
         <w:r>
           <w:rPr>
+            <w:lang w:val="en_US" w:bidi="en_US"/>
+          </w:rPr>
+          <w:rPr>
             <w:color w:val="0000EE"/>
             <w:u w:val="single"/>
           </w:rPr>
@@ -1896,40 +3498,78 @@
         </w:r>
       </w:hyperlink>
       <w:r>
+        <w:rPr>
+          <w:lang w:val="en_US" w:bidi="en_US"/>
+        </w:rPr>
         <w:t>).</w:t>
       </w:r>
-      <w:r/>
-      <w:r/>
-    </w:p>
-    <w:p>
-      <w:r/>
+      <w:r>
+        <w:rPr>
+          <w:lang w:val="en_US" w:bidi="en_US"/>
+        </w:rPr>
+      </w:r>
+      <w:r>
+        <w:rPr>
+          <w:lang w:val="en_US" w:bidi="en_US"/>
+        </w:rPr>
+      </w:r>
+    </w:p>
+    <w:p>
+      <w:pPr/>
+      <w:r>
+        <w:rPr>
+          <w:lang w:val="en_US" w:bidi="en_US"/>
+        </w:rPr>
+      </w:r>
     </w:p>
     <w:p>
       <w:pPr>
         <w:pStyle w:val="Heading2"/>
       </w:pPr>
       <w:r>
+        <w:rPr>
+          <w:lang w:val="en_US" w:bidi="en_US"/>
+        </w:rPr>
         <w:t>1 Peter 2:18</w:t>
       </w:r>
-      <w:r/>
-    </w:p>
-    <w:p>
-      <w:r/>
-      <w:r>
+      <w:r>
+        <w:rPr>
+          <w:lang w:val="en_US" w:bidi="en_US"/>
+        </w:rPr>
+      </w:r>
+    </w:p>
+    <w:p>
+      <w:pPr/>
+      <w:r>
+        <w:rPr>
+          <w:lang w:val="en_US" w:bidi="en_US"/>
+        </w:rPr>
+      </w:r>
+      <w:r>
+        <w:rPr>
+          <w:lang w:val="en_US" w:bidi="en_US"/>
+        </w:rPr>
         <w:t xml:space="preserve">Many slaves in the Roman Empire held responsible positions and had a decent income, but most were harshly treated and all were deprived of legal status and rights. • with all respect (literally </w:t>
       </w:r>
       <w:r>
         <w:rPr>
           <w:i/>
+          <w:lang w:val="en_US" w:bidi="en_US"/>
         </w:rPr>
         <w:t>with all fear</w:t>
       </w:r>
       <w:r>
+        <w:rPr>
+          <w:lang w:val="en_US" w:bidi="en_US"/>
+        </w:rPr>
         <w:t xml:space="preserve">): Peter might be calling on slaves to fear God (see </w:t>
       </w:r>
       <w:hyperlink r:id="rId86">
         <w:r>
           <w:rPr>
+            <w:lang w:val="en_US" w:bidi="en_US"/>
+          </w:rPr>
+          <w:rPr>
             <w:color w:val="0000EE"/>
             <w:u w:val="single"/>
           </w:rPr>
@@ -1937,11 +3577,17 @@
         </w:r>
       </w:hyperlink>
       <w:r>
+        <w:rPr>
+          <w:lang w:val="en_US" w:bidi="en_US"/>
+        </w:rPr>
         <w:t xml:space="preserve">; cp. </w:t>
       </w:r>
       <w:hyperlink r:id="rId87">
         <w:r>
           <w:rPr>
+            <w:lang w:val="en_US" w:bidi="en_US"/>
+          </w:rPr>
+          <w:rPr>
             <w:color w:val="0000EE"/>
             <w:u w:val="single"/>
           </w:rPr>
@@ -1949,11 +3595,17 @@
         </w:r>
       </w:hyperlink>
       <w:r>
+        <w:rPr>
+          <w:lang w:val="en_US" w:bidi="en_US"/>
+        </w:rPr>
         <w:t>) or the master’s punishment, but he often speaks this way about the respectful attitude Christians must have toward others (</w:t>
       </w:r>
       <w:hyperlink r:id="rId88">
         <w:r>
           <w:rPr>
+            <w:lang w:val="en_US" w:bidi="en_US"/>
+          </w:rPr>
+          <w:rPr>
             <w:color w:val="0000EE"/>
             <w:u w:val="single"/>
           </w:rPr>
@@ -1961,51 +3613,113 @@
         </w:r>
       </w:hyperlink>
       <w:r>
+        <w:rPr>
+          <w:lang w:val="en_US" w:bidi="en_US"/>
+        </w:rPr>
         <w:t>).</w:t>
       </w:r>
-      <w:r/>
-      <w:r/>
-    </w:p>
-    <w:p>
-      <w:r/>
+      <w:r>
+        <w:rPr>
+          <w:lang w:val="en_US" w:bidi="en_US"/>
+        </w:rPr>
+      </w:r>
+      <w:r>
+        <w:rPr>
+          <w:lang w:val="en_US" w:bidi="en_US"/>
+        </w:rPr>
+      </w:r>
+    </w:p>
+    <w:p>
+      <w:pPr/>
+      <w:r>
+        <w:rPr>
+          <w:lang w:val="en_US" w:bidi="en_US"/>
+        </w:rPr>
+      </w:r>
     </w:p>
     <w:p>
       <w:pPr>
         <w:pStyle w:val="Heading2"/>
       </w:pPr>
       <w:r>
+        <w:rPr>
+          <w:lang w:val="en_US" w:bidi="en_US"/>
+        </w:rPr>
         <w:t>1 Peter 2:18–20</w:t>
       </w:r>
-      <w:r/>
-    </w:p>
-    <w:p>
-      <w:r/>
-      <w:r>
+      <w:r>
+        <w:rPr>
+          <w:lang w:val="en_US" w:bidi="en_US"/>
+        </w:rPr>
+      </w:r>
+    </w:p>
+    <w:p>
+      <w:pPr/>
+      <w:r>
+        <w:rPr>
+          <w:lang w:val="en_US" w:bidi="en_US"/>
+        </w:rPr>
+      </w:r>
+      <w:r>
+        <w:rPr>
+          <w:lang w:val="en_US" w:bidi="en_US"/>
+        </w:rPr>
         <w:t>The slave was legally bound and could not change his or her master, whereas the modern employee has the right to stop working for a cruel employer. Of course, some employees may not be able to change their situation, in which case Peter’s advice to slaves is very applicable to employees today.</w:t>
       </w:r>
-      <w:r/>
-      <w:r/>
-    </w:p>
-    <w:p>
-      <w:r/>
+      <w:r>
+        <w:rPr>
+          <w:lang w:val="en_US" w:bidi="en_US"/>
+        </w:rPr>
+      </w:r>
+      <w:r>
+        <w:rPr>
+          <w:lang w:val="en_US" w:bidi="en_US"/>
+        </w:rPr>
+      </w:r>
+    </w:p>
+    <w:p>
+      <w:pPr/>
+      <w:r>
+        <w:rPr>
+          <w:lang w:val="en_US" w:bidi="en_US"/>
+        </w:rPr>
+      </w:r>
     </w:p>
     <w:p>
       <w:pPr>
         <w:pStyle w:val="Heading2"/>
       </w:pPr>
       <w:r>
+        <w:rPr>
+          <w:lang w:val="en_US" w:bidi="en_US"/>
+        </w:rPr>
         <w:t>1 Peter 2:21–25</w:t>
       </w:r>
-      <w:r/>
-    </w:p>
-    <w:p>
-      <w:r/>
-      <w:r>
+      <w:r>
+        <w:rPr>
+          <w:lang w:val="en_US" w:bidi="en_US"/>
+        </w:rPr>
+      </w:r>
+    </w:p>
+    <w:p>
+      <w:pPr/>
+      <w:r>
+        <w:rPr>
+          <w:lang w:val="en_US" w:bidi="en_US"/>
+        </w:rPr>
+      </w:r>
+      <w:r>
+        <w:rPr>
+          <w:lang w:val="en_US" w:bidi="en_US"/>
+        </w:rPr>
         <w:t>While there is no explicit change of address here, the general character of these verses makes them applicable to all believers. • These verses might incorporate an early Christian hymn or confession about Christ (</w:t>
       </w:r>
       <w:hyperlink r:id="rId89">
         <w:r>
           <w:rPr>
+            <w:lang w:val="en_US" w:bidi="en_US"/>
+          </w:rPr>
+          <w:rPr>
             <w:color w:val="0000EE"/>
             <w:u w:val="single"/>
           </w:rPr>
@@ -2013,11 +3727,17 @@
         </w:r>
       </w:hyperlink>
       <w:r>
+        <w:rPr>
+          <w:lang w:val="en_US" w:bidi="en_US"/>
+        </w:rPr>
         <w:t xml:space="preserve">). Its focus is on the redemptive sufferings of Christ in language drawn largely from </w:t>
       </w:r>
       <w:hyperlink r:id="rId90">
         <w:r>
           <w:rPr>
+            <w:lang w:val="en_US" w:bidi="en_US"/>
+          </w:rPr>
+          <w:rPr>
             <w:color w:val="0000EE"/>
             <w:u w:val="single"/>
           </w:rPr>
@@ -2025,31 +3745,65 @@
         </w:r>
       </w:hyperlink>
       <w:r>
+        <w:rPr>
+          <w:lang w:val="en_US" w:bidi="en_US"/>
+        </w:rPr>
         <w:t>.</w:t>
       </w:r>
-      <w:r/>
-      <w:r/>
-    </w:p>
-    <w:p>
-      <w:r/>
+      <w:r>
+        <w:rPr>
+          <w:lang w:val="en_US" w:bidi="en_US"/>
+        </w:rPr>
+      </w:r>
+      <w:r>
+        <w:rPr>
+          <w:lang w:val="en_US" w:bidi="en_US"/>
+        </w:rPr>
+      </w:r>
+    </w:p>
+    <w:p>
+      <w:pPr/>
+      <w:r>
+        <w:rPr>
+          <w:lang w:val="en_US" w:bidi="en_US"/>
+        </w:rPr>
+      </w:r>
     </w:p>
     <w:p>
       <w:pPr>
         <w:pStyle w:val="Heading2"/>
       </w:pPr>
       <w:r>
+        <w:rPr>
+          <w:lang w:val="en_US" w:bidi="en_US"/>
+        </w:rPr>
         <w:t>1 Peter 2:24</w:t>
       </w:r>
-      <w:r/>
-    </w:p>
-    <w:p>
-      <w:r/>
-      <w:r>
+      <w:r>
+        <w:rPr>
+          <w:lang w:val="en_US" w:bidi="en_US"/>
+        </w:rPr>
+      </w:r>
+    </w:p>
+    <w:p>
+      <w:pPr/>
+      <w:r>
+        <w:rPr>
+          <w:lang w:val="en_US" w:bidi="en_US"/>
+        </w:rPr>
+      </w:r>
+      <w:r>
+        <w:rPr>
+          <w:lang w:val="en_US" w:bidi="en_US"/>
+        </w:rPr>
         <w:t xml:space="preserve">He personally carried our sins: This phrase alludes to </w:t>
       </w:r>
       <w:hyperlink r:id="rId91">
         <w:r>
           <w:rPr>
+            <w:lang w:val="en_US" w:bidi="en_US"/>
+          </w:rPr>
+          <w:rPr>
             <w:color w:val="0000EE"/>
             <w:u w:val="single"/>
           </w:rPr>
@@ -2057,11 +3811,17 @@
         </w:r>
       </w:hyperlink>
       <w:r>
+        <w:rPr>
+          <w:lang w:val="en_US" w:bidi="en_US"/>
+        </w:rPr>
         <w:t xml:space="preserve">, </w:t>
       </w:r>
       <w:hyperlink r:id="rId92">
         <w:r>
           <w:rPr>
+            <w:lang w:val="en_US" w:bidi="en_US"/>
+          </w:rPr>
+          <w:rPr>
             <w:color w:val="0000EE"/>
             <w:u w:val="single"/>
           </w:rPr>
@@ -2069,11 +3829,17 @@
         </w:r>
       </w:hyperlink>
       <w:r>
+        <w:rPr>
+          <w:lang w:val="en_US" w:bidi="en_US"/>
+        </w:rPr>
         <w:t xml:space="preserve">. • By his wounds you are healed: The physical suffering of Christ has freed us from slavery to sin (cp. </w:t>
       </w:r>
       <w:hyperlink r:id="rId93">
         <w:r>
           <w:rPr>
+            <w:lang w:val="en_US" w:bidi="en_US"/>
+          </w:rPr>
+          <w:rPr>
             <w:color w:val="0000EE"/>
             <w:u w:val="single"/>
           </w:rPr>
@@ -2081,11 +3847,17 @@
         </w:r>
       </w:hyperlink>
       <w:r>
+        <w:rPr>
+          <w:lang w:val="en_US" w:bidi="en_US"/>
+        </w:rPr>
         <w:t xml:space="preserve">). Matthew applies similar language from </w:t>
       </w:r>
       <w:hyperlink r:id="rId91">
         <w:r>
           <w:rPr>
+            <w:lang w:val="en_US" w:bidi="en_US"/>
+          </w:rPr>
+          <w:rPr>
             <w:color w:val="0000EE"/>
             <w:u w:val="single"/>
           </w:rPr>
@@ -2093,11 +3865,17 @@
         </w:r>
       </w:hyperlink>
       <w:r>
+        <w:rPr>
+          <w:lang w:val="en_US" w:bidi="en_US"/>
+        </w:rPr>
         <w:t xml:space="preserve"> to the physical healings performed by Jesus (</w:t>
       </w:r>
       <w:hyperlink r:id="rId94">
         <w:r>
           <w:rPr>
+            <w:lang w:val="en_US" w:bidi="en_US"/>
+          </w:rPr>
+          <w:rPr>
             <w:color w:val="0000EE"/>
             <w:u w:val="single"/>
           </w:rPr>
@@ -2105,40 +3883,78 @@
         </w:r>
       </w:hyperlink>
       <w:r>
+        <w:rPr>
+          <w:lang w:val="en_US" w:bidi="en_US"/>
+        </w:rPr>
         <w:t>).</w:t>
       </w:r>
-      <w:r/>
-      <w:r/>
-    </w:p>
-    <w:p>
-      <w:r/>
+      <w:r>
+        <w:rPr>
+          <w:lang w:val="en_US" w:bidi="en_US"/>
+        </w:rPr>
+      </w:r>
+      <w:r>
+        <w:rPr>
+          <w:lang w:val="en_US" w:bidi="en_US"/>
+        </w:rPr>
+      </w:r>
+    </w:p>
+    <w:p>
+      <w:pPr/>
+      <w:r>
+        <w:rPr>
+          <w:lang w:val="en_US" w:bidi="en_US"/>
+        </w:rPr>
+      </w:r>
     </w:p>
     <w:p>
       <w:pPr>
         <w:pStyle w:val="Heading2"/>
       </w:pPr>
       <w:r>
+        <w:rPr>
+          <w:lang w:val="en_US" w:bidi="en_US"/>
+        </w:rPr>
         <w:t>1 Peter 3:1</w:t>
       </w:r>
-      <w:r/>
-    </w:p>
-    <w:p>
-      <w:r/>
-      <w:r>
+      <w:r>
+        <w:rPr>
+          <w:lang w:val="en_US" w:bidi="en_US"/>
+        </w:rPr>
+      </w:r>
+    </w:p>
+    <w:p>
+      <w:pPr/>
+      <w:r>
+        <w:rPr>
+          <w:lang w:val="en_US" w:bidi="en_US"/>
+        </w:rPr>
+      </w:r>
+      <w:r>
+        <w:rPr>
+          <w:lang w:val="en_US" w:bidi="en_US"/>
+        </w:rPr>
         <w:t xml:space="preserve">accept the authority of (literally </w:t>
       </w:r>
       <w:r>
         <w:rPr>
           <w:i/>
+          <w:lang w:val="en_US" w:bidi="en_US"/>
         </w:rPr>
         <w:t>submit to</w:t>
       </w:r>
       <w:r>
+        <w:rPr>
+          <w:lang w:val="en_US" w:bidi="en_US"/>
+        </w:rPr>
         <w:t xml:space="preserve">): Wives are instructed to acknowledge that God has appointed the husband as head of the relationship (see </w:t>
       </w:r>
       <w:hyperlink r:id="rId95">
         <w:r>
           <w:rPr>
+            <w:lang w:val="en_US" w:bidi="en_US"/>
+          </w:rPr>
+          <w:rPr>
             <w:color w:val="0000EE"/>
             <w:u w:val="single"/>
           </w:rPr>
@@ -2146,11 +3962,17 @@
         </w:r>
       </w:hyperlink>
       <w:r>
+        <w:rPr>
+          <w:lang w:val="en_US" w:bidi="en_US"/>
+        </w:rPr>
         <w:t xml:space="preserve">; </w:t>
       </w:r>
       <w:hyperlink r:id="rId96">
         <w:r>
           <w:rPr>
+            <w:lang w:val="en_US" w:bidi="en_US"/>
+          </w:rPr>
+          <w:rPr>
             <w:color w:val="0000EE"/>
             <w:u w:val="single"/>
           </w:rPr>
@@ -2158,11 +3980,17 @@
         </w:r>
       </w:hyperlink>
       <w:r>
+        <w:rPr>
+          <w:lang w:val="en_US" w:bidi="en_US"/>
+        </w:rPr>
         <w:t xml:space="preserve">). Submission in the ancient world took the form of obedience (see </w:t>
       </w:r>
       <w:hyperlink r:id="rId97">
         <w:r>
           <w:rPr>
+            <w:lang w:val="en_US" w:bidi="en_US"/>
+          </w:rPr>
+          <w:rPr>
             <w:color w:val="0000EE"/>
             <w:u w:val="single"/>
           </w:rPr>
@@ -2170,11 +3998,17 @@
         </w:r>
       </w:hyperlink>
       <w:r>
+        <w:rPr>
+          <w:lang w:val="en_US" w:bidi="en_US"/>
+        </w:rPr>
         <w:t>). God also intends the husband to be a loving and respectful head (</w:t>
       </w:r>
       <w:hyperlink r:id="rId98">
         <w:r>
           <w:rPr>
+            <w:lang w:val="en_US" w:bidi="en_US"/>
+          </w:rPr>
+          <w:rPr>
             <w:color w:val="0000EE"/>
             <w:u w:val="single"/>
           </w:rPr>
@@ -2182,11 +4016,17 @@
         </w:r>
       </w:hyperlink>
       <w:r>
+        <w:rPr>
+          <w:lang w:val="en_US" w:bidi="en_US"/>
+        </w:rPr>
         <w:t xml:space="preserve">; see </w:t>
       </w:r>
       <w:hyperlink r:id="rId99">
         <w:r>
           <w:rPr>
+            <w:lang w:val="en_US" w:bidi="en_US"/>
+          </w:rPr>
+          <w:rPr>
             <w:color w:val="0000EE"/>
             <w:u w:val="single"/>
           </w:rPr>
@@ -2194,31 +4034,65 @@
         </w:r>
       </w:hyperlink>
       <w:r>
+        <w:rPr>
+          <w:lang w:val="en_US" w:bidi="en_US"/>
+        </w:rPr>
         <w:t>). However, Peter focuses especially on wives with pagan husbands who would potentially be hostile toward their wives’ faith. • without any words: Peter urges Christian wives to evangelize their husbands through their submissive and appropriate behavior.</w:t>
       </w:r>
-      <w:r/>
-      <w:r/>
-    </w:p>
-    <w:p>
-      <w:r/>
+      <w:r>
+        <w:rPr>
+          <w:lang w:val="en_US" w:bidi="en_US"/>
+        </w:rPr>
+      </w:r>
+      <w:r>
+        <w:rPr>
+          <w:lang w:val="en_US" w:bidi="en_US"/>
+        </w:rPr>
+      </w:r>
+    </w:p>
+    <w:p>
+      <w:pPr/>
+      <w:r>
+        <w:rPr>
+          <w:lang w:val="en_US" w:bidi="en_US"/>
+        </w:rPr>
+      </w:r>
     </w:p>
     <w:p>
       <w:pPr>
         <w:pStyle w:val="Heading2"/>
       </w:pPr>
       <w:r>
+        <w:rPr>
+          <w:lang w:val="en_US" w:bidi="en_US"/>
+        </w:rPr>
         <w:t>1 Peter 3:1–7</w:t>
       </w:r>
-      <w:r/>
-    </w:p>
-    <w:p>
-      <w:r/>
-      <w:r>
+      <w:r>
+        <w:rPr>
+          <w:lang w:val="en_US" w:bidi="en_US"/>
+        </w:rPr>
+      </w:r>
+    </w:p>
+    <w:p>
+      <w:pPr/>
+      <w:r>
+        <w:rPr>
+          <w:lang w:val="en_US" w:bidi="en_US"/>
+        </w:rPr>
+      </w:r>
+      <w:r>
+        <w:rPr>
+          <w:lang w:val="en_US" w:bidi="en_US"/>
+        </w:rPr>
         <w:t>The last of Peter’s three exhortations about accepting authority (</w:t>
       </w:r>
       <w:hyperlink r:id="rId100">
         <w:r>
           <w:rPr>
+            <w:lang w:val="en_US" w:bidi="en_US"/>
+          </w:rPr>
+          <w:rPr>
             <w:color w:val="0000EE"/>
             <w:u w:val="single"/>
           </w:rPr>
@@ -2226,11 +4100,17 @@
         </w:r>
       </w:hyperlink>
       <w:r>
+        <w:rPr>
+          <w:lang w:val="en_US" w:bidi="en_US"/>
+        </w:rPr>
         <w:t xml:space="preserve">) concerns wives and husbands (cp. </w:t>
       </w:r>
       <w:hyperlink r:id="rId101">
         <w:r>
           <w:rPr>
+            <w:lang w:val="en_US" w:bidi="en_US"/>
+          </w:rPr>
+          <w:rPr>
             <w:color w:val="0000EE"/>
             <w:u w:val="single"/>
           </w:rPr>
@@ -2238,11 +4118,17 @@
         </w:r>
       </w:hyperlink>
       <w:r>
+        <w:rPr>
+          <w:lang w:val="en_US" w:bidi="en_US"/>
+        </w:rPr>
         <w:t xml:space="preserve">; </w:t>
       </w:r>
       <w:hyperlink r:id="rId102">
         <w:r>
           <w:rPr>
+            <w:lang w:val="en_US" w:bidi="en_US"/>
+          </w:rPr>
+          <w:rPr>
             <w:color w:val="0000EE"/>
             <w:u w:val="single"/>
           </w:rPr>
@@ -2250,31 +4136,65 @@
         </w:r>
       </w:hyperlink>
       <w:r>
+        <w:rPr>
+          <w:lang w:val="en_US" w:bidi="en_US"/>
+        </w:rPr>
         <w:t>).</w:t>
       </w:r>
-      <w:r/>
-      <w:r/>
-    </w:p>
-    <w:p>
-      <w:r/>
+      <w:r>
+        <w:rPr>
+          <w:lang w:val="en_US" w:bidi="en_US"/>
+        </w:rPr>
+      </w:r>
+      <w:r>
+        <w:rPr>
+          <w:lang w:val="en_US" w:bidi="en_US"/>
+        </w:rPr>
+      </w:r>
+    </w:p>
+    <w:p>
+      <w:pPr/>
+      <w:r>
+        <w:rPr>
+          <w:lang w:val="en_US" w:bidi="en_US"/>
+        </w:rPr>
+      </w:r>
     </w:p>
     <w:p>
       <w:pPr>
         <w:pStyle w:val="Heading2"/>
       </w:pPr>
       <w:r>
+        <w:rPr>
+          <w:lang w:val="en_US" w:bidi="en_US"/>
+        </w:rPr>
         <w:t>1 Peter 3:3–4</w:t>
       </w:r>
-      <w:r/>
-    </w:p>
-    <w:p>
-      <w:r/>
-      <w:r>
+      <w:r>
+        <w:rPr>
+          <w:lang w:val="en_US" w:bidi="en_US"/>
+        </w:rPr>
+      </w:r>
+    </w:p>
+    <w:p>
+      <w:pPr/>
+      <w:r>
+        <w:rPr>
+          <w:lang w:val="en_US" w:bidi="en_US"/>
+        </w:rPr>
+      </w:r>
+      <w:r>
+        <w:rPr>
+          <w:lang w:val="en_US" w:bidi="en_US"/>
+        </w:rPr>
         <w:t xml:space="preserve">fancy hairstyles, expensive jewelry, or beautiful clothes: Peter has sometimes been interpreted as if he condemns any form of female ornamentation, but this is not his purpose. Instead, he insists that Christian women should not be noticed for the beauty of clothing and jewels but for the interior beauty of a gentle and quiet spirit. See also </w:t>
       </w:r>
       <w:hyperlink r:id="rId103">
         <w:r>
           <w:rPr>
+            <w:lang w:val="en_US" w:bidi="en_US"/>
+          </w:rPr>
+          <w:rPr>
             <w:color w:val="0000EE"/>
             <w:u w:val="single"/>
           </w:rPr>
@@ -2282,31 +4202,65 @@
         </w:r>
       </w:hyperlink>
       <w:r>
+        <w:rPr>
+          <w:lang w:val="en_US" w:bidi="en_US"/>
+        </w:rPr>
         <w:t>.</w:t>
       </w:r>
-      <w:r/>
-      <w:r/>
-    </w:p>
-    <w:p>
-      <w:r/>
+      <w:r>
+        <w:rPr>
+          <w:lang w:val="en_US" w:bidi="en_US"/>
+        </w:rPr>
+      </w:r>
+      <w:r>
+        <w:rPr>
+          <w:lang w:val="en_US" w:bidi="en_US"/>
+        </w:rPr>
+      </w:r>
+    </w:p>
+    <w:p>
+      <w:pPr/>
+      <w:r>
+        <w:rPr>
+          <w:lang w:val="en_US" w:bidi="en_US"/>
+        </w:rPr>
+      </w:r>
     </w:p>
     <w:p>
       <w:pPr>
         <w:pStyle w:val="Heading2"/>
       </w:pPr>
       <w:r>
+        <w:rPr>
+          <w:lang w:val="en_US" w:bidi="en_US"/>
+        </w:rPr>
         <w:t>1 Peter 3:6</w:t>
       </w:r>
-      <w:r/>
-    </w:p>
-    <w:p>
-      <w:r/>
-      <w:r>
+      <w:r>
+        <w:rPr>
+          <w:lang w:val="en_US" w:bidi="en_US"/>
+        </w:rPr>
+      </w:r>
+    </w:p>
+    <w:p>
+      <w:pPr/>
+      <w:r>
+        <w:rPr>
+          <w:lang w:val="en_US" w:bidi="en_US"/>
+        </w:rPr>
+      </w:r>
+      <w:r>
+        <w:rPr>
+          <w:lang w:val="en_US" w:bidi="en_US"/>
+        </w:rPr>
         <w:t xml:space="preserve">and called him her master: See </w:t>
       </w:r>
       <w:hyperlink r:id="rId104">
         <w:r>
           <w:rPr>
+            <w:lang w:val="en_US" w:bidi="en_US"/>
+          </w:rPr>
+          <w:rPr>
             <w:color w:val="0000EE"/>
             <w:u w:val="single"/>
           </w:rPr>
@@ -2314,31 +4268,65 @@
         </w:r>
       </w:hyperlink>
       <w:r>
+        <w:rPr>
+          <w:lang w:val="en_US" w:bidi="en_US"/>
+        </w:rPr>
         <w:t>. Peter views this address as indicative of Sarah’s overall attitude toward Abraham. • without fear of what your husbands might do: Christian wives married to unbelievers frequently found themselves pressured, both subtly and overtly, to abandon Christian principles and values. Peter urges them to continue to do what is right.</w:t>
       </w:r>
-      <w:r/>
-      <w:r/>
-    </w:p>
-    <w:p>
-      <w:r/>
+      <w:r>
+        <w:rPr>
+          <w:lang w:val="en_US" w:bidi="en_US"/>
+        </w:rPr>
+      </w:r>
+      <w:r>
+        <w:rPr>
+          <w:lang w:val="en_US" w:bidi="en_US"/>
+        </w:rPr>
+      </w:r>
+    </w:p>
+    <w:p>
+      <w:pPr/>
+      <w:r>
+        <w:rPr>
+          <w:lang w:val="en_US" w:bidi="en_US"/>
+        </w:rPr>
+      </w:r>
     </w:p>
     <w:p>
       <w:pPr>
         <w:pStyle w:val="Heading2"/>
       </w:pPr>
       <w:r>
+        <w:rPr>
+          <w:lang w:val="en_US" w:bidi="en_US"/>
+        </w:rPr>
         <w:t>1 Peter 3:7</w:t>
       </w:r>
-      <w:r/>
-    </w:p>
-    <w:p>
-      <w:r/>
-      <w:r>
+      <w:r>
+        <w:rPr>
+          <w:lang w:val="en_US" w:bidi="en_US"/>
+        </w:rPr>
+      </w:r>
+    </w:p>
+    <w:p>
+      <w:pPr/>
+      <w:r>
+        <w:rPr>
+          <w:lang w:val="en_US" w:bidi="en_US"/>
+        </w:rPr>
+      </w:r>
+      <w:r>
+        <w:rPr>
+          <w:lang w:val="en_US" w:bidi="en_US"/>
+        </w:rPr>
         <w:t>In the same way: Like slaves and wives (</w:t>
       </w:r>
       <w:hyperlink r:id="rId105">
         <w:r>
           <w:rPr>
+            <w:lang w:val="en_US" w:bidi="en_US"/>
+          </w:rPr>
+          <w:rPr>
             <w:color w:val="0000EE"/>
             <w:u w:val="single"/>
           </w:rPr>
@@ -2346,11 +4334,17 @@
         </w:r>
       </w:hyperlink>
       <w:r>
+        <w:rPr>
+          <w:lang w:val="en_US" w:bidi="en_US"/>
+        </w:rPr>
         <w:t xml:space="preserve">), husbands also have a particular responsibility within the household. • She may be weaker than you are: Peter was probably thinking of the woman’s physical strength and perhaps her social status. Since women are typically physically weaker than men and were often less able to assert themselves in that society, the husband had the duty of protecting and caring for his wife. • your equal partner in God’s gift of new life: The husband’s headship is balanced and informed by the equal status that men and women have before God (see also </w:t>
       </w:r>
       <w:hyperlink r:id="rId106">
         <w:r>
           <w:rPr>
+            <w:lang w:val="en_US" w:bidi="en_US"/>
+          </w:rPr>
+          <w:rPr>
             <w:color w:val="0000EE"/>
             <w:u w:val="single"/>
           </w:rPr>
@@ -2358,11 +4352,17 @@
         </w:r>
       </w:hyperlink>
       <w:r>
+        <w:rPr>
+          <w:lang w:val="en_US" w:bidi="en_US"/>
+        </w:rPr>
         <w:t xml:space="preserve">). • The prayers of a husband are hindered if he does not give exceptional honor to his wife (cp. </w:t>
       </w:r>
       <w:hyperlink r:id="rId107">
         <w:r>
           <w:rPr>
+            <w:lang w:val="en_US" w:bidi="en_US"/>
+          </w:rPr>
+          <w:rPr>
             <w:color w:val="0000EE"/>
             <w:u w:val="single"/>
           </w:rPr>
@@ -2370,31 +4370,65 @@
         </w:r>
       </w:hyperlink>
       <w:r>
+        <w:rPr>
+          <w:lang w:val="en_US" w:bidi="en_US"/>
+        </w:rPr>
         <w:t>).</w:t>
       </w:r>
-      <w:r/>
-      <w:r/>
-    </w:p>
-    <w:p>
-      <w:r/>
+      <w:r>
+        <w:rPr>
+          <w:lang w:val="en_US" w:bidi="en_US"/>
+        </w:rPr>
+      </w:r>
+      <w:r>
+        <w:rPr>
+          <w:lang w:val="en_US" w:bidi="en_US"/>
+        </w:rPr>
+      </w:r>
+    </w:p>
+    <w:p>
+      <w:pPr/>
+      <w:r>
+        <w:rPr>
+          <w:lang w:val="en_US" w:bidi="en_US"/>
+        </w:rPr>
+      </w:r>
     </w:p>
     <w:p>
       <w:pPr>
         <w:pStyle w:val="Heading2"/>
       </w:pPr>
       <w:r>
+        <w:rPr>
+          <w:lang w:val="en_US" w:bidi="en_US"/>
+        </w:rPr>
         <w:t>1 Peter 3:8–12</w:t>
       </w:r>
-      <w:r/>
-    </w:p>
-    <w:p>
-      <w:r/>
-      <w:r>
+      <w:r>
+        <w:rPr>
+          <w:lang w:val="en_US" w:bidi="en_US"/>
+        </w:rPr>
+      </w:r>
+    </w:p>
+    <w:p>
+      <w:pPr/>
+      <w:r>
+        <w:rPr>
+          <w:lang w:val="en_US" w:bidi="en_US"/>
+        </w:rPr>
+      </w:r>
+      <w:r>
+        <w:rPr>
+          <w:lang w:val="en_US" w:bidi="en_US"/>
+        </w:rPr>
         <w:t>Finally: This is the last in a series of exhortations to different groups (</w:t>
       </w:r>
       <w:hyperlink r:id="rId108">
         <w:r>
           <w:rPr>
+            <w:lang w:val="en_US" w:bidi="en_US"/>
+          </w:rPr>
+          <w:rPr>
             <w:color w:val="0000EE"/>
             <w:u w:val="single"/>
           </w:rPr>
@@ -2402,11 +4436,17 @@
         </w:r>
       </w:hyperlink>
       <w:r>
+        <w:rPr>
+          <w:lang w:val="en_US" w:bidi="en_US"/>
+        </w:rPr>
         <w:t>). Here, all believers must respond to others—believers (</w:t>
       </w:r>
       <w:hyperlink r:id="rId109">
         <w:r>
           <w:rPr>
+            <w:lang w:val="en_US" w:bidi="en_US"/>
+          </w:rPr>
+          <w:rPr>
             <w:color w:val="0000EE"/>
             <w:u w:val="single"/>
           </w:rPr>
@@ -2414,11 +4454,17 @@
         </w:r>
       </w:hyperlink>
       <w:r>
+        <w:rPr>
+          <w:lang w:val="en_US" w:bidi="en_US"/>
+        </w:rPr>
         <w:t>) and unbelievers (</w:t>
       </w:r>
       <w:hyperlink r:id="rId110">
         <w:r>
           <w:rPr>
+            <w:lang w:val="en_US" w:bidi="en_US"/>
+          </w:rPr>
+          <w:rPr>
             <w:color w:val="0000EE"/>
             <w:u w:val="single"/>
           </w:rPr>
@@ -2426,51 +4472,113 @@
         </w:r>
       </w:hyperlink>
       <w:r>
+        <w:rPr>
+          <w:lang w:val="en_US" w:bidi="en_US"/>
+        </w:rPr>
         <w:t>)—with love.</w:t>
       </w:r>
-      <w:r/>
-      <w:r/>
-    </w:p>
-    <w:p>
-      <w:r/>
+      <w:r>
+        <w:rPr>
+          <w:lang w:val="en_US" w:bidi="en_US"/>
+        </w:rPr>
+      </w:r>
+      <w:r>
+        <w:rPr>
+          <w:lang w:val="en_US" w:bidi="en_US"/>
+        </w:rPr>
+      </w:r>
+    </w:p>
+    <w:p>
+      <w:pPr/>
+      <w:r>
+        <w:rPr>
+          <w:lang w:val="en_US" w:bidi="en_US"/>
+        </w:rPr>
+      </w:r>
     </w:p>
     <w:p>
       <w:pPr>
         <w:pStyle w:val="Heading2"/>
       </w:pPr>
       <w:r>
+        <w:rPr>
+          <w:lang w:val="en_US" w:bidi="en_US"/>
+        </w:rPr>
         <w:t>1 Peter 3:9</w:t>
       </w:r>
-      <w:r/>
-    </w:p>
-    <w:p>
-      <w:r/>
-      <w:r>
+      <w:r>
+        <w:rPr>
+          <w:lang w:val="en_US" w:bidi="en_US"/>
+        </w:rPr>
+      </w:r>
+    </w:p>
+    <w:p>
+      <w:pPr/>
+      <w:r>
+        <w:rPr>
+          <w:lang w:val="en_US" w:bidi="en_US"/>
+        </w:rPr>
+      </w:r>
+      <w:r>
+        <w:rPr>
+          <w:lang w:val="en_US" w:bidi="en_US"/>
+        </w:rPr>
         <w:t>and he grant you his blessing: By blessing others, we receive a blessing from God.</w:t>
       </w:r>
-      <w:r/>
-      <w:r/>
-    </w:p>
-    <w:p>
-      <w:r/>
+      <w:r>
+        <w:rPr>
+          <w:lang w:val="en_US" w:bidi="en_US"/>
+        </w:rPr>
+      </w:r>
+      <w:r>
+        <w:rPr>
+          <w:lang w:val="en_US" w:bidi="en_US"/>
+        </w:rPr>
+      </w:r>
+    </w:p>
+    <w:p>
+      <w:pPr/>
+      <w:r>
+        <w:rPr>
+          <w:lang w:val="en_US" w:bidi="en_US"/>
+        </w:rPr>
+      </w:r>
     </w:p>
     <w:p>
       <w:pPr>
         <w:pStyle w:val="Heading2"/>
       </w:pPr>
       <w:r>
+        <w:rPr>
+          <w:lang w:val="en_US" w:bidi="en_US"/>
+        </w:rPr>
         <w:t>1 Peter 3:10–12</w:t>
       </w:r>
-      <w:r/>
-    </w:p>
-    <w:p>
-      <w:r/>
-      <w:r>
+      <w:r>
+        <w:rPr>
+          <w:lang w:val="en_US" w:bidi="en_US"/>
+        </w:rPr>
+      </w:r>
+    </w:p>
+    <w:p>
+      <w:pPr/>
+      <w:r>
+        <w:rPr>
+          <w:lang w:val="en_US" w:bidi="en_US"/>
+        </w:rPr>
+      </w:r>
+      <w:r>
+        <w:rPr>
+          <w:lang w:val="en_US" w:bidi="en_US"/>
+        </w:rPr>
         <w:t xml:space="preserve">Peter underscores the relationship between conduct and blessing by quoting </w:t>
       </w:r>
       <w:hyperlink r:id="rId111">
         <w:r>
           <w:rPr>
+            <w:lang w:val="en_US" w:bidi="en_US"/>
+          </w:rPr>
+          <w:rPr>
             <w:color w:val="0000EE"/>
             <w:u w:val="single"/>
           </w:rPr>
@@ -2478,11 +4586,17 @@
         </w:r>
       </w:hyperlink>
       <w:r>
+        <w:rPr>
+          <w:lang w:val="en_US" w:bidi="en_US"/>
+        </w:rPr>
         <w:t xml:space="preserve">. This psalm is prominent in early Christian teaching (see also </w:t>
       </w:r>
       <w:hyperlink r:id="rId112">
         <w:r>
           <w:rPr>
+            <w:lang w:val="en_US" w:bidi="en_US"/>
+          </w:rPr>
+          <w:rPr>
             <w:color w:val="0000EE"/>
             <w:u w:val="single"/>
           </w:rPr>
@@ -2490,11 +4604,17 @@
         </w:r>
       </w:hyperlink>
       <w:r>
+        <w:rPr>
+          <w:lang w:val="en_US" w:bidi="en_US"/>
+        </w:rPr>
         <w:t xml:space="preserve">; </w:t>
       </w:r>
       <w:hyperlink r:id="rId113">
         <w:r>
           <w:rPr>
+            <w:lang w:val="en_US" w:bidi="en_US"/>
+          </w:rPr>
+          <w:rPr>
             <w:color w:val="0000EE"/>
             <w:u w:val="single"/>
           </w:rPr>
@@ -2502,31 +4622,65 @@
         </w:r>
       </w:hyperlink>
       <w:r>
+        <w:rPr>
+          <w:lang w:val="en_US" w:bidi="en_US"/>
+        </w:rPr>
         <w:t>). The text focuses on curbing sins of speech, resisting evil, and doing good. It also highlights the promise of blessing for obedience.</w:t>
       </w:r>
-      <w:r/>
-      <w:r/>
-    </w:p>
-    <w:p>
-      <w:r/>
+      <w:r>
+        <w:rPr>
+          <w:lang w:val="en_US" w:bidi="en_US"/>
+        </w:rPr>
+      </w:r>
+      <w:r>
+        <w:rPr>
+          <w:lang w:val="en_US" w:bidi="en_US"/>
+        </w:rPr>
+      </w:r>
+    </w:p>
+    <w:p>
+      <w:pPr/>
+      <w:r>
+        <w:rPr>
+          <w:lang w:val="en_US" w:bidi="en_US"/>
+        </w:rPr>
+      </w:r>
     </w:p>
     <w:p>
       <w:pPr>
         <w:pStyle w:val="Heading2"/>
       </w:pPr>
       <w:r>
+        <w:rPr>
+          <w:lang w:val="en_US" w:bidi="en_US"/>
+        </w:rPr>
         <w:t>1 Peter 3:13</w:t>
       </w:r>
-      <w:r/>
-    </w:p>
-    <w:p>
-      <w:r/>
-      <w:r>
+      <w:r>
+        <w:rPr>
+          <w:lang w:val="en_US" w:bidi="en_US"/>
+        </w:rPr>
+      </w:r>
+    </w:p>
+    <w:p>
+      <w:pPr/>
+      <w:r>
+        <w:rPr>
+          <w:lang w:val="en_US" w:bidi="en_US"/>
+        </w:rPr>
+      </w:r>
+      <w:r>
+        <w:rPr>
+          <w:lang w:val="en_US" w:bidi="en_US"/>
+        </w:rPr>
         <w:t>Generally speaking, no one will want to harm someone who is doing good, but sometimes Christians do suffer even when they do good (</w:t>
       </w:r>
       <w:hyperlink r:id="rId114">
         <w:r>
           <w:rPr>
+            <w:lang w:val="en_US" w:bidi="en_US"/>
+          </w:rPr>
+          <w:rPr>
             <w:color w:val="0000EE"/>
             <w:u w:val="single"/>
           </w:rPr>
@@ -2534,11 +4688,17 @@
         </w:r>
       </w:hyperlink>
       <w:r>
+        <w:rPr>
+          <w:lang w:val="en_US" w:bidi="en_US"/>
+        </w:rPr>
         <w:t xml:space="preserve">; see </w:t>
       </w:r>
       <w:hyperlink r:id="rId115">
         <w:r>
           <w:rPr>
+            <w:lang w:val="en_US" w:bidi="en_US"/>
+          </w:rPr>
+          <w:rPr>
             <w:color w:val="0000EE"/>
             <w:u w:val="single"/>
           </w:rPr>
@@ -2546,11 +4706,17 @@
         </w:r>
       </w:hyperlink>
       <w:r>
+        <w:rPr>
+          <w:lang w:val="en_US" w:bidi="en_US"/>
+        </w:rPr>
         <w:t xml:space="preserve">; </w:t>
       </w:r>
       <w:hyperlink r:id="rId116">
         <w:r>
           <w:rPr>
+            <w:lang w:val="en_US" w:bidi="en_US"/>
+          </w:rPr>
+          <w:rPr>
             <w:color w:val="0000EE"/>
             <w:u w:val="single"/>
           </w:rPr>
@@ -2558,31 +4724,65 @@
         </w:r>
       </w:hyperlink>
       <w:r>
+        <w:rPr>
+          <w:lang w:val="en_US" w:bidi="en_US"/>
+        </w:rPr>
         <w:t>).</w:t>
       </w:r>
-      <w:r/>
-      <w:r/>
-    </w:p>
-    <w:p>
-      <w:r/>
+      <w:r>
+        <w:rPr>
+          <w:lang w:val="en_US" w:bidi="en_US"/>
+        </w:rPr>
+      </w:r>
+      <w:r>
+        <w:rPr>
+          <w:lang w:val="en_US" w:bidi="en_US"/>
+        </w:rPr>
+      </w:r>
+    </w:p>
+    <w:p>
+      <w:pPr/>
+      <w:r>
+        <w:rPr>
+          <w:lang w:val="en_US" w:bidi="en_US"/>
+        </w:rPr>
+      </w:r>
     </w:p>
     <w:p>
       <w:pPr>
         <w:pStyle w:val="Heading2"/>
       </w:pPr>
       <w:r>
+        <w:rPr>
+          <w:lang w:val="en_US" w:bidi="en_US"/>
+        </w:rPr>
         <w:t>1 Peter 3:13–17</w:t>
       </w:r>
-      <w:r/>
-    </w:p>
-    <w:p>
-      <w:r/>
-      <w:r>
+      <w:r>
+        <w:rPr>
+          <w:lang w:val="en_US" w:bidi="en_US"/>
+        </w:rPr>
+      </w:r>
+    </w:p>
+    <w:p>
+      <w:pPr/>
+      <w:r>
+        <w:rPr>
+          <w:lang w:val="en_US" w:bidi="en_US"/>
+        </w:rPr>
+      </w:r>
+      <w:r>
+        <w:rPr>
+          <w:lang w:val="en_US" w:bidi="en_US"/>
+        </w:rPr>
         <w:t>This short paragraph emphasizes the Christian response to suffering—following Christ’s example (</w:t>
       </w:r>
       <w:hyperlink r:id="rId117">
         <w:r>
           <w:rPr>
+            <w:lang w:val="en_US" w:bidi="en_US"/>
+          </w:rPr>
+          <w:rPr>
             <w:color w:val="0000EE"/>
             <w:u w:val="single"/>
           </w:rPr>
@@ -2590,31 +4790,65 @@
         </w:r>
       </w:hyperlink>
       <w:r>
+        <w:rPr>
+          <w:lang w:val="en_US" w:bidi="en_US"/>
+        </w:rPr>
         <w:t>).</w:t>
       </w:r>
-      <w:r/>
-      <w:r/>
-    </w:p>
-    <w:p>
-      <w:r/>
+      <w:r>
+        <w:rPr>
+          <w:lang w:val="en_US" w:bidi="en_US"/>
+        </w:rPr>
+      </w:r>
+      <w:r>
+        <w:rPr>
+          <w:lang w:val="en_US" w:bidi="en_US"/>
+        </w:rPr>
+      </w:r>
+    </w:p>
+    <w:p>
+      <w:pPr/>
+      <w:r>
+        <w:rPr>
+          <w:lang w:val="en_US" w:bidi="en_US"/>
+        </w:rPr>
+      </w:r>
     </w:p>
     <w:p>
       <w:pPr>
         <w:pStyle w:val="Heading2"/>
       </w:pPr>
       <w:r>
+        <w:rPr>
+          <w:lang w:val="en_US" w:bidi="en_US"/>
+        </w:rPr>
         <w:t>1 Peter 3:14–15</w:t>
       </w:r>
-      <w:r/>
-    </w:p>
-    <w:p>
-      <w:r/>
-      <w:r>
+      <w:r>
+        <w:rPr>
+          <w:lang w:val="en_US" w:bidi="en_US"/>
+        </w:rPr>
+      </w:r>
+    </w:p>
+    <w:p>
+      <w:pPr/>
+      <w:r>
+        <w:rPr>
+          <w:lang w:val="en_US" w:bidi="en_US"/>
+        </w:rPr>
+      </w:r>
+      <w:r>
+        <w:rPr>
+          <w:lang w:val="en_US" w:bidi="en_US"/>
+        </w:rPr>
         <w:t xml:space="preserve">or be afraid of their threats: See </w:t>
       </w:r>
       <w:hyperlink r:id="rId118">
         <w:r>
           <w:rPr>
+            <w:lang w:val="en_US" w:bidi="en_US"/>
+          </w:rPr>
+          <w:rPr>
             <w:color w:val="0000EE"/>
             <w:u w:val="single"/>
           </w:rPr>
@@ -2622,67 +4856,117 @@
         </w:r>
       </w:hyperlink>
       <w:r>
+        <w:rPr>
+          <w:lang w:val="en_US" w:bidi="en_US"/>
+        </w:rPr>
         <w:t>, where God exhorts the prophet to fear nothing except the Lord. • worship Christ as Lord: By fearing Christ, they will be free from fear of their human persecutors.</w:t>
       </w:r>
-      <w:r/>
-      <w:r/>
-    </w:p>
-    <w:p>
-      <w:r/>
+      <w:r>
+        <w:rPr>
+          <w:lang w:val="en_US" w:bidi="en_US"/>
+        </w:rPr>
+      </w:r>
+      <w:r>
+        <w:rPr>
+          <w:lang w:val="en_US" w:bidi="en_US"/>
+        </w:rPr>
+      </w:r>
+    </w:p>
+    <w:p>
+      <w:pPr/>
+      <w:r>
+        <w:rPr>
+          <w:lang w:val="en_US" w:bidi="en_US"/>
+        </w:rPr>
+      </w:r>
     </w:p>
     <w:p>
       <w:pPr>
         <w:pStyle w:val="Heading2"/>
       </w:pPr>
       <w:r>
+        <w:rPr>
+          <w:lang w:val="en_US" w:bidi="en_US"/>
+        </w:rPr>
         <w:t>1 Peter 3:18</w:t>
       </w:r>
-      <w:r/>
-    </w:p>
-    <w:p>
-      <w:r/>
-      <w:r>
+      <w:r>
+        <w:rPr>
+          <w:lang w:val="en_US" w:bidi="en_US"/>
+        </w:rPr>
+      </w:r>
+    </w:p>
+    <w:p>
+      <w:pPr/>
+      <w:r>
+        <w:rPr>
+          <w:lang w:val="en_US" w:bidi="en_US"/>
+        </w:rPr>
+      </w:r>
+      <w:r>
+        <w:rPr>
+          <w:lang w:val="en_US" w:bidi="en_US"/>
+        </w:rPr>
         <w:t xml:space="preserve">He suffered physical death (literally </w:t>
       </w:r>
       <w:r>
         <w:rPr>
           <w:i/>
+          <w:lang w:val="en_US" w:bidi="en_US"/>
         </w:rPr>
         <w:t>death in the flesh</w:t>
       </w:r>
       <w:r>
+        <w:rPr>
+          <w:lang w:val="en_US" w:bidi="en_US"/>
+        </w:rPr>
         <w:t xml:space="preserve">), but he was raised to life in the Spirit (or </w:t>
       </w:r>
       <w:r>
         <w:rPr>
           <w:i/>
+          <w:lang w:val="en_US" w:bidi="en_US"/>
         </w:rPr>
         <w:t>in spirit</w:t>
       </w:r>
       <w:r>
+        <w:rPr>
+          <w:lang w:val="en_US" w:bidi="en_US"/>
+        </w:rPr>
         <w:t xml:space="preserve">): </w:t>
       </w:r>
       <w:r>
         <w:rPr>
           <w:i/>
+          <w:lang w:val="en_US" w:bidi="en_US"/>
         </w:rPr>
         <w:t>Flesh</w:t>
       </w:r>
       <w:r>
+        <w:rPr>
+          <w:lang w:val="en_US" w:bidi="en_US"/>
+        </w:rPr>
         <w:t xml:space="preserve"> and </w:t>
       </w:r>
       <w:r>
         <w:rPr>
           <w:i/>
+          <w:lang w:val="en_US" w:bidi="en_US"/>
         </w:rPr>
         <w:t>spirit</w:t>
       </w:r>
       <w:r>
+        <w:rPr>
+          <w:lang w:val="en_US" w:bidi="en_US"/>
+        </w:rPr>
         <w:t xml:space="preserve"> are often contrasted (e.g., </w:t>
       </w:r>
       <w:hyperlink r:id="rId119">
         <w:r>
           <w:rPr>
+            <w:lang w:val="en_US" w:bidi="en_US"/>
+          </w:rPr>
+          <w:rPr>
             <w:color w:val="0000EE"/>
             <w:u w:val="single"/>
           </w:rPr>
@@ -2690,11 +4974,17 @@
         </w:r>
       </w:hyperlink>
       <w:r>
+        <w:rPr>
+          <w:lang w:val="en_US" w:bidi="en_US"/>
+        </w:rPr>
         <w:t xml:space="preserve">; </w:t>
       </w:r>
       <w:hyperlink r:id="rId120">
         <w:r>
           <w:rPr>
+            <w:lang w:val="en_US" w:bidi="en_US"/>
+          </w:rPr>
+          <w:rPr>
             <w:color w:val="0000EE"/>
             <w:u w:val="single"/>
           </w:rPr>
@@ -2702,40 +4992,78 @@
         </w:r>
       </w:hyperlink>
       <w:r>
+        <w:rPr>
+          <w:lang w:val="en_US" w:bidi="en_US"/>
+        </w:rPr>
         <w:t xml:space="preserve">). Here, </w:t>
       </w:r>
       <w:r>
         <w:rPr>
           <w:i/>
+          <w:lang w:val="en_US" w:bidi="en_US"/>
         </w:rPr>
         <w:t>flesh</w:t>
       </w:r>
       <w:r>
+        <w:rPr>
+          <w:lang w:val="en_US" w:bidi="en_US"/>
+        </w:rPr>
         <w:t xml:space="preserve"> stands for ordinary human life; the Spirit stands for the new realm inaugurated through Christ’s death and resurrection. Christ died in the old realm and came to life in the new realm.</w:t>
       </w:r>
-      <w:r/>
-      <w:r/>
-    </w:p>
-    <w:p>
-      <w:r/>
+      <w:r>
+        <w:rPr>
+          <w:lang w:val="en_US" w:bidi="en_US"/>
+        </w:rPr>
+      </w:r>
+      <w:r>
+        <w:rPr>
+          <w:lang w:val="en_US" w:bidi="en_US"/>
+        </w:rPr>
+      </w:r>
+    </w:p>
+    <w:p>
+      <w:pPr/>
+      <w:r>
+        <w:rPr>
+          <w:lang w:val="en_US" w:bidi="en_US"/>
+        </w:rPr>
+      </w:r>
     </w:p>
     <w:p>
       <w:pPr>
         <w:pStyle w:val="Heading2"/>
       </w:pPr>
       <w:r>
+        <w:rPr>
+          <w:lang w:val="en_US" w:bidi="en_US"/>
+        </w:rPr>
         <w:t>1 Peter 3:18–22</w:t>
       </w:r>
-      <w:r/>
-    </w:p>
-    <w:p>
-      <w:r/>
-      <w:r>
+      <w:r>
+        <w:rPr>
+          <w:lang w:val="en_US" w:bidi="en_US"/>
+        </w:rPr>
+      </w:r>
+    </w:p>
+    <w:p>
+      <w:pPr/>
+      <w:r>
+        <w:rPr>
+          <w:lang w:val="en_US" w:bidi="en_US"/>
+        </w:rPr>
+      </w:r>
+      <w:r>
+        <w:rPr>
+          <w:lang w:val="en_US" w:bidi="en_US"/>
+        </w:rPr>
         <w:t xml:space="preserve">As in </w:t>
       </w:r>
       <w:hyperlink r:id="rId121">
         <w:r>
           <w:rPr>
+            <w:lang w:val="en_US" w:bidi="en_US"/>
+          </w:rPr>
+          <w:rPr>
             <w:color w:val="0000EE"/>
             <w:u w:val="single"/>
           </w:rPr>
@@ -2743,11 +5071,17 @@
         </w:r>
       </w:hyperlink>
       <w:r>
+        <w:rPr>
+          <w:lang w:val="en_US" w:bidi="en_US"/>
+        </w:rPr>
         <w:t>, Peter again appeals to Christ, who was righteous and yet suffered, as an example for believers facing persecution (</w:t>
       </w:r>
       <w:hyperlink r:id="rId122">
         <w:r>
           <w:rPr>
+            <w:lang w:val="en_US" w:bidi="en_US"/>
+          </w:rPr>
+          <w:rPr>
             <w:color w:val="0000EE"/>
             <w:u w:val="single"/>
           </w:rPr>
@@ -2755,49 +5089,91 @@
         </w:r>
       </w:hyperlink>
       <w:r>
+        <w:rPr>
+          <w:lang w:val="en_US" w:bidi="en_US"/>
+        </w:rPr>
         <w:t>). The unique work of Christ on our behalf reminds suffering Christians that they have a secure foundation for hope and confidence.</w:t>
       </w:r>
-      <w:r/>
-      <w:r/>
-    </w:p>
-    <w:p>
-      <w:r/>
+      <w:r>
+        <w:rPr>
+          <w:lang w:val="en_US" w:bidi="en_US"/>
+        </w:rPr>
+      </w:r>
+      <w:r>
+        <w:rPr>
+          <w:lang w:val="en_US" w:bidi="en_US"/>
+        </w:rPr>
+      </w:r>
+    </w:p>
+    <w:p>
+      <w:pPr/>
+      <w:r>
+        <w:rPr>
+          <w:lang w:val="en_US" w:bidi="en_US"/>
+        </w:rPr>
+      </w:r>
     </w:p>
     <w:p>
       <w:pPr>
         <w:pStyle w:val="Heading2"/>
       </w:pPr>
       <w:r>
+        <w:rPr>
+          <w:lang w:val="en_US" w:bidi="en_US"/>
+        </w:rPr>
         <w:t>1 Peter 3:19–20</w:t>
       </w:r>
-      <w:r/>
-    </w:p>
-    <w:p>
-      <w:r/>
-      <w:r>
+      <w:r>
+        <w:rPr>
+          <w:lang w:val="en_US" w:bidi="en_US"/>
+        </w:rPr>
+      </w:r>
+    </w:p>
+    <w:p>
+      <w:pPr/>
+      <w:r>
+        <w:rPr>
+          <w:lang w:val="en_US" w:bidi="en_US"/>
+        </w:rPr>
+      </w:r>
+      <w:r>
+        <w:rPr>
+          <w:lang w:val="en_US" w:bidi="en_US"/>
+        </w:rPr>
         <w:t xml:space="preserve">This difficult passage has been widely interpreted in three ways: (1) One interpretation holds that it refers to the spirits of people who have died and that Christ, after his resurrection, preached the Good News to these </w:t>
       </w:r>
       <w:r>
         <w:rPr>
           <w:i/>
+          <w:lang w:val="en_US" w:bidi="en_US"/>
         </w:rPr>
         <w:t>spirits.</w:t>
       </w:r>
       <w:r>
+        <w:rPr>
+          <w:lang w:val="en_US" w:bidi="en_US"/>
+        </w:rPr>
         <w:t xml:space="preserve"> However, the idea that people might hear the Good News and respond after their deaths is not found elsewhere in the New Testament, and this meaning of </w:t>
       </w:r>
       <w:r>
         <w:rPr>
           <w:i/>
+          <w:lang w:val="en_US" w:bidi="en_US"/>
         </w:rPr>
         <w:t>spirits</w:t>
       </w:r>
       <w:r>
+        <w:rPr>
+          <w:lang w:val="en_US" w:bidi="en_US"/>
+        </w:rPr>
         <w:t xml:space="preserve"> is not the most likely. (2) A second interpretation sees </w:t>
       </w:r>
       <w:hyperlink r:id="rId123">
         <w:r>
           <w:rPr>
+            <w:lang w:val="en_US" w:bidi="en_US"/>
+          </w:rPr>
+          <w:rPr>
             <w:color w:val="0000EE"/>
             <w:u w:val="single"/>
           </w:rPr>
@@ -2805,11 +5181,17 @@
         </w:r>
       </w:hyperlink>
       <w:r>
+        <w:rPr>
+          <w:lang w:val="en_US" w:bidi="en_US"/>
+        </w:rPr>
         <w:t xml:space="preserve"> as describing Christ’s preaching through Noah to people who are now spirits in prison. This interpretation does justice to </w:t>
       </w:r>
       <w:hyperlink r:id="rId124">
         <w:r>
           <w:rPr>
+            <w:lang w:val="en_US" w:bidi="en_US"/>
+          </w:rPr>
+          <w:rPr>
             <w:color w:val="0000EE"/>
             <w:u w:val="single"/>
           </w:rPr>
@@ -2817,11 +5199,17 @@
         </w:r>
       </w:hyperlink>
       <w:r>
+        <w:rPr>
+          <w:lang w:val="en_US" w:bidi="en_US"/>
+        </w:rPr>
         <w:t xml:space="preserve"> but does not fit well in the discussion of Christ’s death and resurrection (</w:t>
       </w:r>
       <w:hyperlink r:id="rId117">
         <w:r>
           <w:rPr>
+            <w:lang w:val="en_US" w:bidi="en_US"/>
+          </w:rPr>
+          <w:rPr>
             <w:color w:val="0000EE"/>
             <w:u w:val="single"/>
           </w:rPr>
@@ -2829,20 +5217,30 @@
         </w:r>
       </w:hyperlink>
       <w:r>
+        <w:rPr>
+          <w:lang w:val="en_US" w:bidi="en_US"/>
+        </w:rPr>
         <w:t xml:space="preserve">). (3) In the third interpretation, </w:t>
       </w:r>
       <w:r>
         <w:rPr>
           <w:i/>
+          <w:lang w:val="en_US" w:bidi="en_US"/>
         </w:rPr>
         <w:t>the spirits in prison</w:t>
       </w:r>
       <w:r>
+        <w:rPr>
+          <w:lang w:val="en_US" w:bidi="en_US"/>
+        </w:rPr>
         <w:t xml:space="preserve"> are evil spiritual beings. Jewish tradition, based on </w:t>
       </w:r>
       <w:hyperlink r:id="rId125">
         <w:r>
           <w:rPr>
+            <w:lang w:val="en_US" w:bidi="en_US"/>
+          </w:rPr>
+          <w:rPr>
             <w:color w:val="0000EE"/>
             <w:u w:val="single"/>
           </w:rPr>
@@ -2850,11 +5248,17 @@
         </w:r>
       </w:hyperlink>
       <w:r>
+        <w:rPr>
+          <w:lang w:val="en_US" w:bidi="en_US"/>
+        </w:rPr>
         <w:t xml:space="preserve">, held that many angels fell in the time of Noah (see also </w:t>
       </w:r>
       <w:hyperlink r:id="rId126">
         <w:r>
           <w:rPr>
+            <w:lang w:val="en_US" w:bidi="en_US"/>
+          </w:rPr>
+          <w:rPr>
             <w:color w:val="0000EE"/>
             <w:u w:val="single"/>
           </w:rPr>
@@ -2862,20 +5266,30 @@
         </w:r>
       </w:hyperlink>
       <w:r>
+        <w:rPr>
+          <w:lang w:val="en_US" w:bidi="en_US"/>
+        </w:rPr>
         <w:t xml:space="preserve">; </w:t>
       </w:r>
       <w:r>
         <w:rPr>
           <w:i/>
+          <w:lang w:val="en_US" w:bidi="en_US"/>
         </w:rPr>
         <w:t>1 Enoch</w:t>
       </w:r>
       <w:r>
+        <w:rPr>
+          <w:lang w:val="en_US" w:bidi="en_US"/>
+        </w:rPr>
         <w:t xml:space="preserve"> 6–10). Peter’s point would then be that Christ proclaimed his victory over the evil spiritual powers after his resurrection (cp. </w:t>
       </w:r>
       <w:hyperlink r:id="rId127">
         <w:r>
           <w:rPr>
+            <w:lang w:val="en_US" w:bidi="en_US"/>
+          </w:rPr>
+          <w:rPr>
             <w:color w:val="0000EE"/>
             <w:u w:val="single"/>
           </w:rPr>
@@ -2883,31 +5297,65 @@
         </w:r>
       </w:hyperlink>
       <w:r>
+        <w:rPr>
+          <w:lang w:val="en_US" w:bidi="en_US"/>
+        </w:rPr>
         <w:t>).</w:t>
       </w:r>
-      <w:r/>
-      <w:r/>
-    </w:p>
-    <w:p>
-      <w:r/>
+      <w:r>
+        <w:rPr>
+          <w:lang w:val="en_US" w:bidi="en_US"/>
+        </w:rPr>
+      </w:r>
+      <w:r>
+        <w:rPr>
+          <w:lang w:val="en_US" w:bidi="en_US"/>
+        </w:rPr>
+      </w:r>
+    </w:p>
+    <w:p>
+      <w:pPr/>
+      <w:r>
+        <w:rPr>
+          <w:lang w:val="en_US" w:bidi="en_US"/>
+        </w:rPr>
+      </w:r>
     </w:p>
     <w:p>
       <w:pPr>
         <w:pStyle w:val="Heading2"/>
       </w:pPr>
       <w:r>
+        <w:rPr>
+          <w:lang w:val="en_US" w:bidi="en_US"/>
+        </w:rPr>
         <w:t>1 Peter 3:20</w:t>
       </w:r>
-      <w:r/>
-    </w:p>
-    <w:p>
-      <w:r/>
-      <w:r>
+      <w:r>
+        <w:rPr>
+          <w:lang w:val="en_US" w:bidi="en_US"/>
+        </w:rPr>
+      </w:r>
+    </w:p>
+    <w:p>
+      <w:pPr/>
+      <w:r>
+        <w:rPr>
+          <w:lang w:val="en_US" w:bidi="en_US"/>
+        </w:rPr>
+      </w:r>
+      <w:r>
+        <w:rPr>
+          <w:lang w:val="en_US" w:bidi="en_US"/>
+        </w:rPr>
         <w:t>Only eight people: That is, Noah, his wife, their three sons, and their wives (</w:t>
       </w:r>
       <w:hyperlink r:id="rId128">
         <w:r>
           <w:rPr>
+            <w:lang w:val="en_US" w:bidi="en_US"/>
+          </w:rPr>
+          <w:rPr>
             <w:color w:val="0000EE"/>
             <w:u w:val="single"/>
           </w:rPr>
@@ -2915,11 +5363,17 @@
         </w:r>
       </w:hyperlink>
       <w:r>
+        <w:rPr>
+          <w:lang w:val="en_US" w:bidi="en_US"/>
+        </w:rPr>
         <w:t xml:space="preserve">; </w:t>
       </w:r>
       <w:hyperlink r:id="rId129">
         <w:r>
           <w:rPr>
+            <w:lang w:val="en_US" w:bidi="en_US"/>
+          </w:rPr>
+          <w:rPr>
             <w:color w:val="0000EE"/>
             <w:u w:val="single"/>
           </w:rPr>
@@ -2927,114 +5381,204 @@
         </w:r>
       </w:hyperlink>
       <w:r>
+        <w:rPr>
+          <w:lang w:val="en_US" w:bidi="en_US"/>
+        </w:rPr>
         <w:t>).</w:t>
       </w:r>
-      <w:r/>
-      <w:r/>
-    </w:p>
-    <w:p>
-      <w:r/>
+      <w:r>
+        <w:rPr>
+          <w:lang w:val="en_US" w:bidi="en_US"/>
+        </w:rPr>
+      </w:r>
+      <w:r>
+        <w:rPr>
+          <w:lang w:val="en_US" w:bidi="en_US"/>
+        </w:rPr>
+      </w:r>
+    </w:p>
+    <w:p>
+      <w:pPr/>
+      <w:r>
+        <w:rPr>
+          <w:lang w:val="en_US" w:bidi="en_US"/>
+        </w:rPr>
+      </w:r>
     </w:p>
     <w:p>
       <w:pPr>
         <w:pStyle w:val="Heading2"/>
       </w:pPr>
       <w:r>
+        <w:rPr>
+          <w:lang w:val="en_US" w:bidi="en_US"/>
+        </w:rPr>
         <w:t>1 Peter 3:21</w:t>
       </w:r>
-      <w:r/>
-    </w:p>
-    <w:p>
-      <w:r/>
-      <w:r>
+      <w:r>
+        <w:rPr>
+          <w:lang w:val="en_US" w:bidi="en_US"/>
+        </w:rPr>
+      </w:r>
+    </w:p>
+    <w:p>
+      <w:pPr/>
+      <w:r>
+        <w:rPr>
+          <w:lang w:val="en_US" w:bidi="en_US"/>
+        </w:rPr>
+      </w:r>
+      <w:r>
+        <w:rPr>
+          <w:lang w:val="en_US" w:bidi="en_US"/>
+        </w:rPr>
         <w:t xml:space="preserve">a picture of baptism: Peter might mean that, as the water floated the boat in which Noah and his family were saved, so </w:t>
       </w:r>
       <w:r>
         <w:rPr>
           <w:i/>
+          <w:lang w:val="en_US" w:bidi="en_US"/>
         </w:rPr>
         <w:t>baptism</w:t>
       </w:r>
       <w:r>
+        <w:rPr>
+          <w:lang w:val="en_US" w:bidi="en_US"/>
+        </w:rPr>
         <w:t xml:space="preserve"> saves believers. Or he might mean that, as Noah and his family passed through </w:t>
       </w:r>
       <w:r>
         <w:rPr>
           <w:i/>
+          <w:lang w:val="en_US" w:bidi="en_US"/>
         </w:rPr>
         <w:t>water</w:t>
       </w:r>
       <w:r>
+        <w:rPr>
+          <w:lang w:val="en_US" w:bidi="en_US"/>
+        </w:rPr>
         <w:t xml:space="preserve"> to safety, so Christians pass through the waters of </w:t>
       </w:r>
       <w:r>
         <w:rPr>
           <w:i/>
+          <w:lang w:val="en_US" w:bidi="en_US"/>
         </w:rPr>
         <w:t>baptism</w:t>
       </w:r>
       <w:r>
+        <w:rPr>
+          <w:lang w:val="en_US" w:bidi="en_US"/>
+        </w:rPr>
         <w:t xml:space="preserve"> to salvation. Finally, he might mean that, as the </w:t>
       </w:r>
       <w:r>
         <w:rPr>
           <w:i/>
+          <w:lang w:val="en_US" w:bidi="en_US"/>
         </w:rPr>
         <w:t>water</w:t>
       </w:r>
       <w:r>
+        <w:rPr>
+          <w:lang w:val="en_US" w:bidi="en_US"/>
+        </w:rPr>
         <w:t xml:space="preserve"> judged sin in Noah’s day, so the water of </w:t>
       </w:r>
       <w:r>
         <w:rPr>
           <w:i/>
+          <w:lang w:val="en_US" w:bidi="en_US"/>
         </w:rPr>
         <w:t>baptism</w:t>
       </w:r>
       <w:r>
+        <w:rPr>
+          <w:lang w:val="en_US" w:bidi="en_US"/>
+        </w:rPr>
         <w:t xml:space="preserve"> washes away the sins of Christians. • Peter does not mean that water baptism saves a person regardless of that person’s heart. He adds that baptism saves only as a response to God from (or </w:t>
       </w:r>
       <w:r>
         <w:rPr>
           <w:i/>
+          <w:lang w:val="en_US" w:bidi="en_US"/>
         </w:rPr>
         <w:t>as an appeal to God for</w:t>
       </w:r>
       <w:r>
+        <w:rPr>
+          <w:lang w:val="en_US" w:bidi="en_US"/>
+        </w:rPr>
         <w:t>) a clean conscience</w:t>
       </w:r>
       <w:r>
         <w:rPr>
           <w:i/>
+          <w:lang w:val="en_US" w:bidi="en_US"/>
         </w:rPr>
         <w:t>,</w:t>
       </w:r>
       <w:r>
+        <w:rPr>
+          <w:lang w:val="en_US" w:bidi="en_US"/>
+        </w:rPr>
         <w:t xml:space="preserve"> thus making clear that only people exercising faith toward God will benefit from baptism.</w:t>
       </w:r>
-      <w:r/>
-      <w:r/>
-    </w:p>
-    <w:p>
-      <w:r/>
+      <w:r>
+        <w:rPr>
+          <w:lang w:val="en_US" w:bidi="en_US"/>
+        </w:rPr>
+      </w:r>
+      <w:r>
+        <w:rPr>
+          <w:lang w:val="en_US" w:bidi="en_US"/>
+        </w:rPr>
+      </w:r>
+    </w:p>
+    <w:p>
+      <w:pPr/>
+      <w:r>
+        <w:rPr>
+          <w:lang w:val="en_US" w:bidi="en_US"/>
+        </w:rPr>
+      </w:r>
     </w:p>
     <w:p>
       <w:pPr>
         <w:pStyle w:val="Heading2"/>
       </w:pPr>
       <w:r>
+        <w:rPr>
+          <w:lang w:val="en_US" w:bidi="en_US"/>
+        </w:rPr>
         <w:t>1 Peter 3:22</w:t>
       </w:r>
-      <w:r/>
-    </w:p>
-    <w:p>
-      <w:r/>
-      <w:r>
+      <w:r>
+        <w:rPr>
+          <w:lang w:val="en_US" w:bidi="en_US"/>
+        </w:rPr>
+      </w:r>
+    </w:p>
+    <w:p>
+      <w:pPr/>
+      <w:r>
+        <w:rPr>
+          <w:lang w:val="en_US" w:bidi="en_US"/>
+        </w:rPr>
+      </w:r>
+      <w:r>
+        <w:rPr>
+          <w:lang w:val="en_US" w:bidi="en_US"/>
+        </w:rPr>
         <w:t xml:space="preserve">all the angels and authorities and powers accept his authority: In the ancient world, spiritual beings were widely believed to directly affect the course of affairs on earth. Christians needed to be reminded that Christ has already won his victory over these spiritual powers. It means that we don’t need to fear even the spiritual realm (cp. </w:t>
       </w:r>
       <w:hyperlink r:id="rId114">
         <w:r>
           <w:rPr>
+            <w:lang w:val="en_US" w:bidi="en_US"/>
+          </w:rPr>
+          <w:rPr>
             <w:color w:val="0000EE"/>
             <w:u w:val="single"/>
           </w:rPr>
@@ -3042,31 +5586,65 @@
         </w:r>
       </w:hyperlink>
       <w:r>
+        <w:rPr>
+          <w:lang w:val="en_US" w:bidi="en_US"/>
+        </w:rPr>
         <w:t>).</w:t>
       </w:r>
-      <w:r/>
-      <w:r/>
-    </w:p>
-    <w:p>
-      <w:r/>
+      <w:r>
+        <w:rPr>
+          <w:lang w:val="en_US" w:bidi="en_US"/>
+        </w:rPr>
+      </w:r>
+      <w:r>
+        <w:rPr>
+          <w:lang w:val="en_US" w:bidi="en_US"/>
+        </w:rPr>
+      </w:r>
+    </w:p>
+    <w:p>
+      <w:pPr/>
+      <w:r>
+        <w:rPr>
+          <w:lang w:val="en_US" w:bidi="en_US"/>
+        </w:rPr>
+      </w:r>
     </w:p>
     <w:p>
       <w:pPr>
         <w:pStyle w:val="Heading2"/>
       </w:pPr>
       <w:r>
+        <w:rPr>
+          <w:lang w:val="en_US" w:bidi="en_US"/>
+        </w:rPr>
         <w:t>1 Peter 4:1</w:t>
       </w:r>
-      <w:r/>
-    </w:p>
-    <w:p>
-      <w:r/>
-      <w:r>
+      <w:r>
+        <w:rPr>
+          <w:lang w:val="en_US" w:bidi="en_US"/>
+        </w:rPr>
+      </w:r>
+    </w:p>
+    <w:p>
+      <w:pPr/>
+      <w:r>
+        <w:rPr>
+          <w:lang w:val="en_US" w:bidi="en_US"/>
+        </w:rPr>
+      </w:r>
+      <w:r>
+        <w:rPr>
+          <w:lang w:val="en_US" w:bidi="en_US"/>
+        </w:rPr>
         <w:t xml:space="preserve">since Christ suffered physical pain: Peter introduced this idea in </w:t>
       </w:r>
       <w:hyperlink r:id="rId117">
         <w:r>
           <w:rPr>
+            <w:lang w:val="en_US" w:bidi="en_US"/>
+          </w:rPr>
+          <w:rPr>
             <w:color w:val="0000EE"/>
             <w:u w:val="single"/>
           </w:rPr>
@@ -3074,11 +5652,17 @@
         </w:r>
       </w:hyperlink>
       <w:r>
+        <w:rPr>
+          <w:lang w:val="en_US" w:bidi="en_US"/>
+        </w:rPr>
         <w:t xml:space="preserve">; he now indicates its significance in Christian experience. In our own physical sufferings, we are to imitate Christ’s attitude (see </w:t>
       </w:r>
       <w:hyperlink r:id="rId130">
         <w:r>
           <w:rPr>
+            <w:lang w:val="en_US" w:bidi="en_US"/>
+          </w:rPr>
+          <w:rPr>
             <w:color w:val="0000EE"/>
             <w:u w:val="single"/>
           </w:rPr>
@@ -3086,11 +5670,17 @@
         </w:r>
       </w:hyperlink>
       <w:r>
+        <w:rPr>
+          <w:lang w:val="en_US" w:bidi="en_US"/>
+        </w:rPr>
         <w:t xml:space="preserve">). Our suffering with Christ shows that we have identified with him (see </w:t>
       </w:r>
       <w:hyperlink r:id="rId131">
         <w:r>
           <w:rPr>
+            <w:lang w:val="en_US" w:bidi="en_US"/>
+          </w:rPr>
+          <w:rPr>
             <w:color w:val="0000EE"/>
             <w:u w:val="single"/>
           </w:rPr>
@@ -3098,11 +5688,17 @@
         </w:r>
       </w:hyperlink>
       <w:r>
+        <w:rPr>
+          <w:lang w:val="en_US" w:bidi="en_US"/>
+        </w:rPr>
         <w:t>). Those who identify with Christ experience the victory over the power of sin that he won on the cross (</w:t>
       </w:r>
       <w:hyperlink r:id="rId132">
         <w:r>
           <w:rPr>
+            <w:lang w:val="en_US" w:bidi="en_US"/>
+          </w:rPr>
+          <w:rPr>
             <w:color w:val="0000EE"/>
             <w:u w:val="single"/>
           </w:rPr>
@@ -3110,109 +5706,235 @@
         </w:r>
       </w:hyperlink>
       <w:r>
+        <w:rPr>
+          <w:lang w:val="en_US" w:bidi="en_US"/>
+        </w:rPr>
         <w:t>).</w:t>
       </w:r>
-      <w:r/>
-      <w:r/>
-    </w:p>
-    <w:p>
-      <w:r/>
+      <w:r>
+        <w:rPr>
+          <w:lang w:val="en_US" w:bidi="en_US"/>
+        </w:rPr>
+      </w:r>
+      <w:r>
+        <w:rPr>
+          <w:lang w:val="en_US" w:bidi="en_US"/>
+        </w:rPr>
+      </w:r>
+    </w:p>
+    <w:p>
+      <w:pPr/>
+      <w:r>
+        <w:rPr>
+          <w:lang w:val="en_US" w:bidi="en_US"/>
+        </w:rPr>
+      </w:r>
     </w:p>
     <w:p>
       <w:pPr>
         <w:pStyle w:val="Heading2"/>
       </w:pPr>
       <w:r>
+        <w:rPr>
+          <w:lang w:val="en_US" w:bidi="en_US"/>
+        </w:rPr>
         <w:t>1 Peter 4:1–6</w:t>
       </w:r>
-      <w:r/>
-    </w:p>
-    <w:p>
-      <w:r/>
-      <w:r>
+      <w:r>
+        <w:rPr>
+          <w:lang w:val="en_US" w:bidi="en_US"/>
+        </w:rPr>
+      </w:r>
+    </w:p>
+    <w:p>
+      <w:pPr/>
+      <w:r>
+        <w:rPr>
+          <w:lang w:val="en_US" w:bidi="en_US"/>
+        </w:rPr>
+      </w:r>
+      <w:r>
+        <w:rPr>
+          <w:lang w:val="en_US" w:bidi="en_US"/>
+        </w:rPr>
         <w:t>Peter urges Christians to decisively turn their backs on the former sinful way of life from which Christ in his suffering delivered us.</w:t>
       </w:r>
-      <w:r/>
-      <w:r/>
-    </w:p>
-    <w:p>
-      <w:r/>
+      <w:r>
+        <w:rPr>
+          <w:lang w:val="en_US" w:bidi="en_US"/>
+        </w:rPr>
+      </w:r>
+      <w:r>
+        <w:rPr>
+          <w:lang w:val="en_US" w:bidi="en_US"/>
+        </w:rPr>
+      </w:r>
+    </w:p>
+    <w:p>
+      <w:pPr/>
+      <w:r>
+        <w:rPr>
+          <w:lang w:val="en_US" w:bidi="en_US"/>
+        </w:rPr>
+      </w:r>
     </w:p>
     <w:p>
       <w:pPr>
         <w:pStyle w:val="Heading2"/>
       </w:pPr>
       <w:r>
+        <w:rPr>
+          <w:lang w:val="en_US" w:bidi="en_US"/>
+        </w:rPr>
         <w:t>1 Peter 4:3</w:t>
       </w:r>
-      <w:r/>
-    </w:p>
-    <w:p>
-      <w:r/>
-      <w:r>
+      <w:r>
+        <w:rPr>
+          <w:lang w:val="en_US" w:bidi="en_US"/>
+        </w:rPr>
+      </w:r>
+    </w:p>
+    <w:p>
+      <w:pPr/>
+      <w:r>
+        <w:rPr>
+          <w:lang w:val="en_US" w:bidi="en_US"/>
+        </w:rPr>
+      </w:r>
+      <w:r>
+        <w:rPr>
+          <w:lang w:val="en_US" w:bidi="en_US"/>
+        </w:rPr>
         <w:t xml:space="preserve">godless people (literally </w:t>
       </w:r>
       <w:r>
         <w:rPr>
           <w:i/>
+          <w:lang w:val="en_US" w:bidi="en_US"/>
         </w:rPr>
         <w:t>the Gentiles</w:t>
       </w:r>
       <w:r>
+        <w:rPr>
+          <w:lang w:val="en_US" w:bidi="en_US"/>
+        </w:rPr>
         <w:t>): Peter takes this term from his Jewish heritage to describe those who do not know God.</w:t>
       </w:r>
-      <w:r/>
-      <w:r/>
-    </w:p>
-    <w:p>
-      <w:r/>
+      <w:r>
+        <w:rPr>
+          <w:lang w:val="en_US" w:bidi="en_US"/>
+        </w:rPr>
+      </w:r>
+      <w:r>
+        <w:rPr>
+          <w:lang w:val="en_US" w:bidi="en_US"/>
+        </w:rPr>
+      </w:r>
+    </w:p>
+    <w:p>
+      <w:pPr/>
+      <w:r>
+        <w:rPr>
+          <w:lang w:val="en_US" w:bidi="en_US"/>
+        </w:rPr>
+      </w:r>
     </w:p>
     <w:p>
       <w:pPr>
         <w:pStyle w:val="Heading2"/>
       </w:pPr>
       <w:r>
+        <w:rPr>
+          <w:lang w:val="en_US" w:bidi="en_US"/>
+        </w:rPr>
         <w:t>1 Peter 4:6</w:t>
       </w:r>
-      <w:r/>
-    </w:p>
-    <w:p>
-      <w:r/>
-      <w:r>
+      <w:r>
+        <w:rPr>
+          <w:lang w:val="en_US" w:bidi="en_US"/>
+        </w:rPr>
+      </w:r>
+    </w:p>
+    <w:p>
+      <w:pPr/>
+      <w:r>
+        <w:rPr>
+          <w:lang w:val="en_US" w:bidi="en_US"/>
+        </w:rPr>
+      </w:r>
+      <w:r>
+        <w:rPr>
+          <w:lang w:val="en_US" w:bidi="en_US"/>
+        </w:rPr>
         <w:t>Peter refers to people now dead who were exposed to the Good News while alive; he does not envision a chance to repent after death. If they responded in faith to the message in life, they can be confident that, although they were destined to die like all people</w:t>
       </w:r>
       <w:r>
         <w:rPr>
           <w:i/>
+          <w:lang w:val="en_US" w:bidi="en_US"/>
         </w:rPr>
         <w:t>,</w:t>
       </w:r>
       <w:r>
+        <w:rPr>
+          <w:lang w:val="en_US" w:bidi="en_US"/>
+        </w:rPr>
         <w:t xml:space="preserve"> they will live forever with God in the Spirit.</w:t>
       </w:r>
-      <w:r/>
-      <w:r/>
-    </w:p>
-    <w:p>
-      <w:r/>
+      <w:r>
+        <w:rPr>
+          <w:lang w:val="en_US" w:bidi="en_US"/>
+        </w:rPr>
+      </w:r>
+      <w:r>
+        <w:rPr>
+          <w:lang w:val="en_US" w:bidi="en_US"/>
+        </w:rPr>
+      </w:r>
+    </w:p>
+    <w:p>
+      <w:pPr/>
+      <w:r>
+        <w:rPr>
+          <w:lang w:val="en_US" w:bidi="en_US"/>
+        </w:rPr>
+      </w:r>
     </w:p>
     <w:p>
       <w:pPr>
         <w:pStyle w:val="Heading2"/>
       </w:pPr>
       <w:r>
+        <w:rPr>
+          <w:lang w:val="en_US" w:bidi="en_US"/>
+        </w:rPr>
         <w:t>1 Peter 4:7</w:t>
       </w:r>
-      <w:r/>
-    </w:p>
-    <w:p>
-      <w:r/>
-      <w:r>
+      <w:r>
+        <w:rPr>
+          <w:lang w:val="en_US" w:bidi="en_US"/>
+        </w:rPr>
+      </w:r>
+    </w:p>
+    <w:p>
+      <w:pPr/>
+      <w:r>
+        <w:rPr>
+          <w:lang w:val="en_US" w:bidi="en_US"/>
+        </w:rPr>
+      </w:r>
+      <w:r>
+        <w:rPr>
+          <w:lang w:val="en_US" w:bidi="en_US"/>
+        </w:rPr>
         <w:t xml:space="preserve">The end of the world is coming soon: At Christ’s coming, the “last days” predicted by the Old Testament prophets had begun (see </w:t>
       </w:r>
       <w:hyperlink r:id="rId133">
         <w:r>
           <w:rPr>
+            <w:lang w:val="en_US" w:bidi="en_US"/>
+          </w:rPr>
+          <w:rPr>
             <w:color w:val="0000EE"/>
             <w:u w:val="single"/>
           </w:rPr>
@@ -3220,29 +5942,43 @@
         </w:r>
       </w:hyperlink>
       <w:r>
+        <w:rPr>
+          <w:lang w:val="en_US" w:bidi="en_US"/>
+        </w:rPr>
         <w:t xml:space="preserve">). The next event in salvation history is the second coming of Christ, which will bring the </w:t>
       </w:r>
       <w:r>
         <w:rPr>
           <w:i/>
+          <w:lang w:val="en_US" w:bidi="en_US"/>
         </w:rPr>
         <w:t>end</w:t>
       </w:r>
       <w:r>
+        <w:rPr>
+          <w:lang w:val="en_US" w:bidi="en_US"/>
+        </w:rPr>
         <w:t xml:space="preserve"> of the world as we know it. The </w:t>
       </w:r>
       <w:r>
         <w:rPr>
           <w:i/>
+          <w:lang w:val="en_US" w:bidi="en_US"/>
         </w:rPr>
         <w:t>end</w:t>
       </w:r>
       <w:r>
+        <w:rPr>
+          <w:lang w:val="en_US" w:bidi="en_US"/>
+        </w:rPr>
         <w:t xml:space="preserve"> could come at any time; therefore, Christians must always be ready for it (see also </w:t>
       </w:r>
       <w:hyperlink r:id="rId134">
         <w:r>
           <w:rPr>
+            <w:lang w:val="en_US" w:bidi="en_US"/>
+          </w:rPr>
+          <w:rPr>
             <w:color w:val="0000EE"/>
             <w:u w:val="single"/>
           </w:rPr>
@@ -3250,11 +5986,17 @@
         </w:r>
       </w:hyperlink>
       <w:r>
+        <w:rPr>
+          <w:lang w:val="en_US" w:bidi="en_US"/>
+        </w:rPr>
         <w:t xml:space="preserve">; </w:t>
       </w:r>
       <w:hyperlink r:id="rId135">
         <w:r>
           <w:rPr>
+            <w:lang w:val="en_US" w:bidi="en_US"/>
+          </w:rPr>
+          <w:rPr>
             <w:color w:val="0000EE"/>
             <w:u w:val="single"/>
           </w:rPr>
@@ -3262,11 +6004,17 @@
         </w:r>
       </w:hyperlink>
       <w:r>
+        <w:rPr>
+          <w:lang w:val="en_US" w:bidi="en_US"/>
+        </w:rPr>
         <w:t xml:space="preserve">; </w:t>
       </w:r>
       <w:hyperlink r:id="rId136">
         <w:r>
           <w:rPr>
+            <w:lang w:val="en_US" w:bidi="en_US"/>
+          </w:rPr>
+          <w:rPr>
             <w:color w:val="0000EE"/>
             <w:u w:val="single"/>
           </w:rPr>
@@ -3274,11 +6022,17 @@
         </w:r>
       </w:hyperlink>
       <w:r>
+        <w:rPr>
+          <w:lang w:val="en_US" w:bidi="en_US"/>
+        </w:rPr>
         <w:t xml:space="preserve">; </w:t>
       </w:r>
       <w:hyperlink r:id="rId137">
         <w:r>
           <w:rPr>
+            <w:lang w:val="en_US" w:bidi="en_US"/>
+          </w:rPr>
+          <w:rPr>
             <w:color w:val="0000EE"/>
             <w:u w:val="single"/>
           </w:rPr>
@@ -3286,31 +6040,65 @@
         </w:r>
       </w:hyperlink>
       <w:r>
+        <w:rPr>
+          <w:lang w:val="en_US" w:bidi="en_US"/>
+        </w:rPr>
         <w:t>).</w:t>
       </w:r>
-      <w:r/>
-      <w:r/>
-    </w:p>
-    <w:p>
-      <w:r/>
+      <w:r>
+        <w:rPr>
+          <w:lang w:val="en_US" w:bidi="en_US"/>
+        </w:rPr>
+      </w:r>
+      <w:r>
+        <w:rPr>
+          <w:lang w:val="en_US" w:bidi="en_US"/>
+        </w:rPr>
+      </w:r>
+    </w:p>
+    <w:p>
+      <w:pPr/>
+      <w:r>
+        <w:rPr>
+          <w:lang w:val="en_US" w:bidi="en_US"/>
+        </w:rPr>
+      </w:r>
     </w:p>
     <w:p>
       <w:pPr>
         <w:pStyle w:val="Heading2"/>
       </w:pPr>
       <w:r>
+        <w:rPr>
+          <w:lang w:val="en_US" w:bidi="en_US"/>
+        </w:rPr>
         <w:t>1 Peter 4:7–11</w:t>
       </w:r>
-      <w:r/>
-    </w:p>
-    <w:p>
-      <w:r/>
-      <w:r>
+      <w:r>
+        <w:rPr>
+          <w:lang w:val="en_US" w:bidi="en_US"/>
+        </w:rPr>
+      </w:r>
+    </w:p>
+    <w:p>
+      <w:pPr/>
+      <w:r>
+        <w:rPr>
+          <w:lang w:val="en_US" w:bidi="en_US"/>
+        </w:rPr>
+      </w:r>
+      <w:r>
+        <w:rPr>
+          <w:lang w:val="en_US" w:bidi="en_US"/>
+        </w:rPr>
         <w:t>With this paragraph of miscellaneous exhortations, Peter concludes the third major section of the letter (</w:t>
       </w:r>
       <w:hyperlink r:id="rId138">
         <w:r>
           <w:rPr>
+            <w:lang w:val="en_US" w:bidi="en_US"/>
+          </w:rPr>
+          <w:rPr>
             <w:color w:val="0000EE"/>
             <w:u w:val="single"/>
           </w:rPr>
@@ -3318,31 +6106,65 @@
         </w:r>
       </w:hyperlink>
       <w:r>
+        <w:rPr>
+          <w:lang w:val="en_US" w:bidi="en_US"/>
+        </w:rPr>
         <w:t>).</w:t>
       </w:r>
-      <w:r/>
-      <w:r/>
-    </w:p>
-    <w:p>
-      <w:r/>
+      <w:r>
+        <w:rPr>
+          <w:lang w:val="en_US" w:bidi="en_US"/>
+        </w:rPr>
+      </w:r>
+      <w:r>
+        <w:rPr>
+          <w:lang w:val="en_US" w:bidi="en_US"/>
+        </w:rPr>
+      </w:r>
+    </w:p>
+    <w:p>
+      <w:pPr/>
+      <w:r>
+        <w:rPr>
+          <w:lang w:val="en_US" w:bidi="en_US"/>
+        </w:rPr>
+      </w:r>
     </w:p>
     <w:p>
       <w:pPr>
         <w:pStyle w:val="Heading2"/>
       </w:pPr>
       <w:r>
+        <w:rPr>
+          <w:lang w:val="en_US" w:bidi="en_US"/>
+        </w:rPr>
         <w:t>1 Peter 4:8</w:t>
       </w:r>
-      <w:r/>
-    </w:p>
-    <w:p>
-      <w:r/>
-      <w:r>
+      <w:r>
+        <w:rPr>
+          <w:lang w:val="en_US" w:bidi="en_US"/>
+        </w:rPr>
+      </w:r>
+    </w:p>
+    <w:p>
+      <w:pPr/>
+      <w:r>
+        <w:rPr>
+          <w:lang w:val="en_US" w:bidi="en_US"/>
+        </w:rPr>
+      </w:r>
+      <w:r>
+        <w:rPr>
+          <w:lang w:val="en_US" w:bidi="en_US"/>
+        </w:rPr>
         <w:t xml:space="preserve">By its nature, love overlooks sins committed against us by others (see </w:t>
       </w:r>
       <w:hyperlink r:id="rId139">
         <w:r>
           <w:rPr>
+            <w:lang w:val="en_US" w:bidi="en_US"/>
+          </w:rPr>
+          <w:rPr>
             <w:color w:val="0000EE"/>
             <w:u w:val="single"/>
           </w:rPr>
@@ -3350,11 +6172,17 @@
         </w:r>
       </w:hyperlink>
       <w:r>
+        <w:rPr>
+          <w:lang w:val="en_US" w:bidi="en_US"/>
+        </w:rPr>
         <w:t xml:space="preserve">; </w:t>
       </w:r>
       <w:hyperlink r:id="rId140">
         <w:r>
           <w:rPr>
+            <w:lang w:val="en_US" w:bidi="en_US"/>
+          </w:rPr>
+          <w:rPr>
             <w:color w:val="0000EE"/>
             <w:u w:val="single"/>
           </w:rPr>
@@ -3362,11 +6190,17 @@
         </w:r>
       </w:hyperlink>
       <w:r>
+        <w:rPr>
+          <w:lang w:val="en_US" w:bidi="en_US"/>
+        </w:rPr>
         <w:t xml:space="preserve">; </w:t>
       </w:r>
       <w:hyperlink r:id="rId141">
         <w:r>
           <w:rPr>
+            <w:lang w:val="en_US" w:bidi="en_US"/>
+          </w:rPr>
+          <w:rPr>
             <w:color w:val="0000EE"/>
             <w:u w:val="single"/>
           </w:rPr>
@@ -3374,11 +6208,17 @@
         </w:r>
       </w:hyperlink>
       <w:r>
+        <w:rPr>
+          <w:lang w:val="en_US" w:bidi="en_US"/>
+        </w:rPr>
         <w:t xml:space="preserve">). Peter might also mean that our attitude of love, because it displays our relationship with Christ, covers our own sins and causes them to be forgiven (see </w:t>
       </w:r>
       <w:hyperlink r:id="rId142">
         <w:r>
           <w:rPr>
+            <w:lang w:val="en_US" w:bidi="en_US"/>
+          </w:rPr>
+          <w:rPr>
             <w:color w:val="0000EE"/>
             <w:u w:val="single"/>
           </w:rPr>
@@ -3386,22 +6226,45 @@
         </w:r>
       </w:hyperlink>
       <w:r>
+        <w:rPr>
+          <w:lang w:val="en_US" w:bidi="en_US"/>
+        </w:rPr>
         <w:t>).</w:t>
       </w:r>
-      <w:r/>
-      <w:r/>
-    </w:p>
-    <w:p>
-      <w:r/>
+      <w:r>
+        <w:rPr>
+          <w:lang w:val="en_US" w:bidi="en_US"/>
+        </w:rPr>
+      </w:r>
+      <w:r>
+        <w:rPr>
+          <w:lang w:val="en_US" w:bidi="en_US"/>
+        </w:rPr>
+      </w:r>
+    </w:p>
+    <w:p>
+      <w:pPr/>
+      <w:r>
+        <w:rPr>
+          <w:lang w:val="en_US" w:bidi="en_US"/>
+        </w:rPr>
+      </w:r>
     </w:p>
     <w:p>
       <w:pPr>
         <w:pStyle w:val="Heading2"/>
       </w:pPr>
       <w:r>
+        <w:rPr>
+          <w:lang w:val="en_US" w:bidi="en_US"/>
+        </w:rPr>
         <w:t>1 Peter 4:10</w:t>
       </w:r>
-      <w:r/>
+      <w:r>
+        <w:rPr>
+          <w:lang w:val="en_US" w:bidi="en_US"/>
+        </w:rPr>
+      </w:r>
     </w:p>
     <w:p>
       <w:pPr>
@@ -3409,19 +6272,30 @@
         <w:spacing w:line="240" w:lineRule="auto"/>
         <w:ind w:left="720"/>
       </w:pPr>
-      <w:r/>
+      <w:r>
+        <w:rPr>
+          <w:lang w:val="en_US" w:bidi="en_US"/>
+        </w:rPr>
+      </w:r>
       <w:r>
         <w:rPr>
           <w:i/>
+          <w:lang w:val="en_US" w:bidi="en_US"/>
         </w:rPr>
         <w:t>manifold grace of God</w:t>
       </w:r>
       <w:r>
+        <w:rPr>
+          <w:lang w:val="en_US" w:bidi="en_US"/>
+        </w:rPr>
         <w:t xml:space="preserve">: This refers to the variety of spiritual gifts God has given to followers of Jesus. See </w:t>
       </w:r>
       <w:hyperlink r:id="rId143">
         <w:r>
           <w:rPr>
+            <w:lang w:val="en_US" w:bidi="en_US"/>
+          </w:rPr>
+          <w:rPr>
             <w:color w:val="0000EE"/>
             <w:u w:val="single"/>
           </w:rPr>
@@ -3429,11 +6303,17 @@
         </w:r>
       </w:hyperlink>
       <w:r>
+        <w:rPr>
+          <w:lang w:val="en_US" w:bidi="en_US"/>
+        </w:rPr>
         <w:t xml:space="preserve">; </w:t>
       </w:r>
       <w:hyperlink r:id="rId144">
         <w:r>
           <w:rPr>
+            <w:lang w:val="en_US" w:bidi="en_US"/>
+          </w:rPr>
+          <w:rPr>
             <w:color w:val="0000EE"/>
             <w:u w:val="single"/>
           </w:rPr>
@@ -3441,11 +6321,17 @@
         </w:r>
       </w:hyperlink>
       <w:r>
+        <w:rPr>
+          <w:lang w:val="en_US" w:bidi="en_US"/>
+        </w:rPr>
         <w:t xml:space="preserve">; </w:t>
       </w:r>
       <w:hyperlink r:id="rId145">
         <w:r>
           <w:rPr>
+            <w:lang w:val="en_US" w:bidi="en_US"/>
+          </w:rPr>
+          <w:rPr>
             <w:color w:val="0000EE"/>
             <w:u w:val="single"/>
           </w:rPr>
@@ -3453,6 +6339,9 @@
         </w:r>
       </w:hyperlink>
       <w:r>
+        <w:rPr>
+          <w:lang w:val="en_US" w:bidi="en_US"/>
+        </w:rPr>
         <w:t>.</w:t>
       </w:r>
     </w:p>
@@ -3462,57 +6351,104 @@
         <w:spacing w:line="240" w:lineRule="auto"/>
         <w:ind w:left="720"/>
       </w:pPr>
-      <w:r/>
+      <w:r>
+        <w:rPr>
+          <w:lang w:val="en_US" w:bidi="en_US"/>
+        </w:rPr>
+      </w:r>
       <w:r>
         <w:rPr>
           <w:i/>
+          <w:lang w:val="en_US" w:bidi="en_US"/>
         </w:rPr>
         <w:t xml:space="preserve">use </w:t>
       </w:r>
       <w:r>
+        <w:rPr>
+          <w:lang w:val="en_US" w:bidi="en_US"/>
+        </w:rPr>
         <w:t xml:space="preserve">(literally </w:t>
       </w:r>
       <w:r>
         <w:rPr>
           <w:i/>
+          <w:lang w:val="en_US" w:bidi="en_US"/>
         </w:rPr>
         <w:t>manage</w:t>
       </w:r>
       <w:r>
+        <w:rPr>
+          <w:lang w:val="en_US" w:bidi="en_US"/>
+        </w:rPr>
         <w:t>)</w:t>
       </w:r>
       <w:r>
         <w:rPr>
           <w:i/>
+          <w:lang w:val="en_US" w:bidi="en_US"/>
         </w:rPr>
         <w:t xml:space="preserve"> whatever gift</w:t>
       </w:r>
       <w:r>
+        <w:rPr>
+          <w:lang w:val="en_US" w:bidi="en_US"/>
+        </w:rPr>
         <w:t>: Christians are like managers. They have been trusted by God, their Master, with gifts to be used to bring glory to him.</w:t>
       </w:r>
-      <w:r/>
-      <w:r/>
-    </w:p>
-    <w:p>
-      <w:r/>
+      <w:r>
+        <w:rPr>
+          <w:lang w:val="en_US" w:bidi="en_US"/>
+        </w:rPr>
+      </w:r>
+      <w:r>
+        <w:rPr>
+          <w:lang w:val="en_US" w:bidi="en_US"/>
+        </w:rPr>
+      </w:r>
+    </w:p>
+    <w:p>
+      <w:pPr/>
+      <w:r>
+        <w:rPr>
+          <w:lang w:val="en_US" w:bidi="en_US"/>
+        </w:rPr>
+      </w:r>
     </w:p>
     <w:p>
       <w:pPr>
         <w:pStyle w:val="Heading2"/>
       </w:pPr>
       <w:r>
+        <w:rPr>
+          <w:lang w:val="en_US" w:bidi="en_US"/>
+        </w:rPr>
         <w:t>1 Peter 4:11</w:t>
       </w:r>
-      <w:r/>
-    </w:p>
-    <w:p>
-      <w:r/>
-      <w:r>
+      <w:r>
+        <w:rPr>
+          <w:lang w:val="en_US" w:bidi="en_US"/>
+        </w:rPr>
+      </w:r>
+    </w:p>
+    <w:p>
+      <w:pPr/>
+      <w:r>
+        <w:rPr>
+          <w:lang w:val="en_US" w:bidi="en_US"/>
+        </w:rPr>
+      </w:r>
+      <w:r>
+        <w:rPr>
+          <w:lang w:val="en_US" w:bidi="en_US"/>
+        </w:rPr>
         <w:t>All glory and power to him forever and ever! Amen: This doxology has led some to suggest that one original letter of Peter ended here and that another one was added to it. Doxologies in the New Testament do appear at the end of letters (</w:t>
       </w:r>
       <w:hyperlink r:id="rId146">
         <w:r>
           <w:rPr>
+            <w:lang w:val="en_US" w:bidi="en_US"/>
+          </w:rPr>
+          <w:rPr>
             <w:color w:val="0000EE"/>
             <w:u w:val="single"/>
           </w:rPr>
@@ -3520,11 +6456,17 @@
         </w:r>
       </w:hyperlink>
       <w:r>
+        <w:rPr>
+          <w:lang w:val="en_US" w:bidi="en_US"/>
+        </w:rPr>
         <w:t xml:space="preserve">; </w:t>
       </w:r>
       <w:hyperlink r:id="rId147">
         <w:r>
           <w:rPr>
+            <w:lang w:val="en_US" w:bidi="en_US"/>
+          </w:rPr>
+          <w:rPr>
             <w:color w:val="0000EE"/>
             <w:u w:val="single"/>
           </w:rPr>
@@ -3532,11 +6474,17 @@
         </w:r>
       </w:hyperlink>
       <w:r>
+        <w:rPr>
+          <w:lang w:val="en_US" w:bidi="en_US"/>
+        </w:rPr>
         <w:t xml:space="preserve">; </w:t>
       </w:r>
       <w:hyperlink r:id="rId148">
         <w:r>
           <w:rPr>
+            <w:lang w:val="en_US" w:bidi="en_US"/>
+          </w:rPr>
+          <w:rPr>
             <w:color w:val="0000EE"/>
             <w:u w:val="single"/>
           </w:rPr>
@@ -3544,11 +6492,17 @@
         </w:r>
       </w:hyperlink>
       <w:r>
+        <w:rPr>
+          <w:lang w:val="en_US" w:bidi="en_US"/>
+        </w:rPr>
         <w:t xml:space="preserve">; </w:t>
       </w:r>
       <w:hyperlink r:id="rId149">
         <w:r>
           <w:rPr>
+            <w:lang w:val="en_US" w:bidi="en_US"/>
+          </w:rPr>
+          <w:rPr>
             <w:color w:val="0000EE"/>
             <w:u w:val="single"/>
           </w:rPr>
@@ -3556,11 +6510,17 @@
         </w:r>
       </w:hyperlink>
       <w:r>
+        <w:rPr>
+          <w:lang w:val="en_US" w:bidi="en_US"/>
+        </w:rPr>
         <w:t xml:space="preserve">; </w:t>
       </w:r>
       <w:hyperlink r:id="rId150">
         <w:r>
           <w:rPr>
+            <w:lang w:val="en_US" w:bidi="en_US"/>
+          </w:rPr>
+          <w:rPr>
             <w:color w:val="0000EE"/>
             <w:u w:val="single"/>
           </w:rPr>
@@ -3568,11 +6528,17 @@
         </w:r>
       </w:hyperlink>
       <w:r>
+        <w:rPr>
+          <w:lang w:val="en_US" w:bidi="en_US"/>
+        </w:rPr>
         <w:t>), but also at the end of sections within letters (</w:t>
       </w:r>
       <w:hyperlink r:id="rId151">
         <w:r>
           <w:rPr>
+            <w:lang w:val="en_US" w:bidi="en_US"/>
+          </w:rPr>
+          <w:rPr>
             <w:color w:val="0000EE"/>
             <w:u w:val="single"/>
           </w:rPr>
@@ -3580,11 +6546,17 @@
         </w:r>
       </w:hyperlink>
       <w:r>
+        <w:rPr>
+          <w:lang w:val="en_US" w:bidi="en_US"/>
+        </w:rPr>
         <w:t xml:space="preserve">; </w:t>
       </w:r>
       <w:hyperlink r:id="rId152">
         <w:r>
           <w:rPr>
+            <w:lang w:val="en_US" w:bidi="en_US"/>
+          </w:rPr>
+          <w:rPr>
             <w:color w:val="0000EE"/>
             <w:u w:val="single"/>
           </w:rPr>
@@ -3592,11 +6564,17 @@
         </w:r>
       </w:hyperlink>
       <w:r>
+        <w:rPr>
+          <w:lang w:val="en_US" w:bidi="en_US"/>
+        </w:rPr>
         <w:t xml:space="preserve">; </w:t>
       </w:r>
       <w:hyperlink r:id="rId153">
         <w:r>
           <w:rPr>
+            <w:lang w:val="en_US" w:bidi="en_US"/>
+          </w:rPr>
+          <w:rPr>
             <w:color w:val="0000EE"/>
             <w:u w:val="single"/>
           </w:rPr>
@@ -3604,11 +6582,17 @@
         </w:r>
       </w:hyperlink>
       <w:r>
+        <w:rPr>
+          <w:lang w:val="en_US" w:bidi="en_US"/>
+        </w:rPr>
         <w:t xml:space="preserve">; </w:t>
       </w:r>
       <w:hyperlink r:id="rId154">
         <w:r>
           <w:rPr>
+            <w:lang w:val="en_US" w:bidi="en_US"/>
+          </w:rPr>
+          <w:rPr>
             <w:color w:val="0000EE"/>
             <w:u w:val="single"/>
           </w:rPr>
@@ -3616,31 +6600,65 @@
         </w:r>
       </w:hyperlink>
       <w:r>
+        <w:rPr>
+          <w:lang w:val="en_US" w:bidi="en_US"/>
+        </w:rPr>
         <w:t>). Since there is no textual evidence for the existence of two separate letters, it is better to assume that this doxology marks the end of a major section of the letter.</w:t>
       </w:r>
-      <w:r/>
-      <w:r/>
-    </w:p>
-    <w:p>
-      <w:r/>
+      <w:r>
+        <w:rPr>
+          <w:lang w:val="en_US" w:bidi="en_US"/>
+        </w:rPr>
+      </w:r>
+      <w:r>
+        <w:rPr>
+          <w:lang w:val="en_US" w:bidi="en_US"/>
+        </w:rPr>
+      </w:r>
+    </w:p>
+    <w:p>
+      <w:pPr/>
+      <w:r>
+        <w:rPr>
+          <w:lang w:val="en_US" w:bidi="en_US"/>
+        </w:rPr>
+      </w:r>
     </w:p>
     <w:p>
       <w:pPr>
         <w:pStyle w:val="Heading2"/>
       </w:pPr>
       <w:r>
+        <w:rPr>
+          <w:lang w:val="en_US" w:bidi="en_US"/>
+        </w:rPr>
         <w:t>1 Peter 4:12</w:t>
       </w:r>
-      <w:r/>
-    </w:p>
-    <w:p>
-      <w:r/>
-      <w:r>
+      <w:r>
+        <w:rPr>
+          <w:lang w:val="en_US" w:bidi="en_US"/>
+        </w:rPr>
+      </w:r>
+    </w:p>
+    <w:p>
+      <w:pPr/>
+      <w:r>
+        <w:rPr>
+          <w:lang w:val="en_US" w:bidi="en_US"/>
+        </w:rPr>
+      </w:r>
+      <w:r>
+        <w:rPr>
+          <w:lang w:val="en_US" w:bidi="en_US"/>
+        </w:rPr>
         <w:t xml:space="preserve">don’t be surprised: Christians, especially those seeking to lead godly lives, can expect to face the hostility of a sinful world (see </w:t>
       </w:r>
       <w:hyperlink r:id="rId155">
         <w:r>
           <w:rPr>
+            <w:lang w:val="en_US" w:bidi="en_US"/>
+          </w:rPr>
+          <w:rPr>
             <w:color w:val="0000EE"/>
             <w:u w:val="single"/>
           </w:rPr>
@@ -3648,11 +6666,17 @@
         </w:r>
       </w:hyperlink>
       <w:r>
+        <w:rPr>
+          <w:lang w:val="en_US" w:bidi="en_US"/>
+        </w:rPr>
         <w:t xml:space="preserve">; </w:t>
       </w:r>
       <w:hyperlink r:id="rId156">
         <w:r>
           <w:rPr>
+            <w:lang w:val="en_US" w:bidi="en_US"/>
+          </w:rPr>
+          <w:rPr>
             <w:color w:val="0000EE"/>
             <w:u w:val="single"/>
           </w:rPr>
@@ -3660,11 +6684,17 @@
         </w:r>
       </w:hyperlink>
       <w:r>
+        <w:rPr>
+          <w:lang w:val="en_US" w:bidi="en_US"/>
+        </w:rPr>
         <w:t xml:space="preserve">; </w:t>
       </w:r>
       <w:hyperlink r:id="rId131">
         <w:r>
           <w:rPr>
+            <w:lang w:val="en_US" w:bidi="en_US"/>
+          </w:rPr>
+          <w:rPr>
             <w:color w:val="0000EE"/>
             <w:u w:val="single"/>
           </w:rPr>
@@ -3672,11 +6702,17 @@
         </w:r>
       </w:hyperlink>
       <w:r>
+        <w:rPr>
+          <w:lang w:val="en_US" w:bidi="en_US"/>
+        </w:rPr>
         <w:t xml:space="preserve">; </w:t>
       </w:r>
       <w:hyperlink r:id="rId157">
         <w:r>
           <w:rPr>
+            <w:lang w:val="en_US" w:bidi="en_US"/>
+          </w:rPr>
+          <w:rPr>
             <w:color w:val="0000EE"/>
             <w:u w:val="single"/>
           </w:rPr>
@@ -3684,51 +6720,113 @@
         </w:r>
       </w:hyperlink>
       <w:r>
+        <w:rPr>
+          <w:lang w:val="en_US" w:bidi="en_US"/>
+        </w:rPr>
         <w:t>).</w:t>
       </w:r>
-      <w:r/>
-      <w:r/>
-    </w:p>
-    <w:p>
-      <w:r/>
+      <w:r>
+        <w:rPr>
+          <w:lang w:val="en_US" w:bidi="en_US"/>
+        </w:rPr>
+      </w:r>
+      <w:r>
+        <w:rPr>
+          <w:lang w:val="en_US" w:bidi="en_US"/>
+        </w:rPr>
+      </w:r>
+    </w:p>
+    <w:p>
+      <w:pPr/>
+      <w:r>
+        <w:rPr>
+          <w:lang w:val="en_US" w:bidi="en_US"/>
+        </w:rPr>
+      </w:r>
     </w:p>
     <w:p>
       <w:pPr>
         <w:pStyle w:val="Heading2"/>
       </w:pPr>
       <w:r>
+        <w:rPr>
+          <w:lang w:val="en_US" w:bidi="en_US"/>
+        </w:rPr>
         <w:t>1 Peter 4:12–19</w:t>
       </w:r>
-      <w:r/>
-    </w:p>
-    <w:p>
-      <w:r/>
-      <w:r>
+      <w:r>
+        <w:rPr>
+          <w:lang w:val="en_US" w:bidi="en_US"/>
+        </w:rPr>
+      </w:r>
+    </w:p>
+    <w:p>
+      <w:pPr/>
+      <w:r>
+        <w:rPr>
+          <w:lang w:val="en_US" w:bidi="en_US"/>
+        </w:rPr>
+      </w:r>
+      <w:r>
+        <w:rPr>
+          <w:lang w:val="en_US" w:bidi="en_US"/>
+        </w:rPr>
         <w:t>Peter instructs Christians one last time about the way to face the trials that will inevitably come.</w:t>
       </w:r>
-      <w:r/>
-      <w:r/>
-    </w:p>
-    <w:p>
-      <w:r/>
+      <w:r>
+        <w:rPr>
+          <w:lang w:val="en_US" w:bidi="en_US"/>
+        </w:rPr>
+      </w:r>
+      <w:r>
+        <w:rPr>
+          <w:lang w:val="en_US" w:bidi="en_US"/>
+        </w:rPr>
+      </w:r>
+    </w:p>
+    <w:p>
+      <w:pPr/>
+      <w:r>
+        <w:rPr>
+          <w:lang w:val="en_US" w:bidi="en_US"/>
+        </w:rPr>
+      </w:r>
     </w:p>
     <w:p>
       <w:pPr>
         <w:pStyle w:val="Heading2"/>
       </w:pPr>
       <w:r>
+        <w:rPr>
+          <w:lang w:val="en_US" w:bidi="en_US"/>
+        </w:rPr>
         <w:t>1 Peter 4:13</w:t>
       </w:r>
-      <w:r/>
-    </w:p>
-    <w:p>
-      <w:r/>
-      <w:r>
+      <w:r>
+        <w:rPr>
+          <w:lang w:val="en_US" w:bidi="en_US"/>
+        </w:rPr>
+      </w:r>
+    </w:p>
+    <w:p>
+      <w:pPr/>
+      <w:r>
+        <w:rPr>
+          <w:lang w:val="en_US" w:bidi="en_US"/>
+        </w:rPr>
+      </w:r>
+      <w:r>
+        <w:rPr>
+          <w:lang w:val="en_US" w:bidi="en_US"/>
+        </w:rPr>
         <w:t xml:space="preserve">Christians are called to suffer with Christ in order to be glorified with him (see also </w:t>
       </w:r>
       <w:hyperlink r:id="rId131">
         <w:r>
           <w:rPr>
+            <w:lang w:val="en_US" w:bidi="en_US"/>
+          </w:rPr>
+          <w:rPr>
             <w:color w:val="0000EE"/>
             <w:u w:val="single"/>
           </w:rPr>
@@ -3736,40 +6834,78 @@
         </w:r>
       </w:hyperlink>
       <w:r>
+        <w:rPr>
+          <w:lang w:val="en_US" w:bidi="en_US"/>
+        </w:rPr>
         <w:t>).</w:t>
       </w:r>
-      <w:r/>
-      <w:r/>
-    </w:p>
-    <w:p>
-      <w:r/>
+      <w:r>
+        <w:rPr>
+          <w:lang w:val="en_US" w:bidi="en_US"/>
+        </w:rPr>
+      </w:r>
+      <w:r>
+        <w:rPr>
+          <w:lang w:val="en_US" w:bidi="en_US"/>
+        </w:rPr>
+      </w:r>
+    </w:p>
+    <w:p>
+      <w:pPr/>
+      <w:r>
+        <w:rPr>
+          <w:lang w:val="en_US" w:bidi="en_US"/>
+        </w:rPr>
+      </w:r>
     </w:p>
     <w:p>
       <w:pPr>
         <w:pStyle w:val="Heading2"/>
       </w:pPr>
       <w:r>
+        <w:rPr>
+          <w:lang w:val="en_US" w:bidi="en_US"/>
+        </w:rPr>
         <w:t>1 Peter 4:14</w:t>
       </w:r>
-      <w:r/>
-    </w:p>
-    <w:p>
-      <w:r/>
-      <w:r>
+      <w:r>
+        <w:rPr>
+          <w:lang w:val="en_US" w:bidi="en_US"/>
+        </w:rPr>
+      </w:r>
+    </w:p>
+    <w:p>
+      <w:pPr/>
+      <w:r>
+        <w:rPr>
+          <w:lang w:val="en_US" w:bidi="en_US"/>
+        </w:rPr>
+      </w:r>
+      <w:r>
+        <w:rPr>
+          <w:lang w:val="en_US" w:bidi="en_US"/>
+        </w:rPr>
         <w:t xml:space="preserve">If you are insulted because you bear the name of Christ, you will be blessed (literally </w:t>
       </w:r>
       <w:r>
         <w:rPr>
           <w:i/>
+          <w:lang w:val="en_US" w:bidi="en_US"/>
         </w:rPr>
         <w:t>you are blessed when you are reproached</w:t>
       </w:r>
       <w:r>
+        <w:rPr>
+          <w:lang w:val="en_US" w:bidi="en_US"/>
+        </w:rPr>
         <w:t xml:space="preserve">): This verse reflects Jesus’ teaching in </w:t>
       </w:r>
       <w:hyperlink r:id="rId158">
         <w:r>
           <w:rPr>
+            <w:lang w:val="en_US" w:bidi="en_US"/>
+          </w:rPr>
+          <w:rPr>
             <w:color w:val="0000EE"/>
             <w:u w:val="single"/>
           </w:rPr>
@@ -3777,31 +6913,65 @@
         </w:r>
       </w:hyperlink>
       <w:r>
+        <w:rPr>
+          <w:lang w:val="en_US" w:bidi="en_US"/>
+        </w:rPr>
         <w:t>.</w:t>
       </w:r>
-      <w:r/>
-      <w:r/>
-    </w:p>
-    <w:p>
-      <w:r/>
+      <w:r>
+        <w:rPr>
+          <w:lang w:val="en_US" w:bidi="en_US"/>
+        </w:rPr>
+      </w:r>
+      <w:r>
+        <w:rPr>
+          <w:lang w:val="en_US" w:bidi="en_US"/>
+        </w:rPr>
+      </w:r>
+    </w:p>
+    <w:p>
+      <w:pPr/>
+      <w:r>
+        <w:rPr>
+          <w:lang w:val="en_US" w:bidi="en_US"/>
+        </w:rPr>
+      </w:r>
     </w:p>
     <w:p>
       <w:pPr>
         <w:pStyle w:val="Heading2"/>
       </w:pPr>
       <w:r>
+        <w:rPr>
+          <w:lang w:val="en_US" w:bidi="en_US"/>
+        </w:rPr>
         <w:t>1 Peter 4:16</w:t>
       </w:r>
-      <w:r/>
-    </w:p>
-    <w:p>
-      <w:r/>
-      <w:r>
+      <w:r>
+        <w:rPr>
+          <w:lang w:val="en_US" w:bidi="en_US"/>
+        </w:rPr>
+      </w:r>
+    </w:p>
+    <w:p>
+      <w:pPr/>
+      <w:r>
+        <w:rPr>
+          <w:lang w:val="en_US" w:bidi="en_US"/>
+        </w:rPr>
+      </w:r>
+      <w:r>
+        <w:rPr>
+          <w:lang w:val="en_US" w:bidi="en_US"/>
+        </w:rPr>
         <w:t xml:space="preserve">Although evidence is very fragmentary, it is likely that the label Christian (cp. </w:t>
       </w:r>
       <w:hyperlink r:id="rId159">
         <w:r>
           <w:rPr>
+            <w:lang w:val="en_US" w:bidi="en_US"/>
+          </w:rPr>
+          <w:rPr>
             <w:color w:val="0000EE"/>
             <w:u w:val="single"/>
           </w:rPr>
@@ -3809,31 +6979,65 @@
         </w:r>
       </w:hyperlink>
       <w:r>
+        <w:rPr>
+          <w:lang w:val="en_US" w:bidi="en_US"/>
+        </w:rPr>
         <w:t>) was originally a convenient way of summarizing the alleged superstitious practices and immoral character attributed to Jesus’ followers.</w:t>
       </w:r>
-      <w:r/>
-      <w:r/>
-    </w:p>
-    <w:p>
-      <w:r/>
+      <w:r>
+        <w:rPr>
+          <w:lang w:val="en_US" w:bidi="en_US"/>
+        </w:rPr>
+      </w:r>
+      <w:r>
+        <w:rPr>
+          <w:lang w:val="en_US" w:bidi="en_US"/>
+        </w:rPr>
+      </w:r>
+    </w:p>
+    <w:p>
+      <w:pPr/>
+      <w:r>
+        <w:rPr>
+          <w:lang w:val="en_US" w:bidi="en_US"/>
+        </w:rPr>
+      </w:r>
     </w:p>
     <w:p>
       <w:pPr>
         <w:pStyle w:val="Heading2"/>
       </w:pPr>
       <w:r>
+        <w:rPr>
+          <w:lang w:val="en_US" w:bidi="en_US"/>
+        </w:rPr>
         <w:t>1 Peter 4:17</w:t>
       </w:r>
-      <w:r/>
-    </w:p>
-    <w:p>
-      <w:r/>
-      <w:r>
+      <w:r>
+        <w:rPr>
+          <w:lang w:val="en_US" w:bidi="en_US"/>
+        </w:rPr>
+      </w:r>
+    </w:p>
+    <w:p>
+      <w:pPr/>
+      <w:r>
+        <w:rPr>
+          <w:lang w:val="en_US" w:bidi="en_US"/>
+        </w:rPr>
+      </w:r>
+      <w:r>
+        <w:rPr>
+          <w:lang w:val="en_US" w:bidi="en_US"/>
+        </w:rPr>
         <w:t>God’s judgment is often pictured as beginning with God’s household—i.e., with his own people—as a means of purifying them (</w:t>
       </w:r>
       <w:hyperlink r:id="rId160">
         <w:r>
           <w:rPr>
+            <w:lang w:val="en_US" w:bidi="en_US"/>
+          </w:rPr>
+          <w:rPr>
             <w:color w:val="0000EE"/>
             <w:u w:val="single"/>
           </w:rPr>
@@ -3841,11 +7045,17 @@
         </w:r>
       </w:hyperlink>
       <w:r>
+        <w:rPr>
+          <w:lang w:val="en_US" w:bidi="en_US"/>
+        </w:rPr>
         <w:t xml:space="preserve">; </w:t>
       </w:r>
       <w:hyperlink r:id="rId161">
         <w:r>
           <w:rPr>
+            <w:lang w:val="en_US" w:bidi="en_US"/>
+          </w:rPr>
+          <w:rPr>
             <w:color w:val="0000EE"/>
             <w:u w:val="single"/>
           </w:rPr>
@@ -3853,11 +7063,17 @@
         </w:r>
       </w:hyperlink>
       <w:r>
+        <w:rPr>
+          <w:lang w:val="en_US" w:bidi="en_US"/>
+        </w:rPr>
         <w:t xml:space="preserve">; </w:t>
       </w:r>
       <w:hyperlink r:id="rId162">
         <w:r>
           <w:rPr>
+            <w:lang w:val="en_US" w:bidi="en_US"/>
+          </w:rPr>
+          <w:rPr>
             <w:color w:val="0000EE"/>
             <w:u w:val="single"/>
           </w:rPr>
@@ -3865,31 +7081,65 @@
         </w:r>
       </w:hyperlink>
       <w:r>
+        <w:rPr>
+          <w:lang w:val="en_US" w:bidi="en_US"/>
+        </w:rPr>
         <w:t>).</w:t>
       </w:r>
-      <w:r/>
-      <w:r/>
-    </w:p>
-    <w:p>
-      <w:r/>
+      <w:r>
+        <w:rPr>
+          <w:lang w:val="en_US" w:bidi="en_US"/>
+        </w:rPr>
+      </w:r>
+      <w:r>
+        <w:rPr>
+          <w:lang w:val="en_US" w:bidi="en_US"/>
+        </w:rPr>
+      </w:r>
+    </w:p>
+    <w:p>
+      <w:pPr/>
+      <w:r>
+        <w:rPr>
+          <w:lang w:val="en_US" w:bidi="en_US"/>
+        </w:rPr>
+      </w:r>
     </w:p>
     <w:p>
       <w:pPr>
         <w:pStyle w:val="Heading2"/>
       </w:pPr>
       <w:r>
+        <w:rPr>
+          <w:lang w:val="en_US" w:bidi="en_US"/>
+        </w:rPr>
         <w:t>1 Peter 5:1–4</w:t>
       </w:r>
-      <w:r/>
-    </w:p>
-    <w:p>
-      <w:r/>
-      <w:r>
+      <w:r>
+        <w:rPr>
+          <w:lang w:val="en_US" w:bidi="en_US"/>
+        </w:rPr>
+      </w:r>
+    </w:p>
+    <w:p>
+      <w:pPr/>
+      <w:r>
+        <w:rPr>
+          <w:lang w:val="en_US" w:bidi="en_US"/>
+        </w:rPr>
+      </w:r>
+      <w:r>
+        <w:rPr>
+          <w:lang w:val="en_US" w:bidi="en_US"/>
+        </w:rPr>
         <w:t xml:space="preserve">Elders were the spiritual leaders of the early churches (see also </w:t>
       </w:r>
       <w:hyperlink r:id="rId163">
         <w:r>
           <w:rPr>
+            <w:lang w:val="en_US" w:bidi="en_US"/>
+          </w:rPr>
+          <w:rPr>
             <w:color w:val="0000EE"/>
             <w:u w:val="single"/>
           </w:rPr>
@@ -3897,11 +7147,17 @@
         </w:r>
       </w:hyperlink>
       <w:r>
+        <w:rPr>
+          <w:lang w:val="en_US" w:bidi="en_US"/>
+        </w:rPr>
         <w:t xml:space="preserve">; </w:t>
       </w:r>
       <w:hyperlink r:id="rId164">
         <w:r>
           <w:rPr>
+            <w:lang w:val="en_US" w:bidi="en_US"/>
+          </w:rPr>
+          <w:rPr>
             <w:color w:val="0000EE"/>
             <w:u w:val="single"/>
           </w:rPr>
@@ -3909,11 +7165,17 @@
         </w:r>
       </w:hyperlink>
       <w:r>
+        <w:rPr>
+          <w:lang w:val="en_US" w:bidi="en_US"/>
+        </w:rPr>
         <w:t xml:space="preserve">; </w:t>
       </w:r>
       <w:hyperlink r:id="rId165">
         <w:r>
           <w:rPr>
+            <w:lang w:val="en_US" w:bidi="en_US"/>
+          </w:rPr>
+          <w:rPr>
             <w:color w:val="0000EE"/>
             <w:u w:val="single"/>
           </w:rPr>
@@ -3921,11 +7183,17 @@
         </w:r>
       </w:hyperlink>
       <w:r>
+        <w:rPr>
+          <w:lang w:val="en_US" w:bidi="en_US"/>
+        </w:rPr>
         <w:t xml:space="preserve">; </w:t>
       </w:r>
       <w:hyperlink r:id="rId166">
         <w:r>
           <w:rPr>
+            <w:lang w:val="en_US" w:bidi="en_US"/>
+          </w:rPr>
+          <w:rPr>
             <w:color w:val="0000EE"/>
             <w:u w:val="single"/>
           </w:rPr>
@@ -3933,11 +7201,17 @@
         </w:r>
       </w:hyperlink>
       <w:r>
+        <w:rPr>
+          <w:lang w:val="en_US" w:bidi="en_US"/>
+        </w:rPr>
         <w:t xml:space="preserve">; </w:t>
       </w:r>
       <w:hyperlink r:id="rId167">
         <w:r>
           <w:rPr>
+            <w:lang w:val="en_US" w:bidi="en_US"/>
+          </w:rPr>
+          <w:rPr>
             <w:color w:val="0000EE"/>
             <w:u w:val="single"/>
           </w:rPr>
@@ -3945,40 +7219,78 @@
         </w:r>
       </w:hyperlink>
       <w:r>
+        <w:rPr>
+          <w:lang w:val="en_US" w:bidi="en_US"/>
+        </w:rPr>
         <w:t>). By calling himself a fellow elder</w:t>
       </w:r>
       <w:r>
         <w:rPr>
           <w:i/>
+          <w:lang w:val="en_US" w:bidi="en_US"/>
         </w:rPr>
         <w:t>,</w:t>
       </w:r>
       <w:r>
+        <w:rPr>
+          <w:lang w:val="en_US" w:bidi="en_US"/>
+        </w:rPr>
         <w:t xml:space="preserve"> Peter identifies with them in their responsibilities and with the charge that he gives them.</w:t>
       </w:r>
-      <w:r/>
-      <w:r/>
-    </w:p>
-    <w:p>
-      <w:r/>
+      <w:r>
+        <w:rPr>
+          <w:lang w:val="en_US" w:bidi="en_US"/>
+        </w:rPr>
+      </w:r>
+      <w:r>
+        <w:rPr>
+          <w:lang w:val="en_US" w:bidi="en_US"/>
+        </w:rPr>
+      </w:r>
+    </w:p>
+    <w:p>
+      <w:pPr/>
+      <w:r>
+        <w:rPr>
+          <w:lang w:val="en_US" w:bidi="en_US"/>
+        </w:rPr>
+      </w:r>
     </w:p>
     <w:p>
       <w:pPr>
         <w:pStyle w:val="Heading2"/>
       </w:pPr>
       <w:r>
+        <w:rPr>
+          <w:lang w:val="en_US" w:bidi="en_US"/>
+        </w:rPr>
         <w:t>1 Peter 5:1–14</w:t>
       </w:r>
-      <w:r/>
-    </w:p>
-    <w:p>
-      <w:r/>
-      <w:r>
+      <w:r>
+        <w:rPr>
+          <w:lang w:val="en_US" w:bidi="en_US"/>
+        </w:rPr>
+      </w:r>
+    </w:p>
+    <w:p>
+      <w:pPr/>
+      <w:r>
+        <w:rPr>
+          <w:lang w:val="en_US" w:bidi="en_US"/>
+        </w:rPr>
+      </w:r>
+      <w:r>
+        <w:rPr>
+          <w:lang w:val="en_US" w:bidi="en_US"/>
+        </w:rPr>
         <w:t>Peter ends the letter with final exhortations to elders (</w:t>
       </w:r>
       <w:hyperlink r:id="rId168">
         <w:r>
           <w:rPr>
+            <w:lang w:val="en_US" w:bidi="en_US"/>
+          </w:rPr>
+          <w:rPr>
             <w:color w:val="0000EE"/>
             <w:u w:val="single"/>
           </w:rPr>
@@ -3986,11 +7298,17 @@
         </w:r>
       </w:hyperlink>
       <w:r>
+        <w:rPr>
+          <w:lang w:val="en_US" w:bidi="en_US"/>
+        </w:rPr>
         <w:t>), to younger people (</w:t>
       </w:r>
       <w:hyperlink r:id="rId169">
         <w:r>
           <w:rPr>
+            <w:lang w:val="en_US" w:bidi="en_US"/>
+          </w:rPr>
+          <w:rPr>
             <w:color w:val="0000EE"/>
             <w:u w:val="single"/>
           </w:rPr>
@@ -3998,11 +7316,17 @@
         </w:r>
       </w:hyperlink>
       <w:r>
+        <w:rPr>
+          <w:lang w:val="en_US" w:bidi="en_US"/>
+        </w:rPr>
         <w:t>), and to the church as a whole (</w:t>
       </w:r>
       <w:hyperlink r:id="rId170">
         <w:r>
           <w:rPr>
+            <w:lang w:val="en_US" w:bidi="en_US"/>
+          </w:rPr>
+          <w:rPr>
             <w:color w:val="0000EE"/>
             <w:u w:val="single"/>
           </w:rPr>
@@ -4010,11 +7334,17 @@
         </w:r>
       </w:hyperlink>
       <w:r>
+        <w:rPr>
+          <w:lang w:val="en_US" w:bidi="en_US"/>
+        </w:rPr>
         <w:t>). These exhortations are followed by final greetings and a closing (</w:t>
       </w:r>
       <w:hyperlink r:id="rId171">
         <w:r>
           <w:rPr>
+            <w:lang w:val="en_US" w:bidi="en_US"/>
+          </w:rPr>
+          <w:rPr>
             <w:color w:val="0000EE"/>
             <w:u w:val="single"/>
           </w:rPr>
@@ -4022,69 +7352,139 @@
         </w:r>
       </w:hyperlink>
       <w:r>
+        <w:rPr>
+          <w:lang w:val="en_US" w:bidi="en_US"/>
+        </w:rPr>
         <w:t>).</w:t>
       </w:r>
-      <w:r/>
-      <w:r/>
-    </w:p>
-    <w:p>
-      <w:r/>
+      <w:r>
+        <w:rPr>
+          <w:lang w:val="en_US" w:bidi="en_US"/>
+        </w:rPr>
+      </w:r>
+      <w:r>
+        <w:rPr>
+          <w:lang w:val="en_US" w:bidi="en_US"/>
+        </w:rPr>
+      </w:r>
+    </w:p>
+    <w:p>
+      <w:pPr/>
+      <w:r>
+        <w:rPr>
+          <w:lang w:val="en_US" w:bidi="en_US"/>
+        </w:rPr>
+      </w:r>
     </w:p>
     <w:p>
       <w:pPr>
         <w:pStyle w:val="Heading2"/>
       </w:pPr>
       <w:r>
+        <w:rPr>
+          <w:lang w:val="en_US" w:bidi="en_US"/>
+        </w:rPr>
         <w:t>1 Peter 5:2</w:t>
       </w:r>
-      <w:r/>
-    </w:p>
-    <w:p>
-      <w:r/>
-      <w:r>
+      <w:r>
+        <w:rPr>
+          <w:lang w:val="en_US" w:bidi="en_US"/>
+        </w:rPr>
+      </w:r>
+    </w:p>
+    <w:p>
+      <w:pPr/>
+      <w:r>
+        <w:rPr>
+          <w:lang w:val="en_US" w:bidi="en_US"/>
+        </w:rPr>
+      </w:r>
+      <w:r>
+        <w:rPr>
+          <w:lang w:val="en_US" w:bidi="en_US"/>
+        </w:rPr>
         <w:t xml:space="preserve">Care for the flock (literally </w:t>
       </w:r>
       <w:r>
         <w:rPr>
           <w:i/>
+          <w:lang w:val="en_US" w:bidi="en_US"/>
         </w:rPr>
         <w:t>Shepherd the flock</w:t>
       </w:r>
       <w:r>
+        <w:rPr>
+          <w:lang w:val="en_US" w:bidi="en_US"/>
+        </w:rPr>
         <w:t xml:space="preserve">): Our word </w:t>
       </w:r>
       <w:r>
         <w:rPr>
           <w:i/>
+          <w:lang w:val="en_US" w:bidi="en_US"/>
         </w:rPr>
         <w:t>pastor</w:t>
       </w:r>
       <w:r>
+        <w:rPr>
+          <w:lang w:val="en_US" w:bidi="en_US"/>
+        </w:rPr>
         <w:t xml:space="preserve"> comes from New Testament imagery of a shepherd pasturing his flock.</w:t>
       </w:r>
-      <w:r/>
-      <w:r/>
-    </w:p>
-    <w:p>
-      <w:r/>
+      <w:r>
+        <w:rPr>
+          <w:lang w:val="en_US" w:bidi="en_US"/>
+        </w:rPr>
+      </w:r>
+      <w:r>
+        <w:rPr>
+          <w:lang w:val="en_US" w:bidi="en_US"/>
+        </w:rPr>
+      </w:r>
+    </w:p>
+    <w:p>
+      <w:pPr/>
+      <w:r>
+        <w:rPr>
+          <w:lang w:val="en_US" w:bidi="en_US"/>
+        </w:rPr>
+      </w:r>
     </w:p>
     <w:p>
       <w:pPr>
         <w:pStyle w:val="Heading2"/>
       </w:pPr>
       <w:r>
+        <w:rPr>
+          <w:lang w:val="en_US" w:bidi="en_US"/>
+        </w:rPr>
         <w:t>1 Peter 5:5</w:t>
       </w:r>
-      <w:r/>
-    </w:p>
-    <w:p>
-      <w:r/>
-      <w:r>
+      <w:r>
+        <w:rPr>
+          <w:lang w:val="en_US" w:bidi="en_US"/>
+        </w:rPr>
+      </w:r>
+    </w:p>
+    <w:p>
+      <w:pPr/>
+      <w:r>
+        <w:rPr>
+          <w:lang w:val="en_US" w:bidi="en_US"/>
+        </w:rPr>
+      </w:r>
+      <w:r>
+        <w:rPr>
+          <w:lang w:val="en_US" w:bidi="en_US"/>
+        </w:rPr>
         <w:t xml:space="preserve">You who are younger: This phrase, in contrast to the elders, might refer to a particular class of ministers, perhaps elders in training or those who assisted the elders in various ways. But probably it simply denotes the younger individuals in the church (see, e.g., </w:t>
       </w:r>
       <w:hyperlink r:id="rId172">
         <w:r>
           <w:rPr>
+            <w:lang w:val="en_US" w:bidi="en_US"/>
+          </w:rPr>
+          <w:rPr>
             <w:color w:val="0000EE"/>
             <w:u w:val="single"/>
           </w:rPr>
@@ -4092,51 +7492,113 @@
         </w:r>
       </w:hyperlink>
       <w:r>
+        <w:rPr>
+          <w:lang w:val="en_US" w:bidi="en_US"/>
+        </w:rPr>
         <w:t>).</w:t>
       </w:r>
-      <w:r/>
-      <w:r/>
-    </w:p>
-    <w:p>
-      <w:r/>
+      <w:r>
+        <w:rPr>
+          <w:lang w:val="en_US" w:bidi="en_US"/>
+        </w:rPr>
+      </w:r>
+      <w:r>
+        <w:rPr>
+          <w:lang w:val="en_US" w:bidi="en_US"/>
+        </w:rPr>
+      </w:r>
+    </w:p>
+    <w:p>
+      <w:pPr/>
+      <w:r>
+        <w:rPr>
+          <w:lang w:val="en_US" w:bidi="en_US"/>
+        </w:rPr>
+      </w:r>
     </w:p>
     <w:p>
       <w:pPr>
         <w:pStyle w:val="Heading2"/>
       </w:pPr>
       <w:r>
+        <w:rPr>
+          <w:lang w:val="en_US" w:bidi="en_US"/>
+        </w:rPr>
         <w:t>1 Peter 5:9</w:t>
       </w:r>
-      <w:r/>
-    </w:p>
-    <w:p>
-      <w:r/>
-      <w:r>
+      <w:r>
+        <w:rPr>
+          <w:lang w:val="en_US" w:bidi="en_US"/>
+        </w:rPr>
+      </w:r>
+    </w:p>
+    <w:p>
+      <w:pPr/>
+      <w:r>
+        <w:rPr>
+          <w:lang w:val="en_US" w:bidi="en_US"/>
+        </w:rPr>
+      </w:r>
+      <w:r>
+        <w:rPr>
+          <w:lang w:val="en_US" w:bidi="en_US"/>
+        </w:rPr>
         <w:t>family of believers: Greek adelphoi, a term that refers to people, both male and female, who are members of the same family. • all over the world: Persecution was not confined to the churches of Asia Minor. In various forms and with varying intensity, Christians were persecuted almost everywhere the Good News about Jesus Christ was preached. Peter reminds his readers of this to console them and encourage them to emulate those who had successfully endured the test of suffering.</w:t>
       </w:r>
-      <w:r/>
-      <w:r/>
-    </w:p>
-    <w:p>
-      <w:r/>
+      <w:r>
+        <w:rPr>
+          <w:lang w:val="en_US" w:bidi="en_US"/>
+        </w:rPr>
+      </w:r>
+      <w:r>
+        <w:rPr>
+          <w:lang w:val="en_US" w:bidi="en_US"/>
+        </w:rPr>
+      </w:r>
+    </w:p>
+    <w:p>
+      <w:pPr/>
+      <w:r>
+        <w:rPr>
+          <w:lang w:val="en_US" w:bidi="en_US"/>
+        </w:rPr>
+      </w:r>
     </w:p>
     <w:p>
       <w:pPr>
         <w:pStyle w:val="Heading2"/>
       </w:pPr>
       <w:r>
+        <w:rPr>
+          <w:lang w:val="en_US" w:bidi="en_US"/>
+        </w:rPr>
         <w:t>1 Peter 5:10</w:t>
       </w:r>
-      <w:r/>
-    </w:p>
-    <w:p>
-      <w:r/>
-      <w:r>
+      <w:r>
+        <w:rPr>
+          <w:lang w:val="en_US" w:bidi="en_US"/>
+        </w:rPr>
+      </w:r>
+    </w:p>
+    <w:p>
+      <w:pPr/>
+      <w:r>
+        <w:rPr>
+          <w:lang w:val="en_US" w:bidi="en_US"/>
+        </w:rPr>
+      </w:r>
+      <w:r>
+        <w:rPr>
+          <w:lang w:val="en_US" w:bidi="en_US"/>
+        </w:rPr>
         <w:t xml:space="preserve">a little while: Sufferings on this earth—while sometimes appearing to be endless—are in fact only momentary compared with the glorious eternity that believers will spend with God (cp. </w:t>
       </w:r>
       <w:hyperlink r:id="rId115">
         <w:r>
           <w:rPr>
+            <w:lang w:val="en_US" w:bidi="en_US"/>
+          </w:rPr>
+          <w:rPr>
             <w:color w:val="0000EE"/>
             <w:u w:val="single"/>
           </w:rPr>
@@ -4144,11 +7606,17 @@
         </w:r>
       </w:hyperlink>
       <w:r>
+        <w:rPr>
+          <w:lang w:val="en_US" w:bidi="en_US"/>
+        </w:rPr>
         <w:t xml:space="preserve">; </w:t>
       </w:r>
       <w:hyperlink r:id="rId173">
         <w:r>
           <w:rPr>
+            <w:lang w:val="en_US" w:bidi="en_US"/>
+          </w:rPr>
+          <w:rPr>
             <w:color w:val="0000EE"/>
             <w:u w:val="single"/>
           </w:rPr>
@@ -4156,11 +7624,17 @@
         </w:r>
       </w:hyperlink>
       <w:r>
+        <w:rPr>
+          <w:lang w:val="en_US" w:bidi="en_US"/>
+        </w:rPr>
         <w:t xml:space="preserve">; </w:t>
       </w:r>
       <w:hyperlink r:id="rId174">
         <w:r>
           <w:rPr>
+            <w:lang w:val="en_US" w:bidi="en_US"/>
+          </w:rPr>
+          <w:rPr>
             <w:color w:val="0000EE"/>
             <w:u w:val="single"/>
           </w:rPr>
@@ -4168,49 +7642,91 @@
         </w:r>
       </w:hyperlink>
       <w:r>
+        <w:rPr>
+          <w:lang w:val="en_US" w:bidi="en_US"/>
+        </w:rPr>
         <w:t>).</w:t>
       </w:r>
-      <w:r/>
-      <w:r/>
-    </w:p>
-    <w:p>
-      <w:r/>
+      <w:r>
+        <w:rPr>
+          <w:lang w:val="en_US" w:bidi="en_US"/>
+        </w:rPr>
+      </w:r>
+      <w:r>
+        <w:rPr>
+          <w:lang w:val="en_US" w:bidi="en_US"/>
+        </w:rPr>
+      </w:r>
+    </w:p>
+    <w:p>
+      <w:pPr/>
+      <w:r>
+        <w:rPr>
+          <w:lang w:val="en_US" w:bidi="en_US"/>
+        </w:rPr>
+      </w:r>
     </w:p>
     <w:p>
       <w:pPr>
         <w:pStyle w:val="Heading2"/>
       </w:pPr>
       <w:r>
+        <w:rPr>
+          <w:lang w:val="en_US" w:bidi="en_US"/>
+        </w:rPr>
         <w:t>1 Peter 5:12</w:t>
       </w:r>
-      <w:r/>
-    </w:p>
-    <w:p>
-      <w:r/>
-      <w:r>
+      <w:r>
+        <w:rPr>
+          <w:lang w:val="en_US" w:bidi="en_US"/>
+        </w:rPr>
+      </w:r>
+    </w:p>
+    <w:p>
+      <w:pPr/>
+      <w:r>
+        <w:rPr>
+          <w:lang w:val="en_US" w:bidi="en_US"/>
+        </w:rPr>
+      </w:r>
+      <w:r>
+        <w:rPr>
+          <w:lang w:val="en_US" w:bidi="en_US"/>
+        </w:rPr>
         <w:t xml:space="preserve">with the help of: This phrase identifies Silas as the </w:t>
       </w:r>
       <w:r>
         <w:rPr>
           <w:i/>
+          <w:lang w:val="en_US" w:bidi="en_US"/>
         </w:rPr>
         <w:t>amanuensis,</w:t>
       </w:r>
       <w:r>
+        <w:rPr>
+          <w:lang w:val="en_US" w:bidi="en_US"/>
+        </w:rPr>
         <w:t xml:space="preserve"> the person who wrote the words as Peter directed. • Silas (Greek </w:t>
       </w:r>
       <w:r>
         <w:rPr>
           <w:i/>
+          <w:lang w:val="en_US" w:bidi="en_US"/>
         </w:rPr>
         <w:t>Silvanus</w:t>
       </w:r>
       <w:r>
+        <w:rPr>
+          <w:lang w:val="en_US" w:bidi="en_US"/>
+        </w:rPr>
         <w:t>): Silas is the shortened form of Silvanus; both names refer to the same individual. Silas was Paul’s constant colleague after the time of the council in Jerusalem (</w:t>
       </w:r>
       <w:hyperlink r:id="rId175">
         <w:r>
           <w:rPr>
+            <w:lang w:val="en_US" w:bidi="en_US"/>
+          </w:rPr>
+          <w:rPr>
             <w:color w:val="0000EE"/>
             <w:u w:val="single"/>
           </w:rPr>
@@ -4218,11 +7734,17 @@
         </w:r>
       </w:hyperlink>
       <w:r>
+        <w:rPr>
+          <w:lang w:val="en_US" w:bidi="en_US"/>
+        </w:rPr>
         <w:t xml:space="preserve">; </w:t>
       </w:r>
       <w:hyperlink r:id="rId176">
         <w:r>
           <w:rPr>
+            <w:lang w:val="en_US" w:bidi="en_US"/>
+          </w:rPr>
+          <w:rPr>
             <w:color w:val="0000EE"/>
             <w:u w:val="single"/>
           </w:rPr>
@@ -4230,11 +7752,17 @@
         </w:r>
       </w:hyperlink>
       <w:r>
+        <w:rPr>
+          <w:lang w:val="en_US" w:bidi="en_US"/>
+        </w:rPr>
         <w:t xml:space="preserve">; </w:t>
       </w:r>
       <w:hyperlink r:id="rId177">
         <w:r>
           <w:rPr>
+            <w:lang w:val="en_US" w:bidi="en_US"/>
+          </w:rPr>
+          <w:rPr>
             <w:color w:val="0000EE"/>
             <w:u w:val="single"/>
           </w:rPr>
@@ -4242,11 +7770,17 @@
         </w:r>
       </w:hyperlink>
       <w:r>
+        <w:rPr>
+          <w:lang w:val="en_US" w:bidi="en_US"/>
+        </w:rPr>
         <w:t xml:space="preserve">, </w:t>
       </w:r>
       <w:hyperlink r:id="rId178">
         <w:r>
           <w:rPr>
+            <w:lang w:val="en_US" w:bidi="en_US"/>
+          </w:rPr>
+          <w:rPr>
             <w:color w:val="0000EE"/>
             <w:u w:val="single"/>
           </w:rPr>
@@ -4254,11 +7788,17 @@
         </w:r>
       </w:hyperlink>
       <w:r>
+        <w:rPr>
+          <w:lang w:val="en_US" w:bidi="en_US"/>
+        </w:rPr>
         <w:t xml:space="preserve">; </w:t>
       </w:r>
       <w:hyperlink r:id="rId179">
         <w:r>
           <w:rPr>
+            <w:lang w:val="en_US" w:bidi="en_US"/>
+          </w:rPr>
+          <w:rPr>
             <w:color w:val="0000EE"/>
             <w:u w:val="single"/>
           </w:rPr>
@@ -4266,11 +7806,17 @@
         </w:r>
       </w:hyperlink>
       <w:r>
+        <w:rPr>
+          <w:lang w:val="en_US" w:bidi="en_US"/>
+        </w:rPr>
         <w:t xml:space="preserve">; </w:t>
       </w:r>
       <w:hyperlink r:id="rId180">
         <w:r>
           <w:rPr>
+            <w:lang w:val="en_US" w:bidi="en_US"/>
+          </w:rPr>
+          <w:rPr>
             <w:color w:val="0000EE"/>
             <w:u w:val="single"/>
           </w:rPr>
@@ -4278,11 +7824,17 @@
         </w:r>
       </w:hyperlink>
       <w:r>
+        <w:rPr>
+          <w:lang w:val="en_US" w:bidi="en_US"/>
+        </w:rPr>
         <w:t xml:space="preserve">; </w:t>
       </w:r>
       <w:hyperlink r:id="rId181">
         <w:r>
           <w:rPr>
+            <w:lang w:val="en_US" w:bidi="en_US"/>
+          </w:rPr>
+          <w:rPr>
             <w:color w:val="0000EE"/>
             <w:u w:val="single"/>
           </w:rPr>
@@ -4290,11 +7842,17 @@
         </w:r>
       </w:hyperlink>
       <w:r>
+        <w:rPr>
+          <w:lang w:val="en_US" w:bidi="en_US"/>
+        </w:rPr>
         <w:t xml:space="preserve">; </w:t>
       </w:r>
       <w:hyperlink r:id="rId182">
         <w:r>
           <w:rPr>
+            <w:lang w:val="en_US" w:bidi="en_US"/>
+          </w:rPr>
+          <w:rPr>
             <w:color w:val="0000EE"/>
             <w:u w:val="single"/>
           </w:rPr>
@@ -4302,11 +7860,17 @@
         </w:r>
       </w:hyperlink>
       <w:r>
+        <w:rPr>
+          <w:lang w:val="en_US" w:bidi="en_US"/>
+        </w:rPr>
         <w:t>). We are not sure how Silas ended up with Peter in Rome, but he may have traveled with or followed Paul (</w:t>
       </w:r>
       <w:hyperlink r:id="rId183">
         <w:r>
           <w:rPr>
+            <w:lang w:val="en_US" w:bidi="en_US"/>
+          </w:rPr>
+          <w:rPr>
             <w:color w:val="0000EE"/>
             <w:u w:val="single"/>
           </w:rPr>
@@ -4314,65 +7878,142 @@
         </w:r>
       </w:hyperlink>
       <w:r>
+        <w:rPr>
+          <w:lang w:val="en_US" w:bidi="en_US"/>
+        </w:rPr>
         <w:t>).</w:t>
       </w:r>
-      <w:r/>
-      <w:r/>
-    </w:p>
-    <w:p>
-      <w:r/>
+      <w:r>
+        <w:rPr>
+          <w:lang w:val="en_US" w:bidi="en_US"/>
+        </w:rPr>
+      </w:r>
+      <w:r>
+        <w:rPr>
+          <w:lang w:val="en_US" w:bidi="en_US"/>
+        </w:rPr>
+      </w:r>
+    </w:p>
+    <w:p>
+      <w:pPr/>
+      <w:r>
+        <w:rPr>
+          <w:lang w:val="en_US" w:bidi="en_US"/>
+        </w:rPr>
+      </w:r>
     </w:p>
     <w:p>
       <w:pPr>
         <w:pStyle w:val="Heading2"/>
       </w:pPr>
       <w:r>
+        <w:rPr>
+          <w:lang w:val="en_US" w:bidi="en_US"/>
+        </w:rPr>
         <w:t>1 Peter 5:13</w:t>
       </w:r>
-      <w:r/>
-    </w:p>
-    <w:p>
-      <w:r/>
-      <w:r>
+      <w:r>
+        <w:rPr>
+          <w:lang w:val="en_US" w:bidi="en_US"/>
+        </w:rPr>
+      </w:r>
+    </w:p>
+    <w:p>
+      <w:pPr/>
+      <w:r>
+        <w:rPr>
+          <w:lang w:val="en_US" w:bidi="en_US"/>
+        </w:rPr>
+      </w:r>
+      <w:r>
+        <w:rPr>
+          <w:lang w:val="en_US" w:bidi="en_US"/>
+        </w:rPr>
         <w:t>Babylon was probably symbolic for Rome. Like Rome, Babylon was a great city, the capital of an empire. Babylon held sway over much of the ancient Near East in the 500s BC. As a great city and the capital of the empire that burned Jerusalem and took many captive Israelites back to the city, Babylon was regarded as the power center of a world hostile to God’s people. For this reason, the book of Revelation uses “Babylon” as a metaphor or code word for Rome. Peter probably also used the title in the same way. • Mark</w:t>
       </w:r>
       <w:r>
         <w:rPr>
           <w:i/>
+          <w:lang w:val="en_US" w:bidi="en_US"/>
         </w:rPr>
         <w:t>,</w:t>
       </w:r>
       <w:r>
+        <w:rPr>
+          <w:lang w:val="en_US" w:bidi="en_US"/>
+        </w:rPr>
         <w:t xml:space="preserve"> also called John Mark, was another co-worker of the apostle Paul. Mark wrote the Gospel of Mark, which is generally thought to be based on Peter’s teachings.</w:t>
       </w:r>
-      <w:r/>
-      <w:r/>
-    </w:p>
-    <w:p>
-      <w:r/>
+      <w:r>
+        <w:rPr>
+          <w:lang w:val="en_US" w:bidi="en_US"/>
+        </w:rPr>
+      </w:r>
+      <w:r>
+        <w:rPr>
+          <w:lang w:val="en_US" w:bidi="en_US"/>
+        </w:rPr>
+      </w:r>
+    </w:p>
+    <w:p>
+      <w:pPr/>
+      <w:r>
+        <w:rPr>
+          <w:lang w:val="en_US" w:bidi="en_US"/>
+        </w:rPr>
+      </w:r>
     </w:p>
     <w:p>
       <w:pPr>
         <w:pStyle w:val="Heading2"/>
       </w:pPr>
       <w:r>
+        <w:rPr>
+          <w:lang w:val="en_US" w:bidi="en_US"/>
+        </w:rPr>
         <w:t>1 Peter 5:14</w:t>
       </w:r>
-      <w:r/>
-    </w:p>
-    <w:p>
-      <w:r/>
-      <w:r>
+      <w:r>
+        <w:rPr>
+          <w:lang w:val="en_US" w:bidi="en_US"/>
+        </w:rPr>
+      </w:r>
+    </w:p>
+    <w:p>
+      <w:pPr/>
+      <w:r>
+        <w:rPr>
+          <w:lang w:val="en_US" w:bidi="en_US"/>
+        </w:rPr>
+      </w:r>
+      <w:r>
+        <w:rPr>
+          <w:lang w:val="en_US" w:bidi="en_US"/>
+        </w:rPr>
         <w:t xml:space="preserve">a kiss of love: See </w:t>
       </w:r>
       <w:r>
+        <w:rPr>
+          <w:lang w:val="en_US" w:bidi="en_US"/>
+        </w:rPr>
         <w:t>study note on Rom 16:16</w:t>
       </w:r>
       <w:r>
+        <w:rPr>
+          <w:lang w:val="en_US" w:bidi="en_US"/>
+        </w:rPr>
         <w:t>.</w:t>
       </w:r>
-      <w:r/>
-      <w:r/>
+      <w:r>
+        <w:rPr>
+          <w:lang w:val="en_US" w:bidi="en_US"/>
+        </w:rPr>
+      </w:r>
+      <w:r>
+        <w:rPr>
+          <w:lang w:val="en_US" w:bidi="en_US"/>
+        </w:rPr>
+      </w:r>
     </w:p>
     <w:sectPr>
       <w:footnotePr>
@@ -6274,7 +9915,7 @@
     <w:rPrDefault>
       <w:rPr>
         <w:rFonts w:ascii="Times New Roman" w:eastAsia="Times New Roman" w:hAnsi="Times New Roman" w:cs="Times New Roman"/>
-        <w:lang w:val="en-US" w:eastAsia="en-US" w:bidi="ar-SA"/>
+        <w:lang w:val="en_US" w:eastAsia="en-US" w:bidi="ar-SA"/>
       </w:rPr>
     </w:rPrDefault>
     <w:pPrDefault/>

--- a/eng/docx/60.content.docx
+++ b/eng/docx/60.content.docx
@@ -163,13 +163,6 @@
         <w:rPr>
           <w:lang w:val="en_US" w:bidi="en_US"/>
         </w:rPr>
-      </w:r>
-      <w:r>
-        <w:rPr>
-          <w:i/>
-          <w:lang w:val="en_US" w:bidi="en_US"/>
-        </w:rPr>
-        <w:t>1 Peter 1:1, 1 Peter 1:2, 1 Peter 1:3, 1 Peter 1:3–9, 1 Peter 1:4, 1 Peter 1:5, 1 Peter 1:7, 1 Peter 1:9, 1 Peter 1:10–12, 1 Peter 1:11, 1 Peter 1:12, 1 Peter 1:13, 1 Peter 1:13–21, 1 Peter 1:15–16, 1 Peter 1:17, 1 Peter 1:18, 1 Peter 1:19, 1 Peter 1:20, 1 Peter 1:22, 1 Peter 1:22–2.3, 1 Peter 2:2, 1 Peter 2:3, 1 Peter 2:4, 1 Peter 2:4–10, 1 Peter 2:5, 1 Peter 2:6–8, 1 Peter 2:8, 1 Peter 2:9, 1 Peter 2:11, 1 Peter 2:11–12, 1 Peter 2:12, 1 Peter 2:13, 1 Peter 2:13–3.7, 1 Peter 2:14, 1 Peter 2:17, 1 Peter 2:18, 1 Peter 2:18–20, 1 Peter 2:21–25, 1 Peter 2:24, 1 Peter 3:1, 1 Peter 3:1–7, 1 Peter 3:3–4, 1 Peter 3:6, 1 Peter 3:7, 1 Peter 3:8–12, 1 Peter 3:9, 1 Peter 3:10–12, 1 Peter 3:13, 1 Peter 3:13–17, 1 Peter 3:14–15, 1 Peter 3:18, 1 Peter 3:18–22, 1 Peter 3:19–20, 1 Peter 3:20, 1 Peter 3:21, 1 Peter 3:22, 1 Peter 4:1, 1 Peter 4:1–6, 1 Peter 4:3, 1 Peter 4:6, 1 Peter 4:7, 1 Peter 4:7–11, 1 Peter 4:8, 1 Peter 4:10, 1 Peter 4:11, 1 Peter 4:12, 1 Peter 4:12–19, 1 Peter 4:13, 1 Peter 4:14, 1 Peter 4:16, 1 Peter 4:17, 1 Peter 5:1–4, 1 Peter 5:1–14, 1 Peter 5:2, 1 Peter 5:5, 1 Peter 5:9, 1 Peter 5:10, 1 Peter 5:12, 1 Peter 5:13, 1 Peter 5:14</w:t>
       </w:r>
       <w:r>
         <w:rPr>

--- a/eng/docx/60.content.docx
+++ b/eng/docx/60.content.docx
@@ -150,19 +150,6 @@
           <w:lang w:val="en_US" w:bidi="en_US"/>
         </w:rPr>
         <w:t>1PE</w:t>
-      </w:r>
-      <w:r>
-        <w:rPr>
-          <w:lang w:val="en_US" w:bidi="en_US"/>
-        </w:rPr>
-      </w:r>
-    </w:p>
-    <w:p>
-      <w:pPr/>
-      <w:r>
-        <w:rPr>
-          <w:lang w:val="en_US" w:bidi="en_US"/>
-        </w:rPr>
       </w:r>
       <w:r>
         <w:rPr>

--- a/eng/docx/60.content.docx
+++ b/eng/docx/60.content.docx
@@ -19,7 +19,7 @@
         <w:rPr>
           <w:lang w:val="en_US" w:bidi="en_US"/>
         </w:rPr>
-        <w:t>Resource: Study Notes (Tyndale)</w:t>
+        <w:t>Resource: Tyndale Open Study Notes</w:t>
       </w:r>
       <w:r>
         <w:rPr>
@@ -112,7 +112,7 @@
         <w:rPr>
           <w:lang w:val="en_US" w:bidi="en_US"/>
         </w:rPr>
-        <w:t>Study Notes (Tyndale)</w:t>
+        <w:t>Tyndale Open Study Notes</w:t>
       </w:r>
     </w:p>
     <w:p>

--- a/eng/docx/60.content.docx
+++ b/eng/docx/60.content.docx
@@ -3227,7 +3227,7 @@
         <w:rPr>
           <w:lang w:val="en_US" w:bidi="en_US"/>
         </w:rPr>
-        <w:t xml:space="preserve">Peter uses descriptions of the Israelites in the Old Testament to refer to his mainly non-Jewish (gentile) audience (see, for example, </w:t>
+        <w:t xml:space="preserve">Peter uses descriptions of the Israelites in the Old Testament to refer to his mainly non-Jewish (Gentile) audience (see, for example, </w:t>
       </w:r>
       <w:hyperlink r:id="rId74">
         <w:r>

--- a/eng/docx/60.content.docx
+++ b/eng/docx/60.content.docx
@@ -19,7 +19,7 @@
         <w:rPr>
           <w:lang w:val="en_US" w:bidi="en_US"/>
         </w:rPr>
-        <w:t>Resource: Tyndale Open Study Notes</w:t>
+        <w:t>Resource: Aquifer Open Study Notes</w:t>
       </w:r>
       <w:r>
         <w:rPr>
@@ -112,7 +112,7 @@
         <w:rPr>
           <w:lang w:val="en_US" w:bidi="en_US"/>
         </w:rPr>
-        <w:t>Tyndale Open Study Notes</w:t>
+        <w:t>Aquifer Open Study Notes</w:t>
       </w:r>
     </w:p>
     <w:p>

--- a/eng/docx/60.content.docx
+++ b/eng/docx/60.content.docx
@@ -244,18 +244,12 @@
         </w:rPr>
         <w:t>: The apostle Peter begins his letter by reminding suffering Christians of their special status because of God’s action for them (</w:t>
       </w:r>
-      <w:hyperlink r:id="rId13">
-        <w:r>
-          <w:rPr>
-            <w:lang w:val="en_US" w:bidi="en_US"/>
-          </w:rPr>
-          <w:rPr>
-            <w:color w:val="0000EE"/>
-            <w:u w:val="single"/>
-          </w:rPr>
-          <w:t>1:2</w:t>
-        </w:r>
-      </w:hyperlink>
+      <w:r>
+        <w:rPr>
+          <w:lang w:val="en_US" w:bidi="en_US"/>
+        </w:rPr>
+        <w:t>1:2</w:t>
+      </w:r>
       <w:r>
         <w:rPr>
           <w:lang w:val="en_US" w:bidi="en_US"/>
@@ -380,36 +374,24 @@
         </w:rPr>
         <w:t xml:space="preserve"> refers to his knowledge and loving purpose from the beginning. It means that God chose his people in advance and set his love on them before they knew him (compare </w:t>
       </w:r>
-      <w:hyperlink r:id="rId14">
-        <w:r>
-          <w:rPr>
-            <w:lang w:val="en_US" w:bidi="en_US"/>
-          </w:rPr>
-          <w:rPr>
-            <w:color w:val="0000EE"/>
-            <w:u w:val="single"/>
-          </w:rPr>
-          <w:t>Romans 8:29</w:t>
-        </w:r>
-      </w:hyperlink>
+      <w:r>
+        <w:rPr>
+          <w:lang w:val="en_US" w:bidi="en_US"/>
+        </w:rPr>
+        <w:t>Romans 8:29</w:t>
+      </w:r>
       <w:r>
         <w:rPr>
           <w:lang w:val="en_US" w:bidi="en_US"/>
         </w:rPr>
         <w:t xml:space="preserve">; </w:t>
       </w:r>
-      <w:hyperlink r:id="rId15">
-        <w:r>
-          <w:rPr>
-            <w:lang w:val="en_US" w:bidi="en_US"/>
-          </w:rPr>
-          <w:rPr>
-            <w:color w:val="0000EE"/>
-            <w:u w:val="single"/>
-          </w:rPr>
-          <w:t>11:2</w:t>
-        </w:r>
-      </w:hyperlink>
+      <w:r>
+        <w:rPr>
+          <w:lang w:val="en_US" w:bidi="en_US"/>
+        </w:rPr>
+        <w:t>11:2</w:t>
+      </w:r>
       <w:r>
         <w:rPr>
           <w:lang w:val="en_US" w:bidi="en_US"/>
@@ -471,180 +453,120 @@
         </w:rPr>
         <w:t xml:space="preserve">: This is a way of describing Christian conversion (compare </w:t>
       </w:r>
-      <w:hyperlink r:id="rId16">
-        <w:r>
-          <w:rPr>
-            <w:lang w:val="en_US" w:bidi="en_US"/>
-          </w:rPr>
-          <w:rPr>
-            <w:color w:val="0000EE"/>
-            <w:u w:val="single"/>
-          </w:rPr>
-          <w:t>John 3:1–13</w:t>
-        </w:r>
-      </w:hyperlink>
+      <w:r>
+        <w:rPr>
+          <w:lang w:val="en_US" w:bidi="en_US"/>
+        </w:rPr>
+        <w:t>John 3:1–13</w:t>
+      </w:r>
       <w:r>
         <w:rPr>
           <w:lang w:val="en_US" w:bidi="en_US"/>
         </w:rPr>
         <w:t xml:space="preserve">; </w:t>
       </w:r>
-      <w:hyperlink r:id="rId17">
-        <w:r>
-          <w:rPr>
-            <w:lang w:val="en_US" w:bidi="en_US"/>
-          </w:rPr>
-          <w:rPr>
-            <w:color w:val="0000EE"/>
-            <w:u w:val="single"/>
-          </w:rPr>
-          <w:t>James 1:18</w:t>
-        </w:r>
-      </w:hyperlink>
+      <w:r>
+        <w:rPr>
+          <w:lang w:val="en_US" w:bidi="en_US"/>
+        </w:rPr>
+        <w:t>James 1:18</w:t>
+      </w:r>
       <w:r>
         <w:rPr>
           <w:lang w:val="en_US" w:bidi="en_US"/>
         </w:rPr>
         <w:t xml:space="preserve">; </w:t>
       </w:r>
-      <w:hyperlink r:id="rId18">
-        <w:r>
-          <w:rPr>
-            <w:lang w:val="en_US" w:bidi="en_US"/>
-          </w:rPr>
-          <w:rPr>
-            <w:color w:val="0000EE"/>
-            <w:u w:val="single"/>
-          </w:rPr>
-          <w:t>1 John 2:29</w:t>
-        </w:r>
-      </w:hyperlink>
+      <w:r>
+        <w:rPr>
+          <w:lang w:val="en_US" w:bidi="en_US"/>
+        </w:rPr>
+        <w:t>1 John 2:29</w:t>
+      </w:r>
       <w:r>
         <w:rPr>
           <w:lang w:val="en_US" w:bidi="en_US"/>
         </w:rPr>
         <w:t xml:space="preserve">; </w:t>
       </w:r>
-      <w:hyperlink r:id="rId19">
-        <w:r>
-          <w:rPr>
-            <w:lang w:val="en_US" w:bidi="en_US"/>
-          </w:rPr>
-          <w:rPr>
-            <w:color w:val="0000EE"/>
-            <w:u w:val="single"/>
-          </w:rPr>
-          <w:t>3:9</w:t>
-        </w:r>
-      </w:hyperlink>
+      <w:r>
+        <w:rPr>
+          <w:lang w:val="en_US" w:bidi="en_US"/>
+        </w:rPr>
+        <w:t>3:9</w:t>
+      </w:r>
       <w:r>
         <w:rPr>
           <w:lang w:val="en_US" w:bidi="en_US"/>
         </w:rPr>
         <w:t xml:space="preserve">; </w:t>
       </w:r>
-      <w:hyperlink r:id="rId20">
-        <w:r>
-          <w:rPr>
-            <w:lang w:val="en_US" w:bidi="en_US"/>
-          </w:rPr>
-          <w:rPr>
-            <w:color w:val="0000EE"/>
-            <w:u w:val="single"/>
-          </w:rPr>
-          <w:t>4:7</w:t>
-        </w:r>
-      </w:hyperlink>
+      <w:r>
+        <w:rPr>
+          <w:lang w:val="en_US" w:bidi="en_US"/>
+        </w:rPr>
+        <w:t>4:7</w:t>
+      </w:r>
       <w:r>
         <w:rPr>
           <w:lang w:val="en_US" w:bidi="en_US"/>
         </w:rPr>
         <w:t xml:space="preserve">; </w:t>
       </w:r>
-      <w:hyperlink r:id="rId21">
-        <w:r>
-          <w:rPr>
-            <w:lang w:val="en_US" w:bidi="en_US"/>
-          </w:rPr>
-          <w:rPr>
-            <w:color w:val="0000EE"/>
-            <w:u w:val="single"/>
-          </w:rPr>
-          <w:t>5:1</w:t>
-        </w:r>
-      </w:hyperlink>
+      <w:r>
+        <w:rPr>
+          <w:lang w:val="en_US" w:bidi="en_US"/>
+        </w:rPr>
+        <w:t>5:1</w:t>
+      </w:r>
       <w:r>
         <w:rPr>
           <w:lang w:val="en_US" w:bidi="en_US"/>
         </w:rPr>
         <w:t xml:space="preserve">, </w:t>
       </w:r>
-      <w:hyperlink r:id="rId22">
-        <w:r>
-          <w:rPr>
-            <w:lang w:val="en_US" w:bidi="en_US"/>
-          </w:rPr>
-          <w:rPr>
-            <w:color w:val="0000EE"/>
-            <w:u w:val="single"/>
-          </w:rPr>
-          <w:t>4</w:t>
-        </w:r>
-      </w:hyperlink>
+      <w:r>
+        <w:rPr>
+          <w:lang w:val="en_US" w:bidi="en_US"/>
+        </w:rPr>
+        <w:t>4</w:t>
+      </w:r>
       <w:r>
         <w:rPr>
           <w:lang w:val="en_US" w:bidi="en_US"/>
         </w:rPr>
         <w:t xml:space="preserve">, </w:t>
       </w:r>
-      <w:hyperlink r:id="rId23">
-        <w:r>
-          <w:rPr>
-            <w:lang w:val="en_US" w:bidi="en_US"/>
-          </w:rPr>
-          <w:rPr>
-            <w:color w:val="0000EE"/>
-            <w:u w:val="single"/>
-          </w:rPr>
-          <w:t>18</w:t>
-        </w:r>
-      </w:hyperlink>
+      <w:r>
+        <w:rPr>
+          <w:lang w:val="en_US" w:bidi="en_US"/>
+        </w:rPr>
+        <w:t>18</w:t>
+      </w:r>
       <w:r>
         <w:rPr>
           <w:lang w:val="en_US" w:bidi="en_US"/>
         </w:rPr>
         <w:t xml:space="preserve">). This Greek word, which occurs again in </w:t>
       </w:r>
-      <w:hyperlink r:id="rId24">
-        <w:r>
-          <w:rPr>
-            <w:lang w:val="en_US" w:bidi="en_US"/>
-          </w:rPr>
-          <w:rPr>
-            <w:color w:val="0000EE"/>
-            <w:u w:val="single"/>
-          </w:rPr>
-          <w:t>1 Peter 1:23</w:t>
-        </w:r>
-      </w:hyperlink>
+      <w:r>
+        <w:rPr>
+          <w:lang w:val="en_US" w:bidi="en_US"/>
+        </w:rPr>
+        <w:t>1 Peter 1:23</w:t>
+      </w:r>
       <w:r>
         <w:rPr>
           <w:lang w:val="en_US" w:bidi="en_US"/>
         </w:rPr>
         <w:t xml:space="preserve">, frames the message of </w:t>
       </w:r>
-      <w:hyperlink r:id="rId25">
-        <w:r>
-          <w:rPr>
-            <w:lang w:val="en_US" w:bidi="en_US"/>
-          </w:rPr>
-          <w:rPr>
-            <w:color w:val="0000EE"/>
-            <w:u w:val="single"/>
-          </w:rPr>
-          <w:t>1:1–25</w:t>
-        </w:r>
-      </w:hyperlink>
+      <w:r>
+        <w:rPr>
+          <w:lang w:val="en_US" w:bidi="en_US"/>
+        </w:rPr>
+        <w:t>1:1–25</w:t>
+      </w:r>
       <w:r>
         <w:rPr>
           <w:lang w:val="en_US" w:bidi="en_US"/>
@@ -747,18 +669,12 @@
         </w:rPr>
         <w:t xml:space="preserve">The language of inheritance often refers to what God has promised his people. It originally applied to the land of Israel (see </w:t>
       </w:r>
-      <w:hyperlink r:id="rId26">
-        <w:r>
-          <w:rPr>
-            <w:lang w:val="en_US" w:bidi="en_US"/>
-          </w:rPr>
-          <w:rPr>
-            <w:color w:val="0000EE"/>
-            <w:u w:val="single"/>
-          </w:rPr>
-          <w:t>Deuteronomy 3:28</w:t>
-        </w:r>
-      </w:hyperlink>
+      <w:r>
+        <w:rPr>
+          <w:lang w:val="en_US" w:bidi="en_US"/>
+        </w:rPr>
+        <w:t>Deuteronomy 3:28</w:t>
+      </w:r>
       <w:r>
         <w:rPr>
           <w:lang w:val="en_US" w:bidi="en_US"/>
@@ -778,72 +694,48 @@
         </w:rPr>
         <w:t xml:space="preserve"> came to mean the people of God and God's presence with them (see </w:t>
       </w:r>
-      <w:hyperlink r:id="rId27">
-        <w:r>
-          <w:rPr>
-            <w:lang w:val="en_US" w:bidi="en_US"/>
-          </w:rPr>
-          <w:rPr>
-            <w:color w:val="0000EE"/>
-            <w:u w:val="single"/>
-          </w:rPr>
-          <w:t>Psalm 33:12</w:t>
-        </w:r>
-      </w:hyperlink>
+      <w:r>
+        <w:rPr>
+          <w:lang w:val="en_US" w:bidi="en_US"/>
+        </w:rPr>
+        <w:t>Psalm 33:12</w:t>
+      </w:r>
       <w:r>
         <w:rPr>
           <w:lang w:val="en_US" w:bidi="en_US"/>
         </w:rPr>
         <w:t xml:space="preserve">; </w:t>
       </w:r>
-      <w:hyperlink r:id="rId28">
-        <w:r>
-          <w:rPr>
-            <w:lang w:val="en_US" w:bidi="en_US"/>
-          </w:rPr>
-          <w:rPr>
-            <w:color w:val="0000EE"/>
-            <w:u w:val="single"/>
-          </w:rPr>
-          <w:t>Ezekiel 44:28</w:t>
-        </w:r>
-      </w:hyperlink>
+      <w:r>
+        <w:rPr>
+          <w:lang w:val="en_US" w:bidi="en_US"/>
+        </w:rPr>
+        <w:t>Ezekiel 44:28</w:t>
+      </w:r>
       <w:r>
         <w:rPr>
           <w:lang w:val="en_US" w:bidi="en_US"/>
         </w:rPr>
         <w:t xml:space="preserve">). In the New Testament, the inheritance is the spiritual benefits and eternal salvation that God promises to his people (see </w:t>
       </w:r>
-      <w:hyperlink r:id="rId29">
-        <w:r>
-          <w:rPr>
-            <w:lang w:val="en_US" w:bidi="en_US"/>
-          </w:rPr>
-          <w:rPr>
-            <w:color w:val="0000EE"/>
-            <w:u w:val="single"/>
-          </w:rPr>
-          <w:t>Ephesians 1:11</w:t>
-        </w:r>
-      </w:hyperlink>
+      <w:r>
+        <w:rPr>
+          <w:lang w:val="en_US" w:bidi="en_US"/>
+        </w:rPr>
+        <w:t>Ephesians 1:11</w:t>
+      </w:r>
       <w:r>
         <w:rPr>
           <w:lang w:val="en_US" w:bidi="en_US"/>
         </w:rPr>
         <w:t xml:space="preserve">; </w:t>
       </w:r>
-      <w:hyperlink r:id="rId30">
-        <w:r>
-          <w:rPr>
-            <w:lang w:val="en_US" w:bidi="en_US"/>
-          </w:rPr>
-          <w:rPr>
-            <w:color w:val="0000EE"/>
-            <w:u w:val="single"/>
-          </w:rPr>
-          <w:t>Hebrews 9:15</w:t>
-        </w:r>
-      </w:hyperlink>
+      <w:r>
+        <w:rPr>
+          <w:lang w:val="en_US" w:bidi="en_US"/>
+        </w:rPr>
+        <w:t>Hebrews 9:15</w:t>
+      </w:r>
       <w:r>
         <w:rPr>
           <w:lang w:val="en_US" w:bidi="en_US"/>
@@ -922,72 +814,48 @@
         </w:rPr>
         <w:t xml:space="preserve"> often means the final rescue from sin and death when Christ returns. This hope encourages Christians to persevere until the end (see also </w:t>
       </w:r>
-      <w:hyperlink r:id="rId31">
-        <w:r>
-          <w:rPr>
-            <w:lang w:val="en_US" w:bidi="en_US"/>
-          </w:rPr>
-          <w:rPr>
-            <w:color w:val="0000EE"/>
-            <w:u w:val="single"/>
-          </w:rPr>
-          <w:t>1:9</w:t>
-        </w:r>
-      </w:hyperlink>
+      <w:r>
+        <w:rPr>
+          <w:lang w:val="en_US" w:bidi="en_US"/>
+        </w:rPr>
+        <w:t>1:9</w:t>
+      </w:r>
       <w:r>
         <w:rPr>
           <w:lang w:val="en_US" w:bidi="en_US"/>
         </w:rPr>
         <w:t xml:space="preserve">, </w:t>
       </w:r>
-      <w:hyperlink r:id="rId32">
-        <w:r>
-          <w:rPr>
-            <w:lang w:val="en_US" w:bidi="en_US"/>
-          </w:rPr>
-          <w:rPr>
-            <w:color w:val="0000EE"/>
-            <w:u w:val="single"/>
-          </w:rPr>
-          <w:t>10</w:t>
-        </w:r>
-      </w:hyperlink>
+      <w:r>
+        <w:rPr>
+          <w:lang w:val="en_US" w:bidi="en_US"/>
+        </w:rPr>
+        <w:t>10</w:t>
+      </w:r>
       <w:r>
         <w:rPr>
           <w:lang w:val="en_US" w:bidi="en_US"/>
         </w:rPr>
         <w:t xml:space="preserve">; </w:t>
       </w:r>
-      <w:hyperlink r:id="rId33">
-        <w:r>
-          <w:rPr>
-            <w:lang w:val="en_US" w:bidi="en_US"/>
-          </w:rPr>
-          <w:rPr>
-            <w:color w:val="0000EE"/>
-            <w:u w:val="single"/>
-          </w:rPr>
-          <w:t>2:2</w:t>
-        </w:r>
-      </w:hyperlink>
+      <w:r>
+        <w:rPr>
+          <w:lang w:val="en_US" w:bidi="en_US"/>
+        </w:rPr>
+        <w:t>2:2</w:t>
+      </w:r>
       <w:r>
         <w:rPr>
           <w:lang w:val="en_US" w:bidi="en_US"/>
         </w:rPr>
         <w:t xml:space="preserve">; </w:t>
       </w:r>
-      <w:hyperlink r:id="rId34">
-        <w:r>
-          <w:rPr>
-            <w:lang w:val="en_US" w:bidi="en_US"/>
-          </w:rPr>
-          <w:rPr>
-            <w:color w:val="0000EE"/>
-            <w:u w:val="single"/>
-          </w:rPr>
-          <w:t>4:18</w:t>
-        </w:r>
-      </w:hyperlink>
+      <w:r>
+        <w:rPr>
+          <w:lang w:val="en_US" w:bidi="en_US"/>
+        </w:rPr>
+        <w:t>4:18</w:t>
+      </w:r>
       <w:r>
         <w:rPr>
           <w:lang w:val="en_US" w:bidi="en_US"/>
@@ -1019,36 +887,24 @@
         </w:rPr>
         <w:t xml:space="preserve">: The future revealing of God’s salvation stands in contrast to the present time, when God and his purposes are not fully seen (see also </w:t>
       </w:r>
-      <w:hyperlink r:id="rId35">
-        <w:r>
-          <w:rPr>
-            <w:lang w:val="en_US" w:bidi="en_US"/>
-          </w:rPr>
-          <w:rPr>
-            <w:color w:val="0000EE"/>
-            <w:u w:val="single"/>
-          </w:rPr>
-          <w:t>1:7</w:t>
-        </w:r>
-      </w:hyperlink>
+      <w:r>
+        <w:rPr>
+          <w:lang w:val="en_US" w:bidi="en_US"/>
+        </w:rPr>
+        <w:t>1:7</w:t>
+      </w:r>
       <w:r>
         <w:rPr>
           <w:lang w:val="en_US" w:bidi="en_US"/>
         </w:rPr>
         <w:t xml:space="preserve">, </w:t>
       </w:r>
-      <w:hyperlink r:id="rId36">
-        <w:r>
-          <w:rPr>
-            <w:lang w:val="en_US" w:bidi="en_US"/>
-          </w:rPr>
-          <w:rPr>
-            <w:color w:val="0000EE"/>
-            <w:u w:val="single"/>
-          </w:rPr>
-          <w:t>13</w:t>
-        </w:r>
-      </w:hyperlink>
+      <w:r>
+        <w:rPr>
+          <w:lang w:val="en_US" w:bidi="en_US"/>
+        </w:rPr>
+        <w:t>13</w:t>
+      </w:r>
       <w:r>
         <w:rPr>
           <w:lang w:val="en_US" w:bidi="en_US"/>
@@ -1213,36 +1069,24 @@
         </w:rPr>
         <w:t xml:space="preserve"> often refers to the whole person and not just to some part or aspect of the person (</w:t>
       </w:r>
-      <w:hyperlink r:id="rId37">
-        <w:r>
-          <w:rPr>
-            <w:lang w:val="en_US" w:bidi="en_US"/>
-          </w:rPr>
-          <w:rPr>
-            <w:color w:val="0000EE"/>
-            <w:u w:val="single"/>
-          </w:rPr>
-          <w:t>Matthew 20:28</w:t>
-        </w:r>
-      </w:hyperlink>
+      <w:r>
+        <w:rPr>
+          <w:lang w:val="en_US" w:bidi="en_US"/>
+        </w:rPr>
+        <w:t>Matthew 20:28</w:t>
+      </w:r>
       <w:r>
         <w:rPr>
           <w:lang w:val="en_US" w:bidi="en_US"/>
         </w:rPr>
         <w:t xml:space="preserve">; </w:t>
       </w:r>
-      <w:hyperlink r:id="rId38">
-        <w:r>
-          <w:rPr>
-            <w:lang w:val="en_US" w:bidi="en_US"/>
-          </w:rPr>
-          <w:rPr>
-            <w:color w:val="0000EE"/>
-            <w:u w:val="single"/>
-          </w:rPr>
-          <w:t>Mark 8:35</w:t>
-        </w:r>
-      </w:hyperlink>
+      <w:r>
+        <w:rPr>
+          <w:lang w:val="en_US" w:bidi="en_US"/>
+        </w:rPr>
+        <w:t>Mark 8:35</w:t>
+      </w:r>
       <w:r>
         <w:rPr>
           <w:lang w:val="en_US" w:bidi="en_US"/>
@@ -1462,54 +1306,36 @@
         </w:rPr>
         <w:t>: The same Greek word is used of the disciples when they looked into the empty tomb of Jesus (</w:t>
       </w:r>
-      <w:hyperlink r:id="rId39">
-        <w:r>
-          <w:rPr>
-            <w:lang w:val="en_US" w:bidi="en_US"/>
-          </w:rPr>
-          <w:rPr>
-            <w:color w:val="0000EE"/>
-            <w:u w:val="single"/>
-          </w:rPr>
-          <w:t>Luke 24:12</w:t>
-        </w:r>
-      </w:hyperlink>
+      <w:r>
+        <w:rPr>
+          <w:lang w:val="en_US" w:bidi="en_US"/>
+        </w:rPr>
+        <w:t>Luke 24:12</w:t>
+      </w:r>
       <w:r>
         <w:rPr>
           <w:lang w:val="en_US" w:bidi="en_US"/>
         </w:rPr>
         <w:t xml:space="preserve">; </w:t>
       </w:r>
-      <w:hyperlink r:id="rId40">
-        <w:r>
-          <w:rPr>
-            <w:lang w:val="en_US" w:bidi="en_US"/>
-          </w:rPr>
-          <w:rPr>
-            <w:color w:val="0000EE"/>
-            <w:u w:val="single"/>
-          </w:rPr>
-          <w:t>John 20:5</w:t>
-        </w:r>
-      </w:hyperlink>
+      <w:r>
+        <w:rPr>
+          <w:lang w:val="en_US" w:bidi="en_US"/>
+        </w:rPr>
+        <w:t>John 20:5</w:t>
+      </w:r>
       <w:r>
         <w:rPr>
           <w:lang w:val="en_US" w:bidi="en_US"/>
         </w:rPr>
         <w:t xml:space="preserve">, </w:t>
       </w:r>
-      <w:hyperlink r:id="rId41">
-        <w:r>
-          <w:rPr>
-            <w:lang w:val="en_US" w:bidi="en_US"/>
-          </w:rPr>
-          <w:rPr>
-            <w:color w:val="0000EE"/>
-            <w:u w:val="single"/>
-          </w:rPr>
-          <w:t>11</w:t>
-        </w:r>
-      </w:hyperlink>
+      <w:r>
+        <w:rPr>
+          <w:lang w:val="en_US" w:bidi="en_US"/>
+        </w:rPr>
+        <w:t>11</w:t>
+      </w:r>
       <w:r>
         <w:rPr>
           <w:lang w:val="en_US" w:bidi="en_US"/>
@@ -1701,126 +1527,84 @@
         </w:rPr>
         <w:t xml:space="preserve">: This phrase appears often in Scripture. It emphasizes that God's people must be holy like God (see </w:t>
       </w:r>
-      <w:hyperlink r:id="rId42">
-        <w:r>
-          <w:rPr>
-            <w:lang w:val="en_US" w:bidi="en_US"/>
-          </w:rPr>
-          <w:rPr>
-            <w:color w:val="0000EE"/>
-            <w:u w:val="single"/>
-          </w:rPr>
-          <w:t>Leviticus 11:44–45</w:t>
-        </w:r>
-      </w:hyperlink>
+      <w:r>
+        <w:rPr>
+          <w:lang w:val="en_US" w:bidi="en_US"/>
+        </w:rPr>
+        <w:t>Leviticus 11:44–45</w:t>
+      </w:r>
       <w:r>
         <w:rPr>
           <w:lang w:val="en_US" w:bidi="en_US"/>
         </w:rPr>
         <w:t xml:space="preserve">; </w:t>
       </w:r>
-      <w:hyperlink r:id="rId43">
-        <w:r>
-          <w:rPr>
-            <w:lang w:val="en_US" w:bidi="en_US"/>
-          </w:rPr>
-          <w:rPr>
-            <w:color w:val="0000EE"/>
-            <w:u w:val="single"/>
-          </w:rPr>
-          <w:t>19:2</w:t>
-        </w:r>
-      </w:hyperlink>
+      <w:r>
+        <w:rPr>
+          <w:lang w:val="en_US" w:bidi="en_US"/>
+        </w:rPr>
+        <w:t>19:2</w:t>
+      </w:r>
       <w:r>
         <w:rPr>
           <w:lang w:val="en_US" w:bidi="en_US"/>
         </w:rPr>
         <w:t xml:space="preserve">; </w:t>
       </w:r>
-      <w:hyperlink r:id="rId44">
-        <w:r>
-          <w:rPr>
-            <w:lang w:val="en_US" w:bidi="en_US"/>
-          </w:rPr>
-          <w:rPr>
-            <w:color w:val="0000EE"/>
-            <w:u w:val="single"/>
-          </w:rPr>
-          <w:t>20:7</w:t>
-        </w:r>
-      </w:hyperlink>
+      <w:r>
+        <w:rPr>
+          <w:lang w:val="en_US" w:bidi="en_US"/>
+        </w:rPr>
+        <w:t>20:7</w:t>
+      </w:r>
       <w:r>
         <w:rPr>
           <w:lang w:val="en_US" w:bidi="en_US"/>
         </w:rPr>
         <w:t xml:space="preserve">; also </w:t>
       </w:r>
-      <w:hyperlink r:id="rId45">
-        <w:r>
-          <w:rPr>
-            <w:lang w:val="en_US" w:bidi="en_US"/>
-          </w:rPr>
-          <w:rPr>
-            <w:color w:val="0000EE"/>
-            <w:u w:val="single"/>
-          </w:rPr>
-          <w:t>Ezekiel 20:12</w:t>
-        </w:r>
-      </w:hyperlink>
+      <w:r>
+        <w:rPr>
+          <w:lang w:val="en_US" w:bidi="en_US"/>
+        </w:rPr>
+        <w:t>Ezekiel 20:12</w:t>
+      </w:r>
       <w:r>
         <w:rPr>
           <w:lang w:val="en_US" w:bidi="en_US"/>
         </w:rPr>
         <w:t xml:space="preserve">; </w:t>
       </w:r>
-      <w:hyperlink r:id="rId46">
-        <w:r>
-          <w:rPr>
-            <w:lang w:val="en_US" w:bidi="en_US"/>
-          </w:rPr>
-          <w:rPr>
-            <w:color w:val="0000EE"/>
-            <w:u w:val="single"/>
-          </w:rPr>
-          <w:t>Ephesians 1:4</w:t>
-        </w:r>
-      </w:hyperlink>
+      <w:r>
+        <w:rPr>
+          <w:lang w:val="en_US" w:bidi="en_US"/>
+        </w:rPr>
+        <w:t>Ephesians 1:4</w:t>
+      </w:r>
       <w:r>
         <w:rPr>
           <w:lang w:val="en_US" w:bidi="en_US"/>
         </w:rPr>
         <w:t xml:space="preserve">; </w:t>
       </w:r>
-      <w:hyperlink r:id="rId47">
-        <w:r>
-          <w:rPr>
-            <w:lang w:val="en_US" w:bidi="en_US"/>
-          </w:rPr>
-          <w:rPr>
-            <w:color w:val="0000EE"/>
-            <w:u w:val="single"/>
-          </w:rPr>
-          <w:t>1 Thessalonians 4:3</w:t>
-        </w:r>
-      </w:hyperlink>
+      <w:r>
+        <w:rPr>
+          <w:lang w:val="en_US" w:bidi="en_US"/>
+        </w:rPr>
+        <w:t>1 Thessalonians 4:3</w:t>
+      </w:r>
       <w:r>
         <w:rPr>
           <w:lang w:val="en_US" w:bidi="en_US"/>
         </w:rPr>
         <w:t xml:space="preserve">; </w:t>
       </w:r>
-      <w:hyperlink r:id="rId48">
-        <w:r>
-          <w:rPr>
-            <w:lang w:val="en_US" w:bidi="en_US"/>
-          </w:rPr>
-          <w:rPr>
-            <w:color w:val="0000EE"/>
-            <w:u w:val="single"/>
-          </w:rPr>
-          <w:t>Revelation 22:11</w:t>
-        </w:r>
-      </w:hyperlink>
+      <w:r>
+        <w:rPr>
+          <w:lang w:val="en_US" w:bidi="en_US"/>
+        </w:rPr>
+        <w:t>Revelation 22:11</w:t>
+      </w:r>
       <w:r>
         <w:rPr>
           <w:lang w:val="en_US" w:bidi="en_US"/>
@@ -1888,36 +1672,24 @@
         </w:rPr>
         <w:t xml:space="preserve"> with different values and with a clear purpose from God. Their heavenly identity calls them to live faithfully and responsibly in the places where God has put them, while looking forward to the fullness of life with God (</w:t>
       </w:r>
-      <w:hyperlink r:id="rId49">
-        <w:r>
-          <w:rPr>
-            <w:lang w:val="en_US" w:bidi="en_US"/>
-          </w:rPr>
-          <w:rPr>
-            <w:color w:val="0000EE"/>
-            <w:u w:val="single"/>
-          </w:rPr>
-          <w:t>1:1</w:t>
-        </w:r>
-      </w:hyperlink>
+      <w:r>
+        <w:rPr>
+          <w:lang w:val="en_US" w:bidi="en_US"/>
+        </w:rPr>
+        <w:t>1:1</w:t>
+      </w:r>
       <w:r>
         <w:rPr>
           <w:lang w:val="en_US" w:bidi="en_US"/>
         </w:rPr>
         <w:t xml:space="preserve">; see </w:t>
       </w:r>
-      <w:hyperlink r:id="rId50">
-        <w:r>
-          <w:rPr>
-            <w:lang w:val="en_US" w:bidi="en_US"/>
-          </w:rPr>
-          <w:rPr>
-            <w:color w:val="0000EE"/>
-            <w:u w:val="single"/>
-          </w:rPr>
-          <w:t>Philippians 3:20</w:t>
-        </w:r>
-      </w:hyperlink>
+      <w:r>
+        <w:rPr>
+          <w:lang w:val="en_US" w:bidi="en_US"/>
+        </w:rPr>
+        <w:t>Philippians 3:20</w:t>
+      </w:r>
       <w:r>
         <w:rPr>
           <w:lang w:val="en_US" w:bidi="en_US"/>
@@ -1972,18 +1744,12 @@
         </w:rPr>
         <w:t>A ransom is a payment made to set a captive free. In the ancient world, slaves could sometimes pay a ransom and gain their freedom. Christ’s death is the ransom that God used to set people free from sin (</w:t>
       </w:r>
-      <w:hyperlink r:id="rId51">
-        <w:r>
-          <w:rPr>
-            <w:lang w:val="en_US" w:bidi="en_US"/>
-          </w:rPr>
-          <w:rPr>
-            <w:color w:val="0000EE"/>
-            <w:u w:val="single"/>
-          </w:rPr>
-          <w:t>1:19</w:t>
-        </w:r>
-      </w:hyperlink>
+      <w:r>
+        <w:rPr>
+          <w:lang w:val="en_US" w:bidi="en_US"/>
+        </w:rPr>
+        <w:t>1:19</w:t>
+      </w:r>
       <w:r>
         <w:rPr>
           <w:lang w:val="en_US" w:bidi="en_US"/>
@@ -2070,54 +1836,36 @@
         </w:rPr>
         <w:t>(</w:t>
       </w:r>
-      <w:hyperlink r:id="rId52">
-        <w:r>
-          <w:rPr>
-            <w:lang w:val="en_US" w:bidi="en_US"/>
-          </w:rPr>
-          <w:rPr>
-            <w:color w:val="0000EE"/>
-            <w:u w:val="single"/>
-          </w:rPr>
-          <w:t>Exodus 12:5</w:t>
-        </w:r>
-      </w:hyperlink>
+      <w:r>
+        <w:rPr>
+          <w:lang w:val="en_US" w:bidi="en_US"/>
+        </w:rPr>
+        <w:t>Exodus 12:5</w:t>
+      </w:r>
       <w:r>
         <w:rPr>
           <w:lang w:val="en_US" w:bidi="en_US"/>
         </w:rPr>
         <w:t xml:space="preserve">). Christ fulfills the meaning of the Passover. He was without defect or sin (compare </w:t>
       </w:r>
-      <w:hyperlink r:id="rId53">
-        <w:r>
-          <w:rPr>
-            <w:lang w:val="en_US" w:bidi="en_US"/>
-          </w:rPr>
-          <w:rPr>
-            <w:color w:val="0000EE"/>
-            <w:u w:val="single"/>
-          </w:rPr>
-          <w:t>Hebrews 4:14–16</w:t>
-        </w:r>
-      </w:hyperlink>
+      <w:r>
+        <w:rPr>
+          <w:lang w:val="en_US" w:bidi="en_US"/>
+        </w:rPr>
+        <w:t>Hebrews 4:14–16</w:t>
+      </w:r>
       <w:r>
         <w:rPr>
           <w:lang w:val="en_US" w:bidi="en_US"/>
         </w:rPr>
         <w:t xml:space="preserve">; </w:t>
       </w:r>
-      <w:hyperlink r:id="rId54">
-        <w:r>
-          <w:rPr>
-            <w:lang w:val="en_US" w:bidi="en_US"/>
-          </w:rPr>
-          <w:rPr>
-            <w:color w:val="0000EE"/>
-            <w:u w:val="single"/>
-          </w:rPr>
-          <w:t>7:26–28</w:t>
-        </w:r>
-      </w:hyperlink>
+      <w:r>
+        <w:rPr>
+          <w:lang w:val="en_US" w:bidi="en_US"/>
+        </w:rPr>
+        <w:t>7:26–28</w:t>
+      </w:r>
       <w:r>
         <w:rPr>
           <w:lang w:val="en_US" w:bidi="en_US"/>
@@ -2306,18 +2054,12 @@
         </w:rPr>
         <w:t>After calling believers to live holy lives (</w:t>
       </w:r>
-      <w:hyperlink r:id="rId55">
-        <w:r>
-          <w:rPr>
-            <w:lang w:val="en_US" w:bidi="en_US"/>
-          </w:rPr>
-          <w:rPr>
-            <w:color w:val="0000EE"/>
-            <w:u w:val="single"/>
-          </w:rPr>
-          <w:t>1:13–21</w:t>
-        </w:r>
-      </w:hyperlink>
+      <w:r>
+        <w:rPr>
+          <w:lang w:val="en_US" w:bidi="en_US"/>
+        </w:rPr>
+        <w:t>1:13–21</w:t>
+      </w:r>
       <w:r>
         <w:rPr>
           <w:lang w:val="en_US" w:bidi="en_US"/>
@@ -2372,18 +2114,12 @@
         </w:rPr>
         <w:t>Christians have been "born again" and should be like newborn babies, who naturally and regularly crave pure spiritual milk (</w:t>
       </w:r>
-      <w:hyperlink r:id="rId24">
-        <w:r>
-          <w:rPr>
-            <w:lang w:val="en_US" w:bidi="en_US"/>
-          </w:rPr>
-          <w:rPr>
-            <w:color w:val="0000EE"/>
-            <w:u w:val="single"/>
-          </w:rPr>
-          <w:t>1:23</w:t>
-        </w:r>
-      </w:hyperlink>
+      <w:r>
+        <w:rPr>
+          <w:lang w:val="en_US" w:bidi="en_US"/>
+        </w:rPr>
+        <w:t>1:23</w:t>
+      </w:r>
       <w:r>
         <w:rPr>
           <w:lang w:val="en_US" w:bidi="en_US"/>
@@ -2403,36 +2139,24 @@
         </w:rPr>
         <w:t xml:space="preserve"> (in contrast to solid food) represents basic Christian teachings (</w:t>
       </w:r>
-      <w:hyperlink r:id="rId56">
-        <w:r>
-          <w:rPr>
-            <w:lang w:val="en_US" w:bidi="en_US"/>
-          </w:rPr>
-          <w:rPr>
-            <w:color w:val="0000EE"/>
-            <w:u w:val="single"/>
-          </w:rPr>
-          <w:t>1 Corinthians 3:2</w:t>
-        </w:r>
-      </w:hyperlink>
+      <w:r>
+        <w:rPr>
+          <w:lang w:val="en_US" w:bidi="en_US"/>
+        </w:rPr>
+        <w:t>1 Corinthians 3:2</w:t>
+      </w:r>
       <w:r>
         <w:rPr>
           <w:lang w:val="en_US" w:bidi="en_US"/>
         </w:rPr>
         <w:t xml:space="preserve">; </w:t>
       </w:r>
-      <w:hyperlink r:id="rId57">
-        <w:r>
-          <w:rPr>
-            <w:lang w:val="en_US" w:bidi="en_US"/>
-          </w:rPr>
-          <w:rPr>
-            <w:color w:val="0000EE"/>
-            <w:u w:val="single"/>
-          </w:rPr>
-          <w:t>Hebrews 5:12–13</w:t>
-        </w:r>
-      </w:hyperlink>
+      <w:r>
+        <w:rPr>
+          <w:lang w:val="en_US" w:bidi="en_US"/>
+        </w:rPr>
+        <w:t>Hebrews 5:12–13</w:t>
+      </w:r>
       <w:r>
         <w:rPr>
           <w:lang w:val="en_US" w:bidi="en_US"/>
@@ -2507,36 +2231,24 @@
         </w:rPr>
         <w:t xml:space="preserve">: These words come from </w:t>
       </w:r>
-      <w:hyperlink r:id="rId58">
-        <w:r>
-          <w:rPr>
-            <w:lang w:val="en_US" w:bidi="en_US"/>
-          </w:rPr>
-          <w:rPr>
-            <w:color w:val="0000EE"/>
-            <w:u w:val="single"/>
-          </w:rPr>
-          <w:t>Psalm 34:8</w:t>
-        </w:r>
-      </w:hyperlink>
+      <w:r>
+        <w:rPr>
+          <w:lang w:val="en_US" w:bidi="en_US"/>
+        </w:rPr>
+        <w:t>Psalm 34:8</w:t>
+      </w:r>
       <w:r>
         <w:rPr>
           <w:lang w:val="en_US" w:bidi="en_US"/>
         </w:rPr>
         <w:t xml:space="preserve">. Peter quotes this psalm again in </w:t>
       </w:r>
-      <w:hyperlink r:id="rId59">
-        <w:r>
-          <w:rPr>
-            <w:lang w:val="en_US" w:bidi="en_US"/>
-          </w:rPr>
-          <w:rPr>
-            <w:color w:val="0000EE"/>
-            <w:u w:val="single"/>
-          </w:rPr>
-          <w:t>1 Peter 3:10–12</w:t>
-        </w:r>
-      </w:hyperlink>
+      <w:r>
+        <w:rPr>
+          <w:lang w:val="en_US" w:bidi="en_US"/>
+        </w:rPr>
+        <w:t>1 Peter 3:10–12</w:t>
+      </w:r>
       <w:r>
         <w:rPr>
           <w:lang w:val="en_US" w:bidi="en_US"/>
@@ -2604,36 +2316,24 @@
         </w:rPr>
         <w:t xml:space="preserve"> This refers to </w:t>
       </w:r>
-      <w:hyperlink r:id="rId60">
-        <w:r>
-          <w:rPr>
-            <w:lang w:val="en_US" w:bidi="en_US"/>
-          </w:rPr>
-          <w:rPr>
-            <w:color w:val="0000EE"/>
-            <w:u w:val="single"/>
-          </w:rPr>
-          <w:t>Psalm 118:22</w:t>
-        </w:r>
-      </w:hyperlink>
+      <w:r>
+        <w:rPr>
+          <w:lang w:val="en_US" w:bidi="en_US"/>
+        </w:rPr>
+        <w:t>Psalm 118:22</w:t>
+      </w:r>
       <w:r>
         <w:rPr>
           <w:lang w:val="en_US" w:bidi="en_US"/>
         </w:rPr>
         <w:t xml:space="preserve">, which is quoted in </w:t>
       </w:r>
-      <w:hyperlink r:id="rId61">
-        <w:r>
-          <w:rPr>
-            <w:lang w:val="en_US" w:bidi="en_US"/>
-          </w:rPr>
-          <w:rPr>
-            <w:color w:val="0000EE"/>
-            <w:u w:val="single"/>
-          </w:rPr>
-          <w:t>1 Peter 2:7</w:t>
-        </w:r>
-      </w:hyperlink>
+      <w:r>
+        <w:rPr>
+          <w:lang w:val="en_US" w:bidi="en_US"/>
+        </w:rPr>
+        <w:t>1 Peter 2:7</w:t>
+      </w:r>
       <w:r>
         <w:rPr>
           <w:lang w:val="en_US" w:bidi="en_US"/>
@@ -2740,72 +2440,48 @@
         </w:rPr>
         <w:t>God's people form the spiritual house or temple where God lives (</w:t>
       </w:r>
-      <w:hyperlink r:id="rId62">
-        <w:r>
-          <w:rPr>
-            <w:lang w:val="en_US" w:bidi="en_US"/>
-          </w:rPr>
-          <w:rPr>
-            <w:color w:val="0000EE"/>
-            <w:u w:val="single"/>
-          </w:rPr>
-          <w:t>1 Corinthians 3:16</w:t>
-        </w:r>
-      </w:hyperlink>
+      <w:r>
+        <w:rPr>
+          <w:lang w:val="en_US" w:bidi="en_US"/>
+        </w:rPr>
+        <w:t>1 Corinthians 3:16</w:t>
+      </w:r>
       <w:r>
         <w:rPr>
           <w:lang w:val="en_US" w:bidi="en_US"/>
         </w:rPr>
         <w:t>). Jesus compared his body to a "temple" (</w:t>
       </w:r>
-      <w:hyperlink r:id="rId63">
-        <w:r>
-          <w:rPr>
-            <w:lang w:val="en_US" w:bidi="en_US"/>
-          </w:rPr>
-          <w:rPr>
-            <w:color w:val="0000EE"/>
-            <w:u w:val="single"/>
-          </w:rPr>
-          <w:t>John 2:19–22</w:t>
-        </w:r>
-      </w:hyperlink>
+      <w:r>
+        <w:rPr>
+          <w:lang w:val="en_US" w:bidi="en_US"/>
+        </w:rPr>
+        <w:t>John 2:19–22</w:t>
+      </w:r>
       <w:r>
         <w:rPr>
           <w:lang w:val="en_US" w:bidi="en_US"/>
         </w:rPr>
         <w:t>). The church is called "the body of Christ" (</w:t>
       </w:r>
-      <w:hyperlink r:id="rId64">
-        <w:r>
-          <w:rPr>
-            <w:lang w:val="en_US" w:bidi="en_US"/>
-          </w:rPr>
-          <w:rPr>
-            <w:color w:val="0000EE"/>
-            <w:u w:val="single"/>
-          </w:rPr>
-          <w:t>Ephesians 4:12</w:t>
-        </w:r>
-      </w:hyperlink>
+      <w:r>
+        <w:rPr>
+          <w:lang w:val="en_US" w:bidi="en_US"/>
+        </w:rPr>
+        <w:t>Ephesians 4:12</w:t>
+      </w:r>
       <w:r>
         <w:rPr>
           <w:lang w:val="en_US" w:bidi="en_US"/>
         </w:rPr>
         <w:t xml:space="preserve">). God no longer reveals himself in one place but in and among the people who belong to him and praise his goodness (see </w:t>
       </w:r>
-      <w:hyperlink r:id="rId65">
-        <w:r>
-          <w:rPr>
-            <w:lang w:val="en_US" w:bidi="en_US"/>
-          </w:rPr>
-          <w:rPr>
-            <w:color w:val="0000EE"/>
-            <w:u w:val="single"/>
-          </w:rPr>
-          <w:t>1 Peter 2:10</w:t>
-        </w:r>
-      </w:hyperlink>
+      <w:r>
+        <w:rPr>
+          <w:lang w:val="en_US" w:bidi="en_US"/>
+        </w:rPr>
+        <w:t>1 Peter 2:10</w:t>
+      </w:r>
       <w:r>
         <w:rPr>
           <w:lang w:val="en_US" w:bidi="en_US"/>
@@ -2830,36 +2506,24 @@
         </w:rPr>
         <w:t xml:space="preserve">As God’s holy priests in the new covenant, Christians offer not animal sacrifices but spiritual sacrifices such as praising God, praying, and doing good (see </w:t>
       </w:r>
-      <w:hyperlink r:id="rId66">
-        <w:r>
-          <w:rPr>
-            <w:lang w:val="en_US" w:bidi="en_US"/>
-          </w:rPr>
-          <w:rPr>
-            <w:color w:val="0000EE"/>
-            <w:u w:val="single"/>
-          </w:rPr>
-          <w:t>Romans 12:1</w:t>
-        </w:r>
-      </w:hyperlink>
+      <w:r>
+        <w:rPr>
+          <w:lang w:val="en_US" w:bidi="en_US"/>
+        </w:rPr>
+        <w:t>Romans 12:1</w:t>
+      </w:r>
       <w:r>
         <w:rPr>
           <w:lang w:val="en_US" w:bidi="en_US"/>
         </w:rPr>
         <w:t xml:space="preserve">; </w:t>
       </w:r>
-      <w:hyperlink r:id="rId67">
-        <w:r>
-          <w:rPr>
-            <w:lang w:val="en_US" w:bidi="en_US"/>
-          </w:rPr>
-          <w:rPr>
-            <w:color w:val="0000EE"/>
-            <w:u w:val="single"/>
-          </w:rPr>
-          <w:t>Hebrews 13:15–16</w:t>
-        </w:r>
-      </w:hyperlink>
+      <w:r>
+        <w:rPr>
+          <w:lang w:val="en_US" w:bidi="en_US"/>
+        </w:rPr>
+        <w:t>Hebrews 13:15–16</w:t>
+      </w:r>
       <w:r>
         <w:rPr>
           <w:lang w:val="en_US" w:bidi="en_US"/>
@@ -2932,18 +2596,12 @@
         </w:rPr>
         <w:t>The first quotation calls him the cornerstone on which God builds the new temple (</w:t>
       </w:r>
-      <w:hyperlink r:id="rId68">
-        <w:r>
-          <w:rPr>
-            <w:lang w:val="en_US" w:bidi="en_US"/>
-          </w:rPr>
-          <w:rPr>
-            <w:color w:val="0000EE"/>
-            <w:u w:val="single"/>
-          </w:rPr>
-          <w:t>2:6</w:t>
-        </w:r>
-      </w:hyperlink>
+      <w:r>
+        <w:rPr>
+          <w:lang w:val="en_US" w:bidi="en_US"/>
+        </w:rPr>
+        <w:t>2:6</w:t>
+      </w:r>
       <w:r>
         <w:rPr>
           <w:lang w:val="en_US" w:bidi="en_US"/>
@@ -2968,18 +2626,12 @@
         </w:rPr>
         <w:t>The second quotation calls him the cornerstone that people rejected, but God raised up to become the most important stone in his plan to save the world (</w:t>
       </w:r>
-      <w:hyperlink r:id="rId61">
-        <w:r>
-          <w:rPr>
-            <w:lang w:val="en_US" w:bidi="en_US"/>
-          </w:rPr>
-          <w:rPr>
-            <w:color w:val="0000EE"/>
-            <w:u w:val="single"/>
-          </w:rPr>
-          <w:t>2:7</w:t>
-        </w:r>
-      </w:hyperlink>
+      <w:r>
+        <w:rPr>
+          <w:lang w:val="en_US" w:bidi="en_US"/>
+        </w:rPr>
+        <w:t>2:7</w:t>
+      </w:r>
       <w:r>
         <w:rPr>
           <w:lang w:val="en_US" w:bidi="en_US"/>
@@ -3004,18 +2656,12 @@
         </w:rPr>
         <w:t>The third quotation calls him the stone that makes people stumble when they refuse to believe (</w:t>
       </w:r>
-      <w:hyperlink r:id="rId69">
-        <w:r>
-          <w:rPr>
-            <w:lang w:val="en_US" w:bidi="en_US"/>
-          </w:rPr>
-          <w:rPr>
-            <w:color w:val="0000EE"/>
-            <w:u w:val="single"/>
-          </w:rPr>
-          <w:t>2:8</w:t>
-        </w:r>
-      </w:hyperlink>
+      <w:r>
+        <w:rPr>
+          <w:lang w:val="en_US" w:bidi="en_US"/>
+        </w:rPr>
+        <w:t>2:8</w:t>
+      </w:r>
       <w:r>
         <w:rPr>
           <w:lang w:val="en_US" w:bidi="en_US"/>
@@ -3036,90 +2682,60 @@
         </w:rPr>
         <w:t xml:space="preserve">Jesus quotes </w:t>
       </w:r>
-      <w:hyperlink r:id="rId60">
-        <w:r>
-          <w:rPr>
-            <w:lang w:val="en_US" w:bidi="en_US"/>
-          </w:rPr>
-          <w:rPr>
-            <w:color w:val="0000EE"/>
-            <w:u w:val="single"/>
-          </w:rPr>
-          <w:t>Psalm 118:22</w:t>
-        </w:r>
-      </w:hyperlink>
+      <w:r>
+        <w:rPr>
+          <w:lang w:val="en_US" w:bidi="en_US"/>
+        </w:rPr>
+        <w:t>Psalm 118:22</w:t>
+      </w:r>
       <w:r>
         <w:rPr>
           <w:lang w:val="en_US" w:bidi="en_US"/>
         </w:rPr>
         <w:t xml:space="preserve"> in </w:t>
       </w:r>
-      <w:hyperlink r:id="rId70">
-        <w:r>
-          <w:rPr>
-            <w:lang w:val="en_US" w:bidi="en_US"/>
-          </w:rPr>
-          <w:rPr>
-            <w:color w:val="0000EE"/>
-            <w:u w:val="single"/>
-          </w:rPr>
-          <w:t>Matthew 21:42</w:t>
-        </w:r>
-      </w:hyperlink>
+      <w:r>
+        <w:rPr>
+          <w:lang w:val="en_US" w:bidi="en_US"/>
+        </w:rPr>
+        <w:t>Matthew 21:42</w:t>
+      </w:r>
       <w:r>
         <w:rPr>
           <w:lang w:val="en_US" w:bidi="en_US"/>
         </w:rPr>
         <w:t xml:space="preserve">. Paul quotes both </w:t>
       </w:r>
-      <w:hyperlink r:id="rId71">
-        <w:r>
-          <w:rPr>
-            <w:lang w:val="en_US" w:bidi="en_US"/>
-          </w:rPr>
-          <w:rPr>
-            <w:color w:val="0000EE"/>
-            <w:u w:val="single"/>
-          </w:rPr>
-          <w:t>Isaiah 8:14</w:t>
-        </w:r>
-      </w:hyperlink>
+      <w:r>
+        <w:rPr>
+          <w:lang w:val="en_US" w:bidi="en_US"/>
+        </w:rPr>
+        <w:t>Isaiah 8:14</w:t>
+      </w:r>
       <w:r>
         <w:rPr>
           <w:lang w:val="en_US" w:bidi="en_US"/>
         </w:rPr>
         <w:t xml:space="preserve"> and </w:t>
       </w:r>
-      <w:hyperlink r:id="rId72">
-        <w:r>
-          <w:rPr>
-            <w:lang w:val="en_US" w:bidi="en_US"/>
-          </w:rPr>
-          <w:rPr>
-            <w:color w:val="0000EE"/>
-            <w:u w:val="single"/>
-          </w:rPr>
-          <w:t>28:16</w:t>
-        </w:r>
-      </w:hyperlink>
+      <w:r>
+        <w:rPr>
+          <w:lang w:val="en_US" w:bidi="en_US"/>
+        </w:rPr>
+        <w:t>28:16</w:t>
+      </w:r>
       <w:r>
         <w:rPr>
           <w:lang w:val="en_US" w:bidi="en_US"/>
         </w:rPr>
         <w:t xml:space="preserve"> in </w:t>
       </w:r>
-      <w:hyperlink r:id="rId73">
-        <w:r>
-          <w:rPr>
-            <w:lang w:val="en_US" w:bidi="en_US"/>
-          </w:rPr>
-          <w:rPr>
-            <w:color w:val="0000EE"/>
-            <w:u w:val="single"/>
-          </w:rPr>
-          <w:t>Romans 9:33</w:t>
-        </w:r>
-      </w:hyperlink>
+      <w:r>
+        <w:rPr>
+          <w:lang w:val="en_US" w:bidi="en_US"/>
+        </w:rPr>
+        <w:t>Romans 9:33</w:t>
+      </w:r>
       <w:r>
         <w:rPr>
           <w:lang w:val="en_US" w:bidi="en_US"/>
@@ -3229,18 +2845,12 @@
         </w:rPr>
         <w:t xml:space="preserve">Peter uses descriptions of the Israelites in the Old Testament to refer to his mainly non-Jewish (Gentile) audience (see, for example, </w:t>
       </w:r>
-      <w:hyperlink r:id="rId74">
-        <w:r>
-          <w:rPr>
-            <w:lang w:val="en_US" w:bidi="en_US"/>
-          </w:rPr>
-          <w:rPr>
-            <w:color w:val="0000EE"/>
-            <w:u w:val="single"/>
-          </w:rPr>
-          <w:t>Exodus 19:5–6</w:t>
-        </w:r>
-      </w:hyperlink>
+      <w:r>
+        <w:rPr>
+          <w:lang w:val="en_US" w:bidi="en_US"/>
+        </w:rPr>
+        <w:t>Exodus 19:5–6</w:t>
+      </w:r>
       <w:r>
         <w:rPr>
           <w:lang w:val="en_US" w:bidi="en_US"/>
@@ -3302,36 +2912,24 @@
         </w:rPr>
         <w:t xml:space="preserve">: Christians belong not to this world but to the kingdom of heaven (see </w:t>
       </w:r>
-      <w:hyperlink r:id="rId49">
-        <w:r>
-          <w:rPr>
-            <w:lang w:val="en_US" w:bidi="en_US"/>
-          </w:rPr>
-          <w:rPr>
-            <w:color w:val="0000EE"/>
-            <w:u w:val="single"/>
-          </w:rPr>
-          <w:t>1:1</w:t>
-        </w:r>
-      </w:hyperlink>
+      <w:r>
+        <w:rPr>
+          <w:lang w:val="en_US" w:bidi="en_US"/>
+        </w:rPr>
+        <w:t>1:1</w:t>
+      </w:r>
       <w:r>
         <w:rPr>
           <w:lang w:val="en_US" w:bidi="en_US"/>
         </w:rPr>
         <w:t xml:space="preserve">, </w:t>
       </w:r>
-      <w:hyperlink r:id="rId75">
-        <w:r>
-          <w:rPr>
-            <w:lang w:val="en_US" w:bidi="en_US"/>
-          </w:rPr>
-          <w:rPr>
-            <w:color w:val="0000EE"/>
-            <w:u w:val="single"/>
-          </w:rPr>
-          <w:t>17</w:t>
-        </w:r>
-      </w:hyperlink>
+      <w:r>
+        <w:rPr>
+          <w:lang w:val="en_US" w:bidi="en_US"/>
+        </w:rPr>
+        <w:t>17</w:t>
+      </w:r>
       <w:r>
         <w:rPr>
           <w:lang w:val="en_US" w:bidi="en_US"/>
@@ -3454,36 +3052,24 @@
         </w:rPr>
         <w:t xml:space="preserve"> refers to a time when God comes to act in judgment against his enemies (</w:t>
       </w:r>
-      <w:hyperlink r:id="rId76">
-        <w:r>
-          <w:rPr>
-            <w:lang w:val="en_US" w:bidi="en_US"/>
-          </w:rPr>
-          <w:rPr>
-            <w:color w:val="0000EE"/>
-            <w:u w:val="single"/>
-          </w:rPr>
-          <w:t>Isaiah 10:3</w:t>
-        </w:r>
-      </w:hyperlink>
+      <w:r>
+        <w:rPr>
+          <w:lang w:val="en_US" w:bidi="en_US"/>
+        </w:rPr>
+        <w:t>Isaiah 10:3</w:t>
+      </w:r>
       <w:r>
         <w:rPr>
           <w:lang w:val="en_US" w:bidi="en_US"/>
         </w:rPr>
         <w:t xml:space="preserve">; </w:t>
       </w:r>
-      <w:hyperlink r:id="rId77">
-        <w:r>
-          <w:rPr>
-            <w:lang w:val="en_US" w:bidi="en_US"/>
-          </w:rPr>
-          <w:rPr>
-            <w:color w:val="0000EE"/>
-            <w:u w:val="single"/>
-          </w:rPr>
-          <w:t>Jeremiah 6:15</w:t>
-        </w:r>
-      </w:hyperlink>
+      <w:r>
+        <w:rPr>
+          <w:lang w:val="en_US" w:bidi="en_US"/>
+        </w:rPr>
+        <w:t>Jeremiah 6:15</w:t>
+      </w:r>
       <w:r>
         <w:rPr>
           <w:lang w:val="en_US" w:bidi="en_US"/>
@@ -3604,18 +3190,12 @@
         </w:rPr>
         <w:t>Christians should accept the authority of those in government (</w:t>
       </w:r>
-      <w:hyperlink r:id="rId78">
-        <w:r>
-          <w:rPr>
-            <w:lang w:val="en_US" w:bidi="en_US"/>
-          </w:rPr>
-          <w:rPr>
-            <w:color w:val="0000EE"/>
-            <w:u w:val="single"/>
-          </w:rPr>
-          <w:t>2:13–17</w:t>
-        </w:r>
-      </w:hyperlink>
+      <w:r>
+        <w:rPr>
+          <w:lang w:val="en_US" w:bidi="en_US"/>
+        </w:rPr>
+        <w:t>2:13–17</w:t>
+      </w:r>
       <w:r>
         <w:rPr>
           <w:lang w:val="en_US" w:bidi="en_US"/>
@@ -3640,18 +3220,12 @@
         </w:rPr>
         <w:t>Christian slaves should accept the authority of their masters (</w:t>
       </w:r>
-      <w:hyperlink r:id="rId79">
-        <w:r>
-          <w:rPr>
-            <w:lang w:val="en_US" w:bidi="en_US"/>
-          </w:rPr>
-          <w:rPr>
-            <w:color w:val="0000EE"/>
-            <w:u w:val="single"/>
-          </w:rPr>
-          <w:t>2:18–25</w:t>
-        </w:r>
-      </w:hyperlink>
+      <w:r>
+        <w:rPr>
+          <w:lang w:val="en_US" w:bidi="en_US"/>
+        </w:rPr>
+        <w:t>2:18–25</w:t>
+      </w:r>
       <w:r>
         <w:rPr>
           <w:lang w:val="en_US" w:bidi="en_US"/>
@@ -3676,18 +3250,12 @@
         </w:rPr>
         <w:t>Christian wives should accept the authority of their husbands (</w:t>
       </w:r>
-      <w:hyperlink r:id="rId80">
-        <w:r>
-          <w:rPr>
-            <w:lang w:val="en_US" w:bidi="en_US"/>
-          </w:rPr>
-          <w:rPr>
-            <w:color w:val="0000EE"/>
-            <w:u w:val="single"/>
-          </w:rPr>
-          <w:t>3:1–6</w:t>
-        </w:r>
-      </w:hyperlink>
+      <w:r>
+        <w:rPr>
+          <w:lang w:val="en_US" w:bidi="en_US"/>
+        </w:rPr>
+        <w:t>3:1–6</w:t>
+      </w:r>
       <w:r>
         <w:rPr>
           <w:lang w:val="en_US" w:bidi="en_US"/>
@@ -3708,72 +3276,48 @@
         </w:rPr>
         <w:t xml:space="preserve">Peter appears to follow an early Christian use of the traditional household code. This code gave a series of instructions for different members of a household. Similar examples appear in </w:t>
       </w:r>
-      <w:hyperlink r:id="rId81">
-        <w:r>
-          <w:rPr>
-            <w:lang w:val="en_US" w:bidi="en_US"/>
-          </w:rPr>
-          <w:rPr>
-            <w:color w:val="0000EE"/>
-            <w:u w:val="single"/>
-          </w:rPr>
-          <w:t>Ephesians 5:21–6:9</w:t>
-        </w:r>
-      </w:hyperlink>
+      <w:r>
+        <w:rPr>
+          <w:lang w:val="en_US" w:bidi="en_US"/>
+        </w:rPr>
+        <w:t>Ephesians 5:21–6:9</w:t>
+      </w:r>
       <w:r>
         <w:rPr>
           <w:lang w:val="en_US" w:bidi="en_US"/>
         </w:rPr>
         <w:t xml:space="preserve">, </w:t>
       </w:r>
-      <w:hyperlink r:id="rId82">
-        <w:r>
-          <w:rPr>
-            <w:lang w:val="en_US" w:bidi="en_US"/>
-          </w:rPr>
-          <w:rPr>
-            <w:color w:val="0000EE"/>
-            <w:u w:val="single"/>
-          </w:rPr>
-          <w:t>Colossians 3:18–4:1</w:t>
-        </w:r>
-      </w:hyperlink>
+      <w:r>
+        <w:rPr>
+          <w:lang w:val="en_US" w:bidi="en_US"/>
+        </w:rPr>
+        <w:t>Colossians 3:18–4:1</w:t>
+      </w:r>
       <w:r>
         <w:rPr>
           <w:lang w:val="en_US" w:bidi="en_US"/>
         </w:rPr>
         <w:t xml:space="preserve">, </w:t>
       </w:r>
-      <w:hyperlink r:id="rId83">
-        <w:r>
-          <w:rPr>
-            <w:lang w:val="en_US" w:bidi="en_US"/>
-          </w:rPr>
-          <w:rPr>
-            <w:color w:val="0000EE"/>
-            <w:u w:val="single"/>
-          </w:rPr>
-          <w:t>1 Timothy 5:1–6:2</w:t>
-        </w:r>
-      </w:hyperlink>
+      <w:r>
+        <w:rPr>
+          <w:lang w:val="en_US" w:bidi="en_US"/>
+        </w:rPr>
+        <w:t>1 Timothy 5:1–6:2</w:t>
+      </w:r>
       <w:r>
         <w:rPr>
           <w:lang w:val="en_US" w:bidi="en_US"/>
         </w:rPr>
         <w:t xml:space="preserve">, and </w:t>
       </w:r>
-      <w:hyperlink r:id="rId84">
-        <w:r>
-          <w:rPr>
-            <w:lang w:val="en_US" w:bidi="en_US"/>
-          </w:rPr>
-          <w:rPr>
-            <w:color w:val="0000EE"/>
-            <w:u w:val="single"/>
-          </w:rPr>
-          <w:t>Titus 2:1–10</w:t>
-        </w:r>
-      </w:hyperlink>
+      <w:r>
+        <w:rPr>
+          <w:lang w:val="en_US" w:bidi="en_US"/>
+        </w:rPr>
+        <w:t>Titus 2:1–10</w:t>
+      </w:r>
       <w:r>
         <w:rPr>
           <w:lang w:val="en_US" w:bidi="en_US"/>
@@ -3835,18 +3379,12 @@
         </w:rPr>
         <w:t xml:space="preserve">: Compare </w:t>
       </w:r>
-      <w:hyperlink r:id="rId85">
-        <w:r>
-          <w:rPr>
-            <w:lang w:val="en_US" w:bidi="en_US"/>
-          </w:rPr>
-          <w:rPr>
-            <w:color w:val="0000EE"/>
-            <w:u w:val="single"/>
-          </w:rPr>
-          <w:t>Romans 13:3–4</w:t>
-        </w:r>
-      </w:hyperlink>
+      <w:r>
+        <w:rPr>
+          <w:lang w:val="en_US" w:bidi="en_US"/>
+        </w:rPr>
+        <w:t>Romans 13:3–4</w:t>
+      </w:r>
       <w:r>
         <w:rPr>
           <w:lang w:val="en_US" w:bidi="en_US"/>
@@ -3949,18 +3487,12 @@
         </w:rPr>
         <w:t xml:space="preserve">: Peter might be thinking about the balanced statement that Jesus gave on a Christian’s duty to both God and the government (see </w:t>
       </w:r>
-      <w:hyperlink r:id="rId86">
-        <w:r>
-          <w:rPr>
-            <w:lang w:val="en_US" w:bidi="en_US"/>
-          </w:rPr>
-          <w:rPr>
-            <w:color w:val="0000EE"/>
-            <w:u w:val="single"/>
-          </w:rPr>
-          <w:t>Matthew 22:21</w:t>
-        </w:r>
-      </w:hyperlink>
+      <w:r>
+        <w:rPr>
+          <w:lang w:val="en_US" w:bidi="en_US"/>
+        </w:rPr>
+        <w:t>Matthew 22:21</w:t>
+      </w:r>
       <w:r>
         <w:rPr>
           <w:lang w:val="en_US" w:bidi="en_US"/>
@@ -4057,54 +3589,36 @@
         </w:rPr>
         <w:t xml:space="preserve">): Peter might be urging slaves to fear God (see </w:t>
       </w:r>
-      <w:hyperlink r:id="rId87">
-        <w:r>
-          <w:rPr>
-            <w:lang w:val="en_US" w:bidi="en_US"/>
-          </w:rPr>
-          <w:rPr>
-            <w:color w:val="0000EE"/>
-            <w:u w:val="single"/>
-          </w:rPr>
-          <w:t>2:17</w:t>
-        </w:r>
-      </w:hyperlink>
+      <w:r>
+        <w:rPr>
+          <w:lang w:val="en_US" w:bidi="en_US"/>
+        </w:rPr>
+        <w:t>2:17</w:t>
+      </w:r>
       <w:r>
         <w:rPr>
           <w:lang w:val="en_US" w:bidi="en_US"/>
         </w:rPr>
         <w:t xml:space="preserve">; compare </w:t>
       </w:r>
-      <w:hyperlink r:id="rId75">
-        <w:r>
-          <w:rPr>
-            <w:lang w:val="en_US" w:bidi="en_US"/>
-          </w:rPr>
-          <w:rPr>
-            <w:color w:val="0000EE"/>
-            <w:u w:val="single"/>
-          </w:rPr>
-          <w:t>1:17</w:t>
-        </w:r>
-      </w:hyperlink>
+      <w:r>
+        <w:rPr>
+          <w:lang w:val="en_US" w:bidi="en_US"/>
+        </w:rPr>
+        <w:t>1:17</w:t>
+      </w:r>
       <w:r>
         <w:rPr>
           <w:lang w:val="en_US" w:bidi="en_US"/>
         </w:rPr>
         <w:t>) or fear the master's punishment. However, he often uses this kind of language to describe the respectful attitude that Christians should show toward others (</w:t>
       </w:r>
-      <w:hyperlink r:id="rId88">
-        <w:r>
-          <w:rPr>
-            <w:lang w:val="en_US" w:bidi="en_US"/>
-          </w:rPr>
-          <w:rPr>
-            <w:color w:val="0000EE"/>
-            <w:u w:val="single"/>
-          </w:rPr>
-          <w:t>3:16</w:t>
-        </w:r>
-      </w:hyperlink>
+      <w:r>
+        <w:rPr>
+          <w:lang w:val="en_US" w:bidi="en_US"/>
+        </w:rPr>
+        <w:t>3:16</w:t>
+      </w:r>
       <w:r>
         <w:rPr>
           <w:lang w:val="en_US" w:bidi="en_US"/>
@@ -4229,36 +3743,24 @@
         </w:rPr>
         <w:t>These verses might include an early Christian hymn or confession about Christ (</w:t>
       </w:r>
-      <w:hyperlink r:id="rId89">
-        <w:r>
-          <w:rPr>
-            <w:lang w:val="en_US" w:bidi="en_US"/>
-          </w:rPr>
-          <w:rPr>
-            <w:color w:val="0000EE"/>
-            <w:u w:val="single"/>
-          </w:rPr>
-          <w:t>2:22–25</w:t>
-        </w:r>
-      </w:hyperlink>
+      <w:r>
+        <w:rPr>
+          <w:lang w:val="en_US" w:bidi="en_US"/>
+        </w:rPr>
+        <w:t>2:22–25</w:t>
+      </w:r>
       <w:r>
         <w:rPr>
           <w:lang w:val="en_US" w:bidi="en_US"/>
         </w:rPr>
         <w:t xml:space="preserve">). They focus on the sufferings of Christ for human salvation or redemption, using language mainly from </w:t>
       </w:r>
-      <w:hyperlink r:id="rId90">
-        <w:r>
-          <w:rPr>
-            <w:lang w:val="en_US" w:bidi="en_US"/>
-          </w:rPr>
-          <w:rPr>
-            <w:color w:val="0000EE"/>
-            <w:u w:val="single"/>
-          </w:rPr>
-          <w:t>Isaiah 52:13–53:12</w:t>
-        </w:r>
-      </w:hyperlink>
+      <w:r>
+        <w:rPr>
+          <w:lang w:val="en_US" w:bidi="en_US"/>
+        </w:rPr>
+        <w:t>Isaiah 52:13–53:12</w:t>
+      </w:r>
       <w:r>
         <w:rPr>
           <w:lang w:val="en_US" w:bidi="en_US"/>
@@ -4324,36 +3826,24 @@
         </w:rPr>
         <w:t xml:space="preserve">: This phrase refers to </w:t>
       </w:r>
-      <w:hyperlink r:id="rId91">
-        <w:r>
-          <w:rPr>
-            <w:lang w:val="en_US" w:bidi="en_US"/>
-          </w:rPr>
-          <w:rPr>
-            <w:color w:val="0000EE"/>
-            <w:u w:val="single"/>
-          </w:rPr>
-          <w:t>Isaiah 53:4</w:t>
-        </w:r>
-      </w:hyperlink>
+      <w:r>
+        <w:rPr>
+          <w:lang w:val="en_US" w:bidi="en_US"/>
+        </w:rPr>
+        <w:t>Isaiah 53:4</w:t>
+      </w:r>
       <w:r>
         <w:rPr>
           <w:lang w:val="en_US" w:bidi="en_US"/>
         </w:rPr>
         <w:t xml:space="preserve">, </w:t>
       </w:r>
-      <w:hyperlink r:id="rId92">
-        <w:r>
-          <w:rPr>
-            <w:lang w:val="en_US" w:bidi="en_US"/>
-          </w:rPr>
-          <w:rPr>
-            <w:color w:val="0000EE"/>
-            <w:u w:val="single"/>
-          </w:rPr>
-          <w:t>11–12</w:t>
-        </w:r>
-      </w:hyperlink>
+      <w:r>
+        <w:rPr>
+          <w:lang w:val="en_US" w:bidi="en_US"/>
+        </w:rPr>
+        <w:t>11–12</w:t>
+      </w:r>
       <w:r>
         <w:rPr>
           <w:lang w:val="en_US" w:bidi="en_US"/>
@@ -4385,54 +3875,36 @@
         </w:rPr>
         <w:t xml:space="preserve">: The physical suffering of Christ has freed us from slavery to sin (compare </w:t>
       </w:r>
-      <w:hyperlink r:id="rId93">
-        <w:r>
-          <w:rPr>
-            <w:lang w:val="en_US" w:bidi="en_US"/>
-          </w:rPr>
-          <w:rPr>
-            <w:color w:val="0000EE"/>
-            <w:u w:val="single"/>
-          </w:rPr>
-          <w:t>Isaiah 53:5</w:t>
-        </w:r>
-      </w:hyperlink>
+      <w:r>
+        <w:rPr>
+          <w:lang w:val="en_US" w:bidi="en_US"/>
+        </w:rPr>
+        <w:t>Isaiah 53:5</w:t>
+      </w:r>
       <w:r>
         <w:rPr>
           <w:lang w:val="en_US" w:bidi="en_US"/>
         </w:rPr>
         <w:t xml:space="preserve">). The apostle Matthew uses similar language from </w:t>
       </w:r>
-      <w:hyperlink r:id="rId91">
-        <w:r>
-          <w:rPr>
-            <w:lang w:val="en_US" w:bidi="en_US"/>
-          </w:rPr>
-          <w:rPr>
-            <w:color w:val="0000EE"/>
-            <w:u w:val="single"/>
-          </w:rPr>
-          <w:t>Isaiah 53:4</w:t>
-        </w:r>
-      </w:hyperlink>
+      <w:r>
+        <w:rPr>
+          <w:lang w:val="en_US" w:bidi="en_US"/>
+        </w:rPr>
+        <w:t>Isaiah 53:4</w:t>
+      </w:r>
       <w:r>
         <w:rPr>
           <w:lang w:val="en_US" w:bidi="en_US"/>
         </w:rPr>
         <w:t xml:space="preserve"> to describe the physical healings Jesus performed (</w:t>
       </w:r>
-      <w:hyperlink r:id="rId94">
-        <w:r>
-          <w:rPr>
-            <w:lang w:val="en_US" w:bidi="en_US"/>
-          </w:rPr>
-          <w:rPr>
-            <w:color w:val="0000EE"/>
-            <w:u w:val="single"/>
-          </w:rPr>
-          <w:t>Matthew 8:17</w:t>
-        </w:r>
-      </w:hyperlink>
+      <w:r>
+        <w:rPr>
+          <w:lang w:val="en_US" w:bidi="en_US"/>
+        </w:rPr>
+        <w:t>Matthew 8:17</w:t>
+      </w:r>
       <w:r>
         <w:rPr>
           <w:lang w:val="en_US" w:bidi="en_US"/>
@@ -4498,90 +3970,60 @@
         </w:rPr>
         <w:t xml:space="preserve">: Wives are instructed to recognize that God has appointed the husband as head of the relationship (see </w:t>
       </w:r>
-      <w:hyperlink r:id="rId95">
-        <w:r>
-          <w:rPr>
-            <w:lang w:val="en_US" w:bidi="en_US"/>
-          </w:rPr>
-          <w:rPr>
-            <w:color w:val="0000EE"/>
-            <w:u w:val="single"/>
-          </w:rPr>
-          <w:t>2:13</w:t>
-        </w:r>
-      </w:hyperlink>
+      <w:r>
+        <w:rPr>
+          <w:lang w:val="en_US" w:bidi="en_US"/>
+        </w:rPr>
+        <w:t>2:13</w:t>
+      </w:r>
       <w:r>
         <w:rPr>
           <w:lang w:val="en_US" w:bidi="en_US"/>
         </w:rPr>
         <w:t xml:space="preserve">; </w:t>
       </w:r>
-      <w:hyperlink r:id="rId96">
-        <w:r>
-          <w:rPr>
-            <w:lang w:val="en_US" w:bidi="en_US"/>
-          </w:rPr>
-          <w:rPr>
-            <w:color w:val="0000EE"/>
-            <w:u w:val="single"/>
-          </w:rPr>
-          <w:t>Ephesians 5:22–25</w:t>
-        </w:r>
-      </w:hyperlink>
+      <w:r>
+        <w:rPr>
+          <w:lang w:val="en_US" w:bidi="en_US"/>
+        </w:rPr>
+        <w:t>Ephesians 5:22–25</w:t>
+      </w:r>
       <w:r>
         <w:rPr>
           <w:lang w:val="en_US" w:bidi="en_US"/>
         </w:rPr>
         <w:t xml:space="preserve">). In the ancient world, submission often meant obedience (see </w:t>
       </w:r>
-      <w:hyperlink r:id="rId97">
-        <w:r>
-          <w:rPr>
-            <w:lang w:val="en_US" w:bidi="en_US"/>
-          </w:rPr>
-          <w:rPr>
-            <w:color w:val="0000EE"/>
-            <w:u w:val="single"/>
-          </w:rPr>
-          <w:t>1 Peter 3:6</w:t>
-        </w:r>
-      </w:hyperlink>
+      <w:r>
+        <w:rPr>
+          <w:lang w:val="en_US" w:bidi="en_US"/>
+        </w:rPr>
+        <w:t>1 Peter 3:6</w:t>
+      </w:r>
       <w:r>
         <w:rPr>
           <w:lang w:val="en_US" w:bidi="en_US"/>
         </w:rPr>
         <w:t>). God also intends the husband to lead in a loving and respectful way (</w:t>
       </w:r>
-      <w:hyperlink r:id="rId98">
-        <w:r>
-          <w:rPr>
-            <w:lang w:val="en_US" w:bidi="en_US"/>
-          </w:rPr>
-          <w:rPr>
-            <w:color w:val="0000EE"/>
-            <w:u w:val="single"/>
-          </w:rPr>
-          <w:t>3:7</w:t>
-        </w:r>
-      </w:hyperlink>
+      <w:r>
+        <w:rPr>
+          <w:lang w:val="en_US" w:bidi="en_US"/>
+        </w:rPr>
+        <w:t>3:7</w:t>
+      </w:r>
       <w:r>
         <w:rPr>
           <w:lang w:val="en_US" w:bidi="en_US"/>
         </w:rPr>
         <w:t xml:space="preserve">; see </w:t>
       </w:r>
-      <w:hyperlink r:id="rId99">
-        <w:r>
-          <w:rPr>
-            <w:lang w:val="en_US" w:bidi="en_US"/>
-          </w:rPr>
-          <w:rPr>
-            <w:color w:val="0000EE"/>
-            <w:u w:val="single"/>
-          </w:rPr>
-          <w:t>Ephesians 5:25–30</w:t>
-        </w:r>
-      </w:hyperlink>
+      <w:r>
+        <w:rPr>
+          <w:lang w:val="en_US" w:bidi="en_US"/>
+        </w:rPr>
+        <w:t>Ephesians 5:25–30</w:t>
+      </w:r>
       <w:r>
         <w:rPr>
           <w:lang w:val="en_US" w:bidi="en_US"/>
@@ -4661,54 +4103,36 @@
         </w:rPr>
         <w:t>The last of Peter’s three teachings about accepting authority speaks to wives and husbands (</w:t>
       </w:r>
-      <w:hyperlink r:id="rId100">
-        <w:r>
-          <w:rPr>
-            <w:lang w:val="en_US" w:bidi="en_US"/>
-          </w:rPr>
-          <w:rPr>
-            <w:color w:val="0000EE"/>
-            <w:u w:val="single"/>
-          </w:rPr>
-          <w:t>2:13–3:7</w:t>
-        </w:r>
-      </w:hyperlink>
+      <w:r>
+        <w:rPr>
+          <w:lang w:val="en_US" w:bidi="en_US"/>
+        </w:rPr>
+        <w:t>2:13–3:7</w:t>
+      </w:r>
       <w:r>
         <w:rPr>
           <w:lang w:val="en_US" w:bidi="en_US"/>
         </w:rPr>
         <w:t xml:space="preserve">; compare </w:t>
       </w:r>
-      <w:hyperlink r:id="rId101">
-        <w:r>
-          <w:rPr>
-            <w:lang w:val="en_US" w:bidi="en_US"/>
-          </w:rPr>
-          <w:rPr>
-            <w:color w:val="0000EE"/>
-            <w:u w:val="single"/>
-          </w:rPr>
-          <w:t>Ephesians 5:21–33</w:t>
-        </w:r>
-      </w:hyperlink>
+      <w:r>
+        <w:rPr>
+          <w:lang w:val="en_US" w:bidi="en_US"/>
+        </w:rPr>
+        <w:t>Ephesians 5:21–33</w:t>
+      </w:r>
       <w:r>
         <w:rPr>
           <w:lang w:val="en_US" w:bidi="en_US"/>
         </w:rPr>
         <w:t xml:space="preserve">; </w:t>
       </w:r>
-      <w:hyperlink r:id="rId102">
-        <w:r>
-          <w:rPr>
-            <w:lang w:val="en_US" w:bidi="en_US"/>
-          </w:rPr>
-          <w:rPr>
-            <w:color w:val="0000EE"/>
-            <w:u w:val="single"/>
-          </w:rPr>
-          <w:t>Colossians 3:18–19</w:t>
-        </w:r>
-      </w:hyperlink>
+      <w:r>
+        <w:rPr>
+          <w:lang w:val="en_US" w:bidi="en_US"/>
+        </w:rPr>
+        <w:t>Colossians 3:18–19</w:t>
+      </w:r>
       <w:r>
         <w:rPr>
           <w:lang w:val="en_US" w:bidi="en_US"/>
@@ -4770,18 +4194,12 @@
         </w:rPr>
         <w:t xml:space="preserve">: Peter is not saying that Christian women must avoid all forms of decoration. Instead, he teaches that their beauty should not come from clothing or jewelry but from the inner beauty of a gentle and quiet spirit. See also </w:t>
       </w:r>
-      <w:hyperlink r:id="rId103">
-        <w:r>
-          <w:rPr>
-            <w:lang w:val="en_US" w:bidi="en_US"/>
-          </w:rPr>
-          <w:rPr>
-            <w:color w:val="0000EE"/>
-            <w:u w:val="single"/>
-          </w:rPr>
-          <w:t>1 Timothy 2:9–10</w:t>
-        </w:r>
-      </w:hyperlink>
+      <w:r>
+        <w:rPr>
+          <w:lang w:val="en_US" w:bidi="en_US"/>
+        </w:rPr>
+        <w:t>1 Timothy 2:9–10</w:t>
+      </w:r>
       <w:r>
         <w:rPr>
           <w:lang w:val="en_US" w:bidi="en_US"/>
@@ -4847,18 +4265,12 @@
         </w:rPr>
         <w:t xml:space="preserve">: See </w:t>
       </w:r>
-      <w:hyperlink r:id="rId104">
-        <w:r>
-          <w:rPr>
-            <w:lang w:val="en_US" w:bidi="en_US"/>
-          </w:rPr>
-          <w:rPr>
-            <w:color w:val="0000EE"/>
-            <w:u w:val="single"/>
-          </w:rPr>
-          <w:t>Genesis 18:12</w:t>
-        </w:r>
-      </w:hyperlink>
+      <w:r>
+        <w:rPr>
+          <w:lang w:val="en_US" w:bidi="en_US"/>
+        </w:rPr>
+        <w:t>Genesis 18:12</w:t>
+      </w:r>
       <w:r>
         <w:rPr>
           <w:lang w:val="en_US" w:bidi="en_US"/>
@@ -4962,18 +4374,12 @@
         </w:rPr>
         <w:t xml:space="preserve"> also have specific responsibilities in the household (</w:t>
       </w:r>
-      <w:hyperlink r:id="rId105">
-        <w:r>
-          <w:rPr>
-            <w:lang w:val="en_US" w:bidi="en_US"/>
-          </w:rPr>
-          <w:rPr>
-            <w:color w:val="0000EE"/>
-            <w:u w:val="single"/>
-          </w:rPr>
-          <w:t>2:18–3:6</w:t>
-        </w:r>
-      </w:hyperlink>
+      <w:r>
+        <w:rPr>
+          <w:lang w:val="en_US" w:bidi="en_US"/>
+        </w:rPr>
+        <w:t>2:18–3:6</w:t>
+      </w:r>
       <w:r>
         <w:rPr>
           <w:lang w:val="en_US" w:bidi="en_US"/>
@@ -5030,18 +4436,12 @@
         </w:rPr>
         <w:t xml:space="preserve">: The husband’s role as head must be balanced by the truth that men and women have equal status before God (see also </w:t>
       </w:r>
-      <w:hyperlink r:id="rId106">
-        <w:r>
-          <w:rPr>
-            <w:lang w:val="en_US" w:bidi="en_US"/>
-          </w:rPr>
-          <w:rPr>
-            <w:color w:val="0000EE"/>
-            <w:u w:val="single"/>
-          </w:rPr>
-          <w:t>Galatians 3:26–29</w:t>
-        </w:r>
-      </w:hyperlink>
+      <w:r>
+        <w:rPr>
+          <w:lang w:val="en_US" w:bidi="en_US"/>
+        </w:rPr>
+        <w:t>Galatians 3:26–29</w:t>
+      </w:r>
       <w:r>
         <w:rPr>
           <w:lang w:val="en_US" w:bidi="en_US"/>
@@ -5066,18 +4466,12 @@
         </w:rPr>
         <w:t xml:space="preserve">A husband’s prayers are hindered if he does not give special honor to his wife (compare </w:t>
       </w:r>
-      <w:hyperlink r:id="rId107">
-        <w:r>
-          <w:rPr>
-            <w:lang w:val="en_US" w:bidi="en_US"/>
-          </w:rPr>
-          <w:rPr>
-            <w:color w:val="0000EE"/>
-            <w:u w:val="single"/>
-          </w:rPr>
-          <w:t>James 4:3</w:t>
-        </w:r>
-      </w:hyperlink>
+      <w:r>
+        <w:rPr>
+          <w:lang w:val="en_US" w:bidi="en_US"/>
+        </w:rPr>
+        <w:t>James 4:3</w:t>
+      </w:r>
       <w:r>
         <w:rPr>
           <w:lang w:val="en_US" w:bidi="en_US"/>
@@ -5139,54 +4533,36 @@
         </w:rPr>
         <w:t>: This is the last in a series of instructions to different groups (</w:t>
       </w:r>
-      <w:hyperlink r:id="rId108">
-        <w:r>
-          <w:rPr>
-            <w:lang w:val="en_US" w:bidi="en_US"/>
-          </w:rPr>
-          <w:rPr>
-            <w:color w:val="0000EE"/>
-            <w:u w:val="single"/>
-          </w:rPr>
-          <w:t>2:13–3:12</w:t>
-        </w:r>
-      </w:hyperlink>
+      <w:r>
+        <w:rPr>
+          <w:lang w:val="en_US" w:bidi="en_US"/>
+        </w:rPr>
+        <w:t>2:13–3:12</w:t>
+      </w:r>
       <w:r>
         <w:rPr>
           <w:lang w:val="en_US" w:bidi="en_US"/>
         </w:rPr>
         <w:t>). Here, all Christians should respond to other people with love, both believers and unbelievers (</w:t>
       </w:r>
-      <w:hyperlink r:id="rId109">
-        <w:r>
-          <w:rPr>
-            <w:lang w:val="en_US" w:bidi="en_US"/>
-          </w:rPr>
-          <w:rPr>
-            <w:color w:val="0000EE"/>
-            <w:u w:val="single"/>
-          </w:rPr>
-          <w:t>3:8</w:t>
-        </w:r>
-      </w:hyperlink>
+      <w:r>
+        <w:rPr>
+          <w:lang w:val="en_US" w:bidi="en_US"/>
+        </w:rPr>
+        <w:t>3:8</w:t>
+      </w:r>
       <w:r>
         <w:rPr>
           <w:lang w:val="en_US" w:bidi="en_US"/>
         </w:rPr>
         <w:t xml:space="preserve">; </w:t>
       </w:r>
-      <w:hyperlink r:id="rId110">
-        <w:r>
-          <w:rPr>
-            <w:lang w:val="en_US" w:bidi="en_US"/>
-          </w:rPr>
-          <w:rPr>
-            <w:color w:val="0000EE"/>
-            <w:u w:val="single"/>
-          </w:rPr>
-          <w:t>3:9–12</w:t>
-        </w:r>
-      </w:hyperlink>
+      <w:r>
+        <w:rPr>
+          <w:lang w:val="en_US" w:bidi="en_US"/>
+        </w:rPr>
+        <w:t>3:9–12</w:t>
+      </w:r>
       <w:r>
         <w:rPr>
           <w:lang w:val="en_US" w:bidi="en_US"/>
@@ -5296,54 +4672,36 @@
         </w:rPr>
         <w:t xml:space="preserve">Peter emphasizes the connection between a person’s conduct and the blessing that God gives by quoting </w:t>
       </w:r>
-      <w:hyperlink r:id="rId111">
-        <w:r>
-          <w:rPr>
-            <w:lang w:val="en_US" w:bidi="en_US"/>
-          </w:rPr>
-          <w:rPr>
-            <w:color w:val="0000EE"/>
-            <w:u w:val="single"/>
-          </w:rPr>
-          <w:t>Psalm 34:12–16</w:t>
-        </w:r>
-      </w:hyperlink>
+      <w:r>
+        <w:rPr>
+          <w:lang w:val="en_US" w:bidi="en_US"/>
+        </w:rPr>
+        <w:t>Psalm 34:12–16</w:t>
+      </w:r>
       <w:r>
         <w:rPr>
           <w:lang w:val="en_US" w:bidi="en_US"/>
         </w:rPr>
         <w:t xml:space="preserve">. This psalm was important in early Christian teaching (see also </w:t>
       </w:r>
-      <w:hyperlink r:id="rId112">
-        <w:r>
-          <w:rPr>
-            <w:lang w:val="en_US" w:bidi="en_US"/>
-          </w:rPr>
-          <w:rPr>
-            <w:color w:val="0000EE"/>
-            <w:u w:val="single"/>
-          </w:rPr>
-          <w:t>1 Peter 2:3</w:t>
-        </w:r>
-      </w:hyperlink>
+      <w:r>
+        <w:rPr>
+          <w:lang w:val="en_US" w:bidi="en_US"/>
+        </w:rPr>
+        <w:t>1 Peter 2:3</w:t>
+      </w:r>
       <w:r>
         <w:rPr>
           <w:lang w:val="en_US" w:bidi="en_US"/>
         </w:rPr>
         <w:t xml:space="preserve">; </w:t>
       </w:r>
-      <w:hyperlink r:id="rId113">
-        <w:r>
-          <w:rPr>
-            <w:lang w:val="en_US" w:bidi="en_US"/>
-          </w:rPr>
-          <w:rPr>
-            <w:color w:val="0000EE"/>
-            <w:u w:val="single"/>
-          </w:rPr>
-          <w:t>Hebrews 12:14</w:t>
-        </w:r>
-      </w:hyperlink>
+      <w:r>
+        <w:rPr>
+          <w:lang w:val="en_US" w:bidi="en_US"/>
+        </w:rPr>
+        <w:t>Hebrews 12:14</w:t>
+      </w:r>
       <w:r>
         <w:rPr>
           <w:lang w:val="en_US" w:bidi="en_US"/>
@@ -5398,54 +4756,36 @@
         </w:rPr>
         <w:t>In general, people do not want to harm someone who is doing good. However, Christians sometimes suffer even when they do good (</w:t>
       </w:r>
-      <w:hyperlink r:id="rId114">
-        <w:r>
-          <w:rPr>
-            <w:lang w:val="en_US" w:bidi="en_US"/>
-          </w:rPr>
-          <w:rPr>
-            <w:color w:val="0000EE"/>
-            <w:u w:val="single"/>
-          </w:rPr>
-          <w:t>3:14</w:t>
-        </w:r>
-      </w:hyperlink>
+      <w:r>
+        <w:rPr>
+          <w:lang w:val="en_US" w:bidi="en_US"/>
+        </w:rPr>
+        <w:t>3:14</w:t>
+      </w:r>
       <w:r>
         <w:rPr>
           <w:lang w:val="en_US" w:bidi="en_US"/>
         </w:rPr>
         <w:t xml:space="preserve">; see </w:t>
       </w:r>
-      <w:hyperlink r:id="rId115">
-        <w:r>
-          <w:rPr>
-            <w:lang w:val="en_US" w:bidi="en_US"/>
-          </w:rPr>
-          <w:rPr>
-            <w:color w:val="0000EE"/>
-            <w:u w:val="single"/>
-          </w:rPr>
-          <w:t>1:6</w:t>
-        </w:r>
-      </w:hyperlink>
+      <w:r>
+        <w:rPr>
+          <w:lang w:val="en_US" w:bidi="en_US"/>
+        </w:rPr>
+        <w:t>1:6</w:t>
+      </w:r>
       <w:r>
         <w:rPr>
           <w:lang w:val="en_US" w:bidi="en_US"/>
         </w:rPr>
         <w:t xml:space="preserve">; </w:t>
       </w:r>
-      <w:hyperlink r:id="rId116">
-        <w:r>
-          <w:rPr>
-            <w:lang w:val="en_US" w:bidi="en_US"/>
-          </w:rPr>
-          <w:rPr>
-            <w:color w:val="0000EE"/>
-            <w:u w:val="single"/>
-          </w:rPr>
-          <w:t>4:12–19</w:t>
-        </w:r>
-      </w:hyperlink>
+      <w:r>
+        <w:rPr>
+          <w:lang w:val="en_US" w:bidi="en_US"/>
+        </w:rPr>
+        <w:t>4:12–19</w:t>
+      </w:r>
       <w:r>
         <w:rPr>
           <w:lang w:val="en_US" w:bidi="en_US"/>
@@ -5500,18 +4840,12 @@
         </w:rPr>
         <w:t xml:space="preserve">This short paragraph emphasizes how Christians should respond to suffering by following Christ's example (see </w:t>
       </w:r>
-      <w:hyperlink r:id="rId117">
-        <w:r>
-          <w:rPr>
-            <w:lang w:val="en_US" w:bidi="en_US"/>
-          </w:rPr>
-          <w:rPr>
-            <w:color w:val="0000EE"/>
-            <w:u w:val="single"/>
-          </w:rPr>
-          <w:t>3:18</w:t>
-        </w:r>
-      </w:hyperlink>
+      <w:r>
+        <w:rPr>
+          <w:lang w:val="en_US" w:bidi="en_US"/>
+        </w:rPr>
+        <w:t>3:18</w:t>
+      </w:r>
       <w:r>
         <w:rPr>
           <w:lang w:val="en_US" w:bidi="en_US"/>
@@ -5577,18 +4911,12 @@
         </w:rPr>
         <w:t xml:space="preserve">: See </w:t>
       </w:r>
-      <w:hyperlink r:id="rId118">
-        <w:r>
-          <w:rPr>
-            <w:lang w:val="en_US" w:bidi="en_US"/>
-          </w:rPr>
-          <w:rPr>
-            <w:color w:val="0000EE"/>
-            <w:u w:val="single"/>
-          </w:rPr>
-          <w:t>Isaiah 8:13</w:t>
-        </w:r>
-      </w:hyperlink>
+      <w:r>
+        <w:rPr>
+          <w:lang w:val="en_US" w:bidi="en_US"/>
+        </w:rPr>
+        <w:t>Isaiah 8:13</w:t>
+      </w:r>
       <w:r>
         <w:rPr>
           <w:lang w:val="en_US" w:bidi="en_US"/>
@@ -5706,36 +5034,24 @@
         </w:rPr>
         <w:t xml:space="preserve">). Flesh and spirit are often contrasted in Scripture (for example, </w:t>
       </w:r>
-      <w:hyperlink r:id="rId119">
-        <w:r>
-          <w:rPr>
-            <w:lang w:val="en_US" w:bidi="en_US"/>
-          </w:rPr>
-          <w:rPr>
-            <w:color w:val="0000EE"/>
-            <w:u w:val="single"/>
-          </w:rPr>
-          <w:t>Romans 7:5–6</w:t>
-        </w:r>
-      </w:hyperlink>
+      <w:r>
+        <w:rPr>
+          <w:lang w:val="en_US" w:bidi="en_US"/>
+        </w:rPr>
+        <w:t>Romans 7:5–6</w:t>
+      </w:r>
       <w:r>
         <w:rPr>
           <w:lang w:val="en_US" w:bidi="en_US"/>
         </w:rPr>
         <w:t xml:space="preserve">; </w:t>
       </w:r>
-      <w:hyperlink r:id="rId120">
-        <w:r>
-          <w:rPr>
-            <w:lang w:val="en_US" w:bidi="en_US"/>
-          </w:rPr>
-          <w:rPr>
-            <w:color w:val="0000EE"/>
-            <w:u w:val="single"/>
-          </w:rPr>
-          <w:t>8:2–11</w:t>
-        </w:r>
-      </w:hyperlink>
+      <w:r>
+        <w:rPr>
+          <w:lang w:val="en_US" w:bidi="en_US"/>
+        </w:rPr>
+        <w:t>8:2–11</w:t>
+      </w:r>
       <w:r>
         <w:rPr>
           <w:lang w:val="en_US" w:bidi="en_US"/>
@@ -5790,36 +5106,24 @@
         </w:rPr>
         <w:t xml:space="preserve">As in </w:t>
       </w:r>
-      <w:hyperlink r:id="rId121">
-        <w:r>
-          <w:rPr>
-            <w:lang w:val="en_US" w:bidi="en_US"/>
-          </w:rPr>
-          <w:rPr>
-            <w:color w:val="0000EE"/>
-            <w:u w:val="single"/>
-          </w:rPr>
-          <w:t>2:21–25</w:t>
-        </w:r>
-      </w:hyperlink>
+      <w:r>
+        <w:rPr>
+          <w:lang w:val="en_US" w:bidi="en_US"/>
+        </w:rPr>
+        <w:t>2:21–25</w:t>
+      </w:r>
       <w:r>
         <w:rPr>
           <w:lang w:val="en_US" w:bidi="en_US"/>
         </w:rPr>
         <w:t>, Peter again points to Christ as an example for believers who suffer. Christ was righteous, yet he suffered (</w:t>
       </w:r>
-      <w:hyperlink r:id="rId122">
-        <w:r>
-          <w:rPr>
-            <w:lang w:val="en_US" w:bidi="en_US"/>
-          </w:rPr>
-          <w:rPr>
-            <w:color w:val="0000EE"/>
-            <w:u w:val="single"/>
-          </w:rPr>
-          <w:t>3:13–17</w:t>
-        </w:r>
-      </w:hyperlink>
+      <w:r>
+        <w:rPr>
+          <w:lang w:val="en_US" w:bidi="en_US"/>
+        </w:rPr>
+        <w:t>3:13–17</w:t>
+      </w:r>
       <w:r>
         <w:rPr>
           <w:lang w:val="en_US" w:bidi="en_US"/>
@@ -5914,54 +5218,36 @@
         </w:rPr>
         <w:t xml:space="preserve">A second interpretation understands </w:t>
       </w:r>
-      <w:hyperlink r:id="rId123">
-        <w:r>
-          <w:rPr>
-            <w:lang w:val="en_US" w:bidi="en_US"/>
-          </w:rPr>
-          <w:rPr>
-            <w:color w:val="0000EE"/>
-            <w:u w:val="single"/>
-          </w:rPr>
-          <w:t>3:19–20</w:t>
-        </w:r>
-      </w:hyperlink>
+      <w:r>
+        <w:rPr>
+          <w:lang w:val="en_US" w:bidi="en_US"/>
+        </w:rPr>
+        <w:t>3:19–20</w:t>
+      </w:r>
       <w:r>
         <w:rPr>
           <w:lang w:val="en_US" w:bidi="en_US"/>
         </w:rPr>
         <w:t xml:space="preserve"> as describing Christ preaching through Noah to the people who lived in Noah’s time. These people are now spirits in prison. This interpretation would explain the reference to people in the days of Noah in </w:t>
       </w:r>
-      <w:hyperlink r:id="rId124">
-        <w:r>
-          <w:rPr>
-            <w:lang w:val="en_US" w:bidi="en_US"/>
-          </w:rPr>
-          <w:rPr>
-            <w:color w:val="0000EE"/>
-            <w:u w:val="single"/>
-          </w:rPr>
-          <w:t>3:20</w:t>
-        </w:r>
-      </w:hyperlink>
+      <w:r>
+        <w:rPr>
+          <w:lang w:val="en_US" w:bidi="en_US"/>
+        </w:rPr>
+        <w:t>3:20</w:t>
+      </w:r>
       <w:r>
         <w:rPr>
           <w:lang w:val="en_US" w:bidi="en_US"/>
         </w:rPr>
         <w:t xml:space="preserve">. However, it does not fit well with the main discussion about Christ’s death and resurrection in </w:t>
       </w:r>
-      <w:hyperlink r:id="rId117">
-        <w:r>
-          <w:rPr>
-            <w:lang w:val="en_US" w:bidi="en_US"/>
-          </w:rPr>
-          <w:rPr>
-            <w:color w:val="0000EE"/>
-            <w:u w:val="single"/>
-          </w:rPr>
-          <w:t>3:18</w:t>
-        </w:r>
-      </w:hyperlink>
+      <w:r>
+        <w:rPr>
+          <w:lang w:val="en_US" w:bidi="en_US"/>
+        </w:rPr>
+        <w:t>3:18</w:t>
+      </w:r>
       <w:r>
         <w:rPr>
           <w:lang w:val="en_US" w:bidi="en_US"/>
@@ -5986,36 +5272,24 @@
         </w:rPr>
         <w:t xml:space="preserve">In the third interpretation, the spirits in prison are evil spiritual beings. Jewish tradition, based on </w:t>
       </w:r>
-      <w:hyperlink r:id="rId125">
-        <w:r>
-          <w:rPr>
-            <w:lang w:val="en_US" w:bidi="en_US"/>
-          </w:rPr>
-          <w:rPr>
-            <w:color w:val="0000EE"/>
-            <w:u w:val="single"/>
-          </w:rPr>
-          <w:t>Genesis 6:1–4</w:t>
-        </w:r>
-      </w:hyperlink>
+      <w:r>
+        <w:rPr>
+          <w:lang w:val="en_US" w:bidi="en_US"/>
+        </w:rPr>
+        <w:t>Genesis 6:1–4</w:t>
+      </w:r>
       <w:r>
         <w:rPr>
           <w:lang w:val="en_US" w:bidi="en_US"/>
         </w:rPr>
         <w:t xml:space="preserve">, taught that many angels rebelled during the time of Noah (see also </w:t>
       </w:r>
-      <w:hyperlink r:id="rId126">
-        <w:r>
-          <w:rPr>
-            <w:lang w:val="en_US" w:bidi="en_US"/>
-          </w:rPr>
-          <w:rPr>
-            <w:color w:val="0000EE"/>
-            <w:u w:val="single"/>
-          </w:rPr>
-          <w:t>Jude 1:6</w:t>
-        </w:r>
-      </w:hyperlink>
+      <w:r>
+        <w:rPr>
+          <w:lang w:val="en_US" w:bidi="en_US"/>
+        </w:rPr>
+        <w:t>Jude 1:6</w:t>
+      </w:r>
       <w:r>
         <w:rPr>
           <w:lang w:val="en_US" w:bidi="en_US"/>
@@ -6035,18 +5309,12 @@
         </w:rPr>
         <w:t xml:space="preserve"> 6–10). In this view, Peter is saying that Christ announced his victory over these evil spiritual powers after his resurrection (compare </w:t>
       </w:r>
-      <w:hyperlink r:id="rId127">
-        <w:r>
-          <w:rPr>
-            <w:lang w:val="en_US" w:bidi="en_US"/>
-          </w:rPr>
-          <w:rPr>
-            <w:color w:val="0000EE"/>
-            <w:u w:val="single"/>
-          </w:rPr>
-          <w:t>1 Peter 3:22</w:t>
-        </w:r>
-      </w:hyperlink>
+      <w:r>
+        <w:rPr>
+          <w:lang w:val="en_US" w:bidi="en_US"/>
+        </w:rPr>
+        <w:t>1 Peter 3:22</w:t>
+      </w:r>
       <w:r>
         <w:rPr>
           <w:lang w:val="en_US" w:bidi="en_US"/>
@@ -6108,36 +5376,24 @@
         </w:rPr>
         <w:t>: These were Noah, his wife, their three sons, and the sons’ wives (</w:t>
       </w:r>
-      <w:hyperlink r:id="rId128">
-        <w:r>
-          <w:rPr>
-            <w:lang w:val="en_US" w:bidi="en_US"/>
-          </w:rPr>
-          <w:rPr>
-            <w:color w:val="0000EE"/>
-            <w:u w:val="single"/>
-          </w:rPr>
-          <w:t>Genesis 6:18</w:t>
-        </w:r>
-      </w:hyperlink>
+      <w:r>
+        <w:rPr>
+          <w:lang w:val="en_US" w:bidi="en_US"/>
+        </w:rPr>
+        <w:t>Genesis 6:18</w:t>
+      </w:r>
       <w:r>
         <w:rPr>
           <w:lang w:val="en_US" w:bidi="en_US"/>
         </w:rPr>
         <w:t xml:space="preserve">; </w:t>
       </w:r>
-      <w:hyperlink r:id="rId129">
-        <w:r>
-          <w:rPr>
-            <w:lang w:val="en_US" w:bidi="en_US"/>
-          </w:rPr>
-          <w:rPr>
-            <w:color w:val="0000EE"/>
-            <w:u w:val="single"/>
-          </w:rPr>
-          <w:t>8:18</w:t>
-        </w:r>
-      </w:hyperlink>
+      <w:r>
+        <w:rPr>
+          <w:lang w:val="en_US" w:bidi="en_US"/>
+        </w:rPr>
+        <w:t>8:18</w:t>
+      </w:r>
       <w:r>
         <w:rPr>
           <w:lang w:val="en_US" w:bidi="en_US"/>
@@ -6328,18 +5584,12 @@
         </w:rPr>
         <w:t xml:space="preserve">: In the ancient world, many people believed that spiritual beings had a direct effect on life on earth. Christians needed to remember that Christ has already won his victory over these spiritual powers. This means that we do not need to fear anything in the spiritual world (compare </w:t>
       </w:r>
-      <w:hyperlink r:id="rId114">
-        <w:r>
-          <w:rPr>
-            <w:lang w:val="en_US" w:bidi="en_US"/>
-          </w:rPr>
-          <w:rPr>
-            <w:color w:val="0000EE"/>
-            <w:u w:val="single"/>
-          </w:rPr>
-          <w:t>3:14</w:t>
-        </w:r>
-      </w:hyperlink>
+      <w:r>
+        <w:rPr>
+          <w:lang w:val="en_US" w:bidi="en_US"/>
+        </w:rPr>
+        <w:t>3:14</w:t>
+      </w:r>
       <w:r>
         <w:rPr>
           <w:lang w:val="en_US" w:bidi="en_US"/>
@@ -6401,72 +5651,48 @@
         </w:rPr>
         <w:t xml:space="preserve">: Peter introduced this idea in </w:t>
       </w:r>
-      <w:hyperlink r:id="rId117">
-        <w:r>
-          <w:rPr>
-            <w:lang w:val="en_US" w:bidi="en_US"/>
-          </w:rPr>
-          <w:rPr>
-            <w:color w:val="0000EE"/>
-            <w:u w:val="single"/>
-          </w:rPr>
-          <w:t>3:18</w:t>
-        </w:r>
-      </w:hyperlink>
+      <w:r>
+        <w:rPr>
+          <w:lang w:val="en_US" w:bidi="en_US"/>
+        </w:rPr>
+        <w:t>3:18</w:t>
+      </w:r>
       <w:r>
         <w:rPr>
           <w:lang w:val="en_US" w:bidi="en_US"/>
         </w:rPr>
         <w:t xml:space="preserve">. He now explains its importance in Christian life. In our own physical suffering, we should imitate Christ’s attitude (see </w:t>
       </w:r>
-      <w:hyperlink r:id="rId130">
-        <w:r>
-          <w:rPr>
-            <w:lang w:val="en_US" w:bidi="en_US"/>
-          </w:rPr>
-          <w:rPr>
-            <w:color w:val="0000EE"/>
-            <w:u w:val="single"/>
-          </w:rPr>
-          <w:t>2:21–24</w:t>
-        </w:r>
-      </w:hyperlink>
+      <w:r>
+        <w:rPr>
+          <w:lang w:val="en_US" w:bidi="en_US"/>
+        </w:rPr>
+        <w:t>2:21–24</w:t>
+      </w:r>
       <w:r>
         <w:rPr>
           <w:lang w:val="en_US" w:bidi="en_US"/>
         </w:rPr>
         <w:t xml:space="preserve">). Our suffering with Christ shows that we have identified with him (see </w:t>
       </w:r>
-      <w:hyperlink r:id="rId131">
-        <w:r>
-          <w:rPr>
-            <w:lang w:val="en_US" w:bidi="en_US"/>
-          </w:rPr>
-          <w:rPr>
-            <w:color w:val="0000EE"/>
-            <w:u w:val="single"/>
-          </w:rPr>
-          <w:t>Romans 8:17</w:t>
-        </w:r>
-      </w:hyperlink>
+      <w:r>
+        <w:rPr>
+          <w:lang w:val="en_US" w:bidi="en_US"/>
+        </w:rPr>
+        <w:t>Romans 8:17</w:t>
+      </w:r>
       <w:r>
         <w:rPr>
           <w:lang w:val="en_US" w:bidi="en_US"/>
         </w:rPr>
         <w:t>). Those who identify with Christ experience the victory over the power of sin that he won on the cross (</w:t>
       </w:r>
-      <w:hyperlink r:id="rId132">
-        <w:r>
-          <w:rPr>
-            <w:lang w:val="en_US" w:bidi="en_US"/>
-          </w:rPr>
-          <w:rPr>
-            <w:color w:val="0000EE"/>
-            <w:u w:val="single"/>
-          </w:rPr>
-          <w:t>Romans 6:1–10</w:t>
-        </w:r>
-      </w:hyperlink>
+      <w:r>
+        <w:rPr>
+          <w:lang w:val="en_US" w:bidi="en_US"/>
+        </w:rPr>
+        <w:t>Romans 6:1–10</w:t>
+      </w:r>
       <w:r>
         <w:rPr>
           <w:lang w:val="en_US" w:bidi="en_US"/>
@@ -6685,90 +5911,60 @@
         </w:rPr>
         <w:t xml:space="preserve">With the coming of Christ, the "last days" predicted by the Old Testament prophets had begun (see </w:t>
       </w:r>
-      <w:hyperlink r:id="rId133">
-        <w:r>
-          <w:rPr>
-            <w:lang w:val="en_US" w:bidi="en_US"/>
-          </w:rPr>
-          <w:rPr>
-            <w:color w:val="0000EE"/>
-            <w:u w:val="single"/>
-          </w:rPr>
-          <w:t>1:10–12</w:t>
-        </w:r>
-      </w:hyperlink>
+      <w:r>
+        <w:rPr>
+          <w:lang w:val="en_US" w:bidi="en_US"/>
+        </w:rPr>
+        <w:t>1:10–12</w:t>
+      </w:r>
       <w:r>
         <w:rPr>
           <w:lang w:val="en_US" w:bidi="en_US"/>
         </w:rPr>
         <w:t xml:space="preserve">). The next event in God’s plan to save people is the second coming of Christ. His return will bring an end to the world as we know it. This end could come at any time. Therefore, Christians must always be ready for it (see also </w:t>
       </w:r>
-      <w:hyperlink r:id="rId134">
-        <w:r>
-          <w:rPr>
-            <w:lang w:val="en_US" w:bidi="en_US"/>
-          </w:rPr>
-          <w:rPr>
-            <w:color w:val="0000EE"/>
-            <w:u w:val="single"/>
-          </w:rPr>
-          <w:t>Philippians 4:5</w:t>
-        </w:r>
-      </w:hyperlink>
+      <w:r>
+        <w:rPr>
+          <w:lang w:val="en_US" w:bidi="en_US"/>
+        </w:rPr>
+        <w:t>Philippians 4:5</w:t>
+      </w:r>
       <w:r>
         <w:rPr>
           <w:lang w:val="en_US" w:bidi="en_US"/>
         </w:rPr>
         <w:t xml:space="preserve">; </w:t>
       </w:r>
-      <w:hyperlink r:id="rId135">
-        <w:r>
-          <w:rPr>
-            <w:lang w:val="en_US" w:bidi="en_US"/>
-          </w:rPr>
-          <w:rPr>
-            <w:color w:val="0000EE"/>
-            <w:u w:val="single"/>
-          </w:rPr>
-          <w:t>James 5:8</w:t>
-        </w:r>
-      </w:hyperlink>
+      <w:r>
+        <w:rPr>
+          <w:lang w:val="en_US" w:bidi="en_US"/>
+        </w:rPr>
+        <w:t>James 5:8</w:t>
+      </w:r>
       <w:r>
         <w:rPr>
           <w:lang w:val="en_US" w:bidi="en_US"/>
         </w:rPr>
         <w:t xml:space="preserve">; </w:t>
       </w:r>
-      <w:hyperlink r:id="rId136">
-        <w:r>
-          <w:rPr>
-            <w:lang w:val="en_US" w:bidi="en_US"/>
-          </w:rPr>
-          <w:rPr>
-            <w:color w:val="0000EE"/>
-            <w:u w:val="single"/>
-          </w:rPr>
-          <w:t>Revelation 1:3</w:t>
-        </w:r>
-      </w:hyperlink>
+      <w:r>
+        <w:rPr>
+          <w:lang w:val="en_US" w:bidi="en_US"/>
+        </w:rPr>
+        <w:t>Revelation 1:3</w:t>
+      </w:r>
       <w:r>
         <w:rPr>
           <w:lang w:val="en_US" w:bidi="en_US"/>
         </w:rPr>
         <w:t xml:space="preserve">; </w:t>
       </w:r>
-      <w:hyperlink r:id="rId137">
-        <w:r>
-          <w:rPr>
-            <w:lang w:val="en_US" w:bidi="en_US"/>
-          </w:rPr>
-          <w:rPr>
-            <w:color w:val="0000EE"/>
-            <w:u w:val="single"/>
-          </w:rPr>
-          <w:t>22:10</w:t>
-        </w:r>
-      </w:hyperlink>
+      <w:r>
+        <w:rPr>
+          <w:lang w:val="en_US" w:bidi="en_US"/>
+        </w:rPr>
+        <w:t>22:10</w:t>
+      </w:r>
       <w:r>
         <w:rPr>
           <w:lang w:val="en_US" w:bidi="en_US"/>
@@ -6823,18 +6019,12 @@
         </w:rPr>
         <w:t>With this paragraph of final instructions, Peter brings the third main part of the letter to a close (</w:t>
       </w:r>
-      <w:hyperlink r:id="rId138">
-        <w:r>
-          <w:rPr>
-            <w:lang w:val="en_US" w:bidi="en_US"/>
-          </w:rPr>
-          <w:rPr>
-            <w:color w:val="0000EE"/>
-            <w:u w:val="single"/>
-          </w:rPr>
-          <w:t>3:13–4:11</w:t>
-        </w:r>
-      </w:hyperlink>
+      <w:r>
+        <w:rPr>
+          <w:lang w:val="en_US" w:bidi="en_US"/>
+        </w:rPr>
+        <w:t>3:13–4:11</w:t>
+      </w:r>
       <w:r>
         <w:rPr>
           <w:lang w:val="en_US" w:bidi="en_US"/>
@@ -6889,72 +6079,48 @@
         </w:rPr>
         <w:t xml:space="preserve">By its nature, love chooses to overlook the sins that other people commit against us (see </w:t>
       </w:r>
-      <w:hyperlink r:id="rId139">
-        <w:r>
-          <w:rPr>
-            <w:lang w:val="en_US" w:bidi="en_US"/>
-          </w:rPr>
-          <w:rPr>
-            <w:color w:val="0000EE"/>
-            <w:u w:val="single"/>
-          </w:rPr>
-          <w:t>Proverbs 10:12</w:t>
-        </w:r>
-      </w:hyperlink>
+      <w:r>
+        <w:rPr>
+          <w:lang w:val="en_US" w:bidi="en_US"/>
+        </w:rPr>
+        <w:t>Proverbs 10:12</w:t>
+      </w:r>
       <w:r>
         <w:rPr>
           <w:lang w:val="en_US" w:bidi="en_US"/>
         </w:rPr>
         <w:t xml:space="preserve">; </w:t>
       </w:r>
-      <w:hyperlink r:id="rId140">
-        <w:r>
-          <w:rPr>
-            <w:lang w:val="en_US" w:bidi="en_US"/>
-          </w:rPr>
-          <w:rPr>
-            <w:color w:val="0000EE"/>
-            <w:u w:val="single"/>
-          </w:rPr>
-          <w:t>Matthew 18:21–22</w:t>
-        </w:r>
-      </w:hyperlink>
+      <w:r>
+        <w:rPr>
+          <w:lang w:val="en_US" w:bidi="en_US"/>
+        </w:rPr>
+        <w:t>Matthew 18:21–22</w:t>
+      </w:r>
       <w:r>
         <w:rPr>
           <w:lang w:val="en_US" w:bidi="en_US"/>
         </w:rPr>
         <w:t xml:space="preserve">; </w:t>
       </w:r>
-      <w:hyperlink r:id="rId141">
-        <w:r>
-          <w:rPr>
-            <w:lang w:val="en_US" w:bidi="en_US"/>
-          </w:rPr>
-          <w:rPr>
-            <w:color w:val="0000EE"/>
-            <w:u w:val="single"/>
-          </w:rPr>
-          <w:t>1 Corinthians 13:4–7</w:t>
-        </w:r>
-      </w:hyperlink>
+      <w:r>
+        <w:rPr>
+          <w:lang w:val="en_US" w:bidi="en_US"/>
+        </w:rPr>
+        <w:t>1 Corinthians 13:4–7</w:t>
+      </w:r>
       <w:r>
         <w:rPr>
           <w:lang w:val="en_US" w:bidi="en_US"/>
         </w:rPr>
         <w:t xml:space="preserve">). Peter might also mean that when we show love, we reveal our relationship with Christ. This loving attitude “covers” our own sins and leads to their forgiveness (see </w:t>
       </w:r>
-      <w:hyperlink r:id="rId142">
-        <w:r>
-          <w:rPr>
-            <w:lang w:val="en_US" w:bidi="en_US"/>
-          </w:rPr>
-          <w:rPr>
-            <w:color w:val="0000EE"/>
-            <w:u w:val="single"/>
-          </w:rPr>
-          <w:t>Luke 7:47</w:t>
-        </w:r>
-      </w:hyperlink>
+      <w:r>
+        <w:rPr>
+          <w:lang w:val="en_US" w:bidi="en_US"/>
+        </w:rPr>
+        <w:t>Luke 7:47</w:t>
+      </w:r>
       <w:r>
         <w:rPr>
           <w:lang w:val="en_US" w:bidi="en_US"/>
@@ -7020,54 +6186,36 @@
         </w:rPr>
         <w:t xml:space="preserve">: This refers to the variety of spiritual gifts God has given to followers of Jesus. See </w:t>
       </w:r>
-      <w:hyperlink r:id="rId143">
-        <w:r>
-          <w:rPr>
-            <w:lang w:val="en_US" w:bidi="en_US"/>
-          </w:rPr>
-          <w:rPr>
-            <w:color w:val="0000EE"/>
-            <w:u w:val="single"/>
-          </w:rPr>
-          <w:t>Romans 12:6–8</w:t>
-        </w:r>
-      </w:hyperlink>
+      <w:r>
+        <w:rPr>
+          <w:lang w:val="en_US" w:bidi="en_US"/>
+        </w:rPr>
+        <w:t>Romans 12:6–8</w:t>
+      </w:r>
       <w:r>
         <w:rPr>
           <w:lang w:val="en_US" w:bidi="en_US"/>
         </w:rPr>
         <w:t xml:space="preserve">; </w:t>
       </w:r>
-      <w:hyperlink r:id="rId144">
-        <w:r>
-          <w:rPr>
-            <w:lang w:val="en_US" w:bidi="en_US"/>
-          </w:rPr>
-          <w:rPr>
-            <w:color w:val="0000EE"/>
-            <w:u w:val="single"/>
-          </w:rPr>
-          <w:t>1 Corinthians 12:1–31</w:t>
-        </w:r>
-      </w:hyperlink>
+      <w:r>
+        <w:rPr>
+          <w:lang w:val="en_US" w:bidi="en_US"/>
+        </w:rPr>
+        <w:t>1 Corinthians 12:1–31</w:t>
+      </w:r>
       <w:r>
         <w:rPr>
           <w:lang w:val="en_US" w:bidi="en_US"/>
         </w:rPr>
         <w:t xml:space="preserve">; </w:t>
       </w:r>
-      <w:hyperlink r:id="rId145">
-        <w:r>
-          <w:rPr>
-            <w:lang w:val="en_US" w:bidi="en_US"/>
-          </w:rPr>
-          <w:rPr>
-            <w:color w:val="0000EE"/>
-            <w:u w:val="single"/>
-          </w:rPr>
-          <w:t>Ephesians 4:7–16</w:t>
-        </w:r>
-      </w:hyperlink>
+      <w:r>
+        <w:rPr>
+          <w:lang w:val="en_US" w:bidi="en_US"/>
+        </w:rPr>
+        <w:t>Ephesians 4:7–16</w:t>
+      </w:r>
       <w:r>
         <w:rPr>
           <w:lang w:val="en_US" w:bidi="en_US"/>
@@ -7186,162 +6334,108 @@
         </w:rPr>
         <w:t xml:space="preserve"> This doxology (a short hymn of praise) has led some people to think that one original letter of Peter ended here and that another letter was later added to it. Doxologies in the New Testament do appear at the end of letters (</w:t>
       </w:r>
-      <w:hyperlink r:id="rId146">
-        <w:r>
-          <w:rPr>
-            <w:lang w:val="en_US" w:bidi="en_US"/>
-          </w:rPr>
-          <w:rPr>
-            <w:color w:val="0000EE"/>
-            <w:u w:val="single"/>
-          </w:rPr>
-          <w:t>Romans 16:25–27</w:t>
-        </w:r>
-      </w:hyperlink>
+      <w:r>
+        <w:rPr>
+          <w:lang w:val="en_US" w:bidi="en_US"/>
+        </w:rPr>
+        <w:t>Romans 16:25–27</w:t>
+      </w:r>
       <w:r>
         <w:rPr>
           <w:lang w:val="en_US" w:bidi="en_US"/>
         </w:rPr>
         <w:t xml:space="preserve">; </w:t>
       </w:r>
-      <w:hyperlink r:id="rId147">
-        <w:r>
-          <w:rPr>
-            <w:lang w:val="en_US" w:bidi="en_US"/>
-          </w:rPr>
-          <w:rPr>
-            <w:color w:val="0000EE"/>
-            <w:u w:val="single"/>
-          </w:rPr>
-          <w:t>Philippians 4:20</w:t>
-        </w:r>
-      </w:hyperlink>
+      <w:r>
+        <w:rPr>
+          <w:lang w:val="en_US" w:bidi="en_US"/>
+        </w:rPr>
+        <w:t>Philippians 4:20</w:t>
+      </w:r>
       <w:r>
         <w:rPr>
           <w:lang w:val="en_US" w:bidi="en_US"/>
         </w:rPr>
         <w:t xml:space="preserve">; </w:t>
       </w:r>
-      <w:hyperlink r:id="rId148">
-        <w:r>
-          <w:rPr>
-            <w:lang w:val="en_US" w:bidi="en_US"/>
-          </w:rPr>
-          <w:rPr>
-            <w:color w:val="0000EE"/>
-            <w:u w:val="single"/>
-          </w:rPr>
-          <w:t>Hebrews 13:21</w:t>
-        </w:r>
-      </w:hyperlink>
+      <w:r>
+        <w:rPr>
+          <w:lang w:val="en_US" w:bidi="en_US"/>
+        </w:rPr>
+        <w:t>Hebrews 13:21</w:t>
+      </w:r>
       <w:r>
         <w:rPr>
           <w:lang w:val="en_US" w:bidi="en_US"/>
         </w:rPr>
         <w:t xml:space="preserve">; </w:t>
       </w:r>
-      <w:hyperlink r:id="rId149">
-        <w:r>
-          <w:rPr>
-            <w:lang w:val="en_US" w:bidi="en_US"/>
-          </w:rPr>
-          <w:rPr>
-            <w:color w:val="0000EE"/>
-            <w:u w:val="single"/>
-          </w:rPr>
-          <w:t>2 Peter 3:18</w:t>
-        </w:r>
-      </w:hyperlink>
+      <w:r>
+        <w:rPr>
+          <w:lang w:val="en_US" w:bidi="en_US"/>
+        </w:rPr>
+        <w:t>2 Peter 3:18</w:t>
+      </w:r>
       <w:r>
         <w:rPr>
           <w:lang w:val="en_US" w:bidi="en_US"/>
         </w:rPr>
         <w:t xml:space="preserve">; </w:t>
       </w:r>
-      <w:hyperlink r:id="rId150">
-        <w:r>
-          <w:rPr>
-            <w:lang w:val="en_US" w:bidi="en_US"/>
-          </w:rPr>
-          <w:rPr>
-            <w:color w:val="0000EE"/>
-            <w:u w:val="single"/>
-          </w:rPr>
-          <w:t>Jude 1:24–25</w:t>
-        </w:r>
-      </w:hyperlink>
+      <w:r>
+        <w:rPr>
+          <w:lang w:val="en_US" w:bidi="en_US"/>
+        </w:rPr>
+        <w:t>Jude 1:24–25</w:t>
+      </w:r>
       <w:r>
         <w:rPr>
           <w:lang w:val="en_US" w:bidi="en_US"/>
         </w:rPr>
         <w:t>). Doxologies also appear at the end of major sections within letters (</w:t>
       </w:r>
-      <w:hyperlink r:id="rId151">
-        <w:r>
-          <w:rPr>
-            <w:lang w:val="en_US" w:bidi="en_US"/>
-          </w:rPr>
-          <w:rPr>
-            <w:color w:val="0000EE"/>
-            <w:u w:val="single"/>
-          </w:rPr>
-          <w:t>Romans 11:36</w:t>
-        </w:r>
-      </w:hyperlink>
+      <w:r>
+        <w:rPr>
+          <w:lang w:val="en_US" w:bidi="en_US"/>
+        </w:rPr>
+        <w:t>Romans 11:36</w:t>
+      </w:r>
       <w:r>
         <w:rPr>
           <w:lang w:val="en_US" w:bidi="en_US"/>
         </w:rPr>
         <w:t xml:space="preserve">; </w:t>
       </w:r>
-      <w:hyperlink r:id="rId152">
-        <w:r>
-          <w:rPr>
-            <w:lang w:val="en_US" w:bidi="en_US"/>
-          </w:rPr>
-          <w:rPr>
-            <w:color w:val="0000EE"/>
-            <w:u w:val="single"/>
-          </w:rPr>
-          <w:t>Galatians 1:5</w:t>
-        </w:r>
-      </w:hyperlink>
+      <w:r>
+        <w:rPr>
+          <w:lang w:val="en_US" w:bidi="en_US"/>
+        </w:rPr>
+        <w:t>Galatians 1:5</w:t>
+      </w:r>
       <w:r>
         <w:rPr>
           <w:lang w:val="en_US" w:bidi="en_US"/>
         </w:rPr>
         <w:t xml:space="preserve">; </w:t>
       </w:r>
-      <w:hyperlink r:id="rId153">
-        <w:r>
-          <w:rPr>
-            <w:lang w:val="en_US" w:bidi="en_US"/>
-          </w:rPr>
-          <w:rPr>
-            <w:color w:val="0000EE"/>
-            <w:u w:val="single"/>
-          </w:rPr>
-          <w:t>Ephesians 3:21</w:t>
-        </w:r>
-      </w:hyperlink>
+      <w:r>
+        <w:rPr>
+          <w:lang w:val="en_US" w:bidi="en_US"/>
+        </w:rPr>
+        <w:t>Ephesians 3:21</w:t>
+      </w:r>
       <w:r>
         <w:rPr>
           <w:lang w:val="en_US" w:bidi="en_US"/>
         </w:rPr>
         <w:t xml:space="preserve">; </w:t>
       </w:r>
-      <w:hyperlink r:id="rId154">
-        <w:r>
-          <w:rPr>
-            <w:lang w:val="en_US" w:bidi="en_US"/>
-          </w:rPr>
-          <w:rPr>
-            <w:color w:val="0000EE"/>
-            <w:u w:val="single"/>
-          </w:rPr>
-          <w:t>1 Timothy 1:17</w:t>
-        </w:r>
-      </w:hyperlink>
+      <w:r>
+        <w:rPr>
+          <w:lang w:val="en_US" w:bidi="en_US"/>
+        </w:rPr>
+        <w:t>1 Timothy 1:17</w:t>
+      </w:r>
       <w:r>
         <w:rPr>
           <w:lang w:val="en_US" w:bidi="en_US"/>
@@ -7417,72 +6511,48 @@
         </w:rPr>
         <w:t xml:space="preserve">: Christians, especially those trying to live in a way that pleases God, should expect hostility from this world that is full of sin (see </w:t>
       </w:r>
-      <w:hyperlink r:id="rId155">
-        <w:r>
-          <w:rPr>
-            <w:lang w:val="en_US" w:bidi="en_US"/>
-          </w:rPr>
-          <w:rPr>
-            <w:color w:val="0000EE"/>
-            <w:u w:val="single"/>
-          </w:rPr>
-          <w:t>John 16:33</w:t>
-        </w:r>
-      </w:hyperlink>
+      <w:r>
+        <w:rPr>
+          <w:lang w:val="en_US" w:bidi="en_US"/>
+        </w:rPr>
+        <w:t>John 16:33</w:t>
+      </w:r>
       <w:r>
         <w:rPr>
           <w:lang w:val="en_US" w:bidi="en_US"/>
         </w:rPr>
         <w:t xml:space="preserve">; </w:t>
       </w:r>
-      <w:hyperlink r:id="rId156">
-        <w:r>
-          <w:rPr>
-            <w:lang w:val="en_US" w:bidi="en_US"/>
-          </w:rPr>
-          <w:rPr>
-            <w:color w:val="0000EE"/>
-            <w:u w:val="single"/>
-          </w:rPr>
-          <w:t>Acts 14:22</w:t>
-        </w:r>
-      </w:hyperlink>
+      <w:r>
+        <w:rPr>
+          <w:lang w:val="en_US" w:bidi="en_US"/>
+        </w:rPr>
+        <w:t>Acts 14:22</w:t>
+      </w:r>
       <w:r>
         <w:rPr>
           <w:lang w:val="en_US" w:bidi="en_US"/>
         </w:rPr>
         <w:t xml:space="preserve">; </w:t>
       </w:r>
-      <w:hyperlink r:id="rId131">
-        <w:r>
-          <w:rPr>
-            <w:lang w:val="en_US" w:bidi="en_US"/>
-          </w:rPr>
-          <w:rPr>
-            <w:color w:val="0000EE"/>
-            <w:u w:val="single"/>
-          </w:rPr>
-          <w:t>Romans 8:17</w:t>
-        </w:r>
-      </w:hyperlink>
+      <w:r>
+        <w:rPr>
+          <w:lang w:val="en_US" w:bidi="en_US"/>
+        </w:rPr>
+        <w:t>Romans 8:17</w:t>
+      </w:r>
       <w:r>
         <w:rPr>
           <w:lang w:val="en_US" w:bidi="en_US"/>
         </w:rPr>
         <w:t xml:space="preserve">; </w:t>
       </w:r>
-      <w:hyperlink r:id="rId157">
-        <w:r>
-          <w:rPr>
-            <w:lang w:val="en_US" w:bidi="en_US"/>
-          </w:rPr>
-          <w:rPr>
-            <w:color w:val="0000EE"/>
-            <w:u w:val="single"/>
-          </w:rPr>
-          <w:t>Philippians 1:29</w:t>
-        </w:r>
-      </w:hyperlink>
+      <w:r>
+        <w:rPr>
+          <w:lang w:val="en_US" w:bidi="en_US"/>
+        </w:rPr>
+        <w:t>Philippians 1:29</w:t>
+      </w:r>
       <w:r>
         <w:rPr>
           <w:lang w:val="en_US" w:bidi="en_US"/>
@@ -7585,18 +6655,12 @@
         </w:rPr>
         <w:t xml:space="preserve">Christians are called to suffer with Christ in order to be glorified with him (see also </w:t>
       </w:r>
-      <w:hyperlink r:id="rId131">
-        <w:r>
-          <w:rPr>
-            <w:lang w:val="en_US" w:bidi="en_US"/>
-          </w:rPr>
-          <w:rPr>
-            <w:color w:val="0000EE"/>
-            <w:u w:val="single"/>
-          </w:rPr>
-          <w:t>Romans 8:17</w:t>
-        </w:r>
-      </w:hyperlink>
+      <w:r>
+        <w:rPr>
+          <w:lang w:val="en_US" w:bidi="en_US"/>
+        </w:rPr>
+        <w:t>Romans 8:17</w:t>
+      </w:r>
       <w:r>
         <w:rPr>
           <w:lang w:val="en_US" w:bidi="en_US"/>
@@ -7678,18 +6742,12 @@
         </w:rPr>
         <w:t xml:space="preserve">): This verse reflects the teaching of Jesus in </w:t>
       </w:r>
-      <w:hyperlink r:id="rId158">
-        <w:r>
-          <w:rPr>
-            <w:lang w:val="en_US" w:bidi="en_US"/>
-          </w:rPr>
-          <w:rPr>
-            <w:color w:val="0000EE"/>
-            <w:u w:val="single"/>
-          </w:rPr>
-          <w:t>Matthew 5:11–12</w:t>
-        </w:r>
-      </w:hyperlink>
+      <w:r>
+        <w:rPr>
+          <w:lang w:val="en_US" w:bidi="en_US"/>
+        </w:rPr>
+        <w:t>Matthew 5:11–12</w:t>
+      </w:r>
       <w:r>
         <w:rPr>
           <w:lang w:val="en_US" w:bidi="en_US"/>
@@ -7757,18 +6815,12 @@
         </w:rPr>
         <w:t xml:space="preserve">(compare </w:t>
       </w:r>
-      <w:hyperlink r:id="rId159">
-        <w:r>
-          <w:rPr>
-            <w:lang w:val="en_US" w:bidi="en_US"/>
-          </w:rPr>
-          <w:rPr>
-            <w:color w:val="0000EE"/>
-            <w:u w:val="single"/>
-          </w:rPr>
-          <w:t>Acts 11:26</w:t>
-        </w:r>
-      </w:hyperlink>
+      <w:r>
+        <w:rPr>
+          <w:lang w:val="en_US" w:bidi="en_US"/>
+        </w:rPr>
+        <w:t>Acts 11:26</w:t>
+      </w:r>
       <w:r>
         <w:rPr>
           <w:lang w:val="en_US" w:bidi="en_US"/>
@@ -7823,54 +6875,36 @@
         </w:rPr>
         <w:t>God’s judgment is often described as beginning with God’s own household, meaning his people. This judgment serves to purify them (</w:t>
       </w:r>
-      <w:hyperlink r:id="rId160">
-        <w:r>
-          <w:rPr>
-            <w:lang w:val="en_US" w:bidi="en_US"/>
-          </w:rPr>
-          <w:rPr>
-            <w:color w:val="0000EE"/>
-            <w:u w:val="single"/>
-          </w:rPr>
-          <w:t>Jeremiah 25:29</w:t>
-        </w:r>
-      </w:hyperlink>
+      <w:r>
+        <w:rPr>
+          <w:lang w:val="en_US" w:bidi="en_US"/>
+        </w:rPr>
+        <w:t>Jeremiah 25:29</w:t>
+      </w:r>
       <w:r>
         <w:rPr>
           <w:lang w:val="en_US" w:bidi="en_US"/>
         </w:rPr>
         <w:t xml:space="preserve">; </w:t>
       </w:r>
-      <w:hyperlink r:id="rId161">
-        <w:r>
-          <w:rPr>
-            <w:lang w:val="en_US" w:bidi="en_US"/>
-          </w:rPr>
-          <w:rPr>
-            <w:color w:val="0000EE"/>
-            <w:u w:val="single"/>
-          </w:rPr>
-          <w:t>Ezekiel 9:5–6</w:t>
-        </w:r>
-      </w:hyperlink>
+      <w:r>
+        <w:rPr>
+          <w:lang w:val="en_US" w:bidi="en_US"/>
+        </w:rPr>
+        <w:t>Ezekiel 9:5–6</w:t>
+      </w:r>
       <w:r>
         <w:rPr>
           <w:lang w:val="en_US" w:bidi="en_US"/>
         </w:rPr>
         <w:t xml:space="preserve">; </w:t>
       </w:r>
-      <w:hyperlink r:id="rId162">
-        <w:r>
-          <w:rPr>
-            <w:lang w:val="en_US" w:bidi="en_US"/>
-          </w:rPr>
-          <w:rPr>
-            <w:color w:val="0000EE"/>
-            <w:u w:val="single"/>
-          </w:rPr>
-          <w:t>Malachi 3:1–6</w:t>
-        </w:r>
-      </w:hyperlink>
+      <w:r>
+        <w:rPr>
+          <w:lang w:val="en_US" w:bidi="en_US"/>
+        </w:rPr>
+        <w:t>Malachi 3:1–6</w:t>
+      </w:r>
       <w:r>
         <w:rPr>
           <w:lang w:val="en_US" w:bidi="en_US"/>
@@ -7925,90 +6959,60 @@
         </w:rPr>
         <w:t xml:space="preserve">Elders were the spiritual leaders of the early churches (see also </w:t>
       </w:r>
-      <w:hyperlink r:id="rId163">
-        <w:r>
-          <w:rPr>
-            <w:lang w:val="en_US" w:bidi="en_US"/>
-          </w:rPr>
-          <w:rPr>
-            <w:color w:val="0000EE"/>
-            <w:u w:val="single"/>
-          </w:rPr>
-          <w:t>Acts 14:23</w:t>
-        </w:r>
-      </w:hyperlink>
+      <w:r>
+        <w:rPr>
+          <w:lang w:val="en_US" w:bidi="en_US"/>
+        </w:rPr>
+        <w:t>Acts 14:23</w:t>
+      </w:r>
       <w:r>
         <w:rPr>
           <w:lang w:val="en_US" w:bidi="en_US"/>
         </w:rPr>
         <w:t xml:space="preserve">; </w:t>
       </w:r>
-      <w:hyperlink r:id="rId164">
-        <w:r>
-          <w:rPr>
-            <w:lang w:val="en_US" w:bidi="en_US"/>
-          </w:rPr>
-          <w:rPr>
-            <w:color w:val="0000EE"/>
-            <w:u w:val="single"/>
-          </w:rPr>
-          <w:t>20:17</w:t>
-        </w:r>
-      </w:hyperlink>
+      <w:r>
+        <w:rPr>
+          <w:lang w:val="en_US" w:bidi="en_US"/>
+        </w:rPr>
+        <w:t>20:17</w:t>
+      </w:r>
       <w:r>
         <w:rPr>
           <w:lang w:val="en_US" w:bidi="en_US"/>
         </w:rPr>
         <w:t xml:space="preserve">; </w:t>
       </w:r>
-      <w:hyperlink r:id="rId165">
-        <w:r>
-          <w:rPr>
-            <w:lang w:val="en_US" w:bidi="en_US"/>
-          </w:rPr>
-          <w:rPr>
-            <w:color w:val="0000EE"/>
-            <w:u w:val="single"/>
-          </w:rPr>
-          <w:t>1 Timothy 5:17–19</w:t>
-        </w:r>
-      </w:hyperlink>
+      <w:r>
+        <w:rPr>
+          <w:lang w:val="en_US" w:bidi="en_US"/>
+        </w:rPr>
+        <w:t>1 Timothy 5:17–19</w:t>
+      </w:r>
       <w:r>
         <w:rPr>
           <w:lang w:val="en_US" w:bidi="en_US"/>
         </w:rPr>
         <w:t xml:space="preserve">; </w:t>
       </w:r>
-      <w:hyperlink r:id="rId166">
-        <w:r>
-          <w:rPr>
-            <w:lang w:val="en_US" w:bidi="en_US"/>
-          </w:rPr>
-          <w:rPr>
-            <w:color w:val="0000EE"/>
-            <w:u w:val="single"/>
-          </w:rPr>
-          <w:t>Titus 1:5</w:t>
-        </w:r>
-      </w:hyperlink>
+      <w:r>
+        <w:rPr>
+          <w:lang w:val="en_US" w:bidi="en_US"/>
+        </w:rPr>
+        <w:t>Titus 1:5</w:t>
+      </w:r>
       <w:r>
         <w:rPr>
           <w:lang w:val="en_US" w:bidi="en_US"/>
         </w:rPr>
         <w:t xml:space="preserve">; </w:t>
       </w:r>
-      <w:hyperlink r:id="rId167">
-        <w:r>
-          <w:rPr>
-            <w:lang w:val="en_US" w:bidi="en_US"/>
-          </w:rPr>
-          <w:rPr>
-            <w:color w:val="0000EE"/>
-            <w:u w:val="single"/>
-          </w:rPr>
-          <w:t>James 5:14</w:t>
-        </w:r>
-      </w:hyperlink>
+      <w:r>
+        <w:rPr>
+          <w:lang w:val="en_US" w:bidi="en_US"/>
+        </w:rPr>
+        <w:t>James 5:14</w:t>
+      </w:r>
       <w:r>
         <w:rPr>
           <w:lang w:val="en_US" w:bidi="en_US"/>
@@ -8081,18 +7085,12 @@
         </w:rPr>
         <w:t>elders (</w:t>
       </w:r>
-      <w:hyperlink r:id="rId168">
-        <w:r>
-          <w:rPr>
-            <w:lang w:val="en_US" w:bidi="en_US"/>
-          </w:rPr>
-          <w:rPr>
-            <w:color w:val="0000EE"/>
-            <w:u w:val="single"/>
-          </w:rPr>
-          <w:t>5:1–4</w:t>
-        </w:r>
-      </w:hyperlink>
+      <w:r>
+        <w:rPr>
+          <w:lang w:val="en_US" w:bidi="en_US"/>
+        </w:rPr>
+        <w:t>5:1–4</w:t>
+      </w:r>
       <w:r>
         <w:rPr>
           <w:lang w:val="en_US" w:bidi="en_US"/>
@@ -8117,18 +7115,12 @@
         </w:rPr>
         <w:t>younger people (</w:t>
       </w:r>
-      <w:hyperlink r:id="rId169">
-        <w:r>
-          <w:rPr>
-            <w:lang w:val="en_US" w:bidi="en_US"/>
-          </w:rPr>
-          <w:rPr>
-            <w:color w:val="0000EE"/>
-            <w:u w:val="single"/>
-          </w:rPr>
-          <w:t>5:5</w:t>
-        </w:r>
-      </w:hyperlink>
+      <w:r>
+        <w:rPr>
+          <w:lang w:val="en_US" w:bidi="en_US"/>
+        </w:rPr>
+        <w:t>5:5</w:t>
+      </w:r>
       <w:r>
         <w:rPr>
           <w:lang w:val="en_US" w:bidi="en_US"/>
@@ -8153,18 +7145,12 @@
         </w:rPr>
         <w:t>the entire church (</w:t>
       </w:r>
-      <w:hyperlink r:id="rId170">
-        <w:r>
-          <w:rPr>
-            <w:lang w:val="en_US" w:bidi="en_US"/>
-          </w:rPr>
-          <w:rPr>
-            <w:color w:val="0000EE"/>
-            <w:u w:val="single"/>
-          </w:rPr>
-          <w:t>5:5–11</w:t>
-        </w:r>
-      </w:hyperlink>
+      <w:r>
+        <w:rPr>
+          <w:lang w:val="en_US" w:bidi="en_US"/>
+        </w:rPr>
+        <w:t>5:5–11</w:t>
+      </w:r>
       <w:r>
         <w:rPr>
           <w:lang w:val="en_US" w:bidi="en_US"/>
@@ -8185,18 +7171,12 @@
         </w:rPr>
         <w:t>He then gives final greetings and ends the letter (</w:t>
       </w:r>
-      <w:hyperlink r:id="rId171">
-        <w:r>
-          <w:rPr>
-            <w:lang w:val="en_US" w:bidi="en_US"/>
-          </w:rPr>
-          <w:rPr>
-            <w:color w:val="0000EE"/>
-            <w:u w:val="single"/>
-          </w:rPr>
-          <w:t>5:12–14</w:t>
-        </w:r>
-      </w:hyperlink>
+      <w:r>
+        <w:rPr>
+          <w:lang w:val="en_US" w:bidi="en_US"/>
+        </w:rPr>
+        <w:t>5:12–14</w:t>
+      </w:r>
       <w:r>
         <w:rPr>
           <w:lang w:val="en_US" w:bidi="en_US"/>
@@ -8326,18 +7306,12 @@
         </w:rPr>
         <w:t xml:space="preserve">: This might refer to a group of ministers who were still learning or who helped the elders in different ways. However, it most likely refers simply to the younger people in the church (see, for example, </w:t>
       </w:r>
-      <w:hyperlink r:id="rId172">
-        <w:r>
-          <w:rPr>
-            <w:lang w:val="en_US" w:bidi="en_US"/>
-          </w:rPr>
-          <w:rPr>
-            <w:color w:val="0000EE"/>
-            <w:u w:val="single"/>
-          </w:rPr>
-          <w:t>1 John 2:12–14</w:t>
-        </w:r>
-      </w:hyperlink>
+      <w:r>
+        <w:rPr>
+          <w:lang w:val="en_US" w:bidi="en_US"/>
+        </w:rPr>
+        <w:t>1 John 2:12–14</w:t>
+      </w:r>
       <w:r>
         <w:rPr>
           <w:lang w:val="en_US" w:bidi="en_US"/>
@@ -8496,54 +7470,36 @@
         </w:rPr>
         <w:t xml:space="preserve">: Sufferings in this life may seem to never end, but they last only a short time when compared with the eternal glory believers will share with God (compare </w:t>
       </w:r>
-      <w:hyperlink r:id="rId115">
-        <w:r>
-          <w:rPr>
-            <w:lang w:val="en_US" w:bidi="en_US"/>
-          </w:rPr>
-          <w:rPr>
-            <w:color w:val="0000EE"/>
-            <w:u w:val="single"/>
-          </w:rPr>
-          <w:t>1:6</w:t>
-        </w:r>
-      </w:hyperlink>
+      <w:r>
+        <w:rPr>
+          <w:lang w:val="en_US" w:bidi="en_US"/>
+        </w:rPr>
+        <w:t>1:6</w:t>
+      </w:r>
       <w:r>
         <w:rPr>
           <w:lang w:val="en_US" w:bidi="en_US"/>
         </w:rPr>
         <w:t xml:space="preserve">; </w:t>
       </w:r>
-      <w:hyperlink r:id="rId173">
-        <w:r>
-          <w:rPr>
-            <w:lang w:val="en_US" w:bidi="en_US"/>
-          </w:rPr>
-          <w:rPr>
-            <w:color w:val="0000EE"/>
-            <w:u w:val="single"/>
-          </w:rPr>
-          <w:t>Romans 8:18</w:t>
-        </w:r>
-      </w:hyperlink>
+      <w:r>
+        <w:rPr>
+          <w:lang w:val="en_US" w:bidi="en_US"/>
+        </w:rPr>
+        <w:t>Romans 8:18</w:t>
+      </w:r>
       <w:r>
         <w:rPr>
           <w:lang w:val="en_US" w:bidi="en_US"/>
         </w:rPr>
         <w:t xml:space="preserve">; </w:t>
       </w:r>
-      <w:hyperlink r:id="rId174">
-        <w:r>
-          <w:rPr>
-            <w:lang w:val="en_US" w:bidi="en_US"/>
-          </w:rPr>
-          <w:rPr>
-            <w:color w:val="0000EE"/>
-            <w:u w:val="single"/>
-          </w:rPr>
-          <w:t>2 Corinthians 4:16–18</w:t>
-        </w:r>
-      </w:hyperlink>
+      <w:r>
+        <w:rPr>
+          <w:lang w:val="en_US" w:bidi="en_US"/>
+        </w:rPr>
+        <w:t>2 Corinthians 4:16–18</w:t>
+      </w:r>
       <w:r>
         <w:rPr>
           <w:lang w:val="en_US" w:bidi="en_US"/>
@@ -8660,144 +7616,96 @@
         </w:rPr>
         <w:t>: Silvanus is also known by the shorter name Silas. Both names refer to the same individual. He was a close colleague of Paul after the council in Jerusalem (</w:t>
       </w:r>
-      <w:hyperlink r:id="rId175">
-        <w:r>
-          <w:rPr>
-            <w:lang w:val="en_US" w:bidi="en_US"/>
-          </w:rPr>
-          <w:rPr>
-            <w:color w:val="0000EE"/>
-            <w:u w:val="single"/>
-          </w:rPr>
-          <w:t>Acts 15:40</w:t>
-        </w:r>
-      </w:hyperlink>
+      <w:r>
+        <w:rPr>
+          <w:lang w:val="en_US" w:bidi="en_US"/>
+        </w:rPr>
+        <w:t>Acts 15:40</w:t>
+      </w:r>
       <w:r>
         <w:rPr>
           <w:lang w:val="en_US" w:bidi="en_US"/>
         </w:rPr>
         <w:t xml:space="preserve">; </w:t>
       </w:r>
-      <w:hyperlink r:id="rId176">
-        <w:r>
-          <w:rPr>
-            <w:lang w:val="en_US" w:bidi="en_US"/>
-          </w:rPr>
-          <w:rPr>
-            <w:color w:val="0000EE"/>
-            <w:u w:val="single"/>
-          </w:rPr>
-          <w:t>16:19</w:t>
-        </w:r>
-      </w:hyperlink>
+      <w:r>
+        <w:rPr>
+          <w:lang w:val="en_US" w:bidi="en_US"/>
+        </w:rPr>
+        <w:t>16:19</w:t>
+      </w:r>
       <w:r>
         <w:rPr>
           <w:lang w:val="en_US" w:bidi="en_US"/>
         </w:rPr>
         <w:t xml:space="preserve">; </w:t>
       </w:r>
-      <w:hyperlink r:id="rId177">
-        <w:r>
-          <w:rPr>
-            <w:lang w:val="en_US" w:bidi="en_US"/>
-          </w:rPr>
-          <w:rPr>
-            <w:color w:val="0000EE"/>
-            <w:u w:val="single"/>
-          </w:rPr>
-          <w:t>17:10</w:t>
-        </w:r>
-      </w:hyperlink>
+      <w:r>
+        <w:rPr>
+          <w:lang w:val="en_US" w:bidi="en_US"/>
+        </w:rPr>
+        <w:t>17:10</w:t>
+      </w:r>
       <w:r>
         <w:rPr>
           <w:lang w:val="en_US" w:bidi="en_US"/>
         </w:rPr>
         <w:t xml:space="preserve">, </w:t>
       </w:r>
-      <w:hyperlink r:id="rId178">
-        <w:r>
-          <w:rPr>
-            <w:lang w:val="en_US" w:bidi="en_US"/>
-          </w:rPr>
-          <w:rPr>
-            <w:color w:val="0000EE"/>
-            <w:u w:val="single"/>
-          </w:rPr>
-          <w:t>14–15</w:t>
-        </w:r>
-      </w:hyperlink>
+      <w:r>
+        <w:rPr>
+          <w:lang w:val="en_US" w:bidi="en_US"/>
+        </w:rPr>
+        <w:t>14–15</w:t>
+      </w:r>
       <w:r>
         <w:rPr>
           <w:lang w:val="en_US" w:bidi="en_US"/>
         </w:rPr>
         <w:t xml:space="preserve">; </w:t>
       </w:r>
-      <w:hyperlink r:id="rId179">
-        <w:r>
-          <w:rPr>
-            <w:lang w:val="en_US" w:bidi="en_US"/>
-          </w:rPr>
-          <w:rPr>
-            <w:color w:val="0000EE"/>
-            <w:u w:val="single"/>
-          </w:rPr>
-          <w:t>18:5</w:t>
-        </w:r>
-      </w:hyperlink>
+      <w:r>
+        <w:rPr>
+          <w:lang w:val="en_US" w:bidi="en_US"/>
+        </w:rPr>
+        <w:t>18:5</w:t>
+      </w:r>
       <w:r>
         <w:rPr>
           <w:lang w:val="en_US" w:bidi="en_US"/>
         </w:rPr>
         <w:t xml:space="preserve">; </w:t>
       </w:r>
-      <w:hyperlink r:id="rId180">
-        <w:r>
-          <w:rPr>
-            <w:lang w:val="en_US" w:bidi="en_US"/>
-          </w:rPr>
-          <w:rPr>
-            <w:color w:val="0000EE"/>
-            <w:u w:val="single"/>
-          </w:rPr>
-          <w:t>2 Corinthians 1:19</w:t>
-        </w:r>
-      </w:hyperlink>
+      <w:r>
+        <w:rPr>
+          <w:lang w:val="en_US" w:bidi="en_US"/>
+        </w:rPr>
+        <w:t>2 Corinthians 1:19</w:t>
+      </w:r>
       <w:r>
         <w:rPr>
           <w:lang w:val="en_US" w:bidi="en_US"/>
         </w:rPr>
         <w:t xml:space="preserve">; </w:t>
       </w:r>
-      <w:hyperlink r:id="rId181">
-        <w:r>
-          <w:rPr>
-            <w:lang w:val="en_US" w:bidi="en_US"/>
-          </w:rPr>
-          <w:rPr>
-            <w:color w:val="0000EE"/>
-            <w:u w:val="single"/>
-          </w:rPr>
-          <w:t>1 Thessalonians 1:1</w:t>
-        </w:r>
-      </w:hyperlink>
+      <w:r>
+        <w:rPr>
+          <w:lang w:val="en_US" w:bidi="en_US"/>
+        </w:rPr>
+        <w:t>1 Thessalonians 1:1</w:t>
+      </w:r>
       <w:r>
         <w:rPr>
           <w:lang w:val="en_US" w:bidi="en_US"/>
         </w:rPr>
         <w:t xml:space="preserve">; </w:t>
       </w:r>
-      <w:hyperlink r:id="rId182">
-        <w:r>
-          <w:rPr>
-            <w:lang w:val="en_US" w:bidi="en_US"/>
-          </w:rPr>
-          <w:rPr>
-            <w:color w:val="0000EE"/>
-            <w:u w:val="single"/>
-          </w:rPr>
-          <w:t>2 Thessalonians 1:1</w:t>
-        </w:r>
-      </w:hyperlink>
+      <w:r>
+        <w:rPr>
+          <w:lang w:val="en_US" w:bidi="en_US"/>
+        </w:rPr>
+        <w:t>2 Thessalonians 1:1</w:t>
+      </w:r>
       <w:r>
         <w:rPr>
           <w:lang w:val="en_US" w:bidi="en_US"/>
@@ -8811,18 +7719,12 @@
         </w:rPr>
         <w:t>We do not know how Silvanus later joined Peter in Rome. He may have traveled with Paul or followed him at a later time (</w:t>
       </w:r>
-      <w:hyperlink r:id="rId183">
-        <w:r>
-          <w:rPr>
-            <w:lang w:val="en_US" w:bidi="en_US"/>
-          </w:rPr>
-          <w:rPr>
-            <w:color w:val="0000EE"/>
-            <w:u w:val="single"/>
-          </w:rPr>
-          <w:t>Acts 27:1–28:31</w:t>
-        </w:r>
-      </w:hyperlink>
+      <w:r>
+        <w:rPr>
+          <w:lang w:val="en_US" w:bidi="en_US"/>
+        </w:rPr>
+        <w:t>Acts 27:1–28:31</w:t>
+      </w:r>
       <w:r>
         <w:rPr>
           <w:lang w:val="en_US" w:bidi="en_US"/>
